--- a/synopsis.docx
+++ b/synopsis.docx
@@ -19,7 +19,7 @@
     </w:p>
     <w:p>
       <w:pPr>
-        <w:spacing w:after="200"/>
+        <w:spacing w:after="160"/>
         <w:jc w:val="center"/>
       </w:pPr>
       <w:r>
@@ -34,16 +34,16 @@
     </w:p>
     <w:p>
       <w:pPr>
-        <w:spacing w:after="280"/>
+        <w:spacing w:after="240"/>
         <w:jc w:val="center"/>
       </w:pPr>
       <w:r>
         <w:rPr>
           <w:rFonts w:ascii="Aptos" w:hAnsi="Aptos"/>
-          <w:color w:val="646464"/>
+          <w:color w:val="5F5F5F"/>
           <w:sz w:val="19"/>
         </w:rPr>
-        <w:t>Wipro SDET Playwright Training | Generated from code in Day1 and Day2 folders</w:t>
+        <w:t>Updated with Day2 practice questions and browser login practice</w:t>
       </w:r>
     </w:p>
     <w:tbl>
@@ -61,7 +61,7 @@
         </w:tblBorders>
       </w:tblPr>
       <w:tblGrid>
-        <w:gridCol w:w="10080"/>
+        <w:gridCol w:w="10166"/>
       </w:tblGrid>
       <w:tr>
         <w:trPr>
@@ -69,13 +69,13 @@
         </w:trPr>
         <w:tc>
           <w:tcPr>
-            <w:tcW w:type="dxa" w:w="10080"/>
+            <w:tcW w:type="dxa" w:w="10166"/>
             <w:shd w:fill="EAF3FB"/>
             <w:vAlign w:val="center"/>
           </w:tcPr>
           <w:p>
             <w:pPr>
-              <w:spacing w:after="0" w:line="259" w:lineRule="auto"/>
+              <w:spacing w:after="0" w:line="254" w:lineRule="auto"/>
             </w:pPr>
             <w:r/>
             <w:r>
@@ -83,7 +83,7 @@
                 <w:rFonts w:ascii="Aptos" w:hAnsi="Aptos"/>
                 <w:b/>
                 <w:color w:val="1F4E79"/>
-                <w:sz w:val="21"/>
+                <w:sz w:val="20"/>
               </w:rPr>
               <w:t xml:space="preserve">Overall learning summary: </w:t>
             </w:r>
@@ -91,9 +91,9 @@
               <w:rPr>
                 <w:rFonts w:ascii="Aptos" w:hAnsi="Aptos"/>
                 <w:color w:val="222222"/>
-                <w:sz w:val="21"/>
+                <w:sz w:val="20"/>
               </w:rPr>
-              <w:t>Across these two days, I practiced JavaScript basics through small programs: variables, strings, operators, conditions, functions, arrays, type conversion, random numbers, and simple browser interaction with HTML input and button events.</w:t>
+              <w:t>I practiced JavaScript fundamentals, then extended them into array-based problem solving and browser interaction. The updated Day2 work includes template literals, arrow functions, filter/map/reduce, random numbers, type conversion, splice, HTML forms, CSS styling, DOM input reading, authentication logic, alerts, and page navigation.</w:t>
             </w:r>
           </w:p>
         </w:tc>
@@ -101,13 +101,8 @@
     </w:tbl>
     <w:p>
       <w:pPr>
-        <w:spacing w:after="40"/>
-      </w:pPr>
-    </w:p>
-    <w:p>
-      <w:pPr>
         <w:pStyle w:val="Heading1"/>
-        <w:spacing w:before="240" w:after="100"/>
+        <w:spacing w:before="240" w:after="80"/>
       </w:pPr>
       <w:r>
         <w:rPr>
@@ -116,7 +111,7 @@
           <w:color w:val="1F4E79"/>
           <w:sz w:val="32"/>
         </w:rPr>
-        <w:t>Topic Map</w:t>
+        <w:t>Updated Topic Map</w:t>
       </w:r>
     </w:p>
     <w:tbl>
@@ -135,10 +130,10 @@
         </w:tblBorders>
       </w:tblPr>
       <w:tblGrid>
-        <w:gridCol w:w="2520"/>
-        <w:gridCol w:w="2520"/>
-        <w:gridCol w:w="2520"/>
-        <w:gridCol w:w="2520"/>
+        <w:gridCol w:w="2541"/>
+        <w:gridCol w:w="2541"/>
+        <w:gridCol w:w="2541"/>
+        <w:gridCol w:w="2541"/>
       </w:tblGrid>
       <w:tr>
         <w:trPr>
@@ -146,13 +141,13 @@
         </w:trPr>
         <w:tc>
           <w:tcPr>
-            <w:tcW w:type="dxa" w:w="900"/>
+            <w:tcW w:type="dxa" w:w="1350"/>
             <w:shd w:fill="1F4E79"/>
             <w:vAlign w:val="center"/>
           </w:tcPr>
           <w:p>
             <w:pPr>
-              <w:spacing w:after="0" w:line="252" w:lineRule="auto"/>
+              <w:spacing w:after="0" w:line="250" w:lineRule="auto"/>
             </w:pPr>
             <w:r/>
             <w:r>
@@ -160,21 +155,21 @@
                 <w:rFonts w:ascii="Aptos" w:hAnsi="Aptos"/>
                 <w:b/>
                 <w:color w:val="FFFFFF"/>
-                <w:sz w:val="19"/>
+                <w:sz w:val="18"/>
               </w:rPr>
-              <w:t>Day</w:t>
+              <w:t>Day / Area</w:t>
             </w:r>
           </w:p>
         </w:tc>
         <w:tc>
           <w:tcPr>
-            <w:tcW w:type="dxa" w:w="1800"/>
+            <w:tcW w:type="dxa" w:w="2050"/>
             <w:shd w:fill="1F4E79"/>
             <w:vAlign w:val="center"/>
           </w:tcPr>
           <w:p>
             <w:pPr>
-              <w:spacing w:after="0" w:line="252" w:lineRule="auto"/>
+              <w:spacing w:after="0" w:line="250" w:lineRule="auto"/>
             </w:pPr>
             <w:r/>
             <w:r>
@@ -182,7 +177,7 @@
                 <w:rFonts w:ascii="Aptos" w:hAnsi="Aptos"/>
                 <w:b/>
                 <w:color w:val="FFFFFF"/>
-                <w:sz w:val="19"/>
+                <w:sz w:val="18"/>
               </w:rPr>
               <w:t>Files</w:t>
             </w:r>
@@ -190,13 +185,13 @@
         </w:tc>
         <w:tc>
           <w:tcPr>
-            <w:tcW w:type="dxa" w:w="2500"/>
+            <w:tcW w:type="dxa" w:w="3200"/>
             <w:shd w:fill="1F4E79"/>
             <w:vAlign w:val="center"/>
           </w:tcPr>
           <w:p>
             <w:pPr>
-              <w:spacing w:after="0" w:line="252" w:lineRule="auto"/>
+              <w:spacing w:after="0" w:line="250" w:lineRule="auto"/>
             </w:pPr>
             <w:r/>
             <w:r>
@@ -204,21 +199,21 @@
                 <w:rFonts w:ascii="Aptos" w:hAnsi="Aptos"/>
                 <w:b/>
                 <w:color w:val="FFFFFF"/>
-                <w:sz w:val="19"/>
+                <w:sz w:val="18"/>
               </w:rPr>
-              <w:t>Main concepts</w:t>
+              <w:t>Topics learned</w:t>
             </w:r>
           </w:p>
         </w:tc>
         <w:tc>
           <w:tcPr>
-            <w:tcW w:type="dxa" w:w="4200"/>
+            <w:tcW w:type="dxa" w:w="3000"/>
             <w:shd w:fill="1F4E79"/>
             <w:vAlign w:val="center"/>
           </w:tcPr>
           <w:p>
             <w:pPr>
-              <w:spacing w:after="0" w:line="252" w:lineRule="auto"/>
+              <w:spacing w:after="0" w:line="250" w:lineRule="auto"/>
             </w:pPr>
             <w:r/>
             <w:r>
@@ -226,9 +221,9 @@
                 <w:rFonts w:ascii="Aptos" w:hAnsi="Aptos"/>
                 <w:b/>
                 <w:color w:val="FFFFFF"/>
-                <w:sz w:val="19"/>
+                <w:sz w:val="18"/>
               </w:rPr>
-              <w:t>What I practiced</w:t>
+              <w:t>Practice outcome</w:t>
             </w:r>
           </w:p>
         </w:tc>
@@ -236,12 +231,12 @@
       <w:tr>
         <w:tc>
           <w:tcPr>
-            <w:tcW w:type="dxa" w:w="900"/>
+            <w:tcW w:type="dxa" w:w="1350"/>
             <w:vAlign w:val="center"/>
           </w:tcPr>
           <w:p>
             <w:pPr>
-              <w:spacing w:after="0" w:line="252" w:lineRule="auto"/>
+              <w:spacing w:after="0" w:line="250" w:lineRule="auto"/>
             </w:pPr>
             <w:r/>
             <w:r>
@@ -249,20 +244,20 @@
                 <w:rFonts w:ascii="Aptos" w:hAnsi="Aptos"/>
                 <w:b/>
                 <w:color w:val="222222"/>
-                <w:sz w:val="18"/>
+                <w:sz w:val="17"/>
               </w:rPr>
-              <w:t>Day 1</w:t>
+              <w:t>Day 1 basics</w:t>
             </w:r>
           </w:p>
         </w:tc>
         <w:tc>
           <w:tcPr>
-            <w:tcW w:type="dxa" w:w="1800"/>
+            <w:tcW w:type="dxa" w:w="2050"/>
             <w:vAlign w:val="center"/>
           </w:tcPr>
           <w:p>
             <w:pPr>
-              <w:spacing w:after="0" w:line="252" w:lineRule="auto"/>
+              <w:spacing w:after="0" w:line="250" w:lineRule="auto"/>
             </w:pPr>
             <w:r/>
             <w:r>
@@ -270,7 +265,7 @@
                 <w:rFonts w:ascii="Aptos" w:hAnsi="Aptos"/>
                 <w:b w:val="0"/>
                 <w:color w:val="222222"/>
-                <w:sz w:val="18"/>
+                <w:sz w:val="17"/>
               </w:rPr>
               <w:t>index.js</w:t>
               <w:br/>
@@ -286,12 +281,12 @@
         </w:tc>
         <w:tc>
           <w:tcPr>
-            <w:tcW w:type="dxa" w:w="2500"/>
+            <w:tcW w:type="dxa" w:w="3200"/>
             <w:vAlign w:val="center"/>
           </w:tcPr>
           <w:p>
             <w:pPr>
-              <w:spacing w:after="0" w:line="252" w:lineRule="auto"/>
+              <w:spacing w:after="0" w:line="250" w:lineRule="auto"/>
             </w:pPr>
             <w:r/>
             <w:r>
@@ -299,20 +294,20 @@
                 <w:rFonts w:ascii="Aptos" w:hAnsi="Aptos"/>
                 <w:b w:val="0"/>
                 <w:color w:val="222222"/>
-                <w:sz w:val="18"/>
+                <w:sz w:val="17"/>
               </w:rPr>
-              <w:t>Variables, strings, operators, conditions, type checks, value swapping, DOM input handling</w:t>
+              <w:t>Variables, strings, operators, conditions, type checking, value swapping, simple DOM input</w:t>
             </w:r>
           </w:p>
         </w:tc>
         <w:tc>
           <w:tcPr>
-            <w:tcW w:type="dxa" w:w="4200"/>
+            <w:tcW w:type="dxa" w:w="3000"/>
             <w:vAlign w:val="center"/>
           </w:tcPr>
           <w:p>
             <w:pPr>
-              <w:spacing w:after="0" w:line="252" w:lineRule="auto"/>
+              <w:spacing w:after="0" w:line="250" w:lineRule="auto"/>
             </w:pPr>
             <w:r/>
             <w:r>
@@ -320,9 +315,9 @@
                 <w:rFonts w:ascii="Aptos" w:hAnsi="Aptos"/>
                 <w:b w:val="0"/>
                 <w:color w:val="222222"/>
-                <w:sz w:val="18"/>
+                <w:sz w:val="17"/>
               </w:rPr>
-              <w:t>I learned how JavaScript stores values, performs calculations, compares values, controls program flow, checks data types, and interacts with a simple web page.</w:t>
+              <w:t>Built comfort with JavaScript syntax, console output, comparisons, branching, typeof checks, and reading an input box from HTML.</w:t>
             </w:r>
           </w:p>
         </w:tc>
@@ -330,13 +325,13 @@
       <w:tr>
         <w:tc>
           <w:tcPr>
-            <w:tcW w:type="dxa" w:w="900"/>
+            <w:tcW w:type="dxa" w:w="1350"/>
             <w:vAlign w:val="center"/>
             <w:shd w:fill="F8FAFD"/>
           </w:tcPr>
           <w:p>
             <w:pPr>
-              <w:spacing w:after="0" w:line="252" w:lineRule="auto"/>
+              <w:spacing w:after="0" w:line="250" w:lineRule="auto"/>
             </w:pPr>
             <w:r/>
             <w:r>
@@ -344,21 +339,21 @@
                 <w:rFonts w:ascii="Aptos" w:hAnsi="Aptos"/>
                 <w:b/>
                 <w:color w:val="222222"/>
-                <w:sz w:val="18"/>
+                <w:sz w:val="17"/>
               </w:rPr>
-              <w:t>Day 2</w:t>
+              <w:t>Day 2 core JS</w:t>
             </w:r>
           </w:p>
         </w:tc>
         <w:tc>
           <w:tcPr>
-            <w:tcW w:type="dxa" w:w="1800"/>
+            <w:tcW w:type="dxa" w:w="2050"/>
             <w:vAlign w:val="center"/>
             <w:shd w:fill="F8FAFD"/>
           </w:tcPr>
           <w:p>
             <w:pPr>
-              <w:spacing w:after="0" w:line="252" w:lineRule="auto"/>
+              <w:spacing w:after="0" w:line="250" w:lineRule="auto"/>
             </w:pPr>
             <w:r/>
             <w:r>
@@ -366,7 +361,7 @@
                 <w:rFonts w:ascii="Aptos" w:hAnsi="Aptos"/>
                 <w:b w:val="0"/>
                 <w:color w:val="222222"/>
-                <w:sz w:val="18"/>
+                <w:sz w:val="17"/>
               </w:rPr>
               <w:t>index.js</w:t>
             </w:r>
@@ -374,13 +369,13 @@
         </w:tc>
         <w:tc>
           <w:tcPr>
-            <w:tcW w:type="dxa" w:w="2500"/>
+            <w:tcW w:type="dxa" w:w="3200"/>
             <w:vAlign w:val="center"/>
             <w:shd w:fill="F8FAFD"/>
           </w:tcPr>
           <w:p>
             <w:pPr>
-              <w:spacing w:after="0" w:line="252" w:lineRule="auto"/>
+              <w:spacing w:after="0" w:line="250" w:lineRule="auto"/>
             </w:pPr>
             <w:r/>
             <w:r>
@@ -388,21 +383,21 @@
                 <w:rFonts w:ascii="Aptos" w:hAnsi="Aptos"/>
                 <w:b w:val="0"/>
                 <w:color w:val="222222"/>
-                <w:sz w:val="18"/>
+                <w:sz w:val="17"/>
               </w:rPr>
-              <w:t>Template literals, functions, arrow functions, array methods, random numbers, conversion, array operations</w:t>
+              <w:t>Template literals, functions, arrow functions, filter-map-forEach, Math.random, Math.floor, conversions, array methods</w:t>
             </w:r>
           </w:p>
         </w:tc>
         <w:tc>
           <w:tcPr>
-            <w:tcW w:type="dxa" w:w="4200"/>
+            <w:tcW w:type="dxa" w:w="3000"/>
             <w:vAlign w:val="center"/>
             <w:shd w:fill="F8FAFD"/>
           </w:tcPr>
           <w:p>
             <w:pPr>
-              <w:spacing w:after="0" w:line="252" w:lineRule="auto"/>
+              <w:spacing w:after="0" w:line="250" w:lineRule="auto"/>
             </w:pPr>
             <w:r/>
             <w:r>
@@ -410,9 +405,195 @@
                 <w:rFonts w:ascii="Aptos" w:hAnsi="Aptos"/>
                 <w:b w:val="0"/>
                 <w:color w:val="222222"/>
-                <w:sz w:val="18"/>
+                <w:sz w:val="17"/>
               </w:rPr>
-              <w:t>I practiced writing reusable functions, chaining filter-map-forEach, converting strings to numbers, generating random values, and adding/removing array elements.</w:t>
+              <w:t>Practiced reusable functions, array pipelines, random values, number/string conversion, and array add/remove/search operations.</w:t>
+            </w:r>
+          </w:p>
+        </w:tc>
+      </w:tr>
+      <w:tr>
+        <w:tc>
+          <w:tcPr>
+            <w:tcW w:type="dxa" w:w="1350"/>
+            <w:vAlign w:val="center"/>
+          </w:tcPr>
+          <w:p>
+            <w:pPr>
+              <w:spacing w:after="0" w:line="250" w:lineRule="auto"/>
+            </w:pPr>
+            <w:r/>
+            <w:r>
+              <w:rPr>
+                <w:rFonts w:ascii="Aptos" w:hAnsi="Aptos"/>
+                <w:b/>
+                <w:color w:val="222222"/>
+                <w:sz w:val="17"/>
+              </w:rPr>
+              <w:t>Day 2 questions</w:t>
+            </w:r>
+          </w:p>
+        </w:tc>
+        <w:tc>
+          <w:tcPr>
+            <w:tcW w:type="dxa" w:w="2050"/>
+            <w:vAlign w:val="center"/>
+          </w:tcPr>
+          <w:p>
+            <w:pPr>
+              <w:spacing w:after="0" w:line="250" w:lineRule="auto"/>
+            </w:pPr>
+            <w:r/>
+            <w:r>
+              <w:rPr>
+                <w:rFonts w:ascii="Aptos" w:hAnsi="Aptos"/>
+                <w:b w:val="0"/>
+                <w:color w:val="222222"/>
+                <w:sz w:val="17"/>
+              </w:rPr>
+              <w:t>q1.js</w:t>
+              <w:br/>
+              <w:t>q2.js</w:t>
+              <w:br/>
+              <w:t>q3.js</w:t>
+            </w:r>
+          </w:p>
+        </w:tc>
+        <w:tc>
+          <w:tcPr>
+            <w:tcW w:type="dxa" w:w="3200"/>
+            <w:vAlign w:val="center"/>
+          </w:tcPr>
+          <w:p>
+            <w:pPr>
+              <w:spacing w:after="0" w:line="250" w:lineRule="auto"/>
+            </w:pPr>
+            <w:r/>
+            <w:r>
+              <w:rPr>
+                <w:rFonts w:ascii="Aptos" w:hAnsi="Aptos"/>
+                <w:b w:val="0"/>
+                <w:color w:val="222222"/>
+                <w:sz w:val="17"/>
+              </w:rPr>
+              <w:t>slice, map, join, chained filter, random threshold, splice, Number, reduce, template literal output</w:t>
+            </w:r>
+          </w:p>
+        </w:tc>
+        <w:tc>
+          <w:tcPr>
+            <w:tcW w:type="dxa" w:w="3000"/>
+            <w:vAlign w:val="center"/>
+          </w:tcPr>
+          <w:p>
+            <w:pPr>
+              <w:spacing w:after="0" w:line="250" w:lineRule="auto"/>
+            </w:pPr>
+            <w:r/>
+            <w:r>
+              <w:rPr>
+                <w:rFonts w:ascii="Aptos" w:hAnsi="Aptos"/>
+                <w:b w:val="0"/>
+                <w:color w:val="222222"/>
+                <w:sz w:val="17"/>
+              </w:rPr>
+              <w:t>Solved small problems: guest formatting, high-number filtering, and total price calculation.</w:t>
+            </w:r>
+          </w:p>
+        </w:tc>
+      </w:tr>
+      <w:tr>
+        <w:tc>
+          <w:tcPr>
+            <w:tcW w:type="dxa" w:w="1350"/>
+            <w:vAlign w:val="center"/>
+            <w:shd w:fill="F8FAFD"/>
+          </w:tcPr>
+          <w:p>
+            <w:pPr>
+              <w:spacing w:after="0" w:line="250" w:lineRule="auto"/>
+            </w:pPr>
+            <w:r/>
+            <w:r>
+              <w:rPr>
+                <w:rFonts w:ascii="Aptos" w:hAnsi="Aptos"/>
+                <w:b/>
+                <w:color w:val="222222"/>
+                <w:sz w:val="17"/>
+              </w:rPr>
+              <w:t>Day 2 web practice</w:t>
+            </w:r>
+          </w:p>
+        </w:tc>
+        <w:tc>
+          <w:tcPr>
+            <w:tcW w:type="dxa" w:w="2050"/>
+            <w:vAlign w:val="center"/>
+            <w:shd w:fill="F8FAFD"/>
+          </w:tcPr>
+          <w:p>
+            <w:pPr>
+              <w:spacing w:after="0" w:line="250" w:lineRule="auto"/>
+            </w:pPr>
+            <w:r/>
+            <w:r>
+              <w:rPr>
+                <w:rFonts w:ascii="Aptos" w:hAnsi="Aptos"/>
+                <w:b w:val="0"/>
+                <w:color w:val="222222"/>
+                <w:sz w:val="17"/>
+              </w:rPr>
+              <w:t>login.html</w:t>
+              <w:br/>
+              <w:t>login.css</w:t>
+              <w:br/>
+              <w:t>login.js</w:t>
+              <w:br/>
+              <w:t>app.html</w:t>
+            </w:r>
+          </w:p>
+        </w:tc>
+        <w:tc>
+          <w:tcPr>
+            <w:tcW w:type="dxa" w:w="3200"/>
+            <w:vAlign w:val="center"/>
+            <w:shd w:fill="F8FAFD"/>
+          </w:tcPr>
+          <w:p>
+            <w:pPr>
+              <w:spacing w:after="0" w:line="250" w:lineRule="auto"/>
+            </w:pPr>
+            <w:r/>
+            <w:r>
+              <w:rPr>
+                <w:rFonts w:ascii="Aptos" w:hAnsi="Aptos"/>
+                <w:b w:val="0"/>
+                <w:color w:val="222222"/>
+                <w:sz w:val="17"/>
+              </w:rPr>
+              <w:t>HTML forms, external CSS/JS, DOM value reading, authentication condition, alerts, navigation links, window.location.href</w:t>
+            </w:r>
+          </w:p>
+        </w:tc>
+        <w:tc>
+          <w:tcPr>
+            <w:tcW w:type="dxa" w:w="3000"/>
+            <w:vAlign w:val="center"/>
+            <w:shd w:fill="F8FAFD"/>
+          </w:tcPr>
+          <w:p>
+            <w:pPr>
+              <w:spacing w:after="0" w:line="250" w:lineRule="auto"/>
+            </w:pPr>
+            <w:r/>
+            <w:r>
+              <w:rPr>
+                <w:rFonts w:ascii="Aptos" w:hAnsi="Aptos"/>
+                <w:b w:val="0"/>
+                <w:color w:val="222222"/>
+                <w:sz w:val="17"/>
+              </w:rPr>
+              <w:t>Created a basic login screen and connected HTML, CSS, and JavaScript for browser interaction.</w:t>
             </w:r>
           </w:p>
         </w:tc>
@@ -421,7 +602,7 @@
     <w:p>
       <w:pPr>
         <w:pStyle w:val="Heading1"/>
-        <w:spacing w:before="240" w:after="100"/>
+        <w:spacing w:before="240" w:after="80"/>
       </w:pPr>
       <w:r>
         <w:rPr>
@@ -441,29 +622,29 @@
         <w:rPr>
           <w:rFonts w:ascii="Aptos" w:hAnsi="Aptos"/>
           <w:color w:val="222222"/>
-          <w:sz w:val="21"/>
+          <w:sz w:val="20"/>
         </w:rPr>
-        <w:t>Day 1 focused on the foundation of JavaScript and a first connection between HTML and JavaScript. The code used short examples to show how values are stored, printed, compared, and changed.</w:t>
+        <w:t>Day 1 focused on the foundation of JavaScript and the first connection between HTML and JavaScript. The practice code showed how values are stored, printed, compared, checked, and changed.</w:t>
       </w:r>
     </w:p>
     <w:p>
       <w:pPr>
         <w:pStyle w:val="Heading2"/>
-        <w:spacing w:before="160" w:after="100"/>
+        <w:spacing w:before="140" w:after="80"/>
       </w:pPr>
       <w:r>
         <w:rPr>
           <w:rFonts w:ascii="Aptos" w:hAnsi="Aptos"/>
           <w:b/>
           <w:color w:val="1F4E79"/>
-          <w:sz w:val="26"/>
+          <w:sz w:val="25"/>
         </w:rPr>
-        <w:t>Key Learnings</w:t>
+        <w:t>Day 1 Topics Practiced</w:t>
       </w:r>
     </w:p>
     <w:p>
       <w:pPr>
-        <w:spacing w:after="52" w:line="254" w:lineRule="auto"/>
+        <w:spacing w:after="44" w:line="250" w:lineRule="auto"/>
         <w:ind w:left="317" w:hanging="230"/>
       </w:pPr>
       <w:r>
@@ -471,7 +652,7 @@
           <w:rFonts w:ascii="Aptos" w:hAnsi="Aptos"/>
           <w:b/>
           <w:color w:val="1F4E79"/>
-          <w:sz w:val="21"/>
+          <w:sz w:val="20"/>
         </w:rPr>
         <w:t xml:space="preserve">• </w:t>
       </w:r>
@@ -479,14 +660,14 @@
         <w:rPr>
           <w:rFonts w:ascii="Aptos" w:hAnsi="Aptos"/>
           <w:color w:val="222222"/>
-          <w:sz w:val="21"/>
+          <w:sz w:val="20"/>
         </w:rPr>
-        <w:t>Declared variables with let and stored numbers and strings such as a, b, and str.</w:t>
+        <w:t>Variables with let for storing numbers and strings.</w:t>
       </w:r>
     </w:p>
     <w:p>
       <w:pPr>
-        <w:spacing w:after="52" w:line="254" w:lineRule="auto"/>
+        <w:spacing w:after="44" w:line="250" w:lineRule="auto"/>
         <w:ind w:left="317" w:hanging="230"/>
       </w:pPr>
       <w:r>
@@ -494,7 +675,7 @@
           <w:rFonts w:ascii="Aptos" w:hAnsi="Aptos"/>
           <w:b/>
           <w:color w:val="1F4E79"/>
-          <w:sz w:val="21"/>
+          <w:sz w:val="20"/>
         </w:rPr>
         <w:t xml:space="preserve">• </w:t>
       </w:r>
@@ -502,14 +683,14 @@
         <w:rPr>
           <w:rFonts w:ascii="Aptos" w:hAnsi="Aptos"/>
           <w:color w:val="222222"/>
-          <w:sz w:val="21"/>
+          <w:sz w:val="20"/>
         </w:rPr>
-        <w:t>Used string properties and methods: length, toUpperCase(), toLowerCase(), and substring().</w:t>
+        <w:t>String methods and properties such as length, toUpperCase(), toLowerCase(), and substring().</w:t>
       </w:r>
     </w:p>
     <w:p>
       <w:pPr>
-        <w:spacing w:after="52" w:line="254" w:lineRule="auto"/>
+        <w:spacing w:after="44" w:line="250" w:lineRule="auto"/>
         <w:ind w:left="317" w:hanging="230"/>
       </w:pPr>
       <w:r>
@@ -517,7 +698,7 @@
           <w:rFonts w:ascii="Aptos" w:hAnsi="Aptos"/>
           <w:b/>
           <w:color w:val="1F4E79"/>
-          <w:sz w:val="21"/>
+          <w:sz w:val="20"/>
         </w:rPr>
         <w:t xml:space="preserve">• </w:t>
       </w:r>
@@ -525,14 +706,14 @@
         <w:rPr>
           <w:rFonts w:ascii="Aptos" w:hAnsi="Aptos"/>
           <w:color w:val="222222"/>
-          <w:sz w:val="21"/>
+          <w:sz w:val="20"/>
         </w:rPr>
-        <w:t>Practiced arithmetic operators: addition, subtraction, multiplication, division, and remainder.</w:t>
+        <w:t>Arithmetic operators: +, -, *, /, and %.</w:t>
       </w:r>
     </w:p>
     <w:p>
       <w:pPr>
-        <w:spacing w:after="52" w:line="254" w:lineRule="auto"/>
+        <w:spacing w:after="44" w:line="250" w:lineRule="auto"/>
         <w:ind w:left="317" w:hanging="230"/>
       </w:pPr>
       <w:r>
@@ -540,7 +721,7 @@
           <w:rFonts w:ascii="Aptos" w:hAnsi="Aptos"/>
           <w:b/>
           <w:color w:val="1F4E79"/>
-          <w:sz w:val="21"/>
+          <w:sz w:val="20"/>
         </w:rPr>
         <w:t xml:space="preserve">• </w:t>
       </w:r>
@@ -548,14 +729,14 @@
         <w:rPr>
           <w:rFonts w:ascii="Aptos" w:hAnsi="Aptos"/>
           <w:color w:val="222222"/>
-          <w:sz w:val="21"/>
+          <w:sz w:val="20"/>
         </w:rPr>
-        <w:t>Used comparison operators such as &gt;, &lt;, ==, !=, &gt;=, and &lt;= to produce true or false results.</w:t>
+        <w:t>Comparison operators: &gt;, &lt;, ==, !=, &gt;=, and &lt;=.</w:t>
       </w:r>
     </w:p>
     <w:p>
       <w:pPr>
-        <w:spacing w:after="52" w:line="254" w:lineRule="auto"/>
+        <w:spacing w:after="44" w:line="250" w:lineRule="auto"/>
         <w:ind w:left="317" w:hanging="230"/>
       </w:pPr>
       <w:r>
@@ -563,7 +744,7 @@
           <w:rFonts w:ascii="Aptos" w:hAnsi="Aptos"/>
           <w:b/>
           <w:color w:val="1F4E79"/>
-          <w:sz w:val="21"/>
+          <w:sz w:val="20"/>
         </w:rPr>
         <w:t xml:space="preserve">• </w:t>
       </w:r>
@@ -571,14 +752,14 @@
         <w:rPr>
           <w:rFonts w:ascii="Aptos" w:hAnsi="Aptos"/>
           <w:color w:val="222222"/>
-          <w:sz w:val="21"/>
+          <w:sz w:val="20"/>
         </w:rPr>
-        <w:t>Wrote if-else logic and switch-case logic to choose different output based on conditions.</w:t>
+        <w:t>Conditional flow using if-else and switch-case.</w:t>
       </w:r>
     </w:p>
     <w:p>
       <w:pPr>
-        <w:spacing w:after="52" w:line="254" w:lineRule="auto"/>
+        <w:spacing w:after="44" w:line="250" w:lineRule="auto"/>
         <w:ind w:left="317" w:hanging="230"/>
       </w:pPr>
       <w:r>
@@ -586,7 +767,7 @@
           <w:rFonts w:ascii="Aptos" w:hAnsi="Aptos"/>
           <w:b/>
           <w:color w:val="1F4E79"/>
-          <w:sz w:val="21"/>
+          <w:sz w:val="20"/>
         </w:rPr>
         <w:t xml:space="preserve">• </w:t>
       </w:r>
@@ -594,14 +775,14 @@
         <w:rPr>
           <w:rFonts w:ascii="Aptos" w:hAnsi="Aptos"/>
           <w:color w:val="222222"/>
-          <w:sz w:val="21"/>
+          <w:sz w:val="20"/>
         </w:rPr>
-        <w:t>Created a checkType() function using typeof to identify numbers, strings, and other values.</w:t>
+        <w:t>Type checking with typeof inside a checkType() function.</w:t>
       </w:r>
     </w:p>
     <w:p>
       <w:pPr>
-        <w:spacing w:after="52" w:line="254" w:lineRule="auto"/>
+        <w:spacing w:after="44" w:line="250" w:lineRule="auto"/>
         <w:ind w:left="317" w:hanging="230"/>
       </w:pPr>
       <w:r>
@@ -609,7 +790,7 @@
           <w:rFonts w:ascii="Aptos" w:hAnsi="Aptos"/>
           <w:b/>
           <w:color w:val="1F4E79"/>
-          <w:sz w:val="21"/>
+          <w:sz w:val="20"/>
         </w:rPr>
         <w:t xml:space="preserve">• </w:t>
       </w:r>
@@ -617,14 +798,14 @@
         <w:rPr>
           <w:rFonts w:ascii="Aptos" w:hAnsi="Aptos"/>
           <w:color w:val="222222"/>
-          <w:sz w:val="21"/>
+          <w:sz w:val="20"/>
         </w:rPr>
-        <w:t>Swapped two variable values with a temporary variable.</w:t>
+        <w:t>Swapping values using a temporary variable.</w:t>
       </w:r>
     </w:p>
     <w:p>
       <w:pPr>
-        <w:spacing w:after="52" w:line="254" w:lineRule="auto"/>
+        <w:spacing w:after="44" w:line="250" w:lineRule="auto"/>
         <w:ind w:left="317" w:hanging="230"/>
       </w:pPr>
       <w:r>
@@ -632,7 +813,7 @@
           <w:rFonts w:ascii="Aptos" w:hAnsi="Aptos"/>
           <w:b/>
           <w:color w:val="1F4E79"/>
-          <w:sz w:val="21"/>
+          <w:sz w:val="20"/>
         </w:rPr>
         <w:t xml:space="preserve">• </w:t>
       </w:r>
@@ -640,24 +821,9 @@
         <w:rPr>
           <w:rFonts w:ascii="Aptos" w:hAnsi="Aptos"/>
           <w:color w:val="222222"/>
-          <w:sz w:val="21"/>
+          <w:sz w:val="20"/>
         </w:rPr>
-        <w:t>Created a simple HTML page with an input box and a button, then used getElementById() to read and clear the input value.</w:t>
-      </w:r>
-    </w:p>
-    <w:p>
-      <w:pPr>
-        <w:pStyle w:val="Heading2"/>
-        <w:spacing w:before="160" w:after="100"/>
-      </w:pPr>
-      <w:r>
-        <w:rPr>
-          <w:rFonts w:ascii="Aptos" w:hAnsi="Aptos"/>
-          <w:b/>
-          <w:color w:val="1F4E79"/>
-          <w:sz w:val="26"/>
-        </w:rPr>
-        <w:t>Representative Code Ideas</w:t>
+        <w:t>Simple HTML input handling with getElementById(), reading .value, printing it, and clearing the input box.</w:t>
       </w:r>
     </w:p>
     <w:tbl>
@@ -675,7 +841,7 @@
         </w:tblBorders>
       </w:tblPr>
       <w:tblGrid>
-        <w:gridCol w:w="10080"/>
+        <w:gridCol w:w="10166"/>
       </w:tblGrid>
       <w:tr>
         <w:trPr>
@@ -683,7 +849,7 @@
         </w:trPr>
         <w:tc>
           <w:tcPr>
-            <w:tcW w:type="dxa" w:w="10080"/>
+            <w:tcW w:type="dxa" w:w="10166"/>
             <w:shd w:fill="F4F7FB"/>
           </w:tcPr>
           <w:p>
@@ -695,7 +861,7 @@
               <w:rPr>
                 <w:rFonts w:ascii="Consolas" w:hAnsi="Consolas"/>
                 <w:color w:val="2D2D2D"/>
-                <w:sz w:val="18"/>
+                <w:sz w:val="17"/>
               </w:rPr>
               <w:t>let temp = a;</w:t>
             </w:r>
@@ -708,7 +874,7 @@
               <w:rPr>
                 <w:rFonts w:ascii="Consolas" w:hAnsi="Consolas"/>
                 <w:color w:val="2D2D2D"/>
-                <w:sz w:val="18"/>
+                <w:sz w:val="17"/>
               </w:rPr>
               <w:t>a = b;</w:t>
             </w:r>
@@ -721,9 +887,9 @@
               <w:rPr>
                 <w:rFonts w:ascii="Consolas" w:hAnsi="Consolas"/>
                 <w:color w:val="2D2D2D"/>
-                <w:sz w:val="18"/>
+                <w:sz w:val="17"/>
               </w:rPr>
-              <w:t>b = temp;        // Swapping two values using a temporary variable</w:t>
+              <w:t>b = temp;</w:t>
             </w:r>
           </w:p>
           <w:p>
@@ -734,19 +900,7 @@
               <w:rPr>
                 <w:rFonts w:ascii="Consolas" w:hAnsi="Consolas"/>
                 <w:color w:val="2D2D2D"/>
-                <w:sz w:val="18"/>
-              </w:rPr>
-            </w:r>
-          </w:p>
-          <w:p>
-            <w:pPr>
-              <w:spacing w:after="0"/>
-            </w:pPr>
-            <w:r>
-              <w:rPr>
-                <w:rFonts w:ascii="Consolas" w:hAnsi="Consolas"/>
-                <w:color w:val="2D2D2D"/>
-                <w:sz w:val="18"/>
+                <w:sz w:val="17"/>
               </w:rPr>
               <w:t>if (typeof input === "number") { console.log("This is a number"); }</w:t>
             </w:r>
@@ -759,7 +913,7 @@
               <w:rPr>
                 <w:rFonts w:ascii="Consolas" w:hAnsi="Consolas"/>
                 <w:color w:val="2D2D2D"/>
-                <w:sz w:val="18"/>
+                <w:sz w:val="17"/>
               </w:rPr>
               <w:t>const nameinputbox = document.getElementById("namebox");</w:t>
             </w:r>
@@ -769,13 +923,13 @@
     </w:tbl>
     <w:p>
       <w:pPr>
-        <w:spacing w:after="40"/>
+        <w:spacing w:after="20"/>
       </w:pPr>
     </w:p>
     <w:p>
       <w:pPr>
         <w:pStyle w:val="Heading1"/>
-        <w:spacing w:before="240" w:after="100"/>
+        <w:spacing w:before="240" w:after="80"/>
       </w:pPr>
       <w:r>
         <w:rPr>
@@ -784,7 +938,7 @@
           <w:color w:val="1F4E79"/>
           <w:sz w:val="32"/>
         </w:rPr>
-        <w:t>Day 2 Synopsis</w:t>
+        <w:t>Day 2 Core JavaScript</w:t>
       </w:r>
     </w:p>
     <w:p>
@@ -795,29 +949,29 @@
         <w:rPr>
           <w:rFonts w:ascii="Aptos" w:hAnsi="Aptos"/>
           <w:color w:val="222222"/>
-          <w:sz w:val="21"/>
+          <w:sz w:val="20"/>
         </w:rPr>
-        <w:t>Day 2 expanded the basics into more expressive JavaScript. The code showed how to create formatted strings, write reusable functions, process arrays, use built-in Math methods, and convert data between types.</w:t>
+        <w:t>The original Day2 file expanded the basics into more expressive JavaScript. I practiced writing formatted strings, reusable functions, compact arrow functions, array method chains, random values, conversions, and array modification methods.</w:t>
       </w:r>
     </w:p>
     <w:p>
       <w:pPr>
         <w:pStyle w:val="Heading2"/>
-        <w:spacing w:before="160" w:after="100"/>
+        <w:spacing w:before="140" w:after="80"/>
       </w:pPr>
       <w:r>
         <w:rPr>
           <w:rFonts w:ascii="Aptos" w:hAnsi="Aptos"/>
           <w:b/>
           <w:color w:val="1F4E79"/>
-          <w:sz w:val="26"/>
+          <w:sz w:val="25"/>
         </w:rPr>
-        <w:t>Key Learnings</w:t>
+        <w:t>Core Day 2 Topics Practiced</w:t>
       </w:r>
     </w:p>
     <w:p>
       <w:pPr>
-        <w:spacing w:after="52" w:line="254" w:lineRule="auto"/>
+        <w:spacing w:after="44" w:line="250" w:lineRule="auto"/>
         <w:ind w:left="317" w:hanging="230"/>
       </w:pPr>
       <w:r>
@@ -825,7 +979,7 @@
           <w:rFonts w:ascii="Aptos" w:hAnsi="Aptos"/>
           <w:b/>
           <w:color w:val="1F4E79"/>
-          <w:sz w:val="21"/>
+          <w:sz w:val="20"/>
         </w:rPr>
         <w:t xml:space="preserve">• </w:t>
       </w:r>
@@ -833,14 +987,14 @@
         <w:rPr>
           <w:rFonts w:ascii="Aptos" w:hAnsi="Aptos"/>
           <w:color w:val="222222"/>
-          <w:sz w:val="21"/>
+          <w:sz w:val="20"/>
         </w:rPr>
-        <w:t>Used string concatenation and template literals to create readable messages with variable values.</w:t>
+        <w:t>String concatenation and template literals using backticks and ${} placeholders.</w:t>
       </w:r>
     </w:p>
     <w:p>
       <w:pPr>
-        <w:spacing w:after="52" w:line="254" w:lineRule="auto"/>
+        <w:spacing w:after="44" w:line="250" w:lineRule="auto"/>
         <w:ind w:left="317" w:hanging="230"/>
       </w:pPr>
       <w:r>
@@ -848,7 +1002,7 @@
           <w:rFonts w:ascii="Aptos" w:hAnsi="Aptos"/>
           <w:b/>
           <w:color w:val="1F4E79"/>
-          <w:sz w:val="21"/>
+          <w:sz w:val="20"/>
         </w:rPr>
         <w:t xml:space="preserve">• </w:t>
       </w:r>
@@ -856,14 +1010,14 @@
         <w:rPr>
           <w:rFonts w:ascii="Aptos" w:hAnsi="Aptos"/>
           <w:color w:val="222222"/>
-          <w:sz w:val="21"/>
+          <w:sz w:val="20"/>
         </w:rPr>
-        <w:t>Built a table(num) function that returns a multiplication table from 1 to 10.</w:t>
+        <w:t>A multiplication table function that builds and returns multi-line text.</w:t>
       </w:r>
     </w:p>
     <w:p>
       <w:pPr>
-        <w:spacing w:after="52" w:line="254" w:lineRule="auto"/>
+        <w:spacing w:after="44" w:line="250" w:lineRule="auto"/>
         <w:ind w:left="317" w:hanging="230"/>
       </w:pPr>
       <w:r>
@@ -871,7 +1025,7 @@
           <w:rFonts w:ascii="Aptos" w:hAnsi="Aptos"/>
           <w:b/>
           <w:color w:val="1F4E79"/>
-          <w:sz w:val="21"/>
+          <w:sz w:val="20"/>
         </w:rPr>
         <w:t xml:space="preserve">• </w:t>
       </w:r>
@@ -879,14 +1033,14 @@
         <w:rPr>
           <w:rFonts w:ascii="Aptos" w:hAnsi="Aptos"/>
           <w:color w:val="222222"/>
-          <w:sz w:val="21"/>
+          <w:sz w:val="20"/>
         </w:rPr>
-        <w:t>Used an arrow function, let sum = (x, y) =&gt; x + y, to write a compact addition function.</w:t>
+        <w:t>Arrow functions such as (x, y) =&gt; x + y.</w:t>
       </w:r>
     </w:p>
     <w:p>
       <w:pPr>
-        <w:spacing w:after="52" w:line="254" w:lineRule="auto"/>
+        <w:spacing w:after="44" w:line="250" w:lineRule="auto"/>
         <w:ind w:left="317" w:hanging="230"/>
       </w:pPr>
       <w:r>
@@ -894,7 +1048,7 @@
           <w:rFonts w:ascii="Aptos" w:hAnsi="Aptos"/>
           <w:b/>
           <w:color w:val="1F4E79"/>
-          <w:sz w:val="21"/>
+          <w:sz w:val="20"/>
         </w:rPr>
         <w:t xml:space="preserve">• </w:t>
       </w:r>
@@ -902,14 +1056,14 @@
         <w:rPr>
           <w:rFonts w:ascii="Aptos" w:hAnsi="Aptos"/>
           <w:color w:val="222222"/>
-          <w:sz w:val="21"/>
+          <w:sz w:val="20"/>
         </w:rPr>
-        <w:t>Practiced array processing with filter(), map(), and forEach() to keep numbers, double them, and print results.</w:t>
+        <w:t>Array pipelines with filter(), map(), and forEach().</w:t>
       </w:r>
     </w:p>
     <w:p>
       <w:pPr>
-        <w:spacing w:after="52" w:line="254" w:lineRule="auto"/>
+        <w:spacing w:after="44" w:line="250" w:lineRule="auto"/>
         <w:ind w:left="317" w:hanging="230"/>
       </w:pPr>
       <w:r>
@@ -917,7 +1071,7 @@
           <w:rFonts w:ascii="Aptos" w:hAnsi="Aptos"/>
           <w:b/>
           <w:color w:val="1F4E79"/>
-          <w:sz w:val="21"/>
+          <w:sz w:val="20"/>
         </w:rPr>
         <w:t xml:space="preserve">• </w:t>
       </w:r>
@@ -925,14 +1079,14 @@
         <w:rPr>
           <w:rFonts w:ascii="Aptos" w:hAnsi="Aptos"/>
           <w:color w:val="222222"/>
-          <w:sz w:val="21"/>
+          <w:sz w:val="20"/>
         </w:rPr>
-        <w:t>Generated a random number from 1 to 100 using Math.random() and Math.floor().</w:t>
+        <w:t>Random number generation using Math.random() and Math.floor().</w:t>
       </w:r>
     </w:p>
     <w:p>
       <w:pPr>
-        <w:spacing w:after="52" w:line="254" w:lineRule="auto"/>
+        <w:spacing w:after="44" w:line="250" w:lineRule="auto"/>
         <w:ind w:left="317" w:hanging="230"/>
       </w:pPr>
       <w:r>
@@ -940,7 +1094,7 @@
           <w:rFonts w:ascii="Aptos" w:hAnsi="Aptos"/>
           <w:b/>
           <w:color w:val="1F4E79"/>
-          <w:sz w:val="21"/>
+          <w:sz w:val="20"/>
         </w:rPr>
         <w:t xml:space="preserve">• </w:t>
       </w:r>
@@ -948,14 +1102,14 @@
         <w:rPr>
           <w:rFonts w:ascii="Aptos" w:hAnsi="Aptos"/>
           <w:color w:val="222222"/>
-          <w:sz w:val="21"/>
+          <w:sz w:val="20"/>
         </w:rPr>
-        <w:t>Compared conversion helpers: Number(), String(), parseInt(), and parseFloat().</w:t>
+        <w:t>Strict equality practice with == and === examples.</w:t>
       </w:r>
     </w:p>
     <w:p>
       <w:pPr>
-        <w:spacing w:after="52" w:line="254" w:lineRule="auto"/>
+        <w:spacing w:after="44" w:line="250" w:lineRule="auto"/>
         <w:ind w:left="317" w:hanging="230"/>
       </w:pPr>
       <w:r>
@@ -963,7 +1117,7 @@
           <w:rFonts w:ascii="Aptos" w:hAnsi="Aptos"/>
           <w:b/>
           <w:color w:val="1F4E79"/>
-          <w:sz w:val="21"/>
+          <w:sz w:val="20"/>
         </w:rPr>
         <w:t xml:space="preserve">• </w:t>
       </w:r>
@@ -971,14 +1125,14 @@
         <w:rPr>
           <w:rFonts w:ascii="Aptos" w:hAnsi="Aptos"/>
           <w:color w:val="222222"/>
-          <w:sz w:val="21"/>
+          <w:sz w:val="20"/>
         </w:rPr>
-        <w:t>Explored array lookup and properties with indexOf(), includes(), length, direct indexing, and last-element access.</w:t>
+        <w:t>Type conversion using Number(), String(), parseInt(), and parseFloat().</w:t>
       </w:r>
     </w:p>
     <w:p>
       <w:pPr>
-        <w:spacing w:after="52" w:line="254" w:lineRule="auto"/>
+        <w:spacing w:after="44" w:line="250" w:lineRule="auto"/>
         <w:ind w:left="317" w:hanging="230"/>
       </w:pPr>
       <w:r>
@@ -986,7 +1140,7 @@
           <w:rFonts w:ascii="Aptos" w:hAnsi="Aptos"/>
           <w:b/>
           <w:color w:val="1F4E79"/>
-          <w:sz w:val="21"/>
+          <w:sz w:val="20"/>
         </w:rPr>
         <w:t xml:space="preserve">• </w:t>
       </w:r>
@@ -994,24 +1148,32 @@
         <w:rPr>
           <w:rFonts w:ascii="Aptos" w:hAnsi="Aptos"/>
           <w:color w:val="222222"/>
-          <w:sz w:val="21"/>
+          <w:sz w:val="20"/>
         </w:rPr>
-        <w:t>Practiced array modification using push(), pop(), unshift(), shift(), and splice().</w:t>
+        <w:t>Array searching and reading with indexOf(), includes(), length, direct index access, and last-element access.</w:t>
       </w:r>
     </w:p>
     <w:p>
       <w:pPr>
-        <w:pStyle w:val="Heading2"/>
-        <w:spacing w:before="160" w:after="100"/>
+        <w:spacing w:after="44" w:line="250" w:lineRule="auto"/>
+        <w:ind w:left="317" w:hanging="230"/>
       </w:pPr>
       <w:r>
         <w:rPr>
           <w:rFonts w:ascii="Aptos" w:hAnsi="Aptos"/>
           <w:b/>
           <w:color w:val="1F4E79"/>
-          <w:sz w:val="26"/>
+          <w:sz w:val="20"/>
         </w:rPr>
-        <w:t>Representative Code Ideas</w:t>
+        <w:t xml:space="preserve">• </w:t>
+      </w:r>
+      <w:r>
+        <w:rPr>
+          <w:rFonts w:ascii="Aptos" w:hAnsi="Aptos"/>
+          <w:color w:val="222222"/>
+          <w:sz w:val="20"/>
+        </w:rPr>
+        <w:t>Array mutation using push(), pop(), unshift(), shift(), and splice().</w:t>
       </w:r>
     </w:p>
     <w:tbl>
@@ -1029,7 +1191,7 @@
         </w:tblBorders>
       </w:tblPr>
       <w:tblGrid>
-        <w:gridCol w:w="10080"/>
+        <w:gridCol w:w="10166"/>
       </w:tblGrid>
       <w:tr>
         <w:trPr>
@@ -1037,7 +1199,7 @@
         </w:trPr>
         <w:tc>
           <w:tcPr>
-            <w:tcW w:type="dxa" w:w="10080"/>
+            <w:tcW w:type="dxa" w:w="10166"/>
             <w:shd w:fill="F4F7FB"/>
           </w:tcPr>
           <w:p>
@@ -1049,33 +1211,7 @@
               <w:rPr>
                 <w:rFonts w:ascii="Consolas" w:hAnsi="Consolas"/>
                 <w:color w:val="2D2D2D"/>
-                <w:sz w:val="18"/>
-              </w:rPr>
-              <w:t>let e = `Hello ${a}, ${b} and ${c}!`;</w:t>
-            </w:r>
-          </w:p>
-          <w:p>
-            <w:pPr>
-              <w:spacing w:after="0"/>
-            </w:pPr>
-            <w:r>
-              <w:rPr>
-                <w:rFonts w:ascii="Consolas" w:hAnsi="Consolas"/>
-                <w:color w:val="2D2D2D"/>
-                <w:sz w:val="18"/>
-              </w:rPr>
-              <w:t>let sum = (x, y) =&gt; x + y;</w:t>
-            </w:r>
-          </w:p>
-          <w:p>
-            <w:pPr>
-              <w:spacing w:after="0"/>
-            </w:pPr>
-            <w:r>
-              <w:rPr>
-                <w:rFonts w:ascii="Consolas" w:hAnsi="Consolas"/>
-                <w:color w:val="2D2D2D"/>
-                <w:sz w:val="18"/>
+                <w:sz w:val="17"/>
               </w:rPr>
               <w:t>arr.filter(x =&gt; typeof x === "number")</w:t>
             </w:r>
@@ -1088,7 +1224,7 @@
               <w:rPr>
                 <w:rFonts w:ascii="Consolas" w:hAnsi="Consolas"/>
                 <w:color w:val="2D2D2D"/>
-                <w:sz w:val="18"/>
+                <w:sz w:val="17"/>
               </w:rPr>
               <w:t xml:space="preserve">   .map(y =&gt; y * 2)</w:t>
             </w:r>
@@ -1101,7 +1237,7 @@
               <w:rPr>
                 <w:rFonts w:ascii="Consolas" w:hAnsi="Consolas"/>
                 <w:color w:val="2D2D2D"/>
-                <w:sz w:val="18"/>
+                <w:sz w:val="17"/>
               </w:rPr>
               <w:t xml:space="preserve">   .forEach(abc =&gt; console.log("Element after * 2:", abc * 2));</w:t>
             </w:r>
@@ -1114,9 +1250,35 @@
               <w:rPr>
                 <w:rFonts w:ascii="Consolas" w:hAnsi="Consolas"/>
                 <w:color w:val="2D2D2D"/>
-                <w:sz w:val="18"/>
+                <w:sz w:val="17"/>
               </w:rPr>
               <w:t>console.log(Math.floor(Math.random() * 100) + 1);</w:t>
+            </w:r>
+          </w:p>
+          <w:p>
+            <w:pPr>
+              <w:spacing w:after="0"/>
+            </w:pPr>
+            <w:r>
+              <w:rPr>
+                <w:rFonts w:ascii="Consolas" w:hAnsi="Consolas"/>
+                <w:color w:val="2D2D2D"/>
+                <w:sz w:val="17"/>
+              </w:rPr>
+              <w:t>console.log(Number(strnum));</w:t>
+            </w:r>
+          </w:p>
+          <w:p>
+            <w:pPr>
+              <w:spacing w:after="0"/>
+            </w:pPr>
+            <w:r>
+              <w:rPr>
+                <w:rFonts w:ascii="Consolas" w:hAnsi="Consolas"/>
+                <w:color w:val="2D2D2D"/>
+                <w:sz w:val="17"/>
+              </w:rPr>
+              <w:t>console.log(colors.splice(0, 1));</w:t>
             </w:r>
           </w:p>
         </w:tc>
@@ -1124,13 +1286,1070 @@
     </w:tbl>
     <w:p>
       <w:pPr>
-        <w:spacing w:after="40"/>
+        <w:spacing w:after="20"/>
       </w:pPr>
     </w:p>
     <w:p>
       <w:pPr>
         <w:pStyle w:val="Heading1"/>
-        <w:spacing w:before="240" w:after="100"/>
+        <w:spacing w:before="240" w:after="80"/>
+      </w:pPr>
+      <w:r>
+        <w:rPr>
+          <w:rFonts w:ascii="Aptos" w:hAnsi="Aptos"/>
+          <w:b/>
+          <w:color w:val="1F4E79"/>
+          <w:sz w:val="32"/>
+        </w:rPr>
+        <w:t>Day 2 Practice Questions</w:t>
+      </w:r>
+    </w:p>
+    <w:p>
+      <w:pPr>
+        <w:spacing w:after="100" w:line="259" w:lineRule="auto"/>
+      </w:pPr>
+      <w:r>
+        <w:rPr>
+          <w:rFonts w:ascii="Aptos" w:hAnsi="Aptos"/>
+          <w:color w:val="222222"/>
+          <w:sz w:val="20"/>
+        </w:rPr>
+        <w:t>The new Day2 question files turned the concepts into small problem-solving scripts. Each file focused on a different combination of array methods, functions, Math methods, and conversions.</w:t>
+      </w:r>
+    </w:p>
+    <w:p>
+      <w:pPr>
+        <w:pStyle w:val="Heading2"/>
+        <w:spacing w:before="140" w:after="80"/>
+      </w:pPr>
+      <w:r>
+        <w:rPr>
+          <w:rFonts w:ascii="Aptos" w:hAnsi="Aptos"/>
+          <w:b/>
+          <w:color w:val="1F4E79"/>
+          <w:sz w:val="25"/>
+        </w:rPr>
+        <w:t>Question 1: Guest List Formatter</w:t>
+      </w:r>
+    </w:p>
+    <w:p>
+      <w:pPr>
+        <w:spacing w:after="44" w:line="250" w:lineRule="auto"/>
+        <w:ind w:left="317" w:hanging="230"/>
+      </w:pPr>
+      <w:r>
+        <w:rPr>
+          <w:rFonts w:ascii="Aptos" w:hAnsi="Aptos"/>
+          <w:b/>
+          <w:color w:val="1F4E79"/>
+          <w:sz w:val="19"/>
+        </w:rPr>
+        <w:t xml:space="preserve">• </w:t>
+      </w:r>
+      <w:r>
+        <w:rPr>
+          <w:rFonts w:ascii="Aptos" w:hAnsi="Aptos"/>
+          <w:color w:val="222222"/>
+          <w:sz w:val="19"/>
+        </w:rPr>
+        <w:t>Created formatGuests(names) to format an array of names.</w:t>
+      </w:r>
+    </w:p>
+    <w:p>
+      <w:pPr>
+        <w:spacing w:after="44" w:line="250" w:lineRule="auto"/>
+        <w:ind w:left="317" w:hanging="230"/>
+      </w:pPr>
+      <w:r>
+        <w:rPr>
+          <w:rFonts w:ascii="Aptos" w:hAnsi="Aptos"/>
+          <w:b/>
+          <w:color w:val="1F4E79"/>
+          <w:sz w:val="19"/>
+        </w:rPr>
+        <w:t xml:space="preserve">• </w:t>
+      </w:r>
+      <w:r>
+        <w:rPr>
+          <w:rFonts w:ascii="Aptos" w:hAnsi="Aptos"/>
+          <w:color w:val="222222"/>
+          <w:sz w:val="19"/>
+        </w:rPr>
+        <w:t>Used slice(1) to remove the first name because it represents the host.</w:t>
+      </w:r>
+    </w:p>
+    <w:p>
+      <w:pPr>
+        <w:spacing w:after="44" w:line="250" w:lineRule="auto"/>
+        <w:ind w:left="317" w:hanging="230"/>
+      </w:pPr>
+      <w:r>
+        <w:rPr>
+          <w:rFonts w:ascii="Aptos" w:hAnsi="Aptos"/>
+          <w:b/>
+          <w:color w:val="1F4E79"/>
+          <w:sz w:val="19"/>
+        </w:rPr>
+        <w:t xml:space="preserve">• </w:t>
+      </w:r>
+      <w:r>
+        <w:rPr>
+          <w:rFonts w:ascii="Aptos" w:hAnsi="Aptos"/>
+          <w:color w:val="222222"/>
+          <w:sz w:val="19"/>
+        </w:rPr>
+        <w:t>Used map() with a template literal to add "Guest: " before each remaining name.</w:t>
+      </w:r>
+    </w:p>
+    <w:p>
+      <w:pPr>
+        <w:spacing w:after="44" w:line="250" w:lineRule="auto"/>
+        <w:ind w:left="317" w:hanging="230"/>
+      </w:pPr>
+      <w:r>
+        <w:rPr>
+          <w:rFonts w:ascii="Aptos" w:hAnsi="Aptos"/>
+          <w:b/>
+          <w:color w:val="1F4E79"/>
+          <w:sz w:val="19"/>
+        </w:rPr>
+        <w:t xml:space="preserve">• </w:t>
+      </w:r>
+      <w:r>
+        <w:rPr>
+          <w:rFonts w:ascii="Aptos" w:hAnsi="Aptos"/>
+          <w:color w:val="222222"/>
+          <w:sz w:val="19"/>
+        </w:rPr>
+        <w:t>Used join("\n") to return one string with each guest on a new line.</w:t>
+      </w:r>
+    </w:p>
+    <w:tbl>
+      <w:tblPr>
+        <w:tblW w:type="auto" w:w="0"/>
+        <w:jc w:val="center"/>
+        <w:tblLook w:firstColumn="1" w:firstRow="1" w:lastColumn="0" w:lastRow="0" w:noHBand="0" w:noVBand="1" w:val="04A0"/>
+        <w:tblBorders>
+          <w:top w:val="single" w:sz="4" w:space="0" w:color="C9D5E3"/>
+          <w:left w:val="single" w:sz="4" w:space="0" w:color="C9D5E3"/>
+          <w:bottom w:val="single" w:sz="4" w:space="0" w:color="C9D5E3"/>
+          <w:right w:val="single" w:sz="4" w:space="0" w:color="C9D5E3"/>
+          <w:insideH w:val="single" w:sz="4" w:space="0" w:color="C9D5E3"/>
+          <w:insideV w:val="single" w:sz="4" w:space="0" w:color="C9D5E3"/>
+        </w:tblBorders>
+      </w:tblPr>
+      <w:tblGrid>
+        <w:gridCol w:w="10166"/>
+      </w:tblGrid>
+      <w:tr>
+        <w:trPr>
+          <w:tblHeader w:val="true"/>
+        </w:trPr>
+        <w:tc>
+          <w:tcPr>
+            <w:tcW w:type="dxa" w:w="10166"/>
+            <w:shd w:fill="F4F7FB"/>
+          </w:tcPr>
+          <w:p>
+            <w:pPr>
+              <w:spacing w:after="0"/>
+            </w:pPr>
+            <w:r/>
+            <w:r>
+              <w:rPr>
+                <w:rFonts w:ascii="Consolas" w:hAnsi="Consolas"/>
+                <w:color w:val="2D2D2D"/>
+                <w:sz w:val="17"/>
+              </w:rPr>
+              <w:t>const guests = names.slice(1).map(name =&gt; `Guest: ${name}`);</w:t>
+            </w:r>
+          </w:p>
+          <w:p>
+            <w:pPr>
+              <w:spacing w:after="0"/>
+            </w:pPr>
+            <w:r>
+              <w:rPr>
+                <w:rFonts w:ascii="Consolas" w:hAnsi="Consolas"/>
+                <w:color w:val="2D2D2D"/>
+                <w:sz w:val="17"/>
+              </w:rPr>
+              <w:t>return guests.join("\n");</w:t>
+            </w:r>
+          </w:p>
+        </w:tc>
+      </w:tr>
+    </w:tbl>
+    <w:p>
+      <w:pPr>
+        <w:spacing w:after="20"/>
+      </w:pPr>
+    </w:p>
+    <w:p>
+      <w:pPr>
+        <w:pStyle w:val="Heading2"/>
+        <w:spacing w:before="140" w:after="80"/>
+      </w:pPr>
+      <w:r>
+        <w:rPr>
+          <w:rFonts w:ascii="Aptos" w:hAnsi="Aptos"/>
+          <w:b/>
+          <w:color w:val="1F4E79"/>
+          <w:sz w:val="25"/>
+        </w:rPr>
+        <w:t>Question 2: Logic Gate</w:t>
+      </w:r>
+    </w:p>
+    <w:p>
+      <w:pPr>
+        <w:spacing w:after="44" w:line="250" w:lineRule="auto"/>
+        <w:ind w:left="317" w:hanging="230"/>
+      </w:pPr>
+      <w:r>
+        <w:rPr>
+          <w:rFonts w:ascii="Aptos" w:hAnsi="Aptos"/>
+          <w:b/>
+          <w:color w:val="1F4E79"/>
+          <w:sz w:val="19"/>
+        </w:rPr>
+        <w:t xml:space="preserve">• </w:t>
+      </w:r>
+      <w:r>
+        <w:rPr>
+          <w:rFonts w:ascii="Aptos" w:hAnsi="Aptos"/>
+          <w:color w:val="222222"/>
+          <w:sz w:val="19"/>
+        </w:rPr>
+        <w:t>Created getHighNumbers as an arrow function.</w:t>
+      </w:r>
+    </w:p>
+    <w:p>
+      <w:pPr>
+        <w:spacing w:after="44" w:line="250" w:lineRule="auto"/>
+        <w:ind w:left="317" w:hanging="230"/>
+      </w:pPr>
+      <w:r>
+        <w:rPr>
+          <w:rFonts w:ascii="Aptos" w:hAnsi="Aptos"/>
+          <w:b/>
+          <w:color w:val="1F4E79"/>
+          <w:sz w:val="19"/>
+        </w:rPr>
+        <w:t xml:space="preserve">• </w:t>
+      </w:r>
+      <w:r>
+        <w:rPr>
+          <w:rFonts w:ascii="Aptos" w:hAnsi="Aptos"/>
+          <w:color w:val="222222"/>
+          <w:sz w:val="19"/>
+        </w:rPr>
+        <w:t>Filtered mixed values to keep only numbers using typeof value === "number".</w:t>
+      </w:r>
+    </w:p>
+    <w:p>
+      <w:pPr>
+        <w:spacing w:after="44" w:line="250" w:lineRule="auto"/>
+        <w:ind w:left="317" w:hanging="230"/>
+      </w:pPr>
+      <w:r>
+        <w:rPr>
+          <w:rFonts w:ascii="Aptos" w:hAnsi="Aptos"/>
+          <w:b/>
+          <w:color w:val="1F4E79"/>
+          <w:sz w:val="19"/>
+        </w:rPr>
+        <w:t xml:space="preserve">• </w:t>
+      </w:r>
+      <w:r>
+        <w:rPr>
+          <w:rFonts w:ascii="Aptos" w:hAnsi="Aptos"/>
+          <w:color w:val="222222"/>
+          <w:sz w:val="19"/>
+        </w:rPr>
+        <w:t>Generated a random threshold between 1 and 50 using Math.floor(Math.random() * 50) + 1.</w:t>
+      </w:r>
+    </w:p>
+    <w:p>
+      <w:pPr>
+        <w:spacing w:after="44" w:line="250" w:lineRule="auto"/>
+        <w:ind w:left="317" w:hanging="230"/>
+      </w:pPr>
+      <w:r>
+        <w:rPr>
+          <w:rFonts w:ascii="Aptos" w:hAnsi="Aptos"/>
+          <w:b/>
+          <w:color w:val="1F4E79"/>
+          <w:sz w:val="19"/>
+        </w:rPr>
+        <w:t xml:space="preserve">• </w:t>
+      </w:r>
+      <w:r>
+        <w:rPr>
+          <w:rFonts w:ascii="Aptos" w:hAnsi="Aptos"/>
+          <w:color w:val="222222"/>
+          <w:sz w:val="19"/>
+        </w:rPr>
+        <w:t>Filtered the numeric values again to keep only numbers greater than the threshold.</w:t>
+      </w:r>
+    </w:p>
+    <w:tbl>
+      <w:tblPr>
+        <w:tblW w:type="auto" w:w="0"/>
+        <w:jc w:val="center"/>
+        <w:tblLook w:firstColumn="1" w:firstRow="1" w:lastColumn="0" w:lastRow="0" w:noHBand="0" w:noVBand="1" w:val="04A0"/>
+        <w:tblBorders>
+          <w:top w:val="single" w:sz="4" w:space="0" w:color="C9D5E3"/>
+          <w:left w:val="single" w:sz="4" w:space="0" w:color="C9D5E3"/>
+          <w:bottom w:val="single" w:sz="4" w:space="0" w:color="C9D5E3"/>
+          <w:right w:val="single" w:sz="4" w:space="0" w:color="C9D5E3"/>
+          <w:insideH w:val="single" w:sz="4" w:space="0" w:color="C9D5E3"/>
+          <w:insideV w:val="single" w:sz="4" w:space="0" w:color="C9D5E3"/>
+        </w:tblBorders>
+      </w:tblPr>
+      <w:tblGrid>
+        <w:gridCol w:w="10166"/>
+      </w:tblGrid>
+      <w:tr>
+        <w:trPr>
+          <w:tblHeader w:val="true"/>
+        </w:trPr>
+        <w:tc>
+          <w:tcPr>
+            <w:tcW w:type="dxa" w:w="10166"/>
+            <w:shd w:fill="F4F7FB"/>
+          </w:tcPr>
+          <w:p>
+            <w:pPr>
+              <w:spacing w:after="0"/>
+            </w:pPr>
+            <w:r/>
+            <w:r>
+              <w:rPr>
+                <w:rFonts w:ascii="Consolas" w:hAnsi="Consolas"/>
+                <w:color w:val="2D2D2D"/>
+                <w:sz w:val="17"/>
+              </w:rPr>
+              <w:t>const threshold = Math.floor(Math.random() * 50) + 1;</w:t>
+            </w:r>
+          </w:p>
+          <w:p>
+            <w:pPr>
+              <w:spacing w:after="0"/>
+            </w:pPr>
+            <w:r>
+              <w:rPr>
+                <w:rFonts w:ascii="Consolas" w:hAnsi="Consolas"/>
+                <w:color w:val="2D2D2D"/>
+                <w:sz w:val="17"/>
+              </w:rPr>
+              <w:t>return values</w:t>
+            </w:r>
+          </w:p>
+          <w:p>
+            <w:pPr>
+              <w:spacing w:after="0"/>
+            </w:pPr>
+            <w:r>
+              <w:rPr>
+                <w:rFonts w:ascii="Consolas" w:hAnsi="Consolas"/>
+                <w:color w:val="2D2D2D"/>
+                <w:sz w:val="17"/>
+              </w:rPr>
+              <w:t xml:space="preserve">    .filter(value =&gt; typeof value === "number")</w:t>
+            </w:r>
+          </w:p>
+          <w:p>
+            <w:pPr>
+              <w:spacing w:after="0"/>
+            </w:pPr>
+            <w:r>
+              <w:rPr>
+                <w:rFonts w:ascii="Consolas" w:hAnsi="Consolas"/>
+                <w:color w:val="2D2D2D"/>
+                <w:sz w:val="17"/>
+              </w:rPr>
+              <w:t xml:space="preserve">    .filter(number =&gt; number &gt; threshold);</w:t>
+            </w:r>
+          </w:p>
+        </w:tc>
+      </w:tr>
+    </w:tbl>
+    <w:p>
+      <w:pPr>
+        <w:spacing w:after="20"/>
+      </w:pPr>
+    </w:p>
+    <w:p>
+      <w:pPr>
+        <w:pStyle w:val="Heading2"/>
+        <w:spacing w:before="140" w:after="80"/>
+      </w:pPr>
+      <w:r>
+        <w:rPr>
+          <w:rFonts w:ascii="Aptos" w:hAnsi="Aptos"/>
+          <w:b/>
+          <w:color w:val="1F4E79"/>
+          <w:sz w:val="25"/>
+        </w:rPr>
+        <w:t>Question 3: Price Calculator</w:t>
+      </w:r>
+    </w:p>
+    <w:p>
+      <w:pPr>
+        <w:spacing w:after="44" w:line="250" w:lineRule="auto"/>
+        <w:ind w:left="317" w:hanging="230"/>
+      </w:pPr>
+      <w:r>
+        <w:rPr>
+          <w:rFonts w:ascii="Aptos" w:hAnsi="Aptos"/>
+          <w:b/>
+          <w:color w:val="1F4E79"/>
+          <w:sz w:val="19"/>
+        </w:rPr>
+        <w:t xml:space="preserve">• </w:t>
+      </w:r>
+      <w:r>
+        <w:rPr>
+          <w:rFonts w:ascii="Aptos" w:hAnsi="Aptos"/>
+          <w:color w:val="222222"/>
+          <w:sz w:val="19"/>
+        </w:rPr>
+        <w:t>Used splice(prices.length - 1, 1) to remove the last item as the handling fee.</w:t>
+      </w:r>
+    </w:p>
+    <w:p>
+      <w:pPr>
+        <w:spacing w:after="44" w:line="250" w:lineRule="auto"/>
+        <w:ind w:left="317" w:hanging="230"/>
+      </w:pPr>
+      <w:r>
+        <w:rPr>
+          <w:rFonts w:ascii="Aptos" w:hAnsi="Aptos"/>
+          <w:b/>
+          <w:color w:val="1F4E79"/>
+          <w:sz w:val="19"/>
+        </w:rPr>
+        <w:t xml:space="preserve">• </w:t>
+      </w:r>
+      <w:r>
+        <w:rPr>
+          <w:rFonts w:ascii="Aptos" w:hAnsi="Aptos"/>
+          <w:color w:val="222222"/>
+          <w:sz w:val="19"/>
+        </w:rPr>
+        <w:t>Converted string prices to numbers with map(price =&gt; Number(price)).</w:t>
+      </w:r>
+    </w:p>
+    <w:p>
+      <w:pPr>
+        <w:spacing w:after="44" w:line="250" w:lineRule="auto"/>
+        <w:ind w:left="317" w:hanging="230"/>
+      </w:pPr>
+      <w:r>
+        <w:rPr>
+          <w:rFonts w:ascii="Aptos" w:hAnsi="Aptos"/>
+          <w:b/>
+          <w:color w:val="1F4E79"/>
+          <w:sz w:val="19"/>
+        </w:rPr>
+        <w:t xml:space="preserve">• </w:t>
+      </w:r>
+      <w:r>
+        <w:rPr>
+          <w:rFonts w:ascii="Aptos" w:hAnsi="Aptos"/>
+          <w:color w:val="222222"/>
+          <w:sz w:val="19"/>
+        </w:rPr>
+        <w:t>Used an arrow function inside reduce() to calculate the total.</w:t>
+      </w:r>
+    </w:p>
+    <w:p>
+      <w:pPr>
+        <w:spacing w:after="44" w:line="250" w:lineRule="auto"/>
+        <w:ind w:left="317" w:hanging="230"/>
+      </w:pPr>
+      <w:r>
+        <w:rPr>
+          <w:rFonts w:ascii="Aptos" w:hAnsi="Aptos"/>
+          <w:b/>
+          <w:color w:val="1F4E79"/>
+          <w:sz w:val="19"/>
+        </w:rPr>
+        <w:t xml:space="preserve">• </w:t>
+      </w:r>
+      <w:r>
+        <w:rPr>
+          <w:rFonts w:ascii="Aptos" w:hAnsi="Aptos"/>
+          <w:color w:val="222222"/>
+          <w:sz w:val="19"/>
+        </w:rPr>
+        <w:t>Printed the final output using a template literal: Total Price: $[sum].</w:t>
+      </w:r>
+    </w:p>
+    <w:tbl>
+      <w:tblPr>
+        <w:tblW w:type="auto" w:w="0"/>
+        <w:jc w:val="center"/>
+        <w:tblLook w:firstColumn="1" w:firstRow="1" w:lastColumn="0" w:lastRow="0" w:noHBand="0" w:noVBand="1" w:val="04A0"/>
+        <w:tblBorders>
+          <w:top w:val="single" w:sz="4" w:space="0" w:color="C9D5E3"/>
+          <w:left w:val="single" w:sz="4" w:space="0" w:color="C9D5E3"/>
+          <w:bottom w:val="single" w:sz="4" w:space="0" w:color="C9D5E3"/>
+          <w:right w:val="single" w:sz="4" w:space="0" w:color="C9D5E3"/>
+          <w:insideH w:val="single" w:sz="4" w:space="0" w:color="C9D5E3"/>
+          <w:insideV w:val="single" w:sz="4" w:space="0" w:color="C9D5E3"/>
+        </w:tblBorders>
+      </w:tblPr>
+      <w:tblGrid>
+        <w:gridCol w:w="10166"/>
+      </w:tblGrid>
+      <w:tr>
+        <w:trPr>
+          <w:tblHeader w:val="true"/>
+        </w:trPr>
+        <w:tc>
+          <w:tcPr>
+            <w:tcW w:type="dxa" w:w="10166"/>
+            <w:shd w:fill="F4F7FB"/>
+          </w:tcPr>
+          <w:p>
+            <w:pPr>
+              <w:spacing w:after="0"/>
+            </w:pPr>
+            <w:r/>
+            <w:r>
+              <w:rPr>
+                <w:rFonts w:ascii="Consolas" w:hAnsi="Consolas"/>
+                <w:color w:val="2D2D2D"/>
+                <w:sz w:val="17"/>
+              </w:rPr>
+              <w:t>prices.splice(prices.length - 1, 1);</w:t>
+            </w:r>
+          </w:p>
+          <w:p>
+            <w:pPr>
+              <w:spacing w:after="0"/>
+            </w:pPr>
+            <w:r>
+              <w:rPr>
+                <w:rFonts w:ascii="Consolas" w:hAnsi="Consolas"/>
+                <w:color w:val="2D2D2D"/>
+                <w:sz w:val="17"/>
+              </w:rPr>
+              <w:t>const numberPrices = prices.map(price =&gt; Number(price));</w:t>
+            </w:r>
+          </w:p>
+          <w:p>
+            <w:pPr>
+              <w:spacing w:after="0"/>
+            </w:pPr>
+            <w:r>
+              <w:rPr>
+                <w:rFonts w:ascii="Consolas" w:hAnsi="Consolas"/>
+                <w:color w:val="2D2D2D"/>
+                <w:sz w:val="17"/>
+              </w:rPr>
+              <w:t>const sumPrices = (total, price) =&gt; total + price;</w:t>
+            </w:r>
+          </w:p>
+          <w:p>
+            <w:pPr>
+              <w:spacing w:after="0"/>
+            </w:pPr>
+            <w:r>
+              <w:rPr>
+                <w:rFonts w:ascii="Consolas" w:hAnsi="Consolas"/>
+                <w:color w:val="2D2D2D"/>
+                <w:sz w:val="17"/>
+              </w:rPr>
+              <w:t>console.log(`Total Price: $${totalPrice}`);</w:t>
+            </w:r>
+          </w:p>
+        </w:tc>
+      </w:tr>
+    </w:tbl>
+    <w:p>
+      <w:pPr>
+        <w:spacing w:after="20"/>
+      </w:pPr>
+    </w:p>
+    <w:p>
+      <w:pPr>
+        <w:pStyle w:val="Heading1"/>
+        <w:spacing w:before="240" w:after="80"/>
+      </w:pPr>
+      <w:r>
+        <w:rPr>
+          <w:rFonts w:ascii="Aptos" w:hAnsi="Aptos"/>
+          <w:b/>
+          <w:color w:val="1F4E79"/>
+          <w:sz w:val="32"/>
+        </w:rPr>
+        <w:t>Day 2 Browser Practice</w:t>
+      </w:r>
+    </w:p>
+    <w:p>
+      <w:pPr>
+        <w:spacing w:after="100" w:line="259" w:lineRule="auto"/>
+      </w:pPr>
+      <w:r>
+        <w:rPr>
+          <w:rFonts w:ascii="Aptos" w:hAnsi="Aptos"/>
+          <w:color w:val="222222"/>
+          <w:sz w:val="20"/>
+        </w:rPr>
+        <w:t>The newer Day2 browser files introduced a simple login page and home page. This practice connected HTML structure, CSS styling, and JavaScript behavior in the browser.</w:t>
+      </w:r>
+    </w:p>
+    <w:p>
+      <w:pPr>
+        <w:pStyle w:val="Heading2"/>
+        <w:spacing w:before="140" w:after="80"/>
+      </w:pPr>
+      <w:r>
+        <w:rPr>
+          <w:rFonts w:ascii="Aptos" w:hAnsi="Aptos"/>
+          <w:b/>
+          <w:color w:val="1F4E79"/>
+          <w:sz w:val="25"/>
+        </w:rPr>
+        <w:t>HTML and CSS Topics Practiced</w:t>
+      </w:r>
+    </w:p>
+    <w:p>
+      <w:pPr>
+        <w:spacing w:after="44" w:line="250" w:lineRule="auto"/>
+        <w:ind w:left="317" w:hanging="230"/>
+      </w:pPr>
+      <w:r>
+        <w:rPr>
+          <w:rFonts w:ascii="Aptos" w:hAnsi="Aptos"/>
+          <w:b/>
+          <w:color w:val="1F4E79"/>
+          <w:sz w:val="20"/>
+        </w:rPr>
+        <w:t xml:space="preserve">• </w:t>
+      </w:r>
+      <w:r>
+        <w:rPr>
+          <w:rFonts w:ascii="Aptos" w:hAnsi="Aptos"/>
+          <w:color w:val="222222"/>
+          <w:sz w:val="20"/>
+        </w:rPr>
+        <w:t>Created a login page with input fields for username and password.</w:t>
+      </w:r>
+    </w:p>
+    <w:p>
+      <w:pPr>
+        <w:spacing w:after="44" w:line="250" w:lineRule="auto"/>
+        <w:ind w:left="317" w:hanging="230"/>
+      </w:pPr>
+      <w:r>
+        <w:rPr>
+          <w:rFonts w:ascii="Aptos" w:hAnsi="Aptos"/>
+          <w:b/>
+          <w:color w:val="1F4E79"/>
+          <w:sz w:val="20"/>
+        </w:rPr>
+        <w:t xml:space="preserve">• </w:t>
+      </w:r>
+      <w:r>
+        <w:rPr>
+          <w:rFonts w:ascii="Aptos" w:hAnsi="Aptos"/>
+          <w:color w:val="222222"/>
+          <w:sz w:val="20"/>
+        </w:rPr>
+        <w:t>Used input types text and password to control how data is entered.</w:t>
+      </w:r>
+    </w:p>
+    <w:p>
+      <w:pPr>
+        <w:spacing w:after="44" w:line="250" w:lineRule="auto"/>
+        <w:ind w:left="317" w:hanging="230"/>
+      </w:pPr>
+      <w:r>
+        <w:rPr>
+          <w:rFonts w:ascii="Aptos" w:hAnsi="Aptos"/>
+          <w:b/>
+          <w:color w:val="1F4E79"/>
+          <w:sz w:val="20"/>
+        </w:rPr>
+        <w:t xml:space="preserve">• </w:t>
+      </w:r>
+      <w:r>
+        <w:rPr>
+          <w:rFonts w:ascii="Aptos" w:hAnsi="Aptos"/>
+          <w:color w:val="222222"/>
+          <w:sz w:val="20"/>
+        </w:rPr>
+        <w:t>Connected external JavaScript with &lt;script src="login.js"&gt;&lt;/script&gt;.</w:t>
+      </w:r>
+    </w:p>
+    <w:p>
+      <w:pPr>
+        <w:spacing w:after="44" w:line="250" w:lineRule="auto"/>
+        <w:ind w:left="317" w:hanging="230"/>
+      </w:pPr>
+      <w:r>
+        <w:rPr>
+          <w:rFonts w:ascii="Aptos" w:hAnsi="Aptos"/>
+          <w:b/>
+          <w:color w:val="1F4E79"/>
+          <w:sz w:val="20"/>
+        </w:rPr>
+        <w:t xml:space="preserve">• </w:t>
+      </w:r>
+      <w:r>
+        <w:rPr>
+          <w:rFonts w:ascii="Aptos" w:hAnsi="Aptos"/>
+          <w:color w:val="222222"/>
+          <w:sz w:val="20"/>
+        </w:rPr>
+        <w:t>Connected external CSS with &lt;link rel="stylesheet" href="login.css"&gt;.</w:t>
+      </w:r>
+    </w:p>
+    <w:p>
+      <w:pPr>
+        <w:spacing w:after="44" w:line="250" w:lineRule="auto"/>
+        <w:ind w:left="317" w:hanging="230"/>
+      </w:pPr>
+      <w:r>
+        <w:rPr>
+          <w:rFonts w:ascii="Aptos" w:hAnsi="Aptos"/>
+          <w:b/>
+          <w:color w:val="1F4E79"/>
+          <w:sz w:val="20"/>
+        </w:rPr>
+        <w:t xml:space="preserve">• </w:t>
+      </w:r>
+      <w:r>
+        <w:rPr>
+          <w:rFonts w:ascii="Aptos" w:hAnsi="Aptos"/>
+          <w:color w:val="222222"/>
+          <w:sz w:val="20"/>
+        </w:rPr>
+        <w:t>Styled h1, p, and button elements with CSS properties such as color, margin-top, and background-color.</w:t>
+      </w:r>
+    </w:p>
+    <w:p>
+      <w:pPr>
+        <w:spacing w:after="44" w:line="250" w:lineRule="auto"/>
+        <w:ind w:left="317" w:hanging="230"/>
+      </w:pPr>
+      <w:r>
+        <w:rPr>
+          <w:rFonts w:ascii="Aptos" w:hAnsi="Aptos"/>
+          <w:b/>
+          <w:color w:val="1F4E79"/>
+          <w:sz w:val="20"/>
+        </w:rPr>
+        <w:t xml:space="preserve">• </w:t>
+      </w:r>
+      <w:r>
+        <w:rPr>
+          <w:rFonts w:ascii="Aptos" w:hAnsi="Aptos"/>
+          <w:color w:val="222222"/>
+          <w:sz w:val="20"/>
+        </w:rPr>
+        <w:t>Created app.html as a simple home page with navigation links in an unordered list.</w:t>
+      </w:r>
+    </w:p>
+    <w:p>
+      <w:pPr>
+        <w:pStyle w:val="Heading2"/>
+        <w:spacing w:before="140" w:after="80"/>
+      </w:pPr>
+      <w:r>
+        <w:rPr>
+          <w:rFonts w:ascii="Aptos" w:hAnsi="Aptos"/>
+          <w:b/>
+          <w:color w:val="1F4E79"/>
+          <w:sz w:val="25"/>
+        </w:rPr>
+        <w:t>Login JavaScript Topics Practiced</w:t>
+      </w:r>
+    </w:p>
+    <w:p>
+      <w:pPr>
+        <w:spacing w:after="44" w:line="250" w:lineRule="auto"/>
+        <w:ind w:left="317" w:hanging="230"/>
+      </w:pPr>
+      <w:r>
+        <w:rPr>
+          <w:rFonts w:ascii="Aptos" w:hAnsi="Aptos"/>
+          <w:b/>
+          <w:color w:val="1F4E79"/>
+          <w:sz w:val="20"/>
+        </w:rPr>
+        <w:t xml:space="preserve">• </w:t>
+      </w:r>
+      <w:r>
+        <w:rPr>
+          <w:rFonts w:ascii="Aptos" w:hAnsi="Aptos"/>
+          <w:color w:val="222222"/>
+          <w:sz w:val="20"/>
+        </w:rPr>
+        <w:t>Created auth as an arrow function that runs when the Submit button is clicked.</w:t>
+      </w:r>
+    </w:p>
+    <w:p>
+      <w:pPr>
+        <w:spacing w:after="44" w:line="250" w:lineRule="auto"/>
+        <w:ind w:left="317" w:hanging="230"/>
+      </w:pPr>
+      <w:r>
+        <w:rPr>
+          <w:rFonts w:ascii="Aptos" w:hAnsi="Aptos"/>
+          <w:b/>
+          <w:color w:val="1F4E79"/>
+          <w:sz w:val="20"/>
+        </w:rPr>
+        <w:t xml:space="preserve">• </w:t>
+      </w:r>
+      <w:r>
+        <w:rPr>
+          <w:rFonts w:ascii="Aptos" w:hAnsi="Aptos"/>
+          <w:color w:val="222222"/>
+          <w:sz w:val="20"/>
+        </w:rPr>
+        <w:t>Read browser input values using document.getElementById("username").value and document.getElementById("password").value.</w:t>
+      </w:r>
+    </w:p>
+    <w:p>
+      <w:pPr>
+        <w:spacing w:after="44" w:line="250" w:lineRule="auto"/>
+        <w:ind w:left="317" w:hanging="230"/>
+      </w:pPr>
+      <w:r>
+        <w:rPr>
+          <w:rFonts w:ascii="Aptos" w:hAnsi="Aptos"/>
+          <w:b/>
+          <w:color w:val="1F4E79"/>
+          <w:sz w:val="20"/>
+        </w:rPr>
+        <w:t xml:space="preserve">• </w:t>
+      </w:r>
+      <w:r>
+        <w:rPr>
+          <w:rFonts w:ascii="Aptos" w:hAnsi="Aptos"/>
+          <w:color w:val="222222"/>
+          <w:sz w:val="20"/>
+        </w:rPr>
+        <w:t>Used strict equality checks with === for username and password comparison.</w:t>
+      </w:r>
+    </w:p>
+    <w:p>
+      <w:pPr>
+        <w:spacing w:after="44" w:line="250" w:lineRule="auto"/>
+        <w:ind w:left="317" w:hanging="230"/>
+      </w:pPr>
+      <w:r>
+        <w:rPr>
+          <w:rFonts w:ascii="Aptos" w:hAnsi="Aptos"/>
+          <w:b/>
+          <w:color w:val="1F4E79"/>
+          <w:sz w:val="20"/>
+        </w:rPr>
+        <w:t xml:space="preserve">• </w:t>
+      </w:r>
+      <w:r>
+        <w:rPr>
+          <w:rFonts w:ascii="Aptos" w:hAnsi="Aptos"/>
+          <w:color w:val="222222"/>
+          <w:sz w:val="20"/>
+        </w:rPr>
+        <w:t>Used the logical AND operator &amp;&amp; to require both conditions to be true.</w:t>
+      </w:r>
+    </w:p>
+    <w:p>
+      <w:pPr>
+        <w:spacing w:after="44" w:line="250" w:lineRule="auto"/>
+        <w:ind w:left="317" w:hanging="230"/>
+      </w:pPr>
+      <w:r>
+        <w:rPr>
+          <w:rFonts w:ascii="Aptos" w:hAnsi="Aptos"/>
+          <w:b/>
+          <w:color w:val="1F4E79"/>
+          <w:sz w:val="20"/>
+        </w:rPr>
+        <w:t xml:space="preserve">• </w:t>
+      </w:r>
+      <w:r>
+        <w:rPr>
+          <w:rFonts w:ascii="Aptos" w:hAnsi="Aptos"/>
+          <w:color w:val="222222"/>
+          <w:sz w:val="20"/>
+        </w:rPr>
+        <w:t>Displayed feedback to the user with alert().</w:t>
+      </w:r>
+    </w:p>
+    <w:p>
+      <w:pPr>
+        <w:spacing w:after="44" w:line="250" w:lineRule="auto"/>
+        <w:ind w:left="317" w:hanging="230"/>
+      </w:pPr>
+      <w:r>
+        <w:rPr>
+          <w:rFonts w:ascii="Aptos" w:hAnsi="Aptos"/>
+          <w:b/>
+          <w:color w:val="1F4E79"/>
+          <w:sz w:val="20"/>
+        </w:rPr>
+        <w:t xml:space="preserve">• </w:t>
+      </w:r>
+      <w:r>
+        <w:rPr>
+          <w:rFonts w:ascii="Aptos" w:hAnsi="Aptos"/>
+          <w:color w:val="222222"/>
+          <w:sz w:val="20"/>
+        </w:rPr>
+        <w:t>Practiced page navigation using window.location.href.</w:t>
+      </w:r>
+    </w:p>
+    <w:tbl>
+      <w:tblPr>
+        <w:tblW w:type="auto" w:w="0"/>
+        <w:jc w:val="center"/>
+        <w:tblLook w:firstColumn="1" w:firstRow="1" w:lastColumn="0" w:lastRow="0" w:noHBand="0" w:noVBand="1" w:val="04A0"/>
+        <w:tblBorders>
+          <w:top w:val="single" w:sz="4" w:space="0" w:color="C9D5E3"/>
+          <w:left w:val="single" w:sz="4" w:space="0" w:color="C9D5E3"/>
+          <w:bottom w:val="single" w:sz="4" w:space="0" w:color="C9D5E3"/>
+          <w:right w:val="single" w:sz="4" w:space="0" w:color="C9D5E3"/>
+          <w:insideH w:val="single" w:sz="4" w:space="0" w:color="C9D5E3"/>
+          <w:insideV w:val="single" w:sz="4" w:space="0" w:color="C9D5E3"/>
+        </w:tblBorders>
+      </w:tblPr>
+      <w:tblGrid>
+        <w:gridCol w:w="10166"/>
+      </w:tblGrid>
+      <w:tr>
+        <w:trPr>
+          <w:tblHeader w:val="true"/>
+        </w:trPr>
+        <w:tc>
+          <w:tcPr>
+            <w:tcW w:type="dxa" w:w="10166"/>
+            <w:shd w:fill="F4F7FB"/>
+          </w:tcPr>
+          <w:p>
+            <w:pPr>
+              <w:spacing w:after="0"/>
+            </w:pPr>
+            <w:r/>
+            <w:r>
+              <w:rPr>
+                <w:rFonts w:ascii="Consolas" w:hAnsi="Consolas"/>
+                <w:color w:val="2D2D2D"/>
+                <w:sz w:val="17"/>
+              </w:rPr>
+              <w:t>const auth = () =&gt; {</w:t>
+            </w:r>
+          </w:p>
+          <w:p>
+            <w:pPr>
+              <w:spacing w:after="0"/>
+            </w:pPr>
+            <w:r>
+              <w:rPr>
+                <w:rFonts w:ascii="Consolas" w:hAnsi="Consolas"/>
+                <w:color w:val="2D2D2D"/>
+                <w:sz w:val="17"/>
+              </w:rPr>
+              <w:t xml:space="preserve">    const username = document.getElementById("username").value;</w:t>
+            </w:r>
+          </w:p>
+          <w:p>
+            <w:pPr>
+              <w:spacing w:after="0"/>
+            </w:pPr>
+            <w:r>
+              <w:rPr>
+                <w:rFonts w:ascii="Consolas" w:hAnsi="Consolas"/>
+                <w:color w:val="2D2D2D"/>
+                <w:sz w:val="17"/>
+              </w:rPr>
+              <w:t xml:space="preserve">    const password = document.getElementById("password").value;</w:t>
+            </w:r>
+          </w:p>
+          <w:p>
+            <w:pPr>
+              <w:spacing w:after="0"/>
+            </w:pPr>
+            <w:r>
+              <w:rPr>
+                <w:rFonts w:ascii="Consolas" w:hAnsi="Consolas"/>
+                <w:color w:val="2D2D2D"/>
+                <w:sz w:val="17"/>
+              </w:rPr>
+              <w:t xml:space="preserve">    if (username === "admin" &amp;&amp; password === "password") {</w:t>
+            </w:r>
+          </w:p>
+          <w:p>
+            <w:pPr>
+              <w:spacing w:after="0"/>
+            </w:pPr>
+            <w:r>
+              <w:rPr>
+                <w:rFonts w:ascii="Consolas" w:hAnsi="Consolas"/>
+                <w:color w:val="2D2D2D"/>
+                <w:sz w:val="17"/>
+              </w:rPr>
+              <w:t xml:space="preserve">        alert("Authentication Successfull!");</w:t>
+            </w:r>
+          </w:p>
+          <w:p>
+            <w:pPr>
+              <w:spacing w:after="0"/>
+            </w:pPr>
+            <w:r>
+              <w:rPr>
+                <w:rFonts w:ascii="Consolas" w:hAnsi="Consolas"/>
+                <w:color w:val="2D2D2D"/>
+                <w:sz w:val="17"/>
+              </w:rPr>
+              <w:t xml:space="preserve">        window.location.href = "login.html";</w:t>
+            </w:r>
+          </w:p>
+          <w:p>
+            <w:pPr>
+              <w:spacing w:after="0"/>
+            </w:pPr>
+            <w:r>
+              <w:rPr>
+                <w:rFonts w:ascii="Consolas" w:hAnsi="Consolas"/>
+                <w:color w:val="2D2D2D"/>
+                <w:sz w:val="17"/>
+              </w:rPr>
+              <w:t xml:space="preserve">    }</w:t>
+            </w:r>
+          </w:p>
+          <w:p>
+            <w:pPr>
+              <w:spacing w:after="0"/>
+            </w:pPr>
+            <w:r>
+              <w:rPr>
+                <w:rFonts w:ascii="Consolas" w:hAnsi="Consolas"/>
+                <w:color w:val="2D2D2D"/>
+                <w:sz w:val="17"/>
+              </w:rPr>
+              <w:t>};</w:t>
+            </w:r>
+          </w:p>
+        </w:tc>
+      </w:tr>
+    </w:tbl>
+    <w:p>
+      <w:pPr>
+        <w:spacing w:after="20"/>
+      </w:pPr>
+    </w:p>
+    <w:p>
+      <w:pPr>
+        <w:pStyle w:val="Heading1"/>
+        <w:spacing w:before="240" w:after="80"/>
       </w:pPr>
       <w:r>
         <w:rPr>
@@ -1150,15 +2369,15 @@
         <w:rPr>
           <w:rFonts w:ascii="Aptos" w:hAnsi="Aptos"/>
           <w:color w:val="222222"/>
-          <w:sz w:val="21"/>
+          <w:sz w:val="20"/>
         </w:rPr>
-        <w:t>By the end of Day 2, I had moved from basic syntax to writing small reusable logic blocks. The practice programs helped me understand how JavaScript handles data, decisions, browser input, functions, arrays, and common built-in methods. These concepts form a useful base for upcoming automation and Playwright training.</w:t>
+        <w:t>The updated training work shows progress from basic JavaScript syntax to practical browser-based interaction. Day 1 introduced variables, operators, conditions, functions, and simple DOM reading. Day 2 added modern string formatting, arrow functions, array methods, Math methods, type conversion, array mutation, problem-solving scripts, and a basic login flow using HTML, CSS, and JavaScript. These topics are a strong base for upcoming automation and Playwright practice.</w:t>
       </w:r>
     </w:p>
     <w:sectPr>
       <w:footerReference w:type="default" r:id="rId9"/>
       <w:pgSz w:w="12240" w:h="15840"/>
-      <w:pgMar w:top="936" w:right="1080" w:bottom="936" w:left="1080" w:header="720" w:footer="720" w:gutter="0"/>
+      <w:pgMar w:top="893" w:right="1037" w:bottom="893" w:left="1037" w:header="720" w:footer="720" w:gutter="0"/>
       <w:cols w:space="720"/>
       <w:docGrid w:linePitch="360"/>
     </w:sectPr>
@@ -1180,7 +2399,7 @@
         <w:color w:val="787878"/>
         <w:sz w:val="17"/>
       </w:rPr>
-      <w:t>Synopsis | Day 1 and Day 2 JavaScript Training</w:t>
+      <w:t>Synopsis | Updated Day 1 and Day 2 JavaScript Training</w:t>
     </w:r>
   </w:p>
 </w:ftr>
@@ -1551,7 +2770,7 @@
     <w:rsid w:val="00FC693F"/>
     <w:rPr>
       <w:rFonts w:ascii="Aptos" w:hAnsi="Aptos"/>
-      <w:sz w:val="21"/>
+      <w:sz w:val="20"/>
     </w:rPr>
   </w:style>
   <w:style w:type="paragraph" w:styleId="Header">

--- a/synopsis.docx
+++ b/synopsis.docx
@@ -29,7 +29,7 @@
           <w:color w:val="595959"/>
           <w:sz w:val="26"/>
         </w:rPr>
-        <w:t>Day 1 and Day 2 JavaScript Training Code</w:t>
+        <w:t>Day 1 to Day 4 JavaScript Training Code</w:t>
       </w:r>
     </w:p>
     <w:p>
@@ -41,9 +41,9 @@
         <w:rPr>
           <w:rFonts w:ascii="Aptos" w:hAnsi="Aptos"/>
           <w:color w:val="5F5F5F"/>
-          <w:sz w:val="19"/>
+          <w:sz w:val="18"/>
         </w:rPr>
-        <w:t>Updated with Day2 practice questions and browser login practice</w:t>
+        <w:t>Updated with latest Day4 Promise, fetch, and API practice files</w:t>
       </w:r>
     </w:p>
     <w:tbl>
@@ -61,7 +61,7 @@
         </w:tblBorders>
       </w:tblPr>
       <w:tblGrid>
-        <w:gridCol w:w="10166"/>
+        <w:gridCol w:w="10224"/>
       </w:tblGrid>
       <w:tr>
         <w:trPr>
@@ -69,13 +69,13 @@
         </w:trPr>
         <w:tc>
           <w:tcPr>
-            <w:tcW w:type="dxa" w:w="10166"/>
+            <w:tcW w:type="dxa" w:w="10224"/>
             <w:shd w:fill="EAF3FB"/>
             <w:vAlign w:val="center"/>
           </w:tcPr>
           <w:p>
             <w:pPr>
-              <w:spacing w:after="0" w:line="254" w:lineRule="auto"/>
+              <w:spacing w:after="0" w:line="252" w:lineRule="auto"/>
             </w:pPr>
             <w:r/>
             <w:r>
@@ -83,7 +83,7 @@
                 <w:rFonts w:ascii="Aptos" w:hAnsi="Aptos"/>
                 <w:b/>
                 <w:color w:val="1F4E79"/>
-                <w:sz w:val="20"/>
+                <w:sz w:val="19"/>
               </w:rPr>
               <w:t xml:space="preserve">Overall learning summary: </w:t>
             </w:r>
@@ -91,9 +91,9 @@
               <w:rPr>
                 <w:rFonts w:ascii="Aptos" w:hAnsi="Aptos"/>
                 <w:color w:val="222222"/>
-                <w:sz w:val="20"/>
+                <w:sz w:val="19"/>
               </w:rPr>
-              <w:t>I practiced JavaScript fundamentals, then extended them into array-based problem solving and browser interaction. The updated Day2 work includes template literals, arrow functions, filter/map/reduce, random numbers, type conversion, splice, HTML forms, CSS styling, DOM input reading, authentication logic, alerts, and page navigation.</w:t>
+              <w:t>The training now covers JavaScript fundamentals, browser interaction, array problem solving, asynchronous JavaScript, and API consumption. The newest Day4 files add fetch(), JSON response conversion, chained then() processing, API result filtering and mapping, Weatherstack-style API requests, nested response extraction, Fahrenheit conversion, ternary logic, and structured result objects.</w:t>
             </w:r>
           </w:p>
         </w:tc>
@@ -102,7 +102,7 @@
     <w:p>
       <w:pPr>
         <w:pStyle w:val="Heading1"/>
-        <w:spacing w:before="240" w:after="80"/>
+        <w:spacing w:before="220" w:after="80"/>
       </w:pPr>
       <w:r>
         <w:rPr>
@@ -130,10 +130,10 @@
         </w:tblBorders>
       </w:tblPr>
       <w:tblGrid>
-        <w:gridCol w:w="2541"/>
-        <w:gridCol w:w="2541"/>
-        <w:gridCol w:w="2541"/>
-        <w:gridCol w:w="2541"/>
+        <w:gridCol w:w="2556"/>
+        <w:gridCol w:w="2556"/>
+        <w:gridCol w:w="2556"/>
+        <w:gridCol w:w="2556"/>
       </w:tblGrid>
       <w:tr>
         <w:trPr>
@@ -141,13 +141,13 @@
         </w:trPr>
         <w:tc>
           <w:tcPr>
-            <w:tcW w:type="dxa" w:w="1350"/>
+            <w:tcW w:type="dxa" w:w="1250"/>
             <w:shd w:fill="1F4E79"/>
             <w:vAlign w:val="center"/>
           </w:tcPr>
           <w:p>
             <w:pPr>
-              <w:spacing w:after="0" w:line="250" w:lineRule="auto"/>
+              <w:spacing w:after="0" w:line="245" w:lineRule="auto"/>
             </w:pPr>
             <w:r/>
             <w:r>
@@ -155,7 +155,7 @@
                 <w:rFonts w:ascii="Aptos" w:hAnsi="Aptos"/>
                 <w:b/>
                 <w:color w:val="FFFFFF"/>
-                <w:sz w:val="18"/>
+                <w:sz w:val="17"/>
               </w:rPr>
               <w:t>Day / Area</w:t>
             </w:r>
@@ -169,7 +169,7 @@
           </w:tcPr>
           <w:p>
             <w:pPr>
-              <w:spacing w:after="0" w:line="250" w:lineRule="auto"/>
+              <w:spacing w:after="0" w:line="245" w:lineRule="auto"/>
             </w:pPr>
             <w:r/>
             <w:r>
@@ -177,7 +177,7 @@
                 <w:rFonts w:ascii="Aptos" w:hAnsi="Aptos"/>
                 <w:b/>
                 <w:color w:val="FFFFFF"/>
-                <w:sz w:val="18"/>
+                <w:sz w:val="17"/>
               </w:rPr>
               <w:t>Files</w:t>
             </w:r>
@@ -185,13 +185,13 @@
         </w:tc>
         <w:tc>
           <w:tcPr>
-            <w:tcW w:type="dxa" w:w="3200"/>
+            <w:tcW w:type="dxa" w:w="3300"/>
             <w:shd w:fill="1F4E79"/>
             <w:vAlign w:val="center"/>
           </w:tcPr>
           <w:p>
             <w:pPr>
-              <w:spacing w:after="0" w:line="250" w:lineRule="auto"/>
+              <w:spacing w:after="0" w:line="245" w:lineRule="auto"/>
             </w:pPr>
             <w:r/>
             <w:r>
@@ -199,7 +199,7 @@
                 <w:rFonts w:ascii="Aptos" w:hAnsi="Aptos"/>
                 <w:b/>
                 <w:color w:val="FFFFFF"/>
-                <w:sz w:val="18"/>
+                <w:sz w:val="17"/>
               </w:rPr>
               <w:t>Topics learned</w:t>
             </w:r>
@@ -213,7 +213,7 @@
           </w:tcPr>
           <w:p>
             <w:pPr>
-              <w:spacing w:after="0" w:line="250" w:lineRule="auto"/>
+              <w:spacing w:after="0" w:line="245" w:lineRule="auto"/>
             </w:pPr>
             <w:r/>
             <w:r>
@@ -221,7 +221,7 @@
                 <w:rFonts w:ascii="Aptos" w:hAnsi="Aptos"/>
                 <w:b/>
                 <w:color w:val="FFFFFF"/>
-                <w:sz w:val="18"/>
+                <w:sz w:val="17"/>
               </w:rPr>
               <w:t>Practice outcome</w:t>
             </w:r>
@@ -231,12 +231,12 @@
       <w:tr>
         <w:tc>
           <w:tcPr>
-            <w:tcW w:type="dxa" w:w="1350"/>
+            <w:tcW w:type="dxa" w:w="1250"/>
             <w:vAlign w:val="center"/>
           </w:tcPr>
           <w:p>
             <w:pPr>
-              <w:spacing w:after="0" w:line="250" w:lineRule="auto"/>
+              <w:spacing w:after="0" w:line="245" w:lineRule="auto"/>
             </w:pPr>
             <w:r/>
             <w:r>
@@ -244,7 +244,7 @@
                 <w:rFonts w:ascii="Aptos" w:hAnsi="Aptos"/>
                 <w:b/>
                 <w:color w:val="222222"/>
-                <w:sz w:val="17"/>
+                <w:sz w:val="16"/>
               </w:rPr>
               <w:t>Day 1 basics</w:t>
             </w:r>
@@ -257,7 +257,7 @@
           </w:tcPr>
           <w:p>
             <w:pPr>
-              <w:spacing w:after="0" w:line="250" w:lineRule="auto"/>
+              <w:spacing w:after="0" w:line="245" w:lineRule="auto"/>
             </w:pPr>
             <w:r/>
             <w:r>
@@ -265,7 +265,7 @@
                 <w:rFonts w:ascii="Aptos" w:hAnsi="Aptos"/>
                 <w:b w:val="0"/>
                 <w:color w:val="222222"/>
-                <w:sz w:val="17"/>
+                <w:sz w:val="16"/>
               </w:rPr>
               <w:t>index.js</w:t>
               <w:br/>
@@ -281,12 +281,12 @@
         </w:tc>
         <w:tc>
           <w:tcPr>
-            <w:tcW w:type="dxa" w:w="3200"/>
+            <w:tcW w:type="dxa" w:w="3300"/>
             <w:vAlign w:val="center"/>
           </w:tcPr>
           <w:p>
             <w:pPr>
-              <w:spacing w:after="0" w:line="250" w:lineRule="auto"/>
+              <w:spacing w:after="0" w:line="245" w:lineRule="auto"/>
             </w:pPr>
             <w:r/>
             <w:r>
@@ -294,7 +294,7 @@
                 <w:rFonts w:ascii="Aptos" w:hAnsi="Aptos"/>
                 <w:b w:val="0"/>
                 <w:color w:val="222222"/>
-                <w:sz w:val="17"/>
+                <w:sz w:val="16"/>
               </w:rPr>
               <w:t>Variables, strings, operators, conditions, type checking, value swapping, simple DOM input</w:t>
             </w:r>
@@ -307,7 +307,7 @@
           </w:tcPr>
           <w:p>
             <w:pPr>
-              <w:spacing w:after="0" w:line="250" w:lineRule="auto"/>
+              <w:spacing w:after="0" w:line="245" w:lineRule="auto"/>
             </w:pPr>
             <w:r/>
             <w:r>
@@ -315,9 +315,9 @@
                 <w:rFonts w:ascii="Aptos" w:hAnsi="Aptos"/>
                 <w:b w:val="0"/>
                 <w:color w:val="222222"/>
-                <w:sz w:val="17"/>
+                <w:sz w:val="16"/>
               </w:rPr>
-              <w:t>Built comfort with JavaScript syntax, console output, comparisons, branching, typeof checks, and reading an input box from HTML.</w:t>
+              <w:t>Built comfort with syntax, console output, comparisons, branching, typeof checks, and reading input from HTML.</w:t>
             </w:r>
           </w:p>
         </w:tc>
@@ -325,13 +325,13 @@
       <w:tr>
         <w:tc>
           <w:tcPr>
-            <w:tcW w:type="dxa" w:w="1350"/>
+            <w:tcW w:type="dxa" w:w="1250"/>
             <w:vAlign w:val="center"/>
             <w:shd w:fill="F8FAFD"/>
           </w:tcPr>
           <w:p>
             <w:pPr>
-              <w:spacing w:after="0" w:line="250" w:lineRule="auto"/>
+              <w:spacing w:after="0" w:line="245" w:lineRule="auto"/>
             </w:pPr>
             <w:r/>
             <w:r>
@@ -339,7 +339,7 @@
                 <w:rFonts w:ascii="Aptos" w:hAnsi="Aptos"/>
                 <w:b/>
                 <w:color w:val="222222"/>
-                <w:sz w:val="17"/>
+                <w:sz w:val="16"/>
               </w:rPr>
               <w:t>Day 2 core JS</w:t>
             </w:r>
@@ -353,7 +353,7 @@
           </w:tcPr>
           <w:p>
             <w:pPr>
-              <w:spacing w:after="0" w:line="250" w:lineRule="auto"/>
+              <w:spacing w:after="0" w:line="245" w:lineRule="auto"/>
             </w:pPr>
             <w:r/>
             <w:r>
@@ -361,7 +361,7 @@
                 <w:rFonts w:ascii="Aptos" w:hAnsi="Aptos"/>
                 <w:b w:val="0"/>
                 <w:color w:val="222222"/>
-                <w:sz w:val="17"/>
+                <w:sz w:val="16"/>
               </w:rPr>
               <w:t>index.js</w:t>
             </w:r>
@@ -369,13 +369,13 @@
         </w:tc>
         <w:tc>
           <w:tcPr>
-            <w:tcW w:type="dxa" w:w="3200"/>
+            <w:tcW w:type="dxa" w:w="3300"/>
             <w:vAlign w:val="center"/>
             <w:shd w:fill="F8FAFD"/>
           </w:tcPr>
           <w:p>
             <w:pPr>
-              <w:spacing w:after="0" w:line="250" w:lineRule="auto"/>
+              <w:spacing w:after="0" w:line="245" w:lineRule="auto"/>
             </w:pPr>
             <w:r/>
             <w:r>
@@ -383,7 +383,7 @@
                 <w:rFonts w:ascii="Aptos" w:hAnsi="Aptos"/>
                 <w:b w:val="0"/>
                 <w:color w:val="222222"/>
-                <w:sz w:val="17"/>
+                <w:sz w:val="16"/>
               </w:rPr>
               <w:t>Template literals, functions, arrow functions, filter-map-forEach, Math.random, Math.floor, conversions, array methods</w:t>
             </w:r>
@@ -397,7 +397,7 @@
           </w:tcPr>
           <w:p>
             <w:pPr>
-              <w:spacing w:after="0" w:line="250" w:lineRule="auto"/>
+              <w:spacing w:after="0" w:line="245" w:lineRule="auto"/>
             </w:pPr>
             <w:r/>
             <w:r>
@@ -405,9 +405,9 @@
                 <w:rFonts w:ascii="Aptos" w:hAnsi="Aptos"/>
                 <w:b w:val="0"/>
                 <w:color w:val="222222"/>
-                <w:sz w:val="17"/>
+                <w:sz w:val="16"/>
               </w:rPr>
-              <w:t>Practiced reusable functions, array pipelines, random values, number/string conversion, and array add/remove/search operations.</w:t>
+              <w:t>Practiced functions, array pipelines, random values, number/string conversion, and array add/remove/search operations.</w:t>
             </w:r>
           </w:p>
         </w:tc>
@@ -415,12 +415,12 @@
       <w:tr>
         <w:tc>
           <w:tcPr>
-            <w:tcW w:type="dxa" w:w="1350"/>
+            <w:tcW w:type="dxa" w:w="1250"/>
             <w:vAlign w:val="center"/>
           </w:tcPr>
           <w:p>
             <w:pPr>
-              <w:spacing w:after="0" w:line="250" w:lineRule="auto"/>
+              <w:spacing w:after="0" w:line="245" w:lineRule="auto"/>
             </w:pPr>
             <w:r/>
             <w:r>
@@ -428,7 +428,7 @@
                 <w:rFonts w:ascii="Aptos" w:hAnsi="Aptos"/>
                 <w:b/>
                 <w:color w:val="222222"/>
-                <w:sz w:val="17"/>
+                <w:sz w:val="16"/>
               </w:rPr>
               <w:t>Day 2 questions</w:t>
             </w:r>
@@ -441,7 +441,7 @@
           </w:tcPr>
           <w:p>
             <w:pPr>
-              <w:spacing w:after="0" w:line="250" w:lineRule="auto"/>
+              <w:spacing w:after="0" w:line="245" w:lineRule="auto"/>
             </w:pPr>
             <w:r/>
             <w:r>
@@ -449,7 +449,7 @@
                 <w:rFonts w:ascii="Aptos" w:hAnsi="Aptos"/>
                 <w:b w:val="0"/>
                 <w:color w:val="222222"/>
-                <w:sz w:val="17"/>
+                <w:sz w:val="16"/>
               </w:rPr>
               <w:t>q1.js</w:t>
               <w:br/>
@@ -461,12 +461,12 @@
         </w:tc>
         <w:tc>
           <w:tcPr>
-            <w:tcW w:type="dxa" w:w="3200"/>
+            <w:tcW w:type="dxa" w:w="3300"/>
             <w:vAlign w:val="center"/>
           </w:tcPr>
           <w:p>
             <w:pPr>
-              <w:spacing w:after="0" w:line="250" w:lineRule="auto"/>
+              <w:spacing w:after="0" w:line="245" w:lineRule="auto"/>
             </w:pPr>
             <w:r/>
             <w:r>
@@ -474,7 +474,7 @@
                 <w:rFonts w:ascii="Aptos" w:hAnsi="Aptos"/>
                 <w:b w:val="0"/>
                 <w:color w:val="222222"/>
-                <w:sz w:val="17"/>
+                <w:sz w:val="16"/>
               </w:rPr>
               <w:t>slice, map, join, chained filter, random threshold, splice, Number, reduce, template literal output</w:t>
             </w:r>
@@ -487,7 +487,7 @@
           </w:tcPr>
           <w:p>
             <w:pPr>
-              <w:spacing w:after="0" w:line="250" w:lineRule="auto"/>
+              <w:spacing w:after="0" w:line="245" w:lineRule="auto"/>
             </w:pPr>
             <w:r/>
             <w:r>
@@ -495,9 +495,9 @@
                 <w:rFonts w:ascii="Aptos" w:hAnsi="Aptos"/>
                 <w:b w:val="0"/>
                 <w:color w:val="222222"/>
-                <w:sz w:val="17"/>
+                <w:sz w:val="16"/>
               </w:rPr>
-              <w:t>Solved small problems: guest formatting, high-number filtering, and total price calculation.</w:t>
+              <w:t>Solved guest formatting, high-number filtering, and total price calculation problems.</w:t>
             </w:r>
           </w:p>
         </w:tc>
@@ -505,13 +505,13 @@
       <w:tr>
         <w:tc>
           <w:tcPr>
-            <w:tcW w:type="dxa" w:w="1350"/>
+            <w:tcW w:type="dxa" w:w="1250"/>
             <w:vAlign w:val="center"/>
             <w:shd w:fill="F8FAFD"/>
           </w:tcPr>
           <w:p>
             <w:pPr>
-              <w:spacing w:after="0" w:line="250" w:lineRule="auto"/>
+              <w:spacing w:after="0" w:line="245" w:lineRule="auto"/>
             </w:pPr>
             <w:r/>
             <w:r>
@@ -519,7 +519,7 @@
                 <w:rFonts w:ascii="Aptos" w:hAnsi="Aptos"/>
                 <w:b/>
                 <w:color w:val="222222"/>
-                <w:sz w:val="17"/>
+                <w:sz w:val="16"/>
               </w:rPr>
               <w:t>Day 2 web practice</w:t>
             </w:r>
@@ -533,7 +533,7 @@
           </w:tcPr>
           <w:p>
             <w:pPr>
-              <w:spacing w:after="0" w:line="250" w:lineRule="auto"/>
+              <w:spacing w:after="0" w:line="245" w:lineRule="auto"/>
             </w:pPr>
             <w:r/>
             <w:r>
@@ -541,7 +541,7 @@
                 <w:rFonts w:ascii="Aptos" w:hAnsi="Aptos"/>
                 <w:b w:val="0"/>
                 <w:color w:val="222222"/>
-                <w:sz w:val="17"/>
+                <w:sz w:val="16"/>
               </w:rPr>
               <w:t>login.html</w:t>
               <w:br/>
@@ -555,13 +555,13 @@
         </w:tc>
         <w:tc>
           <w:tcPr>
-            <w:tcW w:type="dxa" w:w="3200"/>
+            <w:tcW w:type="dxa" w:w="3300"/>
             <w:vAlign w:val="center"/>
             <w:shd w:fill="F8FAFD"/>
           </w:tcPr>
           <w:p>
             <w:pPr>
-              <w:spacing w:after="0" w:line="250" w:lineRule="auto"/>
+              <w:spacing w:after="0" w:line="245" w:lineRule="auto"/>
             </w:pPr>
             <w:r/>
             <w:r>
@@ -569,9 +569,9 @@
                 <w:rFonts w:ascii="Aptos" w:hAnsi="Aptos"/>
                 <w:b w:val="0"/>
                 <w:color w:val="222222"/>
-                <w:sz w:val="17"/>
+                <w:sz w:val="16"/>
               </w:rPr>
-              <w:t>HTML forms, external CSS/JS, DOM value reading, authentication condition, alerts, navigation links, window.location.href</w:t>
+              <w:t>HTML forms, external CSS/JS, DOM value reading, authentication condition, alerts, links, window.location.href</w:t>
             </w:r>
           </w:p>
         </w:tc>
@@ -583,7 +583,7 @@
           </w:tcPr>
           <w:p>
             <w:pPr>
-              <w:spacing w:after="0" w:line="250" w:lineRule="auto"/>
+              <w:spacing w:after="0" w:line="245" w:lineRule="auto"/>
             </w:pPr>
             <w:r/>
             <w:r>
@@ -591,9 +591,273 @@
                 <w:rFonts w:ascii="Aptos" w:hAnsi="Aptos"/>
                 <w:b w:val="0"/>
                 <w:color w:val="222222"/>
-                <w:sz w:val="17"/>
+                <w:sz w:val="16"/>
               </w:rPr>
               <w:t>Created a basic login screen and connected HTML, CSS, and JavaScript for browser interaction.</w:t>
+            </w:r>
+          </w:p>
+        </w:tc>
+      </w:tr>
+      <w:tr>
+        <w:tc>
+          <w:tcPr>
+            <w:tcW w:type="dxa" w:w="1250"/>
+            <w:vAlign w:val="center"/>
+          </w:tcPr>
+          <w:p>
+            <w:pPr>
+              <w:spacing w:after="0" w:line="245" w:lineRule="auto"/>
+            </w:pPr>
+            <w:r/>
+            <w:r>
+              <w:rPr>
+                <w:rFonts w:ascii="Aptos" w:hAnsi="Aptos"/>
+                <w:b/>
+                <w:color w:val="222222"/>
+                <w:sz w:val="16"/>
+              </w:rPr>
+              <w:t>Day 3 arrays</w:t>
+            </w:r>
+          </w:p>
+        </w:tc>
+        <w:tc>
+          <w:tcPr>
+            <w:tcW w:type="dxa" w:w="2050"/>
+            <w:vAlign w:val="center"/>
+          </w:tcPr>
+          <w:p>
+            <w:pPr>
+              <w:spacing w:after="0" w:line="245" w:lineRule="auto"/>
+            </w:pPr>
+            <w:r/>
+            <w:r>
+              <w:rPr>
+                <w:rFonts w:ascii="Aptos" w:hAnsi="Aptos"/>
+                <w:b w:val="0"/>
+                <w:color w:val="222222"/>
+                <w:sz w:val="16"/>
+              </w:rPr>
+              <w:t>questions.js</w:t>
+            </w:r>
+          </w:p>
+        </w:tc>
+        <w:tc>
+          <w:tcPr>
+            <w:tcW w:type="dxa" w:w="3300"/>
+            <w:vAlign w:val="center"/>
+          </w:tcPr>
+          <w:p>
+            <w:pPr>
+              <w:spacing w:after="0" w:line="245" w:lineRule="auto"/>
+            </w:pPr>
+            <w:r/>
+            <w:r>
+              <w:rPr>
+                <w:rFonts w:ascii="Aptos" w:hAnsi="Aptos"/>
+                <w:b w:val="0"/>
+                <w:color w:val="222222"/>
+                <w:sz w:val="16"/>
+              </w:rPr>
+              <w:t>forEach, map, filter, reduce, object arrays, chaining, concat, average calculation, flattening without flat()</w:t>
+            </w:r>
+          </w:p>
+        </w:tc>
+        <w:tc>
+          <w:tcPr>
+            <w:tcW w:type="dxa" w:w="3000"/>
+            <w:vAlign w:val="center"/>
+          </w:tcPr>
+          <w:p>
+            <w:pPr>
+              <w:spacing w:after="0" w:line="245" w:lineRule="auto"/>
+            </w:pPr>
+            <w:r/>
+            <w:r>
+              <w:rPr>
+                <w:rFonts w:ascii="Aptos" w:hAnsi="Aptos"/>
+                <w:b w:val="0"/>
+                <w:color w:val="222222"/>
+                <w:sz w:val="16"/>
+              </w:rPr>
+              <w:t>Solved 10 practice questions across warm-up, filtering, reduce, transformation, extraction, and logic challenges.</w:t>
+            </w:r>
+          </w:p>
+        </w:tc>
+      </w:tr>
+      <w:tr>
+        <w:tc>
+          <w:tcPr>
+            <w:tcW w:type="dxa" w:w="1250"/>
+            <w:vAlign w:val="center"/>
+            <w:shd w:fill="F8FAFD"/>
+          </w:tcPr>
+          <w:p>
+            <w:pPr>
+              <w:spacing w:after="0" w:line="245" w:lineRule="auto"/>
+            </w:pPr>
+            <w:r/>
+            <w:r>
+              <w:rPr>
+                <w:rFonts w:ascii="Aptos" w:hAnsi="Aptos"/>
+                <w:b/>
+                <w:color w:val="222222"/>
+                <w:sz w:val="16"/>
+              </w:rPr>
+              <w:t>Day 4 async</w:t>
+            </w:r>
+          </w:p>
+        </w:tc>
+        <w:tc>
+          <w:tcPr>
+            <w:tcW w:type="dxa" w:w="2050"/>
+            <w:vAlign w:val="center"/>
+            <w:shd w:fill="F8FAFD"/>
+          </w:tcPr>
+          <w:p>
+            <w:pPr>
+              <w:spacing w:after="0" w:line="245" w:lineRule="auto"/>
+            </w:pPr>
+            <w:r/>
+            <w:r>
+              <w:rPr>
+                <w:rFonts w:ascii="Aptos" w:hAnsi="Aptos"/>
+                <w:b w:val="0"/>
+                <w:color w:val="222222"/>
+                <w:sz w:val="16"/>
+              </w:rPr>
+              <w:t>index.js</w:t>
+              <w:br/>
+              <w:t>promise.js</w:t>
+            </w:r>
+          </w:p>
+        </w:tc>
+        <w:tc>
+          <w:tcPr>
+            <w:tcW w:type="dxa" w:w="3300"/>
+            <w:vAlign w:val="center"/>
+            <w:shd w:fill="F8FAFD"/>
+          </w:tcPr>
+          <w:p>
+            <w:pPr>
+              <w:spacing w:after="0" w:line="245" w:lineRule="auto"/>
+            </w:pPr>
+            <w:r/>
+            <w:r>
+              <w:rPr>
+                <w:rFonts w:ascii="Aptos" w:hAnsi="Aptos"/>
+                <w:b w:val="0"/>
+                <w:color w:val="222222"/>
+                <w:sz w:val="16"/>
+              </w:rPr>
+              <w:t>Promise, resolve, reject, then, catch, conditional rejection, asynchronous delay, setTimeout, setInterval, fetch, JSON parsing</w:t>
+            </w:r>
+          </w:p>
+        </w:tc>
+        <w:tc>
+          <w:tcPr>
+            <w:tcW w:type="dxa" w:w="3000"/>
+            <w:vAlign w:val="center"/>
+            <w:shd w:fill="F8FAFD"/>
+          </w:tcPr>
+          <w:p>
+            <w:pPr>
+              <w:spacing w:after="0" w:line="245" w:lineRule="auto"/>
+            </w:pPr>
+            <w:r/>
+            <w:r>
+              <w:rPr>
+                <w:rFonts w:ascii="Aptos" w:hAnsi="Aptos"/>
+                <w:b w:val="0"/>
+                <w:color w:val="222222"/>
+                <w:sz w:val="16"/>
+              </w:rPr>
+              <w:t>Practiced async flow, rejection handling, chained API calls, filtering API data, mapping API titles, delayed output, and repeated checking.</w:t>
+            </w:r>
+          </w:p>
+        </w:tc>
+      </w:tr>
+      <w:tr>
+        <w:tc>
+          <w:tcPr>
+            <w:tcW w:type="dxa" w:w="1250"/>
+            <w:vAlign w:val="center"/>
+          </w:tcPr>
+          <w:p>
+            <w:pPr>
+              <w:spacing w:after="0" w:line="245" w:lineRule="auto"/>
+            </w:pPr>
+            <w:r/>
+            <w:r>
+              <w:rPr>
+                <w:rFonts w:ascii="Aptos" w:hAnsi="Aptos"/>
+                <w:b/>
+                <w:color w:val="222222"/>
+                <w:sz w:val="16"/>
+              </w:rPr>
+              <w:t>Day 4 API</w:t>
+            </w:r>
+          </w:p>
+        </w:tc>
+        <w:tc>
+          <w:tcPr>
+            <w:tcW w:type="dxa" w:w="2050"/>
+            <w:vAlign w:val="center"/>
+          </w:tcPr>
+          <w:p>
+            <w:pPr>
+              <w:spacing w:after="0" w:line="245" w:lineRule="auto"/>
+            </w:pPr>
+            <w:r/>
+            <w:r>
+              <w:rPr>
+                <w:rFonts w:ascii="Aptos" w:hAnsi="Aptos"/>
+                <w:b w:val="0"/>
+                <w:color w:val="222222"/>
+                <w:sz w:val="16"/>
+              </w:rPr>
+              <w:t>api.js</w:t>
+            </w:r>
+          </w:p>
+        </w:tc>
+        <w:tc>
+          <w:tcPr>
+            <w:tcW w:type="dxa" w:w="3300"/>
+            <w:vAlign w:val="center"/>
+          </w:tcPr>
+          <w:p>
+            <w:pPr>
+              <w:spacing w:after="0" w:line="245" w:lineRule="auto"/>
+            </w:pPr>
+            <w:r/>
+            <w:r>
+              <w:rPr>
+                <w:rFonts w:ascii="Aptos" w:hAnsi="Aptos"/>
+                <w:b w:val="0"/>
+                <w:color w:val="222222"/>
+                <w:sz w:val="16"/>
+              </w:rPr>
+              <w:t>API key placeholder, template literal URL, Weatherstack request, response object access, Fahrenheit conversion, ternary operator, structured result object</w:t>
+            </w:r>
+          </w:p>
+        </w:tc>
+        <w:tc>
+          <w:tcPr>
+            <w:tcW w:type="dxa" w:w="3000"/>
+            <w:vAlign w:val="center"/>
+          </w:tcPr>
+          <w:p>
+            <w:pPr>
+              <w:spacing w:after="0" w:line="245" w:lineRule="auto"/>
+            </w:pPr>
+            <w:r/>
+            <w:r>
+              <w:rPr>
+                <w:rFonts w:ascii="Aptos" w:hAnsi="Aptos"/>
+                <w:b w:val="0"/>
+                <w:color w:val="222222"/>
+                <w:sz w:val="16"/>
+              </w:rPr>
+              <w:t>Practiced calling a weather API, reading nested response fields, transforming weather data, and handling API errors.</w:t>
             </w:r>
           </w:p>
         </w:tc>
@@ -602,7 +866,7 @@
     <w:p>
       <w:pPr>
         <w:pStyle w:val="Heading1"/>
-        <w:spacing w:before="240" w:after="80"/>
+        <w:spacing w:before="220" w:after="80"/>
       </w:pPr>
       <w:r>
         <w:rPr>
@@ -616,7 +880,7 @@
     </w:p>
     <w:p>
       <w:pPr>
-        <w:spacing w:after="100" w:line="259" w:lineRule="auto"/>
+        <w:spacing w:after="100" w:line="254" w:lineRule="auto"/>
       </w:pPr>
       <w:r>
         <w:rPr>
@@ -624,27 +888,27 @@
           <w:color w:val="222222"/>
           <w:sz w:val="20"/>
         </w:rPr>
-        <w:t>Day 1 focused on the foundation of JavaScript and the first connection between HTML and JavaScript. The practice code showed how values are stored, printed, compared, checked, and changed.</w:t>
+        <w:t>Day 1 focused on JavaScript foundations and the first connection between HTML and JavaScript. The code showed how values are stored, printed, compared, checked, and changed.</w:t>
       </w:r>
     </w:p>
     <w:p>
       <w:pPr>
         <w:pStyle w:val="Heading2"/>
-        <w:spacing w:before="140" w:after="80"/>
+        <w:spacing w:before="120" w:after="80"/>
       </w:pPr>
       <w:r>
         <w:rPr>
           <w:rFonts w:ascii="Aptos" w:hAnsi="Aptos"/>
           <w:b/>
           <w:color w:val="1F4E79"/>
-          <w:sz w:val="25"/>
+          <w:sz w:val="24"/>
         </w:rPr>
         <w:t>Day 1 Topics Practiced</w:t>
       </w:r>
     </w:p>
     <w:p>
       <w:pPr>
-        <w:spacing w:after="44" w:line="250" w:lineRule="auto"/>
+        <w:spacing w:after="32" w:line="245" w:lineRule="auto"/>
         <w:ind w:left="317" w:hanging="230"/>
       </w:pPr>
       <w:r>
@@ -652,22 +916,22 @@
           <w:rFonts w:ascii="Aptos" w:hAnsi="Aptos"/>
           <w:b/>
           <w:color w:val="1F4E79"/>
-          <w:sz w:val="20"/>
+          <w:sz w:val="19"/>
         </w:rPr>
-        <w:t xml:space="preserve">• </w:t>
+        <w:t xml:space="preserve">- </w:t>
       </w:r>
       <w:r>
         <w:rPr>
           <w:rFonts w:ascii="Aptos" w:hAnsi="Aptos"/>
           <w:color w:val="222222"/>
-          <w:sz w:val="20"/>
+          <w:sz w:val="19"/>
         </w:rPr>
         <w:t>Variables with let for storing numbers and strings.</w:t>
       </w:r>
     </w:p>
     <w:p>
       <w:pPr>
-        <w:spacing w:after="44" w:line="250" w:lineRule="auto"/>
+        <w:spacing w:after="32" w:line="245" w:lineRule="auto"/>
         <w:ind w:left="317" w:hanging="230"/>
       </w:pPr>
       <w:r>
@@ -675,22 +939,22 @@
           <w:rFonts w:ascii="Aptos" w:hAnsi="Aptos"/>
           <w:b/>
           <w:color w:val="1F4E79"/>
-          <w:sz w:val="20"/>
+          <w:sz w:val="19"/>
         </w:rPr>
-        <w:t xml:space="preserve">• </w:t>
+        <w:t xml:space="preserve">- </w:t>
       </w:r>
       <w:r>
         <w:rPr>
           <w:rFonts w:ascii="Aptos" w:hAnsi="Aptos"/>
           <w:color w:val="222222"/>
-          <w:sz w:val="20"/>
+          <w:sz w:val="19"/>
         </w:rPr>
         <w:t>String methods and properties such as length, toUpperCase(), toLowerCase(), and substring().</w:t>
       </w:r>
     </w:p>
     <w:p>
       <w:pPr>
-        <w:spacing w:after="44" w:line="250" w:lineRule="auto"/>
+        <w:spacing w:after="32" w:line="245" w:lineRule="auto"/>
         <w:ind w:left="317" w:hanging="230"/>
       </w:pPr>
       <w:r>
@@ -698,22 +962,22 @@
           <w:rFonts w:ascii="Aptos" w:hAnsi="Aptos"/>
           <w:b/>
           <w:color w:val="1F4E79"/>
-          <w:sz w:val="20"/>
+          <w:sz w:val="19"/>
         </w:rPr>
-        <w:t xml:space="preserve">• </w:t>
+        <w:t xml:space="preserve">- </w:t>
       </w:r>
       <w:r>
         <w:rPr>
           <w:rFonts w:ascii="Aptos" w:hAnsi="Aptos"/>
           <w:color w:val="222222"/>
-          <w:sz w:val="20"/>
+          <w:sz w:val="19"/>
         </w:rPr>
-        <w:t>Arithmetic operators: +, -, *, /, and %.</w:t>
+        <w:t>Arithmetic and comparison operators for calculations and boolean results.</w:t>
       </w:r>
     </w:p>
     <w:p>
       <w:pPr>
-        <w:spacing w:after="44" w:line="250" w:lineRule="auto"/>
+        <w:spacing w:after="32" w:line="245" w:lineRule="auto"/>
         <w:ind w:left="317" w:hanging="230"/>
       </w:pPr>
       <w:r>
@@ -721,22 +985,22 @@
           <w:rFonts w:ascii="Aptos" w:hAnsi="Aptos"/>
           <w:b/>
           <w:color w:val="1F4E79"/>
-          <w:sz w:val="20"/>
+          <w:sz w:val="19"/>
         </w:rPr>
-        <w:t xml:space="preserve">• </w:t>
+        <w:t xml:space="preserve">- </w:t>
       </w:r>
       <w:r>
         <w:rPr>
           <w:rFonts w:ascii="Aptos" w:hAnsi="Aptos"/>
           <w:color w:val="222222"/>
-          <w:sz w:val="20"/>
+          <w:sz w:val="19"/>
         </w:rPr>
-        <w:t>Comparison operators: &gt;, &lt;, ==, !=, &gt;=, and &lt;=.</w:t>
+        <w:t>Conditional flow using if-else and switch-case.</w:t>
       </w:r>
     </w:p>
     <w:p>
       <w:pPr>
-        <w:spacing w:after="44" w:line="250" w:lineRule="auto"/>
+        <w:spacing w:after="32" w:line="245" w:lineRule="auto"/>
         <w:ind w:left="317" w:hanging="230"/>
       </w:pPr>
       <w:r>
@@ -744,22 +1008,22 @@
           <w:rFonts w:ascii="Aptos" w:hAnsi="Aptos"/>
           <w:b/>
           <w:color w:val="1F4E79"/>
-          <w:sz w:val="20"/>
+          <w:sz w:val="19"/>
         </w:rPr>
-        <w:t xml:space="preserve">• </w:t>
+        <w:t xml:space="preserve">- </w:t>
       </w:r>
       <w:r>
         <w:rPr>
           <w:rFonts w:ascii="Aptos" w:hAnsi="Aptos"/>
           <w:color w:val="222222"/>
-          <w:sz w:val="20"/>
+          <w:sz w:val="19"/>
         </w:rPr>
-        <w:t>Conditional flow using if-else and switch-case.</w:t>
+        <w:t>Type checking with typeof inside a checkType() function.</w:t>
       </w:r>
     </w:p>
     <w:p>
       <w:pPr>
-        <w:spacing w:after="44" w:line="250" w:lineRule="auto"/>
+        <w:spacing w:after="32" w:line="245" w:lineRule="auto"/>
         <w:ind w:left="317" w:hanging="230"/>
       </w:pPr>
       <w:r>
@@ -767,22 +1031,22 @@
           <w:rFonts w:ascii="Aptos" w:hAnsi="Aptos"/>
           <w:b/>
           <w:color w:val="1F4E79"/>
-          <w:sz w:val="20"/>
+          <w:sz w:val="19"/>
         </w:rPr>
-        <w:t xml:space="preserve">• </w:t>
+        <w:t xml:space="preserve">- </w:t>
       </w:r>
       <w:r>
         <w:rPr>
           <w:rFonts w:ascii="Aptos" w:hAnsi="Aptos"/>
           <w:color w:val="222222"/>
-          <w:sz w:val="20"/>
+          <w:sz w:val="19"/>
         </w:rPr>
-        <w:t>Type checking with typeof inside a checkType() function.</w:t>
+        <w:t>Swapping values using a temporary variable.</w:t>
       </w:r>
     </w:p>
     <w:p>
       <w:pPr>
-        <w:spacing w:after="44" w:line="250" w:lineRule="auto"/>
+        <w:spacing w:after="32" w:line="245" w:lineRule="auto"/>
         <w:ind w:left="317" w:hanging="230"/>
       </w:pPr>
       <w:r>
@@ -790,22 +1054,65 @@
           <w:rFonts w:ascii="Aptos" w:hAnsi="Aptos"/>
           <w:b/>
           <w:color w:val="1F4E79"/>
-          <w:sz w:val="20"/>
+          <w:sz w:val="19"/>
         </w:rPr>
-        <w:t xml:space="preserve">• </w:t>
+        <w:t xml:space="preserve">- </w:t>
       </w:r>
+      <w:r>
+        <w:rPr>
+          <w:rFonts w:ascii="Aptos" w:hAnsi="Aptos"/>
+          <w:color w:val="222222"/>
+          <w:sz w:val="19"/>
+        </w:rPr>
+        <w:t>Simple HTML input handling with getElementById(), reading .value, printing it, and clearing the input box.</w:t>
+      </w:r>
+    </w:p>
+    <w:p>
+      <w:pPr>
+        <w:pStyle w:val="Heading1"/>
+        <w:spacing w:before="220" w:after="80"/>
+      </w:pPr>
+      <w:r>
+        <w:rPr>
+          <w:rFonts w:ascii="Aptos" w:hAnsi="Aptos"/>
+          <w:b/>
+          <w:color w:val="1F4E79"/>
+          <w:sz w:val="32"/>
+        </w:rPr>
+        <w:t>Day 2 Synopsis</w:t>
+      </w:r>
+    </w:p>
+    <w:p>
+      <w:pPr>
+        <w:spacing w:after="100" w:line="254" w:lineRule="auto"/>
+      </w:pPr>
       <w:r>
         <w:rPr>
           <w:rFonts w:ascii="Aptos" w:hAnsi="Aptos"/>
           <w:color w:val="222222"/>
           <w:sz w:val="20"/>
         </w:rPr>
-        <w:t>Swapping values using a temporary variable.</w:t>
+        <w:t>Day 2 expanded the basics into modern syntax, array operations, and browser practice. It included template literals, arrow functions, array pipelines, Math methods, type conversion, array mutation, and a basic login flow.</w:t>
       </w:r>
     </w:p>
     <w:p>
       <w:pPr>
-        <w:spacing w:after="44" w:line="250" w:lineRule="auto"/>
+        <w:pStyle w:val="Heading2"/>
+        <w:spacing w:before="120" w:after="80"/>
+      </w:pPr>
+      <w:r>
+        <w:rPr>
+          <w:rFonts w:ascii="Aptos" w:hAnsi="Aptos"/>
+          <w:b/>
+          <w:color w:val="1F4E79"/>
+          <w:sz w:val="24"/>
+        </w:rPr>
+        <w:t>Day 2 Topics Practiced</w:t>
+      </w:r>
+    </w:p>
+    <w:p>
+      <w:pPr>
+        <w:spacing w:after="32" w:line="245" w:lineRule="auto"/>
         <w:ind w:left="317" w:hanging="230"/>
       </w:pPr>
       <w:r>
@@ -813,17 +1120,178 @@
           <w:rFonts w:ascii="Aptos" w:hAnsi="Aptos"/>
           <w:b/>
           <w:color w:val="1F4E79"/>
-          <w:sz w:val="20"/>
+          <w:sz w:val="19"/>
         </w:rPr>
-        <w:t xml:space="preserve">• </w:t>
+        <w:t xml:space="preserve">- </w:t>
       </w:r>
       <w:r>
         <w:rPr>
           <w:rFonts w:ascii="Aptos" w:hAnsi="Aptos"/>
           <w:color w:val="222222"/>
-          <w:sz w:val="20"/>
+          <w:sz w:val="19"/>
         </w:rPr>
-        <w:t>Simple HTML input handling with getElementById(), reading .value, printing it, and clearing the input box.</w:t>
+        <w:t>Template literals using backticks and ${} placeholders.</w:t>
+      </w:r>
+    </w:p>
+    <w:p>
+      <w:pPr>
+        <w:spacing w:after="32" w:line="245" w:lineRule="auto"/>
+        <w:ind w:left="317" w:hanging="230"/>
+      </w:pPr>
+      <w:r>
+        <w:rPr>
+          <w:rFonts w:ascii="Aptos" w:hAnsi="Aptos"/>
+          <w:b/>
+          <w:color w:val="1F4E79"/>
+          <w:sz w:val="19"/>
+        </w:rPr>
+        <w:t xml:space="preserve">- </w:t>
+      </w:r>
+      <w:r>
+        <w:rPr>
+          <w:rFonts w:ascii="Aptos" w:hAnsi="Aptos"/>
+          <w:color w:val="222222"/>
+          <w:sz w:val="19"/>
+        </w:rPr>
+        <w:t>A multiplication table function that returns multi-line text.</w:t>
+      </w:r>
+    </w:p>
+    <w:p>
+      <w:pPr>
+        <w:spacing w:after="32" w:line="245" w:lineRule="auto"/>
+        <w:ind w:left="317" w:hanging="230"/>
+      </w:pPr>
+      <w:r>
+        <w:rPr>
+          <w:rFonts w:ascii="Aptos" w:hAnsi="Aptos"/>
+          <w:b/>
+          <w:color w:val="1F4E79"/>
+          <w:sz w:val="19"/>
+        </w:rPr>
+        <w:t xml:space="preserve">- </w:t>
+      </w:r>
+      <w:r>
+        <w:rPr>
+          <w:rFonts w:ascii="Aptos" w:hAnsi="Aptos"/>
+          <w:color w:val="222222"/>
+          <w:sz w:val="19"/>
+        </w:rPr>
+        <w:t>Arrow functions and array pipelines with filter(), map(), and forEach().</w:t>
+      </w:r>
+    </w:p>
+    <w:p>
+      <w:pPr>
+        <w:spacing w:after="32" w:line="245" w:lineRule="auto"/>
+        <w:ind w:left="317" w:hanging="230"/>
+      </w:pPr>
+      <w:r>
+        <w:rPr>
+          <w:rFonts w:ascii="Aptos" w:hAnsi="Aptos"/>
+          <w:b/>
+          <w:color w:val="1F4E79"/>
+          <w:sz w:val="19"/>
+        </w:rPr>
+        <w:t xml:space="preserve">- </w:t>
+      </w:r>
+      <w:r>
+        <w:rPr>
+          <w:rFonts w:ascii="Aptos" w:hAnsi="Aptos"/>
+          <w:color w:val="222222"/>
+          <w:sz w:val="19"/>
+        </w:rPr>
+        <w:t>Random number generation with Math.random() and Math.floor().</w:t>
+      </w:r>
+    </w:p>
+    <w:p>
+      <w:pPr>
+        <w:spacing w:after="32" w:line="245" w:lineRule="auto"/>
+        <w:ind w:left="317" w:hanging="230"/>
+      </w:pPr>
+      <w:r>
+        <w:rPr>
+          <w:rFonts w:ascii="Aptos" w:hAnsi="Aptos"/>
+          <w:b/>
+          <w:color w:val="1F4E79"/>
+          <w:sz w:val="19"/>
+        </w:rPr>
+        <w:t xml:space="preserve">- </w:t>
+      </w:r>
+      <w:r>
+        <w:rPr>
+          <w:rFonts w:ascii="Aptos" w:hAnsi="Aptos"/>
+          <w:color w:val="222222"/>
+          <w:sz w:val="19"/>
+        </w:rPr>
+        <w:t>Type conversion with Number(), String(), parseInt(), and parseFloat().</w:t>
+      </w:r>
+    </w:p>
+    <w:p>
+      <w:pPr>
+        <w:spacing w:after="32" w:line="245" w:lineRule="auto"/>
+        <w:ind w:left="317" w:hanging="230"/>
+      </w:pPr>
+      <w:r>
+        <w:rPr>
+          <w:rFonts w:ascii="Aptos" w:hAnsi="Aptos"/>
+          <w:b/>
+          <w:color w:val="1F4E79"/>
+          <w:sz w:val="19"/>
+        </w:rPr>
+        <w:t xml:space="preserve">- </w:t>
+      </w:r>
+      <w:r>
+        <w:rPr>
+          <w:rFonts w:ascii="Aptos" w:hAnsi="Aptos"/>
+          <w:color w:val="222222"/>
+          <w:sz w:val="19"/>
+        </w:rPr>
+        <w:t>Array methods including indexOf(), includes(), push(), pop(), unshift(), shift(), and splice().</w:t>
+      </w:r>
+    </w:p>
+    <w:p>
+      <w:pPr>
+        <w:spacing w:after="32" w:line="245" w:lineRule="auto"/>
+        <w:ind w:left="317" w:hanging="230"/>
+      </w:pPr>
+      <w:r>
+        <w:rPr>
+          <w:rFonts w:ascii="Aptos" w:hAnsi="Aptos"/>
+          <w:b/>
+          <w:color w:val="1F4E79"/>
+          <w:sz w:val="19"/>
+        </w:rPr>
+        <w:t xml:space="preserve">- </w:t>
+      </w:r>
+      <w:r>
+        <w:rPr>
+          <w:rFonts w:ascii="Aptos" w:hAnsi="Aptos"/>
+          <w:color w:val="222222"/>
+          <w:sz w:val="19"/>
+        </w:rPr>
+        <w:t>Practice questions using slice(), join(), chained filter(), random thresholds, Number(), reduce(), and template literal output.</w:t>
+      </w:r>
+    </w:p>
+    <w:p>
+      <w:pPr>
+        <w:spacing w:after="32" w:line="245" w:lineRule="auto"/>
+        <w:ind w:left="317" w:hanging="230"/>
+      </w:pPr>
+      <w:r>
+        <w:rPr>
+          <w:rFonts w:ascii="Aptos" w:hAnsi="Aptos"/>
+          <w:b/>
+          <w:color w:val="1F4E79"/>
+          <w:sz w:val="19"/>
+        </w:rPr>
+        <w:t xml:space="preserve">- </w:t>
+      </w:r>
+      <w:r>
+        <w:rPr>
+          <w:rFonts w:ascii="Aptos" w:hAnsi="Aptos"/>
+          <w:color w:val="222222"/>
+          <w:sz w:val="19"/>
+        </w:rPr>
+        <w:t>Login practice with HTML inputs, external CSS/JS, document.getElementById().value, strict equality, &amp;&amp;, alert(), links, and window.location.href.</w:t>
       </w:r>
     </w:p>
     <w:tbl>
@@ -841,7 +1309,7 @@
         </w:tblBorders>
       </w:tblPr>
       <w:tblGrid>
-        <w:gridCol w:w="10166"/>
+        <w:gridCol w:w="10224"/>
       </w:tblGrid>
       <w:tr>
         <w:trPr>
@@ -849,7 +1317,7 @@
         </w:trPr>
         <w:tc>
           <w:tcPr>
-            <w:tcW w:type="dxa" w:w="10166"/>
+            <w:tcW w:type="dxa" w:w="10224"/>
             <w:shd w:fill="F4F7FB"/>
           </w:tcPr>
           <w:p>
@@ -861,9 +1329,9 @@
               <w:rPr>
                 <w:rFonts w:ascii="Consolas" w:hAnsi="Consolas"/>
                 <w:color w:val="2D2D2D"/>
-                <w:sz w:val="17"/>
+                <w:sz w:val="16"/>
               </w:rPr>
-              <w:t>let temp = a;</w:t>
+              <w:t>arr.filter(x =&gt; typeof x === "number").map(y =&gt; y * 2);</w:t>
             </w:r>
           </w:p>
           <w:p>
@@ -874,9 +1342,9 @@
               <w:rPr>
                 <w:rFonts w:ascii="Consolas" w:hAnsi="Consolas"/>
                 <w:color w:val="2D2D2D"/>
-                <w:sz w:val="17"/>
+                <w:sz w:val="16"/>
               </w:rPr>
-              <w:t>a = b;</w:t>
+              <w:t>const guests = names.slice(1).map(name =&gt; `Guest: ${name}`);</w:t>
             </w:r>
           </w:p>
           <w:p>
@@ -887,9 +1355,9 @@
               <w:rPr>
                 <w:rFonts w:ascii="Consolas" w:hAnsi="Consolas"/>
                 <w:color w:val="2D2D2D"/>
-                <w:sz w:val="17"/>
+                <w:sz w:val="16"/>
               </w:rPr>
-              <w:t>b = temp;</w:t>
+              <w:t>prices.splice(prices.length - 1, 1);</w:t>
             </w:r>
           </w:p>
           <w:p>
@@ -900,22 +1368,9 @@
               <w:rPr>
                 <w:rFonts w:ascii="Consolas" w:hAnsi="Consolas"/>
                 <w:color w:val="2D2D2D"/>
-                <w:sz w:val="17"/>
+                <w:sz w:val="16"/>
               </w:rPr>
-              <w:t>if (typeof input === "number") { console.log("This is a number"); }</w:t>
-            </w:r>
-          </w:p>
-          <w:p>
-            <w:pPr>
-              <w:spacing w:after="0"/>
-            </w:pPr>
-            <w:r>
-              <w:rPr>
-                <w:rFonts w:ascii="Consolas" w:hAnsi="Consolas"/>
-                <w:color w:val="2D2D2D"/>
-                <w:sz w:val="17"/>
-              </w:rPr>
-              <w:t>const nameinputbox = document.getElementById("namebox");</w:t>
+              <w:t>if (username === "admin" &amp;&amp; password === "password") { alert("Authentication Successfull!"); }</w:t>
             </w:r>
           </w:p>
         </w:tc>
@@ -929,7 +1384,7 @@
     <w:p>
       <w:pPr>
         <w:pStyle w:val="Heading1"/>
-        <w:spacing w:before="240" w:after="80"/>
+        <w:spacing w:before="220" w:after="80"/>
       </w:pPr>
       <w:r>
         <w:rPr>
@@ -938,12 +1393,12 @@
           <w:color w:val="1F4E79"/>
           <w:sz w:val="32"/>
         </w:rPr>
-        <w:t>Day 2 Core JavaScript</w:t>
+        <w:t>Day 3 Array Method Practice</w:t>
       </w:r>
     </w:p>
     <w:p>
       <w:pPr>
-        <w:spacing w:after="100" w:line="259" w:lineRule="auto"/>
+        <w:spacing w:after="100" w:line="254" w:lineRule="auto"/>
       </w:pPr>
       <w:r>
         <w:rPr>
@@ -951,27 +1406,27 @@
           <w:color w:val="222222"/>
           <w:sz w:val="20"/>
         </w:rPr>
-        <w:t>The original Day2 file expanded the basics into more expressive JavaScript. I practiced writing formatted strings, reusable functions, compact arrow functions, array method chains, random values, conversions, and array modification methods.</w:t>
+        <w:t>Day 3 was a focused practice day for JavaScript array methods. The questions.js file solved 10 questions arranged by level, moving from basic iteration to reduce-based logic and array transformation.</w:t>
       </w:r>
     </w:p>
     <w:p>
       <w:pPr>
         <w:pStyle w:val="Heading2"/>
-        <w:spacing w:before="140" w:after="80"/>
+        <w:spacing w:before="120" w:after="80"/>
       </w:pPr>
       <w:r>
         <w:rPr>
           <w:rFonts w:ascii="Aptos" w:hAnsi="Aptos"/>
           <w:b/>
           <w:color w:val="1F4E79"/>
-          <w:sz w:val="25"/>
+          <w:sz w:val="24"/>
         </w:rPr>
-        <w:t>Core Day 2 Topics Practiced</w:t>
+        <w:t>Day 3 Topics Practiced</w:t>
       </w:r>
     </w:p>
     <w:p>
       <w:pPr>
-        <w:spacing w:after="44" w:line="250" w:lineRule="auto"/>
+        <w:spacing w:after="32" w:line="245" w:lineRule="auto"/>
         <w:ind w:left="317" w:hanging="230"/>
       </w:pPr>
       <w:r>
@@ -979,22 +1434,22 @@
           <w:rFonts w:ascii="Aptos" w:hAnsi="Aptos"/>
           <w:b/>
           <w:color w:val="1F4E79"/>
-          <w:sz w:val="20"/>
+          <w:sz w:val="19"/>
         </w:rPr>
-        <w:t xml:space="preserve">• </w:t>
+        <w:t xml:space="preserve">- </w:t>
       </w:r>
       <w:r>
         <w:rPr>
           <w:rFonts w:ascii="Aptos" w:hAnsi="Aptos"/>
           <w:color w:val="222222"/>
-          <w:sz w:val="20"/>
+          <w:sz w:val="19"/>
         </w:rPr>
-        <w:t>String concatenation and template literals using backticks and ${} placeholders.</w:t>
+        <w:t>Used forEach() to loop through names and print each one with a greeting prefix.</w:t>
       </w:r>
     </w:p>
     <w:p>
       <w:pPr>
-        <w:spacing w:after="44" w:line="250" w:lineRule="auto"/>
+        <w:spacing w:after="32" w:line="245" w:lineRule="auto"/>
         <w:ind w:left="317" w:hanging="230"/>
       </w:pPr>
       <w:r>
@@ -1002,22 +1457,22 @@
           <w:rFonts w:ascii="Aptos" w:hAnsi="Aptos"/>
           <w:b/>
           <w:color w:val="1F4E79"/>
-          <w:sz w:val="20"/>
+          <w:sz w:val="19"/>
         </w:rPr>
-        <w:t xml:space="preserve">• </w:t>
+        <w:t xml:space="preserve">- </w:t>
       </w:r>
       <w:r>
         <w:rPr>
           <w:rFonts w:ascii="Aptos" w:hAnsi="Aptos"/>
           <w:color w:val="222222"/>
-          <w:sz w:val="20"/>
+          <w:sz w:val="19"/>
         </w:rPr>
-        <w:t>A multiplication table function that builds and returns multi-line text.</w:t>
+        <w:t>Used map() to convert Celsius values to Fahrenheit with F = C * 1.8 + 32.</w:t>
       </w:r>
     </w:p>
     <w:p>
       <w:pPr>
-        <w:spacing w:after="44" w:line="250" w:lineRule="auto"/>
+        <w:spacing w:after="32" w:line="245" w:lineRule="auto"/>
         <w:ind w:left="317" w:hanging="230"/>
       </w:pPr>
       <w:r>
@@ -1025,22 +1480,22 @@
           <w:rFonts w:ascii="Aptos" w:hAnsi="Aptos"/>
           <w:b/>
           <w:color w:val="1F4E79"/>
-          <w:sz w:val="20"/>
+          <w:sz w:val="19"/>
         </w:rPr>
-        <w:t xml:space="preserve">• </w:t>
+        <w:t xml:space="preserve">- </w:t>
       </w:r>
       <w:r>
         <w:rPr>
           <w:rFonts w:ascii="Aptos" w:hAnsi="Aptos"/>
           <w:color w:val="222222"/>
-          <w:sz w:val="20"/>
+          <w:sz w:val="19"/>
         </w:rPr>
-        <w:t>Arrow functions such as (x, y) =&gt; x + y.</w:t>
+        <w:t>Filtered an array of user objects to keep only adults with age &gt;= 18.</w:t>
       </w:r>
     </w:p>
     <w:p>
       <w:pPr>
-        <w:spacing w:after="44" w:line="250" w:lineRule="auto"/>
+        <w:spacing w:after="32" w:line="245" w:lineRule="auto"/>
         <w:ind w:left="317" w:hanging="230"/>
       </w:pPr>
       <w:r>
@@ -1048,22 +1503,22 @@
           <w:rFonts w:ascii="Aptos" w:hAnsi="Aptos"/>
           <w:b/>
           <w:color w:val="1F4E79"/>
-          <w:sz w:val="20"/>
+          <w:sz w:val="19"/>
         </w:rPr>
-        <w:t xml:space="preserve">• </w:t>
+        <w:t xml:space="preserve">- </w:t>
       </w:r>
       <w:r>
         <w:rPr>
           <w:rFonts w:ascii="Aptos" w:hAnsi="Aptos"/>
           <w:color w:val="222222"/>
-          <w:sz w:val="20"/>
+          <w:sz w:val="19"/>
         </w:rPr>
-        <w:t>Array pipelines with filter(), map(), and forEach().</w:t>
+        <w:t>Created an arrow function that filters strings longer than 5 characters.</w:t>
       </w:r>
     </w:p>
     <w:p>
       <w:pPr>
-        <w:spacing w:after="44" w:line="250" w:lineRule="auto"/>
+        <w:spacing w:after="32" w:line="245" w:lineRule="auto"/>
         <w:ind w:left="317" w:hanging="230"/>
       </w:pPr>
       <w:r>
@@ -1071,22 +1526,22 @@
           <w:rFonts w:ascii="Aptos" w:hAnsi="Aptos"/>
           <w:b/>
           <w:color w:val="1F4E79"/>
-          <w:sz w:val="20"/>
+          <w:sz w:val="19"/>
         </w:rPr>
-        <w:t xml:space="preserve">• </w:t>
+        <w:t xml:space="preserve">- </w:t>
       </w:r>
       <w:r>
         <w:rPr>
           <w:rFonts w:ascii="Aptos" w:hAnsi="Aptos"/>
           <w:color w:val="222222"/>
-          <w:sz w:val="20"/>
+          <w:sz w:val="19"/>
         </w:rPr>
-        <w:t>Random number generation using Math.random() and Math.floor().</w:t>
+        <w:t>Used reduce() with an initial value of 0 to calculate total cost.</w:t>
       </w:r>
     </w:p>
     <w:p>
       <w:pPr>
-        <w:spacing w:after="44" w:line="250" w:lineRule="auto"/>
+        <w:spacing w:after="32" w:line="245" w:lineRule="auto"/>
         <w:ind w:left="317" w:hanging="230"/>
       </w:pPr>
       <w:r>
@@ -1094,22 +1549,22 @@
           <w:rFonts w:ascii="Aptos" w:hAnsi="Aptos"/>
           <w:b/>
           <w:color w:val="1F4E79"/>
-          <w:sz w:val="20"/>
+          <w:sz w:val="19"/>
         </w:rPr>
-        <w:t xml:space="preserve">• </w:t>
+        <w:t xml:space="preserve">- </w:t>
       </w:r>
       <w:r>
         <w:rPr>
           <w:rFonts w:ascii="Aptos" w:hAnsi="Aptos"/>
           <w:color w:val="222222"/>
-          <w:sz w:val="20"/>
+          <w:sz w:val="19"/>
         </w:rPr>
-        <w:t>Strict equality practice with == and === examples.</w:t>
+        <w:t>Formatted cost output with toFixed(2).</w:t>
       </w:r>
     </w:p>
     <w:p>
       <w:pPr>
-        <w:spacing w:after="44" w:line="250" w:lineRule="auto"/>
+        <w:spacing w:after="32" w:line="245" w:lineRule="auto"/>
         <w:ind w:left="317" w:hanging="230"/>
       </w:pPr>
       <w:r>
@@ -1117,22 +1572,22 @@
           <w:rFonts w:ascii="Aptos" w:hAnsi="Aptos"/>
           <w:b/>
           <w:color w:val="1F4E79"/>
-          <w:sz w:val="20"/>
+          <w:sz w:val="19"/>
         </w:rPr>
-        <w:t xml:space="preserve">• </w:t>
+        <w:t xml:space="preserve">- </w:t>
       </w:r>
       <w:r>
         <w:rPr>
           <w:rFonts w:ascii="Aptos" w:hAnsi="Aptos"/>
           <w:color w:val="222222"/>
-          <w:sz w:val="20"/>
+          <w:sz w:val="19"/>
         </w:rPr>
-        <w:t>Type conversion using Number(), String(), parseInt(), and parseFloat().</w:t>
+        <w:t>Used reduce() and a ternary operator to count occurrences of "apple".</w:t>
       </w:r>
     </w:p>
     <w:p>
       <w:pPr>
-        <w:spacing w:after="44" w:line="250" w:lineRule="auto"/>
+        <w:spacing w:after="32" w:line="245" w:lineRule="auto"/>
         <w:ind w:left="317" w:hanging="230"/>
       </w:pPr>
       <w:r>
@@ -1140,22 +1595,22 @@
           <w:rFonts w:ascii="Aptos" w:hAnsi="Aptos"/>
           <w:b/>
           <w:color w:val="1F4E79"/>
-          <w:sz w:val="20"/>
+          <w:sz w:val="19"/>
         </w:rPr>
-        <w:t xml:space="preserve">• </w:t>
+        <w:t xml:space="preserve">- </w:t>
       </w:r>
       <w:r>
         <w:rPr>
           <w:rFonts w:ascii="Aptos" w:hAnsi="Aptos"/>
           <w:color w:val="222222"/>
-          <w:sz w:val="20"/>
+          <w:sz w:val="19"/>
         </w:rPr>
-        <w:t>Array searching and reading with indexOf(), includes(), length, direct index access, and last-element access.</w:t>
+        <w:t>Combined filter() and map() to square only even numbers.</w:t>
       </w:r>
     </w:p>
     <w:p>
       <w:pPr>
-        <w:spacing w:after="44" w:line="250" w:lineRule="auto"/>
+        <w:spacing w:after="32" w:line="245" w:lineRule="auto"/>
         <w:ind w:left="317" w:hanging="230"/>
       </w:pPr>
       <w:r>
@@ -1163,17 +1618,63 @@
           <w:rFonts w:ascii="Aptos" w:hAnsi="Aptos"/>
           <w:b/>
           <w:color w:val="1F4E79"/>
-          <w:sz w:val="20"/>
+          <w:sz w:val="19"/>
         </w:rPr>
-        <w:t xml:space="preserve">• </w:t>
+        <w:t xml:space="preserve">- </w:t>
       </w:r>
       <w:r>
         <w:rPr>
           <w:rFonts w:ascii="Aptos" w:hAnsi="Aptos"/>
           <w:color w:val="222222"/>
-          <w:sz w:val="20"/>
+          <w:sz w:val="19"/>
         </w:rPr>
-        <w:t>Array mutation using push(), pop(), unshift(), shift(), and splice().</w:t>
+        <w:t>Extracted product titles from object arrays using map().</w:t>
+      </w:r>
+    </w:p>
+    <w:p>
+      <w:pPr>
+        <w:spacing w:after="32" w:line="245" w:lineRule="auto"/>
+        <w:ind w:left="317" w:hanging="230"/>
+      </w:pPr>
+      <w:r>
+        <w:rPr>
+          <w:rFonts w:ascii="Aptos" w:hAnsi="Aptos"/>
+          <w:b/>
+          <w:color w:val="1F4E79"/>
+          <w:sz w:val="19"/>
+        </w:rPr>
+        <w:t xml:space="preserve">- </w:t>
+      </w:r>
+      <w:r>
+        <w:rPr>
+          <w:rFonts w:ascii="Aptos" w:hAnsi="Aptos"/>
+          <w:color w:val="222222"/>
+          <w:sz w:val="19"/>
+        </w:rPr>
+        <w:t>Calculated an average score using reduce() and scores.length.</w:t>
+      </w:r>
+    </w:p>
+    <w:p>
+      <w:pPr>
+        <w:spacing w:after="32" w:line="245" w:lineRule="auto"/>
+        <w:ind w:left="317" w:hanging="230"/>
+      </w:pPr>
+      <w:r>
+        <w:rPr>
+          <w:rFonts w:ascii="Aptos" w:hAnsi="Aptos"/>
+          <w:b/>
+          <w:color w:val="1F4E79"/>
+          <w:sz w:val="19"/>
+        </w:rPr>
+        <w:t xml:space="preserve">- </w:t>
+      </w:r>
+      <w:r>
+        <w:rPr>
+          <w:rFonts w:ascii="Aptos" w:hAnsi="Aptos"/>
+          <w:color w:val="222222"/>
+          <w:sz w:val="19"/>
+        </w:rPr>
+        <w:t>Flattened a nested array without flat() by using reduce() with concat().</w:t>
       </w:r>
     </w:p>
     <w:tbl>
@@ -1191,7 +1692,7 @@
         </w:tblBorders>
       </w:tblPr>
       <w:tblGrid>
-        <w:gridCol w:w="10166"/>
+        <w:gridCol w:w="10224"/>
       </w:tblGrid>
       <w:tr>
         <w:trPr>
@@ -1199,7 +1700,7 @@
         </w:trPr>
         <w:tc>
           <w:tcPr>
-            <w:tcW w:type="dxa" w:w="10166"/>
+            <w:tcW w:type="dxa" w:w="10224"/>
             <w:shd w:fill="F4F7FB"/>
           </w:tcPr>
           <w:p>
@@ -1211,9 +1712,9 @@
               <w:rPr>
                 <w:rFonts w:ascii="Consolas" w:hAnsi="Consolas"/>
                 <w:color w:val="2D2D2D"/>
-                <w:sz w:val="17"/>
+                <w:sz w:val="16"/>
               </w:rPr>
-              <w:t>arr.filter(x =&gt; typeof x === "number")</w:t>
+              <w:t>names.forEach(name =&gt; console.log(`Hello, ${name}`));</w:t>
             </w:r>
           </w:p>
           <w:p>
@@ -1224,9 +1725,9 @@
               <w:rPr>
                 <w:rFonts w:ascii="Consolas" w:hAnsi="Consolas"/>
                 <w:color w:val="2D2D2D"/>
-                <w:sz w:val="17"/>
+                <w:sz w:val="16"/>
               </w:rPr>
-              <w:t xml:space="preserve">   .map(y =&gt; y * 2)</w:t>
+              <w:t>const adults = users.filter(user =&gt; user.age &gt;= 18);</w:t>
             </w:r>
           </w:p>
           <w:p>
@@ -1237,9 +1738,9 @@
               <w:rPr>
                 <w:rFonts w:ascii="Consolas" w:hAnsi="Consolas"/>
                 <w:color w:val="2D2D2D"/>
-                <w:sz w:val="17"/>
+                <w:sz w:val="16"/>
               </w:rPr>
-              <w:t xml:space="preserve">   .forEach(abc =&gt; console.log("Element after * 2:", abc * 2));</w:t>
+              <w:t>const totalCost = prices.reduce((total, price) =&gt; total + price, 0);</w:t>
             </w:r>
           </w:p>
           <w:p>
@@ -1250,35 +1751,9 @@
               <w:rPr>
                 <w:rFonts w:ascii="Consolas" w:hAnsi="Consolas"/>
                 <w:color w:val="2D2D2D"/>
-                <w:sz w:val="17"/>
+                <w:sz w:val="16"/>
               </w:rPr>
-              <w:t>console.log(Math.floor(Math.random() * 100) + 1);</w:t>
-            </w:r>
-          </w:p>
-          <w:p>
-            <w:pPr>
-              <w:spacing w:after="0"/>
-            </w:pPr>
-            <w:r>
-              <w:rPr>
-                <w:rFonts w:ascii="Consolas" w:hAnsi="Consolas"/>
-                <w:color w:val="2D2D2D"/>
-                <w:sz w:val="17"/>
-              </w:rPr>
-              <w:t>console.log(Number(strnum));</w:t>
-            </w:r>
-          </w:p>
-          <w:p>
-            <w:pPr>
-              <w:spacing w:after="0"/>
-            </w:pPr>
-            <w:r>
-              <w:rPr>
-                <w:rFonts w:ascii="Consolas" w:hAnsi="Consolas"/>
-                <w:color w:val="2D2D2D"/>
-                <w:sz w:val="17"/>
-              </w:rPr>
-              <w:t>console.log(colors.splice(0, 1));</w:t>
+              <w:t>const flatNumbers = nestedNumbers.reduce((flatArray, currentArray) =&gt; flatArray.concat(currentArray), []);</w:t>
             </w:r>
           </w:p>
         </w:tc>
@@ -1292,7 +1767,7 @@
     <w:p>
       <w:pPr>
         <w:pStyle w:val="Heading1"/>
-        <w:spacing w:before="240" w:after="80"/>
+        <w:spacing w:before="220" w:after="80"/>
       </w:pPr>
       <w:r>
         <w:rPr>
@@ -1301,12 +1776,12 @@
           <w:color w:val="1F4E79"/>
           <w:sz w:val="32"/>
         </w:rPr>
-        <w:t>Day 2 Practice Questions</w:t>
+        <w:t>Day 4 Asynchronous JavaScript</w:t>
       </w:r>
     </w:p>
     <w:p>
       <w:pPr>
-        <w:spacing w:after="100" w:line="259" w:lineRule="auto"/>
+        <w:spacing w:after="100" w:line="254" w:lineRule="auto"/>
       </w:pPr>
       <w:r>
         <w:rPr>
@@ -1314,27 +1789,27 @@
           <w:color w:val="222222"/>
           <w:sz w:val="20"/>
         </w:rPr>
-        <w:t>The new Day2 question files turned the concepts into small problem-solving scripts. Each file focused on a different combination of array methods, functions, Math methods, and conversions.</w:t>
+        <w:t>Day 4 now contains Promise practice plus real API-style practice. The code demonstrates manual Promise creation, rejection handling, timer functions, fetch requests, JSON parsing, API response transformation, and error handling.</w:t>
       </w:r>
     </w:p>
     <w:p>
       <w:pPr>
         <w:pStyle w:val="Heading2"/>
-        <w:spacing w:before="140" w:after="80"/>
+        <w:spacing w:before="120" w:after="80"/>
       </w:pPr>
       <w:r>
         <w:rPr>
           <w:rFonts w:ascii="Aptos" w:hAnsi="Aptos"/>
           <w:b/>
           <w:color w:val="1F4E79"/>
-          <w:sz w:val="25"/>
+          <w:sz w:val="24"/>
         </w:rPr>
-        <w:t>Question 1: Guest List Formatter</w:t>
+        <w:t>Promise and Timer Topics Practiced</w:t>
       </w:r>
     </w:p>
     <w:p>
       <w:pPr>
-        <w:spacing w:after="44" w:line="250" w:lineRule="auto"/>
+        <w:spacing w:after="32" w:line="245" w:lineRule="auto"/>
         <w:ind w:left="317" w:hanging="230"/>
       </w:pPr>
       <w:r>
@@ -1344,7 +1819,7 @@
           <w:color w:val="1F4E79"/>
           <w:sz w:val="19"/>
         </w:rPr>
-        <w:t xml:space="preserve">• </w:t>
+        <w:t xml:space="preserve">- </w:t>
       </w:r>
       <w:r>
         <w:rPr>
@@ -1352,12 +1827,12 @@
           <w:color w:val="222222"/>
           <w:sz w:val="19"/>
         </w:rPr>
-        <w:t>Created formatGuests(names) to format an array of names.</w:t>
+        <w:t>Created getData() to return a new Promise.</w:t>
       </w:r>
     </w:p>
     <w:p>
       <w:pPr>
-        <w:spacing w:after="44" w:line="250" w:lineRule="auto"/>
+        <w:spacing w:after="32" w:line="245" w:lineRule="auto"/>
         <w:ind w:left="317" w:hanging="230"/>
       </w:pPr>
       <w:r>
@@ -1367,7 +1842,7 @@
           <w:color w:val="1F4E79"/>
           <w:sz w:val="19"/>
         </w:rPr>
-        <w:t xml:space="preserve">• </w:t>
+        <w:t xml:space="preserve">- </w:t>
       </w:r>
       <w:r>
         <w:rPr>
@@ -1375,12 +1850,12 @@
           <w:color w:val="222222"/>
           <w:sz w:val="19"/>
         </w:rPr>
-        <w:t>Used slice(1) to remove the first name because it represents the host.</w:t>
+        <w:t>Used resolve() in reference code and reject() in active code to understand both success and error paths.</w:t>
       </w:r>
     </w:p>
     <w:p>
       <w:pPr>
-        <w:spacing w:after="44" w:line="250" w:lineRule="auto"/>
+        <w:spacing w:after="32" w:line="245" w:lineRule="auto"/>
         <w:ind w:left="317" w:hanging="230"/>
       </w:pPr>
       <w:r>
@@ -1390,7 +1865,7 @@
           <w:color w:val="1F4E79"/>
           <w:sz w:val="19"/>
         </w:rPr>
-        <w:t xml:space="preserve">• </w:t>
+        <w:t xml:space="preserve">- </w:t>
       </w:r>
       <w:r>
         <w:rPr>
@@ -1398,12 +1873,12 @@
           <w:color w:val="222222"/>
           <w:sz w:val="19"/>
         </w:rPr>
-        <w:t>Used map() with a template literal to add "Guest: " before each remaining name.</w:t>
+        <w:t>Used an if condition inside the Promise to decide whether to resolve or reject.</w:t>
       </w:r>
     </w:p>
     <w:p>
       <w:pPr>
-        <w:spacing w:after="44" w:line="250" w:lineRule="auto"/>
+        <w:spacing w:after="32" w:line="245" w:lineRule="auto"/>
         <w:ind w:left="317" w:hanging="230"/>
       </w:pPr>
       <w:r>
@@ -1413,7 +1888,7 @@
           <w:color w:val="1F4E79"/>
           <w:sz w:val="19"/>
         </w:rPr>
-        <w:t xml:space="preserve">• </w:t>
+        <w:t xml:space="preserve">- </w:t>
       </w:r>
       <w:r>
         <w:rPr>
@@ -1421,7 +1896,76 @@
           <w:color w:val="222222"/>
           <w:sz w:val="19"/>
         </w:rPr>
-        <w:t>Used join("\n") to return one string with each guest on a new line.</w:t>
+        <w:t>Handled successful Promise output with .then() and rejected output with .catch().</w:t>
+      </w:r>
+    </w:p>
+    <w:p>
+      <w:pPr>
+        <w:spacing w:after="32" w:line="245" w:lineRule="auto"/>
+        <w:ind w:left="317" w:hanging="230"/>
+      </w:pPr>
+      <w:r>
+        <w:rPr>
+          <w:rFonts w:ascii="Aptos" w:hAnsi="Aptos"/>
+          <w:b/>
+          <w:color w:val="1F4E79"/>
+          <w:sz w:val="19"/>
+        </w:rPr>
+        <w:t xml:space="preserve">- </w:t>
+      </w:r>
+      <w:r>
+        <w:rPr>
+          <w:rFonts w:ascii="Aptos" w:hAnsi="Aptos"/>
+          <w:color w:val="222222"/>
+          <w:sz w:val="19"/>
+        </w:rPr>
+        <w:t>Used setTimeout() to simulate delayed work and print messages after a delay.</w:t>
+      </w:r>
+    </w:p>
+    <w:p>
+      <w:pPr>
+        <w:spacing w:after="32" w:line="245" w:lineRule="auto"/>
+        <w:ind w:left="317" w:hanging="230"/>
+      </w:pPr>
+      <w:r>
+        <w:rPr>
+          <w:rFonts w:ascii="Aptos" w:hAnsi="Aptos"/>
+          <w:b/>
+          <w:color w:val="1F4E79"/>
+          <w:sz w:val="19"/>
+        </w:rPr>
+        <w:t xml:space="preserve">- </w:t>
+      </w:r>
+      <w:r>
+        <w:rPr>
+          <w:rFonts w:ascii="Aptos" w:hAnsi="Aptos"/>
+          <w:color w:val="222222"/>
+          <w:sz w:val="19"/>
+        </w:rPr>
+        <w:t>Used setInterval() to repeatedly print checking messages after a fixed interval.</w:t>
+      </w:r>
+    </w:p>
+    <w:p>
+      <w:pPr>
+        <w:spacing w:after="32" w:line="245" w:lineRule="auto"/>
+        <w:ind w:left="317" w:hanging="230"/>
+      </w:pPr>
+      <w:r>
+        <w:rPr>
+          <w:rFonts w:ascii="Aptos" w:hAnsi="Aptos"/>
+          <w:b/>
+          <w:color w:val="1F4E79"/>
+          <w:sz w:val="19"/>
+        </w:rPr>
+        <w:t xml:space="preserve">- </w:t>
+      </w:r>
+      <w:r>
+        <w:rPr>
+          <w:rFonts w:ascii="Aptos" w:hAnsi="Aptos"/>
+          <w:color w:val="222222"/>
+          <w:sz w:val="19"/>
+        </w:rPr>
+        <w:t>Observed that setInterval() keeps the program running until stopped.</w:t>
       </w:r>
     </w:p>
     <w:tbl>
@@ -1439,7 +1983,7 @@
         </w:tblBorders>
       </w:tblPr>
       <w:tblGrid>
-        <w:gridCol w:w="10166"/>
+        <w:gridCol w:w="10224"/>
       </w:tblGrid>
       <w:tr>
         <w:trPr>
@@ -1447,7 +1991,7 @@
         </w:trPr>
         <w:tc>
           <w:tcPr>
-            <w:tcW w:type="dxa" w:w="10166"/>
+            <w:tcW w:type="dxa" w:w="10224"/>
             <w:shd w:fill="F4F7FB"/>
           </w:tcPr>
           <w:p>
@@ -1459,9 +2003,9 @@
               <w:rPr>
                 <w:rFonts w:ascii="Consolas" w:hAnsi="Consolas"/>
                 <w:color w:val="2D2D2D"/>
-                <w:sz w:val="17"/>
+                <w:sz w:val="16"/>
               </w:rPr>
-              <w:t>const guests = names.slice(1).map(name =&gt; `Guest: ${name}`);</w:t>
+              <w:t>function getData() {</w:t>
             </w:r>
           </w:p>
           <w:p>
@@ -1472,9 +2016,61 @@
               <w:rPr>
                 <w:rFonts w:ascii="Consolas" w:hAnsi="Consolas"/>
                 <w:color w:val="2D2D2D"/>
-                <w:sz w:val="17"/>
+                <w:sz w:val="16"/>
               </w:rPr>
-              <w:t>return guests.join("\n");</w:t>
+              <w:t xml:space="preserve">    return new Promise((resolve, reject) =&gt; {</w:t>
+            </w:r>
+          </w:p>
+          <w:p>
+            <w:pPr>
+              <w:spacing w:after="0"/>
+            </w:pPr>
+            <w:r>
+              <w:rPr>
+                <w:rFonts w:ascii="Consolas" w:hAnsi="Consolas"/>
+                <w:color w:val="2D2D2D"/>
+                <w:sz w:val="16"/>
+              </w:rPr>
+              <w:t xml:space="preserve">        if (2 &gt; 3) { resolve("Data received"); } else { reject("not working"); }</w:t>
+            </w:r>
+          </w:p>
+          <w:p>
+            <w:pPr>
+              <w:spacing w:after="0"/>
+            </w:pPr>
+            <w:r>
+              <w:rPr>
+                <w:rFonts w:ascii="Consolas" w:hAnsi="Consolas"/>
+                <w:color w:val="2D2D2D"/>
+                <w:sz w:val="16"/>
+              </w:rPr>
+              <w:t xml:space="preserve">    });</w:t>
+            </w:r>
+          </w:p>
+          <w:p>
+            <w:pPr>
+              <w:spacing w:after="0"/>
+            </w:pPr>
+            <w:r>
+              <w:rPr>
+                <w:rFonts w:ascii="Consolas" w:hAnsi="Consolas"/>
+                <w:color w:val="2D2D2D"/>
+                <w:sz w:val="16"/>
+              </w:rPr>
+              <w:t>}</w:t>
+            </w:r>
+          </w:p>
+          <w:p>
+            <w:pPr>
+              <w:spacing w:after="0"/>
+            </w:pPr>
+            <w:r>
+              <w:rPr>
+                <w:rFonts w:ascii="Consolas" w:hAnsi="Consolas"/>
+                <w:color w:val="2D2D2D"/>
+                <w:sz w:val="16"/>
+              </w:rPr>
+              <w:t>getData().then(data =&gt; console.log(data)).catch(error =&gt; console.error("Error:", error));</w:t>
             </w:r>
           </w:p>
         </w:tc>
@@ -1487,22 +2083,50 @@
     </w:p>
     <w:p>
       <w:pPr>
-        <w:pStyle w:val="Heading2"/>
-        <w:spacing w:before="140" w:after="80"/>
+        <w:pStyle w:val="Heading1"/>
+        <w:spacing w:before="220" w:after="80"/>
       </w:pPr>
       <w:r>
         <w:rPr>
           <w:rFonts w:ascii="Aptos" w:hAnsi="Aptos"/>
           <w:b/>
           <w:color w:val="1F4E79"/>
-          <w:sz w:val="25"/>
+          <w:sz w:val="32"/>
         </w:rPr>
-        <w:t>Question 2: Logic Gate</w:t>
+        <w:t>Day 4 Fetch and API Practice</w:t>
       </w:r>
     </w:p>
     <w:p>
       <w:pPr>
-        <w:spacing w:after="44" w:line="250" w:lineRule="auto"/>
+        <w:spacing w:after="100" w:line="254" w:lineRule="auto"/>
+      </w:pPr>
+      <w:r>
+        <w:rPr>
+          <w:rFonts w:ascii="Aptos" w:hAnsi="Aptos"/>
+          <w:color w:val="222222"/>
+          <w:sz w:val="20"/>
+        </w:rPr>
+        <w:t>The edited index.js and promise.js files use fetch() with the JSONPlaceholder todos API. The api.js file adds a Weatherstack-style current weather request for Delhi using an API key placeholder and transforms the returned weather data into a smaller result object.</w:t>
+      </w:r>
+    </w:p>
+    <w:p>
+      <w:pPr>
+        <w:pStyle w:val="Heading2"/>
+        <w:spacing w:before="120" w:after="80"/>
+      </w:pPr>
+      <w:r>
+        <w:rPr>
+          <w:rFonts w:ascii="Aptos" w:hAnsi="Aptos"/>
+          <w:b/>
+          <w:color w:val="1F4E79"/>
+          <w:sz w:val="24"/>
+        </w:rPr>
+        <w:t>Fetch Chain Topics Practiced</w:t>
+      </w:r>
+    </w:p>
+    <w:p>
+      <w:pPr>
+        <w:spacing w:after="32" w:line="245" w:lineRule="auto"/>
         <w:ind w:left="317" w:hanging="230"/>
       </w:pPr>
       <w:r>
@@ -1512,7 +2136,7 @@
           <w:color w:val="1F4E79"/>
           <w:sz w:val="19"/>
         </w:rPr>
-        <w:t xml:space="preserve">• </w:t>
+        <w:t xml:space="preserve">- </w:t>
       </w:r>
       <w:r>
         <w:rPr>
@@ -1520,12 +2144,12 @@
           <w:color w:val="222222"/>
           <w:sz w:val="19"/>
         </w:rPr>
-        <w:t>Created getHighNumbers as an arrow function.</w:t>
+        <w:t>Used fetch("https://jsonplaceholder.typicode.com/todos") to request remote todo data.</w:t>
       </w:r>
     </w:p>
     <w:p>
       <w:pPr>
-        <w:spacing w:after="44" w:line="250" w:lineRule="auto"/>
+        <w:spacing w:after="32" w:line="245" w:lineRule="auto"/>
         <w:ind w:left="317" w:hanging="230"/>
       </w:pPr>
       <w:r>
@@ -1535,7 +2159,7 @@
           <w:color w:val="1F4E79"/>
           <w:sz w:val="19"/>
         </w:rPr>
-        <w:t xml:space="preserve">• </w:t>
+        <w:t xml:space="preserve">- </w:t>
       </w:r>
       <w:r>
         <w:rPr>
@@ -1543,12 +2167,12 @@
           <w:color w:val="222222"/>
           <w:sz w:val="19"/>
         </w:rPr>
-        <w:t>Filtered mixed values to keep only numbers using typeof value === "number".</w:t>
+        <w:t>Converted the response to JavaScript data using res.json().</w:t>
       </w:r>
     </w:p>
     <w:p>
       <w:pPr>
-        <w:spacing w:after="44" w:line="250" w:lineRule="auto"/>
+        <w:spacing w:after="32" w:line="245" w:lineRule="auto"/>
         <w:ind w:left="317" w:hanging="230"/>
       </w:pPr>
       <w:r>
@@ -1558,7 +2182,7 @@
           <w:color w:val="1F4E79"/>
           <w:sz w:val="19"/>
         </w:rPr>
-        <w:t xml:space="preserve">• </w:t>
+        <w:t xml:space="preserve">- </w:t>
       </w:r>
       <w:r>
         <w:rPr>
@@ -1566,12 +2190,12 @@
           <w:color w:val="222222"/>
           <w:sz w:val="19"/>
         </w:rPr>
-        <w:t>Generated a random threshold between 1 and 50 using Math.floor(Math.random() * 50) + 1.</w:t>
+        <w:t>Chained multiple .then() calls to process the data step by step.</w:t>
       </w:r>
     </w:p>
     <w:p>
       <w:pPr>
-        <w:spacing w:after="44" w:line="250" w:lineRule="auto"/>
+        <w:spacing w:after="32" w:line="245" w:lineRule="auto"/>
         <w:ind w:left="317" w:hanging="230"/>
       </w:pPr>
       <w:r>
@@ -1581,7 +2205,7 @@
           <w:color w:val="1F4E79"/>
           <w:sz w:val="19"/>
         </w:rPr>
-        <w:t xml:space="preserve">• </w:t>
+        <w:t xml:space="preserve">- </w:t>
       </w:r>
       <w:r>
         <w:rPr>
@@ -1589,7 +2213,275 @@
           <w:color w:val="222222"/>
           <w:sz w:val="19"/>
         </w:rPr>
-        <w:t>Filtered the numeric values again to keep only numbers greater than the threshold.</w:t>
+        <w:t>Filtered API results to keep only todos with even id values using d.id % 2 === 0.</w:t>
+      </w:r>
+    </w:p>
+    <w:p>
+      <w:pPr>
+        <w:spacing w:after="32" w:line="245" w:lineRule="auto"/>
+        <w:ind w:left="317" w:hanging="230"/>
+      </w:pPr>
+      <w:r>
+        <w:rPr>
+          <w:rFonts w:ascii="Aptos" w:hAnsi="Aptos"/>
+          <w:b/>
+          <w:color w:val="1F4E79"/>
+          <w:sz w:val="19"/>
+        </w:rPr>
+        <w:t xml:space="preserve">- </w:t>
+      </w:r>
+      <w:r>
+        <w:rPr>
+          <w:rFonts w:ascii="Aptos" w:hAnsi="Aptos"/>
+          <w:color w:val="222222"/>
+          <w:sz w:val="19"/>
+        </w:rPr>
+        <w:t>Mapped through filtered results and changed each title by adding the prefix "Aaryan ".</w:t>
+      </w:r>
+    </w:p>
+    <w:p>
+      <w:pPr>
+        <w:spacing w:after="32" w:line="245" w:lineRule="auto"/>
+        <w:ind w:left="317" w:hanging="230"/>
+      </w:pPr>
+      <w:r>
+        <w:rPr>
+          <w:rFonts w:ascii="Aptos" w:hAnsi="Aptos"/>
+          <w:b/>
+          <w:color w:val="1F4E79"/>
+          <w:sz w:val="19"/>
+        </w:rPr>
+        <w:t xml:space="preserve">- </w:t>
+      </w:r>
+      <w:r>
+        <w:rPr>
+          <w:rFonts w:ascii="Aptos" w:hAnsi="Aptos"/>
+          <w:color w:val="222222"/>
+          <w:sz w:val="19"/>
+        </w:rPr>
+        <w:t>Printed transformed API data with console.log().</w:t>
+      </w:r>
+    </w:p>
+    <w:p>
+      <w:pPr>
+        <w:spacing w:after="32" w:line="245" w:lineRule="auto"/>
+        <w:ind w:left="317" w:hanging="230"/>
+      </w:pPr>
+      <w:r>
+        <w:rPr>
+          <w:rFonts w:ascii="Aptos" w:hAnsi="Aptos"/>
+          <w:b/>
+          <w:color w:val="1F4E79"/>
+          <w:sz w:val="19"/>
+        </w:rPr>
+        <w:t xml:space="preserve">- </w:t>
+      </w:r>
+      <w:r>
+        <w:rPr>
+          <w:rFonts w:ascii="Aptos" w:hAnsi="Aptos"/>
+          <w:color w:val="222222"/>
+          <w:sz w:val="19"/>
+        </w:rPr>
+        <w:t>Handled fetch problems with .catch(error =&gt; console.error("Error fetching data:", error)).</w:t>
+      </w:r>
+    </w:p>
+    <w:p>
+      <w:pPr>
+        <w:pStyle w:val="Heading2"/>
+        <w:spacing w:before="120" w:after="80"/>
+      </w:pPr>
+      <w:r>
+        <w:rPr>
+          <w:rFonts w:ascii="Aptos" w:hAnsi="Aptos"/>
+          <w:b/>
+          <w:color w:val="1F4E79"/>
+          <w:sz w:val="24"/>
+        </w:rPr>
+        <w:t>Weather API Topics Practiced</w:t>
+      </w:r>
+    </w:p>
+    <w:p>
+      <w:pPr>
+        <w:spacing w:after="32" w:line="245" w:lineRule="auto"/>
+        <w:ind w:left="317" w:hanging="230"/>
+      </w:pPr>
+      <w:r>
+        <w:rPr>
+          <w:rFonts w:ascii="Aptos" w:hAnsi="Aptos"/>
+          <w:b/>
+          <w:color w:val="1F4E79"/>
+          <w:sz w:val="19"/>
+        </w:rPr>
+        <w:t xml:space="preserve">- </w:t>
+      </w:r>
+      <w:r>
+        <w:rPr>
+          <w:rFonts w:ascii="Aptos" w:hAnsi="Aptos"/>
+          <w:color w:val="222222"/>
+          <w:sz w:val="19"/>
+        </w:rPr>
+        <w:t>Stored an API key placeholder in API_KEY.</w:t>
+      </w:r>
+    </w:p>
+    <w:p>
+      <w:pPr>
+        <w:spacing w:after="32" w:line="245" w:lineRule="auto"/>
+        <w:ind w:left="317" w:hanging="230"/>
+      </w:pPr>
+      <w:r>
+        <w:rPr>
+          <w:rFonts w:ascii="Aptos" w:hAnsi="Aptos"/>
+          <w:b/>
+          <w:color w:val="1F4E79"/>
+          <w:sz w:val="19"/>
+        </w:rPr>
+        <w:t xml:space="preserve">- </w:t>
+      </w:r>
+      <w:r>
+        <w:rPr>
+          <w:rFonts w:ascii="Aptos" w:hAnsi="Aptos"/>
+          <w:color w:val="222222"/>
+          <w:sz w:val="19"/>
+        </w:rPr>
+        <w:t>Used a template literal URL to insert the API key into the Weatherstack request.</w:t>
+      </w:r>
+    </w:p>
+    <w:p>
+      <w:pPr>
+        <w:spacing w:after="32" w:line="245" w:lineRule="auto"/>
+        <w:ind w:left="317" w:hanging="230"/>
+      </w:pPr>
+      <w:r>
+        <w:rPr>
+          <w:rFonts w:ascii="Aptos" w:hAnsi="Aptos"/>
+          <w:b/>
+          <w:color w:val="1F4E79"/>
+          <w:sz w:val="19"/>
+        </w:rPr>
+        <w:t xml:space="preserve">- </w:t>
+      </w:r>
+      <w:r>
+        <w:rPr>
+          <w:rFonts w:ascii="Aptos" w:hAnsi="Aptos"/>
+          <w:color w:val="222222"/>
+          <w:sz w:val="19"/>
+        </w:rPr>
+        <w:t>Converted the weather API response using res.json().</w:t>
+      </w:r>
+    </w:p>
+    <w:p>
+      <w:pPr>
+        <w:spacing w:after="32" w:line="245" w:lineRule="auto"/>
+        <w:ind w:left="317" w:hanging="230"/>
+      </w:pPr>
+      <w:r>
+        <w:rPr>
+          <w:rFonts w:ascii="Aptos" w:hAnsi="Aptos"/>
+          <w:b/>
+          <w:color w:val="1F4E79"/>
+          <w:sz w:val="19"/>
+        </w:rPr>
+        <w:t xml:space="preserve">- </w:t>
+      </w:r>
+      <w:r>
+        <w:rPr>
+          <w:rFonts w:ascii="Aptos" w:hAnsi="Aptos"/>
+          <w:color w:val="222222"/>
+          <w:sz w:val="19"/>
+        </w:rPr>
+        <w:t>Accessed nested response data such as data.current and data.location.name.</w:t>
+      </w:r>
+    </w:p>
+    <w:p>
+      <w:pPr>
+        <w:spacing w:after="32" w:line="245" w:lineRule="auto"/>
+        <w:ind w:left="317" w:hanging="230"/>
+      </w:pPr>
+      <w:r>
+        <w:rPr>
+          <w:rFonts w:ascii="Aptos" w:hAnsi="Aptos"/>
+          <w:b/>
+          <w:color w:val="1F4E79"/>
+          <w:sz w:val="19"/>
+        </w:rPr>
+        <w:t xml:space="preserve">- </w:t>
+      </w:r>
+      <w:r>
+        <w:rPr>
+          <w:rFonts w:ascii="Aptos" w:hAnsi="Aptos"/>
+          <w:color w:val="222222"/>
+          <w:sz w:val="19"/>
+        </w:rPr>
+        <w:t>Created a new result object with location, temperatureC, temperatureF, description, and isHot.</w:t>
+      </w:r>
+    </w:p>
+    <w:p>
+      <w:pPr>
+        <w:spacing w:after="32" w:line="245" w:lineRule="auto"/>
+        <w:ind w:left="317" w:hanging="230"/>
+      </w:pPr>
+      <w:r>
+        <w:rPr>
+          <w:rFonts w:ascii="Aptos" w:hAnsi="Aptos"/>
+          <w:b/>
+          <w:color w:val="1F4E79"/>
+          <w:sz w:val="19"/>
+        </w:rPr>
+        <w:t xml:space="preserve">- </w:t>
+      </w:r>
+      <w:r>
+        <w:rPr>
+          <w:rFonts w:ascii="Aptos" w:hAnsi="Aptos"/>
+          <w:color w:val="222222"/>
+          <w:sz w:val="19"/>
+        </w:rPr>
+        <w:t>Converted Celsius to Fahrenheit using (temperature * 1.8) + 32.</w:t>
+      </w:r>
+    </w:p>
+    <w:p>
+      <w:pPr>
+        <w:spacing w:after="32" w:line="245" w:lineRule="auto"/>
+        <w:ind w:left="317" w:hanging="230"/>
+      </w:pPr>
+      <w:r>
+        <w:rPr>
+          <w:rFonts w:ascii="Aptos" w:hAnsi="Aptos"/>
+          <w:b/>
+          <w:color w:val="1F4E79"/>
+          <w:sz w:val="19"/>
+        </w:rPr>
+        <w:t xml:space="preserve">- </w:t>
+      </w:r>
+      <w:r>
+        <w:rPr>
+          <w:rFonts w:ascii="Aptos" w:hAnsi="Aptos"/>
+          <w:color w:val="222222"/>
+          <w:sz w:val="19"/>
+        </w:rPr>
+        <w:t>Used the ternary operator to set isHot to "Yes" or "No" based on temperature &gt; 32.</w:t>
+      </w:r>
+    </w:p>
+    <w:p>
+      <w:pPr>
+        <w:spacing w:after="32" w:line="245" w:lineRule="auto"/>
+        <w:ind w:left="317" w:hanging="230"/>
+      </w:pPr>
+      <w:r>
+        <w:rPr>
+          <w:rFonts w:ascii="Aptos" w:hAnsi="Aptos"/>
+          <w:b/>
+          <w:color w:val="1F4E79"/>
+          <w:sz w:val="19"/>
+        </w:rPr>
+        <w:t xml:space="preserve">- </w:t>
+      </w:r>
+      <w:r>
+        <w:rPr>
+          <w:rFonts w:ascii="Aptos" w:hAnsi="Aptos"/>
+          <w:color w:val="222222"/>
+          <w:sz w:val="19"/>
+        </w:rPr>
+        <w:t>Returned transformed data through the Promise chain and printed finalData.</w:t>
       </w:r>
     </w:p>
     <w:tbl>
@@ -1607,7 +2499,7 @@
         </w:tblBorders>
       </w:tblPr>
       <w:tblGrid>
-        <w:gridCol w:w="10166"/>
+        <w:gridCol w:w="10224"/>
       </w:tblGrid>
       <w:tr>
         <w:trPr>
@@ -1615,7 +2507,7 @@
         </w:trPr>
         <w:tc>
           <w:tcPr>
-            <w:tcW w:type="dxa" w:w="10166"/>
+            <w:tcW w:type="dxa" w:w="10224"/>
             <w:shd w:fill="F4F7FB"/>
           </w:tcPr>
           <w:p>
@@ -1627,9 +2519,9 @@
               <w:rPr>
                 <w:rFonts w:ascii="Consolas" w:hAnsi="Consolas"/>
                 <w:color w:val="2D2D2D"/>
-                <w:sz w:val="17"/>
+                <w:sz w:val="16"/>
               </w:rPr>
-              <w:t>const threshold = Math.floor(Math.random() * 50) + 1;</w:t>
+              <w:t>fetch("https://jsonplaceholder.typicode.com/todos")</w:t>
             </w:r>
           </w:p>
           <w:p>
@@ -1640,9 +2532,9 @@
               <w:rPr>
                 <w:rFonts w:ascii="Consolas" w:hAnsi="Consolas"/>
                 <w:color w:val="2D2D2D"/>
-                <w:sz w:val="17"/>
+                <w:sz w:val="16"/>
               </w:rPr>
-              <w:t>return values</w:t>
+              <w:t xml:space="preserve">    .then(res =&gt; res.json())</w:t>
             </w:r>
           </w:p>
           <w:p>
@@ -1653,9 +2545,9 @@
               <w:rPr>
                 <w:rFonts w:ascii="Consolas" w:hAnsi="Consolas"/>
                 <w:color w:val="2D2D2D"/>
-                <w:sz w:val="17"/>
+                <w:sz w:val="16"/>
               </w:rPr>
-              <w:t xml:space="preserve">    .filter(value =&gt; typeof value === "number")</w:t>
+              <w:t xml:space="preserve">    .then(data =&gt; data.filter(d =&gt; d.id % 2 === 0))</w:t>
             </w:r>
           </w:p>
           <w:p>
@@ -1666,164 +2558,9 @@
               <w:rPr>
                 <w:rFonts w:ascii="Consolas" w:hAnsi="Consolas"/>
                 <w:color w:val="2D2D2D"/>
-                <w:sz w:val="17"/>
+                <w:sz w:val="16"/>
               </w:rPr>
-              <w:t xml:space="preserve">    .filter(number =&gt; number &gt; threshold);</w:t>
-            </w:r>
-          </w:p>
-        </w:tc>
-      </w:tr>
-    </w:tbl>
-    <w:p>
-      <w:pPr>
-        <w:spacing w:after="20"/>
-      </w:pPr>
-    </w:p>
-    <w:p>
-      <w:pPr>
-        <w:pStyle w:val="Heading2"/>
-        <w:spacing w:before="140" w:after="80"/>
-      </w:pPr>
-      <w:r>
-        <w:rPr>
-          <w:rFonts w:ascii="Aptos" w:hAnsi="Aptos"/>
-          <w:b/>
-          <w:color w:val="1F4E79"/>
-          <w:sz w:val="25"/>
-        </w:rPr>
-        <w:t>Question 3: Price Calculator</w:t>
-      </w:r>
-    </w:p>
-    <w:p>
-      <w:pPr>
-        <w:spacing w:after="44" w:line="250" w:lineRule="auto"/>
-        <w:ind w:left="317" w:hanging="230"/>
-      </w:pPr>
-      <w:r>
-        <w:rPr>
-          <w:rFonts w:ascii="Aptos" w:hAnsi="Aptos"/>
-          <w:b/>
-          <w:color w:val="1F4E79"/>
-          <w:sz w:val="19"/>
-        </w:rPr>
-        <w:t xml:space="preserve">• </w:t>
-      </w:r>
-      <w:r>
-        <w:rPr>
-          <w:rFonts w:ascii="Aptos" w:hAnsi="Aptos"/>
-          <w:color w:val="222222"/>
-          <w:sz w:val="19"/>
-        </w:rPr>
-        <w:t>Used splice(prices.length - 1, 1) to remove the last item as the handling fee.</w:t>
-      </w:r>
-    </w:p>
-    <w:p>
-      <w:pPr>
-        <w:spacing w:after="44" w:line="250" w:lineRule="auto"/>
-        <w:ind w:left="317" w:hanging="230"/>
-      </w:pPr>
-      <w:r>
-        <w:rPr>
-          <w:rFonts w:ascii="Aptos" w:hAnsi="Aptos"/>
-          <w:b/>
-          <w:color w:val="1F4E79"/>
-          <w:sz w:val="19"/>
-        </w:rPr>
-        <w:t xml:space="preserve">• </w:t>
-      </w:r>
-      <w:r>
-        <w:rPr>
-          <w:rFonts w:ascii="Aptos" w:hAnsi="Aptos"/>
-          <w:color w:val="222222"/>
-          <w:sz w:val="19"/>
-        </w:rPr>
-        <w:t>Converted string prices to numbers with map(price =&gt; Number(price)).</w:t>
-      </w:r>
-    </w:p>
-    <w:p>
-      <w:pPr>
-        <w:spacing w:after="44" w:line="250" w:lineRule="auto"/>
-        <w:ind w:left="317" w:hanging="230"/>
-      </w:pPr>
-      <w:r>
-        <w:rPr>
-          <w:rFonts w:ascii="Aptos" w:hAnsi="Aptos"/>
-          <w:b/>
-          <w:color w:val="1F4E79"/>
-          <w:sz w:val="19"/>
-        </w:rPr>
-        <w:t xml:space="preserve">• </w:t>
-      </w:r>
-      <w:r>
-        <w:rPr>
-          <w:rFonts w:ascii="Aptos" w:hAnsi="Aptos"/>
-          <w:color w:val="222222"/>
-          <w:sz w:val="19"/>
-        </w:rPr>
-        <w:t>Used an arrow function inside reduce() to calculate the total.</w:t>
-      </w:r>
-    </w:p>
-    <w:p>
-      <w:pPr>
-        <w:spacing w:after="44" w:line="250" w:lineRule="auto"/>
-        <w:ind w:left="317" w:hanging="230"/>
-      </w:pPr>
-      <w:r>
-        <w:rPr>
-          <w:rFonts w:ascii="Aptos" w:hAnsi="Aptos"/>
-          <w:b/>
-          <w:color w:val="1F4E79"/>
-          <w:sz w:val="19"/>
-        </w:rPr>
-        <w:t xml:space="preserve">• </w:t>
-      </w:r>
-      <w:r>
-        <w:rPr>
-          <w:rFonts w:ascii="Aptos" w:hAnsi="Aptos"/>
-          <w:color w:val="222222"/>
-          <w:sz w:val="19"/>
-        </w:rPr>
-        <w:t>Printed the final output using a template literal: Total Price: $[sum].</w:t>
-      </w:r>
-    </w:p>
-    <w:tbl>
-      <w:tblPr>
-        <w:tblW w:type="auto" w:w="0"/>
-        <w:jc w:val="center"/>
-        <w:tblLook w:firstColumn="1" w:firstRow="1" w:lastColumn="0" w:lastRow="0" w:noHBand="0" w:noVBand="1" w:val="04A0"/>
-        <w:tblBorders>
-          <w:top w:val="single" w:sz="4" w:space="0" w:color="C9D5E3"/>
-          <w:left w:val="single" w:sz="4" w:space="0" w:color="C9D5E3"/>
-          <w:bottom w:val="single" w:sz="4" w:space="0" w:color="C9D5E3"/>
-          <w:right w:val="single" w:sz="4" w:space="0" w:color="C9D5E3"/>
-          <w:insideH w:val="single" w:sz="4" w:space="0" w:color="C9D5E3"/>
-          <w:insideV w:val="single" w:sz="4" w:space="0" w:color="C9D5E3"/>
-        </w:tblBorders>
-      </w:tblPr>
-      <w:tblGrid>
-        <w:gridCol w:w="10166"/>
-      </w:tblGrid>
-      <w:tr>
-        <w:trPr>
-          <w:tblHeader w:val="true"/>
-        </w:trPr>
-        <w:tc>
-          <w:tcPr>
-            <w:tcW w:type="dxa" w:w="10166"/>
-            <w:shd w:fill="F4F7FB"/>
-          </w:tcPr>
-          <w:p>
-            <w:pPr>
-              <w:spacing w:after="0"/>
-            </w:pPr>
-            <w:r/>
-            <w:r>
-              <w:rPr>
-                <w:rFonts w:ascii="Consolas" w:hAnsi="Consolas"/>
-                <w:color w:val="2D2D2D"/>
-                <w:sz w:val="17"/>
-              </w:rPr>
-              <w:t>prices.splice(prices.length - 1, 1);</w:t>
+              <w:t xml:space="preserve">    .then(data =&gt; data.map(d =&gt; (d.title = "Aaryan " + d.title)))</w:t>
             </w:r>
           </w:p>
           <w:p>
@@ -1834,9 +2571,9 @@
               <w:rPr>
                 <w:rFonts w:ascii="Consolas" w:hAnsi="Consolas"/>
                 <w:color w:val="2D2D2D"/>
-                <w:sz w:val="17"/>
+                <w:sz w:val="16"/>
               </w:rPr>
-              <w:t>const numberPrices = prices.map(price =&gt; Number(price));</w:t>
+              <w:t xml:space="preserve">    .catch(error =&gt; console.error("Error fetching data:", error));</w:t>
             </w:r>
           </w:p>
           <w:p>
@@ -1847,9 +2584,8 @@
               <w:rPr>
                 <w:rFonts w:ascii="Consolas" w:hAnsi="Consolas"/>
                 <w:color w:val="2D2D2D"/>
-                <w:sz w:val="17"/>
+                <w:sz w:val="16"/>
               </w:rPr>
-              <w:t>const sumPrices = (total, price) =&gt; total + price;</w:t>
             </w:r>
           </w:p>
           <w:p>
@@ -1860,391 +2596,9 @@
               <w:rPr>
                 <w:rFonts w:ascii="Consolas" w:hAnsi="Consolas"/>
                 <w:color w:val="2D2D2D"/>
-                <w:sz w:val="17"/>
+                <w:sz w:val="16"/>
               </w:rPr>
-              <w:t>console.log(`Total Price: $${totalPrice}`);</w:t>
-            </w:r>
-          </w:p>
-        </w:tc>
-      </w:tr>
-    </w:tbl>
-    <w:p>
-      <w:pPr>
-        <w:spacing w:after="20"/>
-      </w:pPr>
-    </w:p>
-    <w:p>
-      <w:pPr>
-        <w:pStyle w:val="Heading1"/>
-        <w:spacing w:before="240" w:after="80"/>
-      </w:pPr>
-      <w:r>
-        <w:rPr>
-          <w:rFonts w:ascii="Aptos" w:hAnsi="Aptos"/>
-          <w:b/>
-          <w:color w:val="1F4E79"/>
-          <w:sz w:val="32"/>
-        </w:rPr>
-        <w:t>Day 2 Browser Practice</w:t>
-      </w:r>
-    </w:p>
-    <w:p>
-      <w:pPr>
-        <w:spacing w:after="100" w:line="259" w:lineRule="auto"/>
-      </w:pPr>
-      <w:r>
-        <w:rPr>
-          <w:rFonts w:ascii="Aptos" w:hAnsi="Aptos"/>
-          <w:color w:val="222222"/>
-          <w:sz w:val="20"/>
-        </w:rPr>
-        <w:t>The newer Day2 browser files introduced a simple login page and home page. This practice connected HTML structure, CSS styling, and JavaScript behavior in the browser.</w:t>
-      </w:r>
-    </w:p>
-    <w:p>
-      <w:pPr>
-        <w:pStyle w:val="Heading2"/>
-        <w:spacing w:before="140" w:after="80"/>
-      </w:pPr>
-      <w:r>
-        <w:rPr>
-          <w:rFonts w:ascii="Aptos" w:hAnsi="Aptos"/>
-          <w:b/>
-          <w:color w:val="1F4E79"/>
-          <w:sz w:val="25"/>
-        </w:rPr>
-        <w:t>HTML and CSS Topics Practiced</w:t>
-      </w:r>
-    </w:p>
-    <w:p>
-      <w:pPr>
-        <w:spacing w:after="44" w:line="250" w:lineRule="auto"/>
-        <w:ind w:left="317" w:hanging="230"/>
-      </w:pPr>
-      <w:r>
-        <w:rPr>
-          <w:rFonts w:ascii="Aptos" w:hAnsi="Aptos"/>
-          <w:b/>
-          <w:color w:val="1F4E79"/>
-          <w:sz w:val="20"/>
-        </w:rPr>
-        <w:t xml:space="preserve">• </w:t>
-      </w:r>
-      <w:r>
-        <w:rPr>
-          <w:rFonts w:ascii="Aptos" w:hAnsi="Aptos"/>
-          <w:color w:val="222222"/>
-          <w:sz w:val="20"/>
-        </w:rPr>
-        <w:t>Created a login page with input fields for username and password.</w:t>
-      </w:r>
-    </w:p>
-    <w:p>
-      <w:pPr>
-        <w:spacing w:after="44" w:line="250" w:lineRule="auto"/>
-        <w:ind w:left="317" w:hanging="230"/>
-      </w:pPr>
-      <w:r>
-        <w:rPr>
-          <w:rFonts w:ascii="Aptos" w:hAnsi="Aptos"/>
-          <w:b/>
-          <w:color w:val="1F4E79"/>
-          <w:sz w:val="20"/>
-        </w:rPr>
-        <w:t xml:space="preserve">• </w:t>
-      </w:r>
-      <w:r>
-        <w:rPr>
-          <w:rFonts w:ascii="Aptos" w:hAnsi="Aptos"/>
-          <w:color w:val="222222"/>
-          <w:sz w:val="20"/>
-        </w:rPr>
-        <w:t>Used input types text and password to control how data is entered.</w:t>
-      </w:r>
-    </w:p>
-    <w:p>
-      <w:pPr>
-        <w:spacing w:after="44" w:line="250" w:lineRule="auto"/>
-        <w:ind w:left="317" w:hanging="230"/>
-      </w:pPr>
-      <w:r>
-        <w:rPr>
-          <w:rFonts w:ascii="Aptos" w:hAnsi="Aptos"/>
-          <w:b/>
-          <w:color w:val="1F4E79"/>
-          <w:sz w:val="20"/>
-        </w:rPr>
-        <w:t xml:space="preserve">• </w:t>
-      </w:r>
-      <w:r>
-        <w:rPr>
-          <w:rFonts w:ascii="Aptos" w:hAnsi="Aptos"/>
-          <w:color w:val="222222"/>
-          <w:sz w:val="20"/>
-        </w:rPr>
-        <w:t>Connected external JavaScript with &lt;script src="login.js"&gt;&lt;/script&gt;.</w:t>
-      </w:r>
-    </w:p>
-    <w:p>
-      <w:pPr>
-        <w:spacing w:after="44" w:line="250" w:lineRule="auto"/>
-        <w:ind w:left="317" w:hanging="230"/>
-      </w:pPr>
-      <w:r>
-        <w:rPr>
-          <w:rFonts w:ascii="Aptos" w:hAnsi="Aptos"/>
-          <w:b/>
-          <w:color w:val="1F4E79"/>
-          <w:sz w:val="20"/>
-        </w:rPr>
-        <w:t xml:space="preserve">• </w:t>
-      </w:r>
-      <w:r>
-        <w:rPr>
-          <w:rFonts w:ascii="Aptos" w:hAnsi="Aptos"/>
-          <w:color w:val="222222"/>
-          <w:sz w:val="20"/>
-        </w:rPr>
-        <w:t>Connected external CSS with &lt;link rel="stylesheet" href="login.css"&gt;.</w:t>
-      </w:r>
-    </w:p>
-    <w:p>
-      <w:pPr>
-        <w:spacing w:after="44" w:line="250" w:lineRule="auto"/>
-        <w:ind w:left="317" w:hanging="230"/>
-      </w:pPr>
-      <w:r>
-        <w:rPr>
-          <w:rFonts w:ascii="Aptos" w:hAnsi="Aptos"/>
-          <w:b/>
-          <w:color w:val="1F4E79"/>
-          <w:sz w:val="20"/>
-        </w:rPr>
-        <w:t xml:space="preserve">• </w:t>
-      </w:r>
-      <w:r>
-        <w:rPr>
-          <w:rFonts w:ascii="Aptos" w:hAnsi="Aptos"/>
-          <w:color w:val="222222"/>
-          <w:sz w:val="20"/>
-        </w:rPr>
-        <w:t>Styled h1, p, and button elements with CSS properties such as color, margin-top, and background-color.</w:t>
-      </w:r>
-    </w:p>
-    <w:p>
-      <w:pPr>
-        <w:spacing w:after="44" w:line="250" w:lineRule="auto"/>
-        <w:ind w:left="317" w:hanging="230"/>
-      </w:pPr>
-      <w:r>
-        <w:rPr>
-          <w:rFonts w:ascii="Aptos" w:hAnsi="Aptos"/>
-          <w:b/>
-          <w:color w:val="1F4E79"/>
-          <w:sz w:val="20"/>
-        </w:rPr>
-        <w:t xml:space="preserve">• </w:t>
-      </w:r>
-      <w:r>
-        <w:rPr>
-          <w:rFonts w:ascii="Aptos" w:hAnsi="Aptos"/>
-          <w:color w:val="222222"/>
-          <w:sz w:val="20"/>
-        </w:rPr>
-        <w:t>Created app.html as a simple home page with navigation links in an unordered list.</w:t>
-      </w:r>
-    </w:p>
-    <w:p>
-      <w:pPr>
-        <w:pStyle w:val="Heading2"/>
-        <w:spacing w:before="140" w:after="80"/>
-      </w:pPr>
-      <w:r>
-        <w:rPr>
-          <w:rFonts w:ascii="Aptos" w:hAnsi="Aptos"/>
-          <w:b/>
-          <w:color w:val="1F4E79"/>
-          <w:sz w:val="25"/>
-        </w:rPr>
-        <w:t>Login JavaScript Topics Practiced</w:t>
-      </w:r>
-    </w:p>
-    <w:p>
-      <w:pPr>
-        <w:spacing w:after="44" w:line="250" w:lineRule="auto"/>
-        <w:ind w:left="317" w:hanging="230"/>
-      </w:pPr>
-      <w:r>
-        <w:rPr>
-          <w:rFonts w:ascii="Aptos" w:hAnsi="Aptos"/>
-          <w:b/>
-          <w:color w:val="1F4E79"/>
-          <w:sz w:val="20"/>
-        </w:rPr>
-        <w:t xml:space="preserve">• </w:t>
-      </w:r>
-      <w:r>
-        <w:rPr>
-          <w:rFonts w:ascii="Aptos" w:hAnsi="Aptos"/>
-          <w:color w:val="222222"/>
-          <w:sz w:val="20"/>
-        </w:rPr>
-        <w:t>Created auth as an arrow function that runs when the Submit button is clicked.</w:t>
-      </w:r>
-    </w:p>
-    <w:p>
-      <w:pPr>
-        <w:spacing w:after="44" w:line="250" w:lineRule="auto"/>
-        <w:ind w:left="317" w:hanging="230"/>
-      </w:pPr>
-      <w:r>
-        <w:rPr>
-          <w:rFonts w:ascii="Aptos" w:hAnsi="Aptos"/>
-          <w:b/>
-          <w:color w:val="1F4E79"/>
-          <w:sz w:val="20"/>
-        </w:rPr>
-        <w:t xml:space="preserve">• </w:t>
-      </w:r>
-      <w:r>
-        <w:rPr>
-          <w:rFonts w:ascii="Aptos" w:hAnsi="Aptos"/>
-          <w:color w:val="222222"/>
-          <w:sz w:val="20"/>
-        </w:rPr>
-        <w:t>Read browser input values using document.getElementById("username").value and document.getElementById("password").value.</w:t>
-      </w:r>
-    </w:p>
-    <w:p>
-      <w:pPr>
-        <w:spacing w:after="44" w:line="250" w:lineRule="auto"/>
-        <w:ind w:left="317" w:hanging="230"/>
-      </w:pPr>
-      <w:r>
-        <w:rPr>
-          <w:rFonts w:ascii="Aptos" w:hAnsi="Aptos"/>
-          <w:b/>
-          <w:color w:val="1F4E79"/>
-          <w:sz w:val="20"/>
-        </w:rPr>
-        <w:t xml:space="preserve">• </w:t>
-      </w:r>
-      <w:r>
-        <w:rPr>
-          <w:rFonts w:ascii="Aptos" w:hAnsi="Aptos"/>
-          <w:color w:val="222222"/>
-          <w:sz w:val="20"/>
-        </w:rPr>
-        <w:t>Used strict equality checks with === for username and password comparison.</w:t>
-      </w:r>
-    </w:p>
-    <w:p>
-      <w:pPr>
-        <w:spacing w:after="44" w:line="250" w:lineRule="auto"/>
-        <w:ind w:left="317" w:hanging="230"/>
-      </w:pPr>
-      <w:r>
-        <w:rPr>
-          <w:rFonts w:ascii="Aptos" w:hAnsi="Aptos"/>
-          <w:b/>
-          <w:color w:val="1F4E79"/>
-          <w:sz w:val="20"/>
-        </w:rPr>
-        <w:t xml:space="preserve">• </w:t>
-      </w:r>
-      <w:r>
-        <w:rPr>
-          <w:rFonts w:ascii="Aptos" w:hAnsi="Aptos"/>
-          <w:color w:val="222222"/>
-          <w:sz w:val="20"/>
-        </w:rPr>
-        <w:t>Used the logical AND operator &amp;&amp; to require both conditions to be true.</w:t>
-      </w:r>
-    </w:p>
-    <w:p>
-      <w:pPr>
-        <w:spacing w:after="44" w:line="250" w:lineRule="auto"/>
-        <w:ind w:left="317" w:hanging="230"/>
-      </w:pPr>
-      <w:r>
-        <w:rPr>
-          <w:rFonts w:ascii="Aptos" w:hAnsi="Aptos"/>
-          <w:b/>
-          <w:color w:val="1F4E79"/>
-          <w:sz w:val="20"/>
-        </w:rPr>
-        <w:t xml:space="preserve">• </w:t>
-      </w:r>
-      <w:r>
-        <w:rPr>
-          <w:rFonts w:ascii="Aptos" w:hAnsi="Aptos"/>
-          <w:color w:val="222222"/>
-          <w:sz w:val="20"/>
-        </w:rPr>
-        <w:t>Displayed feedback to the user with alert().</w:t>
-      </w:r>
-    </w:p>
-    <w:p>
-      <w:pPr>
-        <w:spacing w:after="44" w:line="250" w:lineRule="auto"/>
-        <w:ind w:left="317" w:hanging="230"/>
-      </w:pPr>
-      <w:r>
-        <w:rPr>
-          <w:rFonts w:ascii="Aptos" w:hAnsi="Aptos"/>
-          <w:b/>
-          <w:color w:val="1F4E79"/>
-          <w:sz w:val="20"/>
-        </w:rPr>
-        <w:t xml:space="preserve">• </w:t>
-      </w:r>
-      <w:r>
-        <w:rPr>
-          <w:rFonts w:ascii="Aptos" w:hAnsi="Aptos"/>
-          <w:color w:val="222222"/>
-          <w:sz w:val="20"/>
-        </w:rPr>
-        <w:t>Practiced page navigation using window.location.href.</w:t>
-      </w:r>
-    </w:p>
-    <w:tbl>
-      <w:tblPr>
-        <w:tblW w:type="auto" w:w="0"/>
-        <w:jc w:val="center"/>
-        <w:tblLook w:firstColumn="1" w:firstRow="1" w:lastColumn="0" w:lastRow="0" w:noHBand="0" w:noVBand="1" w:val="04A0"/>
-        <w:tblBorders>
-          <w:top w:val="single" w:sz="4" w:space="0" w:color="C9D5E3"/>
-          <w:left w:val="single" w:sz="4" w:space="0" w:color="C9D5E3"/>
-          <w:bottom w:val="single" w:sz="4" w:space="0" w:color="C9D5E3"/>
-          <w:right w:val="single" w:sz="4" w:space="0" w:color="C9D5E3"/>
-          <w:insideH w:val="single" w:sz="4" w:space="0" w:color="C9D5E3"/>
-          <w:insideV w:val="single" w:sz="4" w:space="0" w:color="C9D5E3"/>
-        </w:tblBorders>
-      </w:tblPr>
-      <w:tblGrid>
-        <w:gridCol w:w="10166"/>
-      </w:tblGrid>
-      <w:tr>
-        <w:trPr>
-          <w:tblHeader w:val="true"/>
-        </w:trPr>
-        <w:tc>
-          <w:tcPr>
-            <w:tcW w:type="dxa" w:w="10166"/>
-            <w:shd w:fill="F4F7FB"/>
-          </w:tcPr>
-          <w:p>
-            <w:pPr>
-              <w:spacing w:after="0"/>
-            </w:pPr>
-            <w:r/>
-            <w:r>
-              <w:rPr>
-                <w:rFonts w:ascii="Consolas" w:hAnsi="Consolas"/>
-                <w:color w:val="2D2D2D"/>
-                <w:sz w:val="17"/>
-              </w:rPr>
-              <w:t>const auth = () =&gt; {</w:t>
+              <w:t>const result = {</w:t>
             </w:r>
           </w:p>
           <w:p>
@@ -2255,9 +2609,9 @@
               <w:rPr>
                 <w:rFonts w:ascii="Consolas" w:hAnsi="Consolas"/>
                 <w:color w:val="2D2D2D"/>
-                <w:sz w:val="17"/>
+                <w:sz w:val="16"/>
               </w:rPr>
-              <w:t xml:space="preserve">    const username = document.getElementById("username").value;</w:t>
+              <w:t xml:space="preserve">    location: data.location.name,</w:t>
             </w:r>
           </w:p>
           <w:p>
@@ -2268,9 +2622,9 @@
               <w:rPr>
                 <w:rFonts w:ascii="Consolas" w:hAnsi="Consolas"/>
                 <w:color w:val="2D2D2D"/>
-                <w:sz w:val="17"/>
+                <w:sz w:val="16"/>
               </w:rPr>
-              <w:t xml:space="preserve">    const password = document.getElementById("password").value;</w:t>
+              <w:t xml:space="preserve">    temperatureF: (weather.temperature * 1.8) + 32,</w:t>
             </w:r>
           </w:p>
           <w:p>
@@ -2281,9 +2635,9 @@
               <w:rPr>
                 <w:rFonts w:ascii="Consolas" w:hAnsi="Consolas"/>
                 <w:color w:val="2D2D2D"/>
-                <w:sz w:val="17"/>
+                <w:sz w:val="16"/>
               </w:rPr>
-              <w:t xml:space="preserve">    if (username === "admin" &amp;&amp; password === "password") {</w:t>
+              <w:t xml:space="preserve">    isHot: weather.temperature &gt; 32 ? "Yes" : "No"</w:t>
             </w:r>
           </w:p>
           <w:p>
@@ -2294,46 +2648,7 @@
               <w:rPr>
                 <w:rFonts w:ascii="Consolas" w:hAnsi="Consolas"/>
                 <w:color w:val="2D2D2D"/>
-                <w:sz w:val="17"/>
-              </w:rPr>
-              <w:t xml:space="preserve">        alert("Authentication Successfull!");</w:t>
-            </w:r>
-          </w:p>
-          <w:p>
-            <w:pPr>
-              <w:spacing w:after="0"/>
-            </w:pPr>
-            <w:r>
-              <w:rPr>
-                <w:rFonts w:ascii="Consolas" w:hAnsi="Consolas"/>
-                <w:color w:val="2D2D2D"/>
-                <w:sz w:val="17"/>
-              </w:rPr>
-              <w:t xml:space="preserve">        window.location.href = "login.html";</w:t>
-            </w:r>
-          </w:p>
-          <w:p>
-            <w:pPr>
-              <w:spacing w:after="0"/>
-            </w:pPr>
-            <w:r>
-              <w:rPr>
-                <w:rFonts w:ascii="Consolas" w:hAnsi="Consolas"/>
-                <w:color w:val="2D2D2D"/>
-                <w:sz w:val="17"/>
-              </w:rPr>
-              <w:t xml:space="preserve">    }</w:t>
-            </w:r>
-          </w:p>
-          <w:p>
-            <w:pPr>
-              <w:spacing w:after="0"/>
-            </w:pPr>
-            <w:r>
-              <w:rPr>
-                <w:rFonts w:ascii="Consolas" w:hAnsi="Consolas"/>
-                <w:color w:val="2D2D2D"/>
-                <w:sz w:val="17"/>
+                <w:sz w:val="16"/>
               </w:rPr>
               <w:t>};</w:t>
             </w:r>
@@ -2349,7 +2664,7 @@
     <w:p>
       <w:pPr>
         <w:pStyle w:val="Heading1"/>
-        <w:spacing w:before="240" w:after="80"/>
+        <w:spacing w:before="220" w:after="80"/>
       </w:pPr>
       <w:r>
         <w:rPr>
@@ -2363,7 +2678,7 @@
     </w:p>
     <w:p>
       <w:pPr>
-        <w:spacing w:after="0" w:line="259" w:lineRule="auto"/>
+        <w:spacing w:after="0" w:line="254" w:lineRule="auto"/>
       </w:pPr>
       <w:r>
         <w:rPr>
@@ -2371,13 +2686,13 @@
           <w:color w:val="222222"/>
           <w:sz w:val="20"/>
         </w:rPr>
-        <w:t>The updated training work shows progress from basic JavaScript syntax to practical browser-based interaction. Day 1 introduced variables, operators, conditions, functions, and simple DOM reading. Day 2 added modern string formatting, arrow functions, array methods, Math methods, type conversion, array mutation, problem-solving scripts, and a basic login flow using HTML, CSS, and JavaScript. These topics are a strong base for upcoming automation and Playwright practice.</w:t>
+        <w:t>The updated training journey now covers four stages: JavaScript basics, browser interaction, array-method problem solving, and asynchronous/API programming. The latest Day4 updates are important because they move from local JavaScript examples into real remote-data workflows: fetching API data, converting JSON responses, filtering and transforming returned records, reading nested objects, creating cleaner result objects, and handling errors. These topics are directly useful for future automation and Playwright API or UI testing practice.</w:t>
       </w:r>
     </w:p>
     <w:sectPr>
       <w:footerReference w:type="default" r:id="rId9"/>
       <w:pgSz w:w="12240" w:h="15840"/>
-      <w:pgMar w:top="893" w:right="1037" w:bottom="893" w:left="1037" w:header="720" w:footer="720" w:gutter="0"/>
+      <w:pgMar w:top="835" w:right="1008" w:bottom="835" w:left="1008" w:header="720" w:footer="720" w:gutter="0"/>
       <w:cols w:space="720"/>
       <w:docGrid w:linePitch="360"/>
     </w:sectPr>
@@ -2399,7 +2714,7 @@
         <w:color w:val="787878"/>
         <w:sz w:val="17"/>
       </w:rPr>
-      <w:t>Synopsis | Updated Day 1 and Day 2 JavaScript Training</w:t>
+      <w:t>Synopsis | Updated Day 1 to Day 4 JavaScript Training</w:t>
     </w:r>
   </w:p>
 </w:ftr>

--- a/synopsis.docx
+++ b/synopsis.docx
@@ -12,38 +12,39 @@
           <w:rFonts w:ascii="Aptos" w:hAnsi="Aptos"/>
           <w:b/>
           <w:color w:val="1F4E79"/>
-          <w:sz w:val="48"/>
+          <w:sz w:val="46"/>
         </w:rPr>
         <w:t>SYNOPSIS</w:t>
       </w:r>
     </w:p>
     <w:p>
       <w:pPr>
-        <w:spacing w:after="160"/>
+        <w:spacing w:after="60" w:line="247" w:lineRule="auto"/>
         <w:jc w:val="center"/>
       </w:pPr>
       <w:r>
         <w:rPr>
-          <w:rFonts w:ascii="Aptos" w:hAnsi="Aptos"/>
+          <w:rFonts w:ascii="Calibri" w:hAnsi="Calibri"/>
           <w:b/>
           <w:color w:val="595959"/>
-          <w:sz w:val="26"/>
+          <w:sz w:val="25"/>
         </w:rPr>
-        <w:t>Day 1 to Day 4 JavaScript Training Code</w:t>
+        <w:t>Day 1 to Day 6 JavaScript Training Code</w:t>
       </w:r>
     </w:p>
     <w:p>
       <w:pPr>
-        <w:spacing w:after="240"/>
+        <w:spacing w:after="180" w:line="247" w:lineRule="auto"/>
         <w:jc w:val="center"/>
       </w:pPr>
       <w:r>
         <w:rPr>
-          <w:rFonts w:ascii="Aptos" w:hAnsi="Aptos"/>
+          <w:rFonts w:ascii="Calibri" w:hAnsi="Calibri"/>
+          <w:b w:val="0"/>
           <w:color w:val="5F5F5F"/>
           <w:sz w:val="18"/>
         </w:rPr>
-        <w:t>Updated with latest Day4 Promise, fetch, and API practice files</w:t>
+        <w:t>Updated with Day 6 flight, cart, movie analytics, and payroll processing practice</w:t>
       </w:r>
     </w:p>
     <w:tbl>
@@ -61,7 +62,7 @@
         </w:tblBorders>
       </w:tblPr>
       <w:tblGrid>
-        <w:gridCol w:w="10224"/>
+        <w:gridCol w:w="10282"/>
       </w:tblGrid>
       <w:tr>
         <w:trPr>
@@ -69,31 +70,43 @@
         </w:trPr>
         <w:tc>
           <w:tcPr>
-            <w:tcW w:type="dxa" w:w="10224"/>
-            <w:shd w:fill="EAF3FB"/>
+            <w:tcW w:type="dxa" w:w="10282"/>
+            <w:shd w:fill="EAF2F8"/>
             <w:vAlign w:val="center"/>
+            <w:tcBorders>
+              <w:top w:val="single" w:sz="8" w:space="0" w:color="B7C9D6"/>
+              <w:left w:val="single" w:sz="8" w:space="0" w:color="B7C9D6"/>
+              <w:bottom w:val="single" w:sz="8" w:space="0" w:color="B7C9D6"/>
+              <w:right w:val="single" w:sz="8" w:space="0" w:color="B7C9D6"/>
+            </w:tcBorders>
+            <w:tcMar>
+              <w:top w:w="80" w:type="dxa"/>
+              <w:start w:w="100" w:type="dxa"/>
+              <w:bottom w:w="80" w:type="dxa"/>
+              <w:end w:w="100" w:type="dxa"/>
+            </w:tcMar>
           </w:tcPr>
           <w:p>
             <w:pPr>
-              <w:spacing w:after="0" w:line="252" w:lineRule="auto"/>
+              <w:spacing w:after="0" w:line="240" w:lineRule="auto"/>
             </w:pPr>
-            <w:r/>
             <w:r>
               <w:rPr>
-                <w:rFonts w:ascii="Aptos" w:hAnsi="Aptos"/>
+                <w:rFonts w:ascii="Calibri" w:hAnsi="Calibri"/>
                 <w:b/>
                 <w:color w:val="1F4E79"/>
-                <w:sz w:val="19"/>
+                <w:sz w:val="18"/>
               </w:rPr>
               <w:t xml:space="preserve">Overall learning summary: </w:t>
             </w:r>
             <w:r>
               <w:rPr>
-                <w:rFonts w:ascii="Aptos" w:hAnsi="Aptos"/>
+                <w:rFonts w:ascii="Calibri" w:hAnsi="Calibri"/>
+                <w:b w:val="0"/>
                 <w:color w:val="222222"/>
-                <w:sz w:val="19"/>
+                <w:sz w:val="18"/>
               </w:rPr>
-              <w:t>The training now covers JavaScript fundamentals, browser interaction, array problem solving, asynchronous JavaScript, and API consumption. The newest Day4 files add fetch(), JSON response conversion, chained then() processing, API result filtering and mapping, Weatherstack-style API requests, nested response extraction, Fahrenheit conversion, ternary logic, and structured result objects.</w:t>
+              <w:t>The training now covers JavaScript fundamentals, browser interaction, array problem solving, asynchronous/API programming, object-oriented programming, and Day 6 data transformation practice. Day 6 now includes flight cleaning, e-commerce promotions, movie stream analytics, and payroll processing with parsing, validation, JSON strings, callbacks, template literals, and delayed Promise results.</w:t>
             </w:r>
           </w:p>
         </w:tc>
@@ -102,14 +115,14 @@
     <w:p>
       <w:pPr>
         <w:pStyle w:val="Heading1"/>
-        <w:spacing w:before="220" w:after="80"/>
+        <w:spacing w:before="200" w:after="60"/>
       </w:pPr>
       <w:r>
         <w:rPr>
           <w:rFonts w:ascii="Aptos" w:hAnsi="Aptos"/>
           <w:b/>
           <w:color w:val="1F4E79"/>
-          <w:sz w:val="32"/>
+          <w:sz w:val="30"/>
         </w:rPr>
         <w:t>Updated Topic Map</w:t>
       </w:r>
@@ -130,10 +143,10 @@
         </w:tblBorders>
       </w:tblPr>
       <w:tblGrid>
-        <w:gridCol w:w="2556"/>
-        <w:gridCol w:w="2556"/>
-        <w:gridCol w:w="2556"/>
-        <w:gridCol w:w="2556"/>
+        <w:gridCol w:w="2570"/>
+        <w:gridCol w:w="2570"/>
+        <w:gridCol w:w="2570"/>
+        <w:gridCol w:w="2570"/>
       </w:tblGrid>
       <w:tr>
         <w:trPr>
@@ -144,15 +157,34 @@
             <w:tcW w:type="dxa" w:w="1250"/>
             <w:shd w:fill="1F4E79"/>
             <w:vAlign w:val="center"/>
+            <w:tcBorders>
+              <w:top w:val="single" w:sz="8" w:space="0" w:color="B7C9D6"/>
+              <w:left w:val="single" w:sz="8" w:space="0" w:color="B7C9D6"/>
+              <w:bottom w:val="single" w:sz="8" w:space="0" w:color="B7C9D6"/>
+              <w:right w:val="single" w:sz="8" w:space="0" w:color="B7C9D6"/>
+            </w:tcBorders>
+            <w:tcMar>
+              <w:top w:w="90" w:type="dxa"/>
+              <w:start w:w="110" w:type="dxa"/>
+              <w:bottom w:w="90" w:type="dxa"/>
+              <w:end w:w="110" w:type="dxa"/>
+            </w:tcMar>
           </w:tcPr>
           <w:p>
             <w:pPr>
-              <w:spacing w:after="0" w:line="245" w:lineRule="auto"/>
+              <w:spacing w:after="0" w:line="240" w:lineRule="auto"/>
             </w:pPr>
-            <w:r/>
             <w:r>
               <w:rPr>
-                <w:rFonts w:ascii="Aptos" w:hAnsi="Aptos"/>
+                <w:rFonts w:ascii="Calibri" w:hAnsi="Calibri"/>
+                <w:b/>
+                <w:color w:val="FFFFFF"/>
+                <w:sz w:val="17"/>
+              </w:rPr>
+            </w:r>
+            <w:r>
+              <w:rPr>
+                <w:rFonts w:ascii="Calibri" w:hAnsi="Calibri"/>
                 <w:b/>
                 <w:color w:val="FFFFFF"/>
                 <w:sz w:val="17"/>
@@ -163,18 +195,37 @@
         </w:tc>
         <w:tc>
           <w:tcPr>
-            <w:tcW w:type="dxa" w:w="2050"/>
+            <w:tcW w:type="dxa" w:w="2100"/>
             <w:shd w:fill="1F4E79"/>
             <w:vAlign w:val="center"/>
+            <w:tcBorders>
+              <w:top w:val="single" w:sz="8" w:space="0" w:color="B7C9D6"/>
+              <w:left w:val="single" w:sz="8" w:space="0" w:color="B7C9D6"/>
+              <w:bottom w:val="single" w:sz="8" w:space="0" w:color="B7C9D6"/>
+              <w:right w:val="single" w:sz="8" w:space="0" w:color="B7C9D6"/>
+            </w:tcBorders>
+            <w:tcMar>
+              <w:top w:w="90" w:type="dxa"/>
+              <w:start w:w="110" w:type="dxa"/>
+              <w:bottom w:w="90" w:type="dxa"/>
+              <w:end w:w="110" w:type="dxa"/>
+            </w:tcMar>
           </w:tcPr>
           <w:p>
             <w:pPr>
-              <w:spacing w:after="0" w:line="245" w:lineRule="auto"/>
+              <w:spacing w:after="0" w:line="240" w:lineRule="auto"/>
             </w:pPr>
-            <w:r/>
             <w:r>
               <w:rPr>
-                <w:rFonts w:ascii="Aptos" w:hAnsi="Aptos"/>
+                <w:rFonts w:ascii="Calibri" w:hAnsi="Calibri"/>
+                <w:b/>
+                <w:color w:val="FFFFFF"/>
+                <w:sz w:val="17"/>
+              </w:rPr>
+            </w:r>
+            <w:r>
+              <w:rPr>
+                <w:rFonts w:ascii="Calibri" w:hAnsi="Calibri"/>
                 <w:b/>
                 <w:color w:val="FFFFFF"/>
                 <w:sz w:val="17"/>
@@ -185,18 +236,37 @@
         </w:tc>
         <w:tc>
           <w:tcPr>
-            <w:tcW w:type="dxa" w:w="3300"/>
+            <w:tcW w:type="dxa" w:w="3250"/>
             <w:shd w:fill="1F4E79"/>
             <w:vAlign w:val="center"/>
+            <w:tcBorders>
+              <w:top w:val="single" w:sz="8" w:space="0" w:color="B7C9D6"/>
+              <w:left w:val="single" w:sz="8" w:space="0" w:color="B7C9D6"/>
+              <w:bottom w:val="single" w:sz="8" w:space="0" w:color="B7C9D6"/>
+              <w:right w:val="single" w:sz="8" w:space="0" w:color="B7C9D6"/>
+            </w:tcBorders>
+            <w:tcMar>
+              <w:top w:w="90" w:type="dxa"/>
+              <w:start w:w="110" w:type="dxa"/>
+              <w:bottom w:w="90" w:type="dxa"/>
+              <w:end w:w="110" w:type="dxa"/>
+            </w:tcMar>
           </w:tcPr>
           <w:p>
             <w:pPr>
-              <w:spacing w:after="0" w:line="245" w:lineRule="auto"/>
+              <w:spacing w:after="0" w:line="240" w:lineRule="auto"/>
             </w:pPr>
-            <w:r/>
             <w:r>
               <w:rPr>
-                <w:rFonts w:ascii="Aptos" w:hAnsi="Aptos"/>
+                <w:rFonts w:ascii="Calibri" w:hAnsi="Calibri"/>
+                <w:b/>
+                <w:color w:val="FFFFFF"/>
+                <w:sz w:val="17"/>
+              </w:rPr>
+            </w:r>
+            <w:r>
+              <w:rPr>
+                <w:rFonts w:ascii="Calibri" w:hAnsi="Calibri"/>
                 <w:b/>
                 <w:color w:val="FFFFFF"/>
                 <w:sz w:val="17"/>
@@ -210,15 +280,34 @@
             <w:tcW w:type="dxa" w:w="3000"/>
             <w:shd w:fill="1F4E79"/>
             <w:vAlign w:val="center"/>
+            <w:tcBorders>
+              <w:top w:val="single" w:sz="8" w:space="0" w:color="B7C9D6"/>
+              <w:left w:val="single" w:sz="8" w:space="0" w:color="B7C9D6"/>
+              <w:bottom w:val="single" w:sz="8" w:space="0" w:color="B7C9D6"/>
+              <w:right w:val="single" w:sz="8" w:space="0" w:color="B7C9D6"/>
+            </w:tcBorders>
+            <w:tcMar>
+              <w:top w:w="90" w:type="dxa"/>
+              <w:start w:w="110" w:type="dxa"/>
+              <w:bottom w:w="90" w:type="dxa"/>
+              <w:end w:w="110" w:type="dxa"/>
+            </w:tcMar>
           </w:tcPr>
           <w:p>
             <w:pPr>
-              <w:spacing w:after="0" w:line="245" w:lineRule="auto"/>
+              <w:spacing w:after="0" w:line="240" w:lineRule="auto"/>
             </w:pPr>
-            <w:r/>
             <w:r>
               <w:rPr>
-                <w:rFonts w:ascii="Aptos" w:hAnsi="Aptos"/>
+                <w:rFonts w:ascii="Calibri" w:hAnsi="Calibri"/>
+                <w:b/>
+                <w:color w:val="FFFFFF"/>
+                <w:sz w:val="17"/>
+              </w:rPr>
+            </w:r>
+            <w:r>
+              <w:rPr>
+                <w:rFonts w:ascii="Calibri" w:hAnsi="Calibri"/>
                 <w:b/>
                 <w:color w:val="FFFFFF"/>
                 <w:sz w:val="17"/>
@@ -236,7 +325,7 @@
           </w:tcPr>
           <w:p>
             <w:pPr>
-              <w:spacing w:after="0" w:line="245" w:lineRule="auto"/>
+              <w:spacing w:after="0" w:line="240" w:lineRule="auto"/>
             </w:pPr>
             <w:r/>
             <w:r>
@@ -244,7 +333,7 @@
                 <w:rFonts w:ascii="Aptos" w:hAnsi="Aptos"/>
                 <w:b/>
                 <w:color w:val="222222"/>
-                <w:sz w:val="16"/>
+                <w:sz w:val="14"/>
               </w:rPr>
               <w:t>Day 1 basics</w:t>
             </w:r>
@@ -252,12 +341,12 @@
         </w:tc>
         <w:tc>
           <w:tcPr>
-            <w:tcW w:type="dxa" w:w="2050"/>
+            <w:tcW w:type="dxa" w:w="2100"/>
             <w:vAlign w:val="center"/>
           </w:tcPr>
           <w:p>
             <w:pPr>
-              <w:spacing w:after="0" w:line="245" w:lineRule="auto"/>
+              <w:spacing w:after="0" w:line="240" w:lineRule="auto"/>
             </w:pPr>
             <w:r/>
             <w:r>
@@ -265,7 +354,7 @@
                 <w:rFonts w:ascii="Aptos" w:hAnsi="Aptos"/>
                 <w:b w:val="0"/>
                 <w:color w:val="222222"/>
-                <w:sz w:val="16"/>
+                <w:sz w:val="14"/>
               </w:rPr>
               <w:t>index.js</w:t>
               <w:br/>
@@ -281,12 +370,12 @@
         </w:tc>
         <w:tc>
           <w:tcPr>
-            <w:tcW w:type="dxa" w:w="3300"/>
+            <w:tcW w:type="dxa" w:w="3250"/>
             <w:vAlign w:val="center"/>
           </w:tcPr>
           <w:p>
             <w:pPr>
-              <w:spacing w:after="0" w:line="245" w:lineRule="auto"/>
+              <w:spacing w:after="0" w:line="240" w:lineRule="auto"/>
             </w:pPr>
             <w:r/>
             <w:r>
@@ -294,7 +383,7 @@
                 <w:rFonts w:ascii="Aptos" w:hAnsi="Aptos"/>
                 <w:b w:val="0"/>
                 <w:color w:val="222222"/>
-                <w:sz w:val="16"/>
+                <w:sz w:val="14"/>
               </w:rPr>
               <w:t>Variables, strings, operators, conditions, type checking, value swapping, simple DOM input</w:t>
             </w:r>
@@ -307,7 +396,7 @@
           </w:tcPr>
           <w:p>
             <w:pPr>
-              <w:spacing w:after="0" w:line="245" w:lineRule="auto"/>
+              <w:spacing w:after="0" w:line="240" w:lineRule="auto"/>
             </w:pPr>
             <w:r/>
             <w:r>
@@ -315,7 +404,7 @@
                 <w:rFonts w:ascii="Aptos" w:hAnsi="Aptos"/>
                 <w:b w:val="0"/>
                 <w:color w:val="222222"/>
-                <w:sz w:val="16"/>
+                <w:sz w:val="14"/>
               </w:rPr>
               <w:t>Built comfort with syntax, console output, comparisons, branching, typeof checks, and reading input from HTML.</w:t>
             </w:r>
@@ -331,7 +420,7 @@
           </w:tcPr>
           <w:p>
             <w:pPr>
-              <w:spacing w:after="0" w:line="245" w:lineRule="auto"/>
+              <w:spacing w:after="0" w:line="240" w:lineRule="auto"/>
             </w:pPr>
             <w:r/>
             <w:r>
@@ -339,21 +428,21 @@
                 <w:rFonts w:ascii="Aptos" w:hAnsi="Aptos"/>
                 <w:b/>
                 <w:color w:val="222222"/>
-                <w:sz w:val="16"/>
+                <w:sz w:val="14"/>
               </w:rPr>
-              <w:t>Day 2 core JS</w:t>
+              <w:t>Day 2 JS</w:t>
             </w:r>
           </w:p>
         </w:tc>
         <w:tc>
           <w:tcPr>
-            <w:tcW w:type="dxa" w:w="2050"/>
+            <w:tcW w:type="dxa" w:w="2100"/>
             <w:vAlign w:val="center"/>
             <w:shd w:fill="F8FAFD"/>
           </w:tcPr>
           <w:p>
             <w:pPr>
-              <w:spacing w:after="0" w:line="245" w:lineRule="auto"/>
+              <w:spacing w:after="0" w:line="240" w:lineRule="auto"/>
             </w:pPr>
             <w:r/>
             <w:r>
@@ -361,21 +450,27 @@
                 <w:rFonts w:ascii="Aptos" w:hAnsi="Aptos"/>
                 <w:b w:val="0"/>
                 <w:color w:val="222222"/>
-                <w:sz w:val="16"/>
+                <w:sz w:val="14"/>
               </w:rPr>
               <w:t>index.js</w:t>
+              <w:br/>
+              <w:t>q1.js</w:t>
+              <w:br/>
+              <w:t>q2.js</w:t>
+              <w:br/>
+              <w:t>q3.js</w:t>
             </w:r>
           </w:p>
         </w:tc>
         <w:tc>
           <w:tcPr>
-            <w:tcW w:type="dxa" w:w="3300"/>
+            <w:tcW w:type="dxa" w:w="3250"/>
             <w:vAlign w:val="center"/>
             <w:shd w:fill="F8FAFD"/>
           </w:tcPr>
           <w:p>
             <w:pPr>
-              <w:spacing w:after="0" w:line="245" w:lineRule="auto"/>
+              <w:spacing w:after="0" w:line="240" w:lineRule="auto"/>
             </w:pPr>
             <w:r/>
             <w:r>
@@ -383,9 +478,9 @@
                 <w:rFonts w:ascii="Aptos" w:hAnsi="Aptos"/>
                 <w:b w:val="0"/>
                 <w:color w:val="222222"/>
-                <w:sz w:val="16"/>
+                <w:sz w:val="14"/>
               </w:rPr>
-              <w:t>Template literals, functions, arrow functions, filter-map-forEach, Math.random, Math.floor, conversions, array methods</w:t>
+              <w:t>Template literals, functions, arrow functions, array methods, Math, conversion, splice, reduce</w:t>
             </w:r>
           </w:p>
         </w:tc>
@@ -397,7 +492,7 @@
           </w:tcPr>
           <w:p>
             <w:pPr>
-              <w:spacing w:after="0" w:line="245" w:lineRule="auto"/>
+              <w:spacing w:after="0" w:line="240" w:lineRule="auto"/>
             </w:pPr>
             <w:r/>
             <w:r>
@@ -405,9 +500,9 @@
                 <w:rFonts w:ascii="Aptos" w:hAnsi="Aptos"/>
                 <w:b w:val="0"/>
                 <w:color w:val="222222"/>
-                <w:sz w:val="16"/>
+                <w:sz w:val="14"/>
               </w:rPr>
-              <w:t>Practiced functions, array pipelines, random values, number/string conversion, and array add/remove/search operations.</w:t>
+              <w:t>Practiced array pipelines, random values, conversions, guest formatting, high-number filtering, and price calculation.</w:t>
             </w:r>
           </w:p>
         </w:tc>
@@ -420,7 +515,7 @@
           </w:tcPr>
           <w:p>
             <w:pPr>
-              <w:spacing w:after="0" w:line="245" w:lineRule="auto"/>
+              <w:spacing w:after="0" w:line="240" w:lineRule="auto"/>
             </w:pPr>
             <w:r/>
             <w:r>
@@ -428,20 +523,20 @@
                 <w:rFonts w:ascii="Aptos" w:hAnsi="Aptos"/>
                 <w:b/>
                 <w:color w:val="222222"/>
-                <w:sz w:val="16"/>
+                <w:sz w:val="14"/>
               </w:rPr>
-              <w:t>Day 2 questions</w:t>
+              <w:t>Day 2 web</w:t>
             </w:r>
           </w:p>
         </w:tc>
         <w:tc>
           <w:tcPr>
-            <w:tcW w:type="dxa" w:w="2050"/>
+            <w:tcW w:type="dxa" w:w="2100"/>
             <w:vAlign w:val="center"/>
           </w:tcPr>
           <w:p>
             <w:pPr>
-              <w:spacing w:after="0" w:line="245" w:lineRule="auto"/>
+              <w:spacing w:after="0" w:line="240" w:lineRule="auto"/>
             </w:pPr>
             <w:r/>
             <w:r>
@@ -449,24 +544,26 @@
                 <w:rFonts w:ascii="Aptos" w:hAnsi="Aptos"/>
                 <w:b w:val="0"/>
                 <w:color w:val="222222"/>
-                <w:sz w:val="16"/>
+                <w:sz w:val="14"/>
               </w:rPr>
-              <w:t>q1.js</w:t>
+              <w:t>login.html</w:t>
               <w:br/>
-              <w:t>q2.js</w:t>
+              <w:t>login.css</w:t>
               <w:br/>
-              <w:t>q3.js</w:t>
+              <w:t>login.js</w:t>
+              <w:br/>
+              <w:t>app.html</w:t>
             </w:r>
           </w:p>
         </w:tc>
         <w:tc>
           <w:tcPr>
-            <w:tcW w:type="dxa" w:w="3300"/>
+            <w:tcW w:type="dxa" w:w="3250"/>
             <w:vAlign w:val="center"/>
           </w:tcPr>
           <w:p>
             <w:pPr>
-              <w:spacing w:after="0" w:line="245" w:lineRule="auto"/>
+              <w:spacing w:after="0" w:line="240" w:lineRule="auto"/>
             </w:pPr>
             <w:r/>
             <w:r>
@@ -474,9 +571,9 @@
                 <w:rFonts w:ascii="Aptos" w:hAnsi="Aptos"/>
                 <w:b w:val="0"/>
                 <w:color w:val="222222"/>
-                <w:sz w:val="16"/>
+                <w:sz w:val="14"/>
               </w:rPr>
-              <w:t>slice, map, join, chained filter, random threshold, splice, Number, reduce, template literal output</w:t>
+              <w:t>HTML forms, external CSS/JS, DOM value reading, authentication condition, alerts, links, window.location.href</w:t>
             </w:r>
           </w:p>
         </w:tc>
@@ -487,7 +584,7 @@
           </w:tcPr>
           <w:p>
             <w:pPr>
-              <w:spacing w:after="0" w:line="245" w:lineRule="auto"/>
+              <w:spacing w:after="0" w:line="240" w:lineRule="auto"/>
             </w:pPr>
             <w:r/>
             <w:r>
@@ -495,9 +592,9 @@
                 <w:rFonts w:ascii="Aptos" w:hAnsi="Aptos"/>
                 <w:b w:val="0"/>
                 <w:color w:val="222222"/>
-                <w:sz w:val="16"/>
+                <w:sz w:val="14"/>
               </w:rPr>
-              <w:t>Solved guest formatting, high-number filtering, and total price calculation problems.</w:t>
+              <w:t>Created a login screen and connected HTML, CSS, and JavaScript for browser interaction.</w:t>
             </w:r>
           </w:p>
         </w:tc>
@@ -511,7 +608,7 @@
           </w:tcPr>
           <w:p>
             <w:pPr>
-              <w:spacing w:after="0" w:line="245" w:lineRule="auto"/>
+              <w:spacing w:after="0" w:line="240" w:lineRule="auto"/>
             </w:pPr>
             <w:r/>
             <w:r>
@@ -519,21 +616,21 @@
                 <w:rFonts w:ascii="Aptos" w:hAnsi="Aptos"/>
                 <w:b/>
                 <w:color w:val="222222"/>
-                <w:sz w:val="16"/>
+                <w:sz w:val="14"/>
               </w:rPr>
-              <w:t>Day 2 web practice</w:t>
+              <w:t>Day 3 arrays</w:t>
             </w:r>
           </w:p>
         </w:tc>
         <w:tc>
           <w:tcPr>
-            <w:tcW w:type="dxa" w:w="2050"/>
+            <w:tcW w:type="dxa" w:w="2100"/>
             <w:vAlign w:val="center"/>
             <w:shd w:fill="F8FAFD"/>
           </w:tcPr>
           <w:p>
             <w:pPr>
-              <w:spacing w:after="0" w:line="245" w:lineRule="auto"/>
+              <w:spacing w:after="0" w:line="240" w:lineRule="auto"/>
             </w:pPr>
             <w:r/>
             <w:r>
@@ -541,27 +638,21 @@
                 <w:rFonts w:ascii="Aptos" w:hAnsi="Aptos"/>
                 <w:b w:val="0"/>
                 <w:color w:val="222222"/>
-                <w:sz w:val="16"/>
+                <w:sz w:val="14"/>
               </w:rPr>
-              <w:t>login.html</w:t>
-              <w:br/>
-              <w:t>login.css</w:t>
-              <w:br/>
-              <w:t>login.js</w:t>
-              <w:br/>
-              <w:t>app.html</w:t>
+              <w:t>questions.js</w:t>
             </w:r>
           </w:p>
         </w:tc>
         <w:tc>
           <w:tcPr>
-            <w:tcW w:type="dxa" w:w="3300"/>
+            <w:tcW w:type="dxa" w:w="3250"/>
             <w:vAlign w:val="center"/>
             <w:shd w:fill="F8FAFD"/>
           </w:tcPr>
           <w:p>
             <w:pPr>
-              <w:spacing w:after="0" w:line="245" w:lineRule="auto"/>
+              <w:spacing w:after="0" w:line="240" w:lineRule="auto"/>
             </w:pPr>
             <w:r/>
             <w:r>
@@ -569,9 +660,9 @@
                 <w:rFonts w:ascii="Aptos" w:hAnsi="Aptos"/>
                 <w:b w:val="0"/>
                 <w:color w:val="222222"/>
-                <w:sz w:val="16"/>
+                <w:sz w:val="14"/>
               </w:rPr>
-              <w:t>HTML forms, external CSS/JS, DOM value reading, authentication condition, alerts, links, window.location.href</w:t>
+              <w:t>forEach, map, filter, reduce, object arrays, chaining, concat, average calculation, flattening without flat()</w:t>
             </w:r>
           </w:p>
         </w:tc>
@@ -583,7 +674,7 @@
           </w:tcPr>
           <w:p>
             <w:pPr>
-              <w:spacing w:after="0" w:line="245" w:lineRule="auto"/>
+              <w:spacing w:after="0" w:line="240" w:lineRule="auto"/>
             </w:pPr>
             <w:r/>
             <w:r>
@@ -591,9 +682,9 @@
                 <w:rFonts w:ascii="Aptos" w:hAnsi="Aptos"/>
                 <w:b w:val="0"/>
                 <w:color w:val="222222"/>
-                <w:sz w:val="16"/>
+                <w:sz w:val="14"/>
               </w:rPr>
-              <w:t>Created a basic login screen and connected HTML, CSS, and JavaScript for browser interaction.</w:t>
+              <w:t>Solved 10 practice questions from iteration to reduce-based logic and transformation.</w:t>
             </w:r>
           </w:p>
         </w:tc>
@@ -606,7 +697,7 @@
           </w:tcPr>
           <w:p>
             <w:pPr>
-              <w:spacing w:after="0" w:line="245" w:lineRule="auto"/>
+              <w:spacing w:after="0" w:line="240" w:lineRule="auto"/>
             </w:pPr>
             <w:r/>
             <w:r>
@@ -614,20 +705,20 @@
                 <w:rFonts w:ascii="Aptos" w:hAnsi="Aptos"/>
                 <w:b/>
                 <w:color w:val="222222"/>
-                <w:sz w:val="16"/>
+                <w:sz w:val="14"/>
               </w:rPr>
-              <w:t>Day 3 arrays</w:t>
+              <w:t>Day 4 async/API</w:t>
             </w:r>
           </w:p>
         </w:tc>
         <w:tc>
           <w:tcPr>
-            <w:tcW w:type="dxa" w:w="2050"/>
+            <w:tcW w:type="dxa" w:w="2100"/>
             <w:vAlign w:val="center"/>
           </w:tcPr>
           <w:p>
             <w:pPr>
-              <w:spacing w:after="0" w:line="245" w:lineRule="auto"/>
+              <w:spacing w:after="0" w:line="240" w:lineRule="auto"/>
             </w:pPr>
             <w:r/>
             <w:r>
@@ -635,20 +726,24 @@
                 <w:rFonts w:ascii="Aptos" w:hAnsi="Aptos"/>
                 <w:b w:val="0"/>
                 <w:color w:val="222222"/>
-                <w:sz w:val="16"/>
+                <w:sz w:val="14"/>
               </w:rPr>
-              <w:t>questions.js</w:t>
+              <w:t>index.js</w:t>
+              <w:br/>
+              <w:t>promise.js</w:t>
+              <w:br/>
+              <w:t>api.js</w:t>
             </w:r>
           </w:p>
         </w:tc>
         <w:tc>
           <w:tcPr>
-            <w:tcW w:type="dxa" w:w="3300"/>
+            <w:tcW w:type="dxa" w:w="3250"/>
             <w:vAlign w:val="center"/>
           </w:tcPr>
           <w:p>
             <w:pPr>
-              <w:spacing w:after="0" w:line="245" w:lineRule="auto"/>
+              <w:spacing w:after="0" w:line="240" w:lineRule="auto"/>
             </w:pPr>
             <w:r/>
             <w:r>
@@ -656,9 +751,9 @@
                 <w:rFonts w:ascii="Aptos" w:hAnsi="Aptos"/>
                 <w:b w:val="0"/>
                 <w:color w:val="222222"/>
-                <w:sz w:val="16"/>
+                <w:sz w:val="14"/>
               </w:rPr>
-              <w:t>forEach, map, filter, reduce, object arrays, chaining, concat, average calculation, flattening without flat()</w:t>
+              <w:t>Promise, resolve/reject, then/catch, setTimeout, setInterval, fetch, JSON parsing, API transformation</w:t>
             </w:r>
           </w:p>
         </w:tc>
@@ -669,7 +764,7 @@
           </w:tcPr>
           <w:p>
             <w:pPr>
-              <w:spacing w:after="0" w:line="245" w:lineRule="auto"/>
+              <w:spacing w:after="0" w:line="240" w:lineRule="auto"/>
             </w:pPr>
             <w:r/>
             <w:r>
@@ -677,9 +772,9 @@
                 <w:rFonts w:ascii="Aptos" w:hAnsi="Aptos"/>
                 <w:b w:val="0"/>
                 <w:color w:val="222222"/>
-                <w:sz w:val="16"/>
+                <w:sz w:val="14"/>
               </w:rPr>
-              <w:t>Solved 10 practice questions across warm-up, filtering, reduce, transformation, extraction, and logic challenges.</w:t>
+              <w:t>Practiced async flow, API calls, filtering/mapping remote data, Weatherstack-style transformation, and error handling.</w:t>
             </w:r>
           </w:p>
         </w:tc>
@@ -693,7 +788,7 @@
           </w:tcPr>
           <w:p>
             <w:pPr>
-              <w:spacing w:after="0" w:line="245" w:lineRule="auto"/>
+              <w:spacing w:after="0" w:line="240" w:lineRule="auto"/>
             </w:pPr>
             <w:r/>
             <w:r>
@@ -701,21 +796,21 @@
                 <w:rFonts w:ascii="Aptos" w:hAnsi="Aptos"/>
                 <w:b/>
                 <w:color w:val="222222"/>
-                <w:sz w:val="16"/>
+                <w:sz w:val="14"/>
               </w:rPr>
-              <w:t>Day 4 async</w:t>
+              <w:t>Day 5 async tools</w:t>
             </w:r>
           </w:p>
         </w:tc>
         <w:tc>
           <w:tcPr>
-            <w:tcW w:type="dxa" w:w="2050"/>
+            <w:tcW w:type="dxa" w:w="2100"/>
             <w:vAlign w:val="center"/>
             <w:shd w:fill="F8FAFD"/>
           </w:tcPr>
           <w:p>
             <w:pPr>
-              <w:spacing w:after="0" w:line="245" w:lineRule="auto"/>
+              <w:spacing w:after="0" w:line="240" w:lineRule="auto"/>
             </w:pPr>
             <w:r/>
             <w:r>
@@ -723,23 +818,23 @@
                 <w:rFonts w:ascii="Aptos" w:hAnsi="Aptos"/>
                 <w:b w:val="0"/>
                 <w:color w:val="222222"/>
-                <w:sz w:val="16"/>
+                <w:sz w:val="14"/>
               </w:rPr>
-              <w:t>index.js</w:t>
+              <w:t>index1.js</w:t>
               <w:br/>
-              <w:t>promise.js</w:t>
+              <w:t>index2.js</w:t>
             </w:r>
           </w:p>
         </w:tc>
         <w:tc>
           <w:tcPr>
-            <w:tcW w:type="dxa" w:w="3300"/>
+            <w:tcW w:type="dxa" w:w="3250"/>
             <w:vAlign w:val="center"/>
             <w:shd w:fill="F8FAFD"/>
           </w:tcPr>
           <w:p>
             <w:pPr>
-              <w:spacing w:after="0" w:line="245" w:lineRule="auto"/>
+              <w:spacing w:after="0" w:line="240" w:lineRule="auto"/>
             </w:pPr>
             <w:r/>
             <w:r>
@@ -747,9 +842,9 @@
                 <w:rFonts w:ascii="Aptos" w:hAnsi="Aptos"/>
                 <w:b w:val="0"/>
                 <w:color w:val="222222"/>
-                <w:sz w:val="16"/>
+                <w:sz w:val="14"/>
               </w:rPr>
-              <w:t>Promise, resolve, reject, then, catch, conditional rejection, asynchronous delay, setTimeout, setInterval, fetch, JSON parsing</w:t>
+              <w:t>async, await, fetch with await, JSON.stringify, JSON.parse, clearTimeout, clearInterval</w:t>
             </w:r>
           </w:p>
         </w:tc>
@@ -761,7 +856,7 @@
           </w:tcPr>
           <w:p>
             <w:pPr>
-              <w:spacing w:after="0" w:line="245" w:lineRule="auto"/>
+              <w:spacing w:after="0" w:line="240" w:lineRule="auto"/>
             </w:pPr>
             <w:r/>
             <w:r>
@@ -769,9 +864,9 @@
                 <w:rFonts w:ascii="Aptos" w:hAnsi="Aptos"/>
                 <w:b w:val="0"/>
                 <w:color w:val="222222"/>
-                <w:sz w:val="16"/>
+                <w:sz w:val="14"/>
               </w:rPr>
-              <w:t>Practiced async flow, rejection handling, chained API calls, filtering API data, mapping API titles, delayed output, and repeated checking.</w:t>
+              <w:t>Moved from promise chains into async/await and practiced converting objects to strings and strings back to objects.</w:t>
             </w:r>
           </w:p>
         </w:tc>
@@ -784,7 +879,7 @@
           </w:tcPr>
           <w:p>
             <w:pPr>
-              <w:spacing w:after="0" w:line="245" w:lineRule="auto"/>
+              <w:spacing w:after="0" w:line="240" w:lineRule="auto"/>
             </w:pPr>
             <w:r/>
             <w:r>
@@ -792,20 +887,20 @@
                 <w:rFonts w:ascii="Aptos" w:hAnsi="Aptos"/>
                 <w:b/>
                 <w:color w:val="222222"/>
-                <w:sz w:val="16"/>
+                <w:sz w:val="14"/>
               </w:rPr>
-              <w:t>Day 4 API</w:t>
+              <w:t>Day 5 OOP basics</w:t>
             </w:r>
           </w:p>
         </w:tc>
         <w:tc>
           <w:tcPr>
-            <w:tcW w:type="dxa" w:w="2050"/>
+            <w:tcW w:type="dxa" w:w="2100"/>
             <w:vAlign w:val="center"/>
           </w:tcPr>
           <w:p>
             <w:pPr>
-              <w:spacing w:after="0" w:line="245" w:lineRule="auto"/>
+              <w:spacing w:after="0" w:line="240" w:lineRule="auto"/>
             </w:pPr>
             <w:r/>
             <w:r>
@@ -813,20 +908,24 @@
                 <w:rFonts w:ascii="Aptos" w:hAnsi="Aptos"/>
                 <w:b w:val="0"/>
                 <w:color w:val="222222"/>
-                <w:sz w:val="16"/>
+                <w:sz w:val="14"/>
               </w:rPr>
-              <w:t>api.js</w:t>
+              <w:t>oops.js</w:t>
+              <w:br/>
+              <w:t>inher.js</w:t>
+              <w:br/>
+              <w:t>poly.js</w:t>
             </w:r>
           </w:p>
         </w:tc>
         <w:tc>
           <w:tcPr>
-            <w:tcW w:type="dxa" w:w="3300"/>
+            <w:tcW w:type="dxa" w:w="3250"/>
             <w:vAlign w:val="center"/>
           </w:tcPr>
           <w:p>
             <w:pPr>
-              <w:spacing w:after="0" w:line="245" w:lineRule="auto"/>
+              <w:spacing w:after="0" w:line="240" w:lineRule="auto"/>
             </w:pPr>
             <w:r/>
             <w:r>
@@ -834,9 +933,9 @@
                 <w:rFonts w:ascii="Aptos" w:hAnsi="Aptos"/>
                 <w:b w:val="0"/>
                 <w:color w:val="222222"/>
-                <w:sz w:val="16"/>
+                <w:sz w:val="14"/>
               </w:rPr>
-              <w:t>API key placeholder, template literal URL, Weatherstack request, response object access, Fahrenheit conversion, ternary operator, structured result object</w:t>
+              <w:t>class, constructor, object creation, methods, inheritance, extends, super, method overriding, polymorphism</w:t>
             </w:r>
           </w:p>
         </w:tc>
@@ -847,7 +946,7 @@
           </w:tcPr>
           <w:p>
             <w:pPr>
-              <w:spacing w:after="0" w:line="245" w:lineRule="auto"/>
+              <w:spacing w:after="0" w:line="240" w:lineRule="auto"/>
             </w:pPr>
             <w:r/>
             <w:r>
@@ -855,9 +954,243 @@
                 <w:rFonts w:ascii="Aptos" w:hAnsi="Aptos"/>
                 <w:b w:val="0"/>
                 <w:color w:val="222222"/>
-                <w:sz w:val="16"/>
+                <w:sz w:val="14"/>
               </w:rPr>
-              <w:t>Practiced calling a weather API, reading nested response fields, transforming weather data, and handling API errors.</w:t>
+              <w:t>Created classes and objects, reused parent behavior, and showed different child classes responding to the same method.</w:t>
+            </w:r>
+          </w:p>
+        </w:tc>
+      </w:tr>
+      <w:tr>
+        <w:tc>
+          <w:tcPr>
+            <w:tcW w:type="dxa" w:w="1250"/>
+            <w:vAlign w:val="center"/>
+            <w:shd w:fill="F8FAFD"/>
+          </w:tcPr>
+          <w:p>
+            <w:pPr>
+              <w:spacing w:after="0" w:line="240" w:lineRule="auto"/>
+            </w:pPr>
+            <w:r/>
+            <w:r>
+              <w:rPr>
+                <w:rFonts w:ascii="Aptos" w:hAnsi="Aptos"/>
+                <w:b/>
+                <w:color w:val="222222"/>
+                <w:sz w:val="14"/>
+              </w:rPr>
+              <w:t>Day 5 OOP pillars</w:t>
+            </w:r>
+          </w:p>
+        </w:tc>
+        <w:tc>
+          <w:tcPr>
+            <w:tcW w:type="dxa" w:w="2100"/>
+            <w:vAlign w:val="center"/>
+            <w:shd w:fill="F8FAFD"/>
+          </w:tcPr>
+          <w:p>
+            <w:pPr>
+              <w:spacing w:after="0" w:line="240" w:lineRule="auto"/>
+            </w:pPr>
+            <w:r/>
+            <w:r>
+              <w:rPr>
+                <w:rFonts w:ascii="Aptos" w:hAnsi="Aptos"/>
+                <w:b w:val="0"/>
+                <w:color w:val="222222"/>
+                <w:sz w:val="14"/>
+              </w:rPr>
+              <w:t>encap.js</w:t>
+              <w:br/>
+              <w:t>Abstraction.js</w:t>
+              <w:br/>
+              <w:t>Assesment.js</w:t>
+            </w:r>
+          </w:p>
+        </w:tc>
+        <w:tc>
+          <w:tcPr>
+            <w:tcW w:type="dxa" w:w="3250"/>
+            <w:vAlign w:val="center"/>
+            <w:shd w:fill="F8FAFD"/>
+          </w:tcPr>
+          <w:p>
+            <w:pPr>
+              <w:spacing w:after="0" w:line="240" w:lineRule="auto"/>
+            </w:pPr>
+            <w:r/>
+            <w:r>
+              <w:rPr>
+                <w:rFonts w:ascii="Aptos" w:hAnsi="Aptos"/>
+                <w:b w:val="0"/>
+                <w:color w:val="222222"/>
+                <w:sz w:val="14"/>
+              </w:rPr>
+              <w:t>encapsulation, private fields, abstraction, private methods, validation, inheritance, polymorphism</w:t>
+            </w:r>
+          </w:p>
+        </w:tc>
+        <w:tc>
+          <w:tcPr>
+            <w:tcW w:type="dxa" w:w="3000"/>
+            <w:vAlign w:val="center"/>
+            <w:shd w:fill="F8FAFD"/>
+          </w:tcPr>
+          <w:p>
+            <w:pPr>
+              <w:spacing w:after="0" w:line="240" w:lineRule="auto"/>
+            </w:pPr>
+            <w:r/>
+            <w:r>
+              <w:rPr>
+                <w:rFonts w:ascii="Aptos" w:hAnsi="Aptos"/>
+                <w:b w:val="0"/>
+                <w:color w:val="222222"/>
+                <w:sz w:val="14"/>
+              </w:rPr>
+              <w:t>Practiced BankAccount, CoffeeMachine, ShoppingCart, FoodOrder, Person/Student, and Animal examples covering all OOP pillars.</w:t>
+            </w:r>
+          </w:p>
+        </w:tc>
+      </w:tr>
+      <w:tr>
+        <w:tc>
+          <w:tcPr>
+            <w:tcW w:type="dxa" w:w="2570"/>
+            <w:vAlign w:val="center"/>
+            <w:tcBorders>
+              <w:top w:val="single" w:sz="8" w:space="0" w:color="B7C9D6"/>
+              <w:left w:val="single" w:sz="8" w:space="0" w:color="B7C9D6"/>
+              <w:bottom w:val="single" w:sz="8" w:space="0" w:color="B7C9D6"/>
+              <w:right w:val="single" w:sz="8" w:space="0" w:color="B7C9D6"/>
+            </w:tcBorders>
+            <w:tcMar>
+              <w:top w:w="80" w:type="dxa"/>
+              <w:start w:w="100" w:type="dxa"/>
+              <w:bottom w:w="80" w:type="dxa"/>
+              <w:end w:w="100" w:type="dxa"/>
+            </w:tcMar>
+            <w:shd w:fill="FFFFFF"/>
+          </w:tcPr>
+          <w:p>
+            <w:pPr>
+              <w:spacing w:after="0" w:line="240" w:lineRule="auto"/>
+            </w:pPr>
+            <w:r>
+              <w:rPr>
+                <w:rFonts w:ascii="Calibri" w:hAnsi="Calibri"/>
+                <w:b w:val="0"/>
+                <w:color w:val="222222"/>
+                <w:sz w:val="14"/>
+              </w:rPr>
+              <w:t>Day 6 data processing</w:t>
+            </w:r>
+          </w:p>
+        </w:tc>
+        <w:tc>
+          <w:tcPr>
+            <w:tcW w:type="dxa" w:w="2570"/>
+            <w:vAlign w:val="center"/>
+            <w:tcBorders>
+              <w:top w:val="single" w:sz="8" w:space="0" w:color="B7C9D6"/>
+              <w:left w:val="single" w:sz="8" w:space="0" w:color="B7C9D6"/>
+              <w:bottom w:val="single" w:sz="8" w:space="0" w:color="B7C9D6"/>
+              <w:right w:val="single" w:sz="8" w:space="0" w:color="B7C9D6"/>
+            </w:tcBorders>
+            <w:tcMar>
+              <w:top w:w="80" w:type="dxa"/>
+              <w:start w:w="100" w:type="dxa"/>
+              <w:bottom w:w="80" w:type="dxa"/>
+              <w:end w:w="100" w:type="dxa"/>
+            </w:tcMar>
+            <w:shd w:fill="FFFFFF"/>
+          </w:tcPr>
+          <w:p>
+            <w:pPr>
+              <w:spacing w:after="0" w:line="240" w:lineRule="auto"/>
+            </w:pPr>
+            <w:r>
+              <w:rPr>
+                <w:rFonts w:ascii="Calibri" w:hAnsi="Calibri"/>
+                <w:b w:val="0"/>
+                <w:color w:val="222222"/>
+                <w:sz w:val="14"/>
+              </w:rPr>
+              <w:t>q1_flight_booking_cleaner.js</w:t>
+              <w:br/>
+              <w:t>q2_ecommerce_discount_applicator.js</w:t>
+              <w:br/>
+              <w:t>q3_movie_stream_analytics.js</w:t>
+              <w:br/>
+              <w:t>q4_automated_payroll_processor.js</w:t>
+            </w:r>
+          </w:p>
+        </w:tc>
+        <w:tc>
+          <w:tcPr>
+            <w:tcW w:type="dxa" w:w="2570"/>
+            <w:vAlign w:val="center"/>
+            <w:tcBorders>
+              <w:top w:val="single" w:sz="8" w:space="0" w:color="B7C9D6"/>
+              <w:left w:val="single" w:sz="8" w:space="0" w:color="B7C9D6"/>
+              <w:bottom w:val="single" w:sz="8" w:space="0" w:color="B7C9D6"/>
+              <w:right w:val="single" w:sz="8" w:space="0" w:color="B7C9D6"/>
+            </w:tcBorders>
+            <w:tcMar>
+              <w:top w:w="80" w:type="dxa"/>
+              <w:start w:w="100" w:type="dxa"/>
+              <w:bottom w:w="80" w:type="dxa"/>
+              <w:end w:w="100" w:type="dxa"/>
+            </w:tcMar>
+            <w:shd w:fill="FFFFFF"/>
+          </w:tcPr>
+          <w:p>
+            <w:pPr>
+              <w:spacing w:after="0" w:line="240" w:lineRule="auto"/>
+            </w:pPr>
+            <w:r>
+              <w:rPr>
+                <w:rFonts w:ascii="Calibri" w:hAnsi="Calibri"/>
+                <w:b w:val="0"/>
+                <w:color w:val="222222"/>
+                <w:sz w:val="14"/>
+              </w:rPr>
+              <w:t>Parsing, Number conversion, validation, filter, sort, JSON.stringify, callbacks, map, object spread, reduce, template literals, setTimeout, Promise</w:t>
+            </w:r>
+          </w:p>
+        </w:tc>
+        <w:tc>
+          <w:tcPr>
+            <w:tcW w:type="dxa" w:w="2570"/>
+            <w:vAlign w:val="center"/>
+            <w:tcBorders>
+              <w:top w:val="single" w:sz="8" w:space="0" w:color="B7C9D6"/>
+              <w:left w:val="single" w:sz="8" w:space="0" w:color="B7C9D6"/>
+              <w:bottom w:val="single" w:sz="8" w:space="0" w:color="B7C9D6"/>
+              <w:right w:val="single" w:sz="8" w:space="0" w:color="B7C9D6"/>
+            </w:tcBorders>
+            <w:tcMar>
+              <w:top w:w="80" w:type="dxa"/>
+              <w:start w:w="100" w:type="dxa"/>
+              <w:bottom w:w="80" w:type="dxa"/>
+              <w:end w:w="100" w:type="dxa"/>
+            </w:tcMar>
+            <w:shd w:fill="FFFFFF"/>
+          </w:tcPr>
+          <w:p>
+            <w:pPr>
+              <w:spacing w:after="0" w:line="240" w:lineRule="auto"/>
+            </w:pPr>
+            <w:r>
+              <w:rPr>
+                <w:rFonts w:ascii="Calibri" w:hAnsi="Calibri"/>
+                <w:b w:val="0"/>
+                <w:color w:val="222222"/>
+                <w:sz w:val="14"/>
+              </w:rPr>
+              <w:t>Cleaned flights, applied cart discounts, ranked top movie streams, and processed payroll with net salaries and status labels.</w:t>
             </w:r>
           </w:p>
         </w:tc>
@@ -866,57 +1199,42 @@
     <w:p>
       <w:pPr>
         <w:pStyle w:val="Heading1"/>
-        <w:spacing w:before="220" w:after="80"/>
+        <w:spacing w:before="200" w:after="60"/>
       </w:pPr>
       <w:r>
         <w:rPr>
           <w:rFonts w:ascii="Aptos" w:hAnsi="Aptos"/>
           <w:b/>
           <w:color w:val="1F4E79"/>
-          <w:sz w:val="32"/>
+          <w:sz w:val="30"/>
         </w:rPr>
         <w:t>Day 1 Synopsis</w:t>
       </w:r>
     </w:p>
     <w:p>
       <w:pPr>
-        <w:spacing w:after="100" w:line="254" w:lineRule="auto"/>
+        <w:spacing w:after="80" w:line="250" w:lineRule="auto"/>
       </w:pPr>
       <w:r>
         <w:rPr>
           <w:rFonts w:ascii="Aptos" w:hAnsi="Aptos"/>
           <w:color w:val="222222"/>
-          <w:sz w:val="20"/>
+          <w:sz w:val="19"/>
         </w:rPr>
         <w:t>Day 1 focused on JavaScript foundations and the first connection between HTML and JavaScript. The code showed how values are stored, printed, compared, checked, and changed.</w:t>
       </w:r>
     </w:p>
     <w:p>
       <w:pPr>
-        <w:pStyle w:val="Heading2"/>
-        <w:spacing w:before="120" w:after="80"/>
+        <w:spacing w:after="24" w:line="240" w:lineRule="auto"/>
+        <w:ind w:left="288" w:hanging="202"/>
       </w:pPr>
       <w:r>
         <w:rPr>
           <w:rFonts w:ascii="Aptos" w:hAnsi="Aptos"/>
           <w:b/>
           <w:color w:val="1F4E79"/>
-          <w:sz w:val="24"/>
-        </w:rPr>
-        <w:t>Day 1 Topics Practiced</w:t>
-      </w:r>
-    </w:p>
-    <w:p>
-      <w:pPr>
-        <w:spacing w:after="32" w:line="245" w:lineRule="auto"/>
-        <w:ind w:left="317" w:hanging="230"/>
-      </w:pPr>
-      <w:r>
-        <w:rPr>
-          <w:rFonts w:ascii="Aptos" w:hAnsi="Aptos"/>
-          <w:b/>
-          <w:color w:val="1F4E79"/>
-          <w:sz w:val="19"/>
+          <w:sz w:val="18"/>
         </w:rPr>
         <w:t xml:space="preserve">- </w:t>
       </w:r>
@@ -924,22 +1242,22 @@
         <w:rPr>
           <w:rFonts w:ascii="Aptos" w:hAnsi="Aptos"/>
           <w:color w:val="222222"/>
-          <w:sz w:val="19"/>
+          <w:sz w:val="18"/>
         </w:rPr>
         <w:t>Variables with let for storing numbers and strings.</w:t>
       </w:r>
     </w:p>
     <w:p>
       <w:pPr>
-        <w:spacing w:after="32" w:line="245" w:lineRule="auto"/>
-        <w:ind w:left="317" w:hanging="230"/>
+        <w:spacing w:after="24" w:line="240" w:lineRule="auto"/>
+        <w:ind w:left="288" w:hanging="202"/>
       </w:pPr>
       <w:r>
         <w:rPr>
           <w:rFonts w:ascii="Aptos" w:hAnsi="Aptos"/>
           <w:b/>
           <w:color w:val="1F4E79"/>
-          <w:sz w:val="19"/>
+          <w:sz w:val="18"/>
         </w:rPr>
         <w:t xml:space="preserve">- </w:t>
       </w:r>
@@ -947,22 +1265,22 @@
         <w:rPr>
           <w:rFonts w:ascii="Aptos" w:hAnsi="Aptos"/>
           <w:color w:val="222222"/>
-          <w:sz w:val="19"/>
+          <w:sz w:val="18"/>
         </w:rPr>
-        <w:t>String methods and properties such as length, toUpperCase(), toLowerCase(), and substring().</w:t>
+        <w:t>String methods and properties: length, toUpperCase(), toLowerCase(), and substring().</w:t>
       </w:r>
     </w:p>
     <w:p>
       <w:pPr>
-        <w:spacing w:after="32" w:line="245" w:lineRule="auto"/>
-        <w:ind w:left="317" w:hanging="230"/>
+        <w:spacing w:after="24" w:line="240" w:lineRule="auto"/>
+        <w:ind w:left="288" w:hanging="202"/>
       </w:pPr>
       <w:r>
         <w:rPr>
           <w:rFonts w:ascii="Aptos" w:hAnsi="Aptos"/>
           <w:b/>
           <w:color w:val="1F4E79"/>
-          <w:sz w:val="19"/>
+          <w:sz w:val="18"/>
         </w:rPr>
         <w:t xml:space="preserve">- </w:t>
       </w:r>
@@ -970,22 +1288,22 @@
         <w:rPr>
           <w:rFonts w:ascii="Aptos" w:hAnsi="Aptos"/>
           <w:color w:val="222222"/>
-          <w:sz w:val="19"/>
+          <w:sz w:val="18"/>
         </w:rPr>
         <w:t>Arithmetic and comparison operators for calculations and boolean results.</w:t>
       </w:r>
     </w:p>
     <w:p>
       <w:pPr>
-        <w:spacing w:after="32" w:line="245" w:lineRule="auto"/>
-        <w:ind w:left="317" w:hanging="230"/>
+        <w:spacing w:after="24" w:line="240" w:lineRule="auto"/>
+        <w:ind w:left="288" w:hanging="202"/>
       </w:pPr>
       <w:r>
         <w:rPr>
           <w:rFonts w:ascii="Aptos" w:hAnsi="Aptos"/>
           <w:b/>
           <w:color w:val="1F4E79"/>
-          <w:sz w:val="19"/>
+          <w:sz w:val="18"/>
         </w:rPr>
         <w:t xml:space="preserve">- </w:t>
       </w:r>
@@ -993,22 +1311,22 @@
         <w:rPr>
           <w:rFonts w:ascii="Aptos" w:hAnsi="Aptos"/>
           <w:color w:val="222222"/>
-          <w:sz w:val="19"/>
+          <w:sz w:val="18"/>
         </w:rPr>
         <w:t>Conditional flow using if-else and switch-case.</w:t>
       </w:r>
     </w:p>
     <w:p>
       <w:pPr>
-        <w:spacing w:after="32" w:line="245" w:lineRule="auto"/>
-        <w:ind w:left="317" w:hanging="230"/>
+        <w:spacing w:after="24" w:line="240" w:lineRule="auto"/>
+        <w:ind w:left="288" w:hanging="202"/>
       </w:pPr>
       <w:r>
         <w:rPr>
           <w:rFonts w:ascii="Aptos" w:hAnsi="Aptos"/>
           <w:b/>
           <w:color w:val="1F4E79"/>
-          <w:sz w:val="19"/>
+          <w:sz w:val="18"/>
         </w:rPr>
         <w:t xml:space="preserve">- </w:t>
       </w:r>
@@ -1016,22 +1334,22 @@
         <w:rPr>
           <w:rFonts w:ascii="Aptos" w:hAnsi="Aptos"/>
           <w:color w:val="222222"/>
-          <w:sz w:val="19"/>
+          <w:sz w:val="18"/>
         </w:rPr>
         <w:t>Type checking with typeof inside a checkType() function.</w:t>
       </w:r>
     </w:p>
     <w:p>
       <w:pPr>
-        <w:spacing w:after="32" w:line="245" w:lineRule="auto"/>
-        <w:ind w:left="317" w:hanging="230"/>
+        <w:spacing w:after="24" w:line="240" w:lineRule="auto"/>
+        <w:ind w:left="288" w:hanging="202"/>
       </w:pPr>
       <w:r>
         <w:rPr>
           <w:rFonts w:ascii="Aptos" w:hAnsi="Aptos"/>
           <w:b/>
           <w:color w:val="1F4E79"/>
-          <w:sz w:val="19"/>
+          <w:sz w:val="18"/>
         </w:rPr>
         <w:t xml:space="preserve">- </w:t>
       </w:r>
@@ -1039,22 +1357,22 @@
         <w:rPr>
           <w:rFonts w:ascii="Aptos" w:hAnsi="Aptos"/>
           <w:color w:val="222222"/>
-          <w:sz w:val="19"/>
+          <w:sz w:val="18"/>
         </w:rPr>
         <w:t>Swapping values using a temporary variable.</w:t>
       </w:r>
     </w:p>
     <w:p>
       <w:pPr>
-        <w:spacing w:after="32" w:line="245" w:lineRule="auto"/>
-        <w:ind w:left="317" w:hanging="230"/>
+        <w:spacing w:after="24" w:line="240" w:lineRule="auto"/>
+        <w:ind w:left="288" w:hanging="202"/>
       </w:pPr>
       <w:r>
         <w:rPr>
           <w:rFonts w:ascii="Aptos" w:hAnsi="Aptos"/>
           <w:b/>
           <w:color w:val="1F4E79"/>
-          <w:sz w:val="19"/>
+          <w:sz w:val="18"/>
         </w:rPr>
         <w:t xml:space="preserve">- </w:t>
       </w:r>
@@ -1062,65 +1380,50 @@
         <w:rPr>
           <w:rFonts w:ascii="Aptos" w:hAnsi="Aptos"/>
           <w:color w:val="222222"/>
-          <w:sz w:val="19"/>
+          <w:sz w:val="18"/>
         </w:rPr>
-        <w:t>Simple HTML input handling with getElementById(), reading .value, printing it, and clearing the input box.</w:t>
+        <w:t>Simple HTML input handling with getElementById(), .value, console output, and clearing the input box.</w:t>
       </w:r>
     </w:p>
     <w:p>
       <w:pPr>
         <w:pStyle w:val="Heading1"/>
-        <w:spacing w:before="220" w:after="80"/>
+        <w:spacing w:before="200" w:after="60"/>
       </w:pPr>
       <w:r>
         <w:rPr>
           <w:rFonts w:ascii="Aptos" w:hAnsi="Aptos"/>
           <w:b/>
           <w:color w:val="1F4E79"/>
-          <w:sz w:val="32"/>
+          <w:sz w:val="30"/>
         </w:rPr>
         <w:t>Day 2 Synopsis</w:t>
       </w:r>
     </w:p>
     <w:p>
       <w:pPr>
-        <w:spacing w:after="100" w:line="254" w:lineRule="auto"/>
+        <w:spacing w:after="80" w:line="250" w:lineRule="auto"/>
       </w:pPr>
       <w:r>
         <w:rPr>
           <w:rFonts w:ascii="Aptos" w:hAnsi="Aptos"/>
           <w:color w:val="222222"/>
-          <w:sz w:val="20"/>
+          <w:sz w:val="19"/>
         </w:rPr>
-        <w:t>Day 2 expanded the basics into modern syntax, array operations, and browser practice. It included template literals, arrow functions, array pipelines, Math methods, type conversion, array mutation, and a basic login flow.</w:t>
+        <w:t>Day 2 expanded the basics into modern syntax, array operations, browser practice, and small problem-solving scripts.</w:t>
       </w:r>
     </w:p>
     <w:p>
       <w:pPr>
-        <w:pStyle w:val="Heading2"/>
-        <w:spacing w:before="120" w:after="80"/>
+        <w:spacing w:after="24" w:line="240" w:lineRule="auto"/>
+        <w:ind w:left="288" w:hanging="202"/>
       </w:pPr>
       <w:r>
         <w:rPr>
           <w:rFonts w:ascii="Aptos" w:hAnsi="Aptos"/>
           <w:b/>
           <w:color w:val="1F4E79"/>
-          <w:sz w:val="24"/>
-        </w:rPr>
-        <w:t>Day 2 Topics Practiced</w:t>
-      </w:r>
-    </w:p>
-    <w:p>
-      <w:pPr>
-        <w:spacing w:after="32" w:line="245" w:lineRule="auto"/>
-        <w:ind w:left="317" w:hanging="230"/>
-      </w:pPr>
-      <w:r>
-        <w:rPr>
-          <w:rFonts w:ascii="Aptos" w:hAnsi="Aptos"/>
-          <w:b/>
-          <w:color w:val="1F4E79"/>
-          <w:sz w:val="19"/>
+          <w:sz w:val="18"/>
         </w:rPr>
         <w:t xml:space="preserve">- </w:t>
       </w:r>
@@ -1128,22 +1431,22 @@
         <w:rPr>
           <w:rFonts w:ascii="Aptos" w:hAnsi="Aptos"/>
           <w:color w:val="222222"/>
-          <w:sz w:val="19"/>
+          <w:sz w:val="18"/>
         </w:rPr>
-        <w:t>Template literals using backticks and ${} placeholders.</w:t>
+        <w:t>Template literals, string concatenation, multiplication-table output, and arrow functions.</w:t>
       </w:r>
     </w:p>
     <w:p>
       <w:pPr>
-        <w:spacing w:after="32" w:line="245" w:lineRule="auto"/>
-        <w:ind w:left="317" w:hanging="230"/>
+        <w:spacing w:after="24" w:line="240" w:lineRule="auto"/>
+        <w:ind w:left="288" w:hanging="202"/>
       </w:pPr>
       <w:r>
         <w:rPr>
           <w:rFonts w:ascii="Aptos" w:hAnsi="Aptos"/>
           <w:b/>
           <w:color w:val="1F4E79"/>
-          <w:sz w:val="19"/>
+          <w:sz w:val="18"/>
         </w:rPr>
         <w:t xml:space="preserve">- </w:t>
       </w:r>
@@ -1151,22 +1454,22 @@
         <w:rPr>
           <w:rFonts w:ascii="Aptos" w:hAnsi="Aptos"/>
           <w:color w:val="222222"/>
-          <w:sz w:val="19"/>
+          <w:sz w:val="18"/>
         </w:rPr>
-        <w:t>A multiplication table function that returns multi-line text.</w:t>
+        <w:t>Array pipelines using filter(), map(), and forEach().</w:t>
       </w:r>
     </w:p>
     <w:p>
       <w:pPr>
-        <w:spacing w:after="32" w:line="245" w:lineRule="auto"/>
-        <w:ind w:left="317" w:hanging="230"/>
+        <w:spacing w:after="24" w:line="240" w:lineRule="auto"/>
+        <w:ind w:left="288" w:hanging="202"/>
       </w:pPr>
       <w:r>
         <w:rPr>
           <w:rFonts w:ascii="Aptos" w:hAnsi="Aptos"/>
           <w:b/>
           <w:color w:val="1F4E79"/>
-          <w:sz w:val="19"/>
+          <w:sz w:val="18"/>
         </w:rPr>
         <w:t xml:space="preserve">- </w:t>
       </w:r>
@@ -1174,22 +1477,22 @@
         <w:rPr>
           <w:rFonts w:ascii="Aptos" w:hAnsi="Aptos"/>
           <w:color w:val="222222"/>
-          <w:sz w:val="19"/>
+          <w:sz w:val="18"/>
         </w:rPr>
-        <w:t>Arrow functions and array pipelines with filter(), map(), and forEach().</w:t>
+        <w:t>Math.random(), Math.floor(), Number(), String(), parseInt(), and parseFloat().</w:t>
       </w:r>
     </w:p>
     <w:p>
       <w:pPr>
-        <w:spacing w:after="32" w:line="245" w:lineRule="auto"/>
-        <w:ind w:left="317" w:hanging="230"/>
+        <w:spacing w:after="24" w:line="240" w:lineRule="auto"/>
+        <w:ind w:left="288" w:hanging="202"/>
       </w:pPr>
       <w:r>
         <w:rPr>
           <w:rFonts w:ascii="Aptos" w:hAnsi="Aptos"/>
           <w:b/>
           <w:color w:val="1F4E79"/>
-          <w:sz w:val="19"/>
+          <w:sz w:val="18"/>
         </w:rPr>
         <w:t xml:space="preserve">- </w:t>
       </w:r>
@@ -1197,22 +1500,22 @@
         <w:rPr>
           <w:rFonts w:ascii="Aptos" w:hAnsi="Aptos"/>
           <w:color w:val="222222"/>
-          <w:sz w:val="19"/>
+          <w:sz w:val="18"/>
         </w:rPr>
-        <w:t>Random number generation with Math.random() and Math.floor().</w:t>
+        <w:t>Array methods: indexOf(), includes(), push(), pop(), unshift(), shift(), splice(), slice(), join(), and reduce().</w:t>
       </w:r>
     </w:p>
     <w:p>
       <w:pPr>
-        <w:spacing w:after="32" w:line="245" w:lineRule="auto"/>
-        <w:ind w:left="317" w:hanging="230"/>
+        <w:spacing w:after="24" w:line="240" w:lineRule="auto"/>
+        <w:ind w:left="288" w:hanging="202"/>
       </w:pPr>
       <w:r>
         <w:rPr>
           <w:rFonts w:ascii="Aptos" w:hAnsi="Aptos"/>
           <w:b/>
           <w:color w:val="1F4E79"/>
-          <w:sz w:val="19"/>
+          <w:sz w:val="18"/>
         </w:rPr>
         <w:t xml:space="preserve">- </w:t>
       </w:r>
@@ -1220,22 +1523,22 @@
         <w:rPr>
           <w:rFonts w:ascii="Aptos" w:hAnsi="Aptos"/>
           <w:color w:val="222222"/>
-          <w:sz w:val="19"/>
+          <w:sz w:val="18"/>
         </w:rPr>
-        <w:t>Type conversion with Number(), String(), parseInt(), and parseFloat().</w:t>
+        <w:t>Practice files for guest formatting, high-number filtering, and total price calculation.</w:t>
       </w:r>
     </w:p>
     <w:p>
       <w:pPr>
-        <w:spacing w:after="32" w:line="245" w:lineRule="auto"/>
-        <w:ind w:left="317" w:hanging="230"/>
+        <w:spacing w:after="24" w:line="240" w:lineRule="auto"/>
+        <w:ind w:left="288" w:hanging="202"/>
       </w:pPr>
       <w:r>
         <w:rPr>
           <w:rFonts w:ascii="Aptos" w:hAnsi="Aptos"/>
           <w:b/>
           <w:color w:val="1F4E79"/>
-          <w:sz w:val="19"/>
+          <w:sz w:val="18"/>
         </w:rPr>
         <w:t xml:space="preserve">- </w:t>
       </w:r>
@@ -1243,55 +1546,9 @@
         <w:rPr>
           <w:rFonts w:ascii="Aptos" w:hAnsi="Aptos"/>
           <w:color w:val="222222"/>
-          <w:sz w:val="19"/>
+          <w:sz w:val="18"/>
         </w:rPr>
-        <w:t>Array methods including indexOf(), includes(), push(), pop(), unshift(), shift(), and splice().</w:t>
-      </w:r>
-    </w:p>
-    <w:p>
-      <w:pPr>
-        <w:spacing w:after="32" w:line="245" w:lineRule="auto"/>
-        <w:ind w:left="317" w:hanging="230"/>
-      </w:pPr>
-      <w:r>
-        <w:rPr>
-          <w:rFonts w:ascii="Aptos" w:hAnsi="Aptos"/>
-          <w:b/>
-          <w:color w:val="1F4E79"/>
-          <w:sz w:val="19"/>
-        </w:rPr>
-        <w:t xml:space="preserve">- </w:t>
-      </w:r>
-      <w:r>
-        <w:rPr>
-          <w:rFonts w:ascii="Aptos" w:hAnsi="Aptos"/>
-          <w:color w:val="222222"/>
-          <w:sz w:val="19"/>
-        </w:rPr>
-        <w:t>Practice questions using slice(), join(), chained filter(), random thresholds, Number(), reduce(), and template literal output.</w:t>
-      </w:r>
-    </w:p>
-    <w:p>
-      <w:pPr>
-        <w:spacing w:after="32" w:line="245" w:lineRule="auto"/>
-        <w:ind w:left="317" w:hanging="230"/>
-      </w:pPr>
-      <w:r>
-        <w:rPr>
-          <w:rFonts w:ascii="Aptos" w:hAnsi="Aptos"/>
-          <w:b/>
-          <w:color w:val="1F4E79"/>
-          <w:sz w:val="19"/>
-        </w:rPr>
-        <w:t xml:space="preserve">- </w:t>
-      </w:r>
-      <w:r>
-        <w:rPr>
-          <w:rFonts w:ascii="Aptos" w:hAnsi="Aptos"/>
-          <w:color w:val="222222"/>
-          <w:sz w:val="19"/>
-        </w:rPr>
-        <w:t>Login practice with HTML inputs, external CSS/JS, document.getElementById().value, strict equality, &amp;&amp;, alert(), links, and window.location.href.</w:t>
+        <w:t>Login page practice with HTML inputs, CSS styling, external JavaScript, strict equality, &amp;&amp;, alert(), and window.location.href.</w:t>
       </w:r>
     </w:p>
     <w:tbl>
@@ -1309,7 +1566,7 @@
         </w:tblBorders>
       </w:tblPr>
       <w:tblGrid>
-        <w:gridCol w:w="10224"/>
+        <w:gridCol w:w="10282"/>
       </w:tblGrid>
       <w:tr>
         <w:trPr>
@@ -1317,7 +1574,7 @@
         </w:trPr>
         <w:tc>
           <w:tcPr>
-            <w:tcW w:type="dxa" w:w="10224"/>
+            <w:tcW w:type="dxa" w:w="10282"/>
             <w:shd w:fill="F4F7FB"/>
           </w:tcPr>
           <w:p>
@@ -1329,20 +1586,7 @@
               <w:rPr>
                 <w:rFonts w:ascii="Consolas" w:hAnsi="Consolas"/>
                 <w:color w:val="2D2D2D"/>
-                <w:sz w:val="16"/>
-              </w:rPr>
-              <w:t>arr.filter(x =&gt; typeof x === "number").map(y =&gt; y * 2);</w:t>
-            </w:r>
-          </w:p>
-          <w:p>
-            <w:pPr>
-              <w:spacing w:after="0"/>
-            </w:pPr>
-            <w:r>
-              <w:rPr>
-                <w:rFonts w:ascii="Consolas" w:hAnsi="Consolas"/>
-                <w:color w:val="2D2D2D"/>
-                <w:sz w:val="16"/>
+                <w:sz w:val="15"/>
               </w:rPr>
               <w:t>const guests = names.slice(1).map(name =&gt; `Guest: ${name}`);</w:t>
             </w:r>
@@ -1355,9 +1599,9 @@
               <w:rPr>
                 <w:rFonts w:ascii="Consolas" w:hAnsi="Consolas"/>
                 <w:color w:val="2D2D2D"/>
-                <w:sz w:val="16"/>
+                <w:sz w:val="15"/>
               </w:rPr>
-              <w:t>prices.splice(prices.length - 1, 1);</w:t>
+              <w:t>const totalPrice = numberPrices.reduce((total, price) =&gt; total + price, 0);</w:t>
             </w:r>
           </w:p>
           <w:p>
@@ -1368,7 +1612,7 @@
               <w:rPr>
                 <w:rFonts w:ascii="Consolas" w:hAnsi="Consolas"/>
                 <w:color w:val="2D2D2D"/>
-                <w:sz w:val="16"/>
+                <w:sz w:val="15"/>
               </w:rPr>
               <w:t>if (username === "admin" &amp;&amp; password === "password") { alert("Authentication Successfull!"); }</w:t>
             </w:r>
@@ -1378,63 +1622,48 @@
     </w:tbl>
     <w:p>
       <w:pPr>
-        <w:spacing w:after="20"/>
+        <w:spacing w:after="0"/>
       </w:pPr>
     </w:p>
     <w:p>
       <w:pPr>
         <w:pStyle w:val="Heading1"/>
-        <w:spacing w:before="220" w:after="80"/>
+        <w:spacing w:before="200" w:after="60"/>
       </w:pPr>
       <w:r>
         <w:rPr>
           <w:rFonts w:ascii="Aptos" w:hAnsi="Aptos"/>
           <w:b/>
           <w:color w:val="1F4E79"/>
-          <w:sz w:val="32"/>
+          <w:sz w:val="30"/>
         </w:rPr>
         <w:t>Day 3 Array Method Practice</w:t>
       </w:r>
     </w:p>
     <w:p>
       <w:pPr>
-        <w:spacing w:after="100" w:line="254" w:lineRule="auto"/>
+        <w:spacing w:after="80" w:line="250" w:lineRule="auto"/>
       </w:pPr>
       <w:r>
         <w:rPr>
           <w:rFonts w:ascii="Aptos" w:hAnsi="Aptos"/>
           <w:color w:val="222222"/>
-          <w:sz w:val="20"/>
+          <w:sz w:val="19"/>
         </w:rPr>
         <w:t>Day 3 was a focused practice day for JavaScript array methods. The questions.js file solved 10 questions arranged by level, moving from basic iteration to reduce-based logic and array transformation.</w:t>
       </w:r>
     </w:p>
     <w:p>
       <w:pPr>
-        <w:pStyle w:val="Heading2"/>
-        <w:spacing w:before="120" w:after="80"/>
+        <w:spacing w:after="24" w:line="240" w:lineRule="auto"/>
+        <w:ind w:left="288" w:hanging="202"/>
       </w:pPr>
       <w:r>
         <w:rPr>
           <w:rFonts w:ascii="Aptos" w:hAnsi="Aptos"/>
           <w:b/>
           <w:color w:val="1F4E79"/>
-          <w:sz w:val="24"/>
-        </w:rPr>
-        <w:t>Day 3 Topics Practiced</w:t>
-      </w:r>
-    </w:p>
-    <w:p>
-      <w:pPr>
-        <w:spacing w:after="32" w:line="245" w:lineRule="auto"/>
-        <w:ind w:left="317" w:hanging="230"/>
-      </w:pPr>
-      <w:r>
-        <w:rPr>
-          <w:rFonts w:ascii="Aptos" w:hAnsi="Aptos"/>
-          <w:b/>
-          <w:color w:val="1F4E79"/>
-          <w:sz w:val="19"/>
+          <w:sz w:val="18"/>
         </w:rPr>
         <w:t xml:space="preserve">- </w:t>
       </w:r>
@@ -1442,22 +1671,22 @@
         <w:rPr>
           <w:rFonts w:ascii="Aptos" w:hAnsi="Aptos"/>
           <w:color w:val="222222"/>
-          <w:sz w:val="19"/>
+          <w:sz w:val="18"/>
         </w:rPr>
-        <w:t>Used forEach() to loop through names and print each one with a greeting prefix.</w:t>
+        <w:t>Used forEach() to print names with a greeting prefix.</w:t>
       </w:r>
     </w:p>
     <w:p>
       <w:pPr>
-        <w:spacing w:after="32" w:line="245" w:lineRule="auto"/>
-        <w:ind w:left="317" w:hanging="230"/>
+        <w:spacing w:after="24" w:line="240" w:lineRule="auto"/>
+        <w:ind w:left="288" w:hanging="202"/>
       </w:pPr>
       <w:r>
         <w:rPr>
           <w:rFonts w:ascii="Aptos" w:hAnsi="Aptos"/>
           <w:b/>
           <w:color w:val="1F4E79"/>
-          <w:sz w:val="19"/>
+          <w:sz w:val="18"/>
         </w:rPr>
         <w:t xml:space="preserve">- </w:t>
       </w:r>
@@ -1465,22 +1694,22 @@
         <w:rPr>
           <w:rFonts w:ascii="Aptos" w:hAnsi="Aptos"/>
           <w:color w:val="222222"/>
-          <w:sz w:val="19"/>
+          <w:sz w:val="18"/>
         </w:rPr>
-        <w:t>Used map() to convert Celsius values to Fahrenheit with F = C * 1.8 + 32.</w:t>
+        <w:t>Used map() to convert Celsius values to Fahrenheit.</w:t>
       </w:r>
     </w:p>
     <w:p>
       <w:pPr>
-        <w:spacing w:after="32" w:line="245" w:lineRule="auto"/>
-        <w:ind w:left="317" w:hanging="230"/>
+        <w:spacing w:after="24" w:line="240" w:lineRule="auto"/>
+        <w:ind w:left="288" w:hanging="202"/>
       </w:pPr>
       <w:r>
         <w:rPr>
           <w:rFonts w:ascii="Aptos" w:hAnsi="Aptos"/>
           <w:b/>
           <w:color w:val="1F4E79"/>
-          <w:sz w:val="19"/>
+          <w:sz w:val="18"/>
         </w:rPr>
         <w:t xml:space="preserve">- </w:t>
       </w:r>
@@ -1488,22 +1717,22 @@
         <w:rPr>
           <w:rFonts w:ascii="Aptos" w:hAnsi="Aptos"/>
           <w:color w:val="222222"/>
-          <w:sz w:val="19"/>
+          <w:sz w:val="18"/>
         </w:rPr>
-        <w:t>Filtered an array of user objects to keep only adults with age &gt;= 18.</w:t>
+        <w:t>Filtered user objects to keep adults with age &gt;= 18 and strings longer than 5 characters.</w:t>
       </w:r>
     </w:p>
     <w:p>
       <w:pPr>
-        <w:spacing w:after="32" w:line="245" w:lineRule="auto"/>
-        <w:ind w:left="317" w:hanging="230"/>
+        <w:spacing w:after="24" w:line="240" w:lineRule="auto"/>
+        <w:ind w:left="288" w:hanging="202"/>
       </w:pPr>
       <w:r>
         <w:rPr>
           <w:rFonts w:ascii="Aptos" w:hAnsi="Aptos"/>
           <w:b/>
           <w:color w:val="1F4E79"/>
-          <w:sz w:val="19"/>
+          <w:sz w:val="18"/>
         </w:rPr>
         <w:t xml:space="preserve">- </w:t>
       </w:r>
@@ -1511,22 +1740,22 @@
         <w:rPr>
           <w:rFonts w:ascii="Aptos" w:hAnsi="Aptos"/>
           <w:color w:val="222222"/>
-          <w:sz w:val="19"/>
+          <w:sz w:val="18"/>
         </w:rPr>
-        <w:t>Created an arrow function that filters strings longer than 5 characters.</w:t>
+        <w:t>Used reduce() to calculate total cost, count apple occurrences, and calculate average score.</w:t>
       </w:r>
     </w:p>
     <w:p>
       <w:pPr>
-        <w:spacing w:after="32" w:line="245" w:lineRule="auto"/>
-        <w:ind w:left="317" w:hanging="230"/>
+        <w:spacing w:after="24" w:line="240" w:lineRule="auto"/>
+        <w:ind w:left="288" w:hanging="202"/>
       </w:pPr>
       <w:r>
         <w:rPr>
           <w:rFonts w:ascii="Aptos" w:hAnsi="Aptos"/>
           <w:b/>
           <w:color w:val="1F4E79"/>
-          <w:sz w:val="19"/>
+          <w:sz w:val="18"/>
         </w:rPr>
         <w:t xml:space="preserve">- </w:t>
       </w:r>
@@ -1534,22 +1763,22 @@
         <w:rPr>
           <w:rFonts w:ascii="Aptos" w:hAnsi="Aptos"/>
           <w:color w:val="222222"/>
-          <w:sz w:val="19"/>
+          <w:sz w:val="18"/>
         </w:rPr>
-        <w:t>Used reduce() with an initial value of 0 to calculate total cost.</w:t>
+        <w:t>Formatted cost output with toFixed(2).</w:t>
       </w:r>
     </w:p>
     <w:p>
       <w:pPr>
-        <w:spacing w:after="32" w:line="245" w:lineRule="auto"/>
-        <w:ind w:left="317" w:hanging="230"/>
+        <w:spacing w:after="24" w:line="240" w:lineRule="auto"/>
+        <w:ind w:left="288" w:hanging="202"/>
       </w:pPr>
       <w:r>
         <w:rPr>
           <w:rFonts w:ascii="Aptos" w:hAnsi="Aptos"/>
           <w:b/>
           <w:color w:val="1F4E79"/>
-          <w:sz w:val="19"/>
+          <w:sz w:val="18"/>
         </w:rPr>
         <w:t xml:space="preserve">- </w:t>
       </w:r>
@@ -1557,22 +1786,22 @@
         <w:rPr>
           <w:rFonts w:ascii="Aptos" w:hAnsi="Aptos"/>
           <w:color w:val="222222"/>
-          <w:sz w:val="19"/>
+          <w:sz w:val="18"/>
         </w:rPr>
-        <w:t>Formatted cost output with toFixed(2).</w:t>
+        <w:t>Combined filter() and map() to square only even numbers.</w:t>
       </w:r>
     </w:p>
     <w:p>
       <w:pPr>
-        <w:spacing w:after="32" w:line="245" w:lineRule="auto"/>
-        <w:ind w:left="317" w:hanging="230"/>
+        <w:spacing w:after="24" w:line="240" w:lineRule="auto"/>
+        <w:ind w:left="288" w:hanging="202"/>
       </w:pPr>
       <w:r>
         <w:rPr>
           <w:rFonts w:ascii="Aptos" w:hAnsi="Aptos"/>
           <w:b/>
           <w:color w:val="1F4E79"/>
-          <w:sz w:val="19"/>
+          <w:sz w:val="18"/>
         </w:rPr>
         <w:t xml:space="preserve">- </w:t>
       </w:r>
@@ -1580,22 +1809,22 @@
         <w:rPr>
           <w:rFonts w:ascii="Aptos" w:hAnsi="Aptos"/>
           <w:color w:val="222222"/>
-          <w:sz w:val="19"/>
+          <w:sz w:val="18"/>
         </w:rPr>
-        <w:t>Used reduce() and a ternary operator to count occurrences of "apple".</w:t>
+        <w:t>Extracted product titles from object arrays using map().</w:t>
       </w:r>
     </w:p>
     <w:p>
       <w:pPr>
-        <w:spacing w:after="32" w:line="245" w:lineRule="auto"/>
-        <w:ind w:left="317" w:hanging="230"/>
+        <w:spacing w:after="24" w:line="240" w:lineRule="auto"/>
+        <w:ind w:left="288" w:hanging="202"/>
       </w:pPr>
       <w:r>
         <w:rPr>
           <w:rFonts w:ascii="Aptos" w:hAnsi="Aptos"/>
           <w:b/>
           <w:color w:val="1F4E79"/>
-          <w:sz w:val="19"/>
+          <w:sz w:val="18"/>
         </w:rPr>
         <w:t xml:space="preserve">- </w:t>
       </w:r>
@@ -1603,78 +1832,9 @@
         <w:rPr>
           <w:rFonts w:ascii="Aptos" w:hAnsi="Aptos"/>
           <w:color w:val="222222"/>
-          <w:sz w:val="19"/>
+          <w:sz w:val="18"/>
         </w:rPr>
-        <w:t>Combined filter() and map() to square only even numbers.</w:t>
-      </w:r>
-    </w:p>
-    <w:p>
-      <w:pPr>
-        <w:spacing w:after="32" w:line="245" w:lineRule="auto"/>
-        <w:ind w:left="317" w:hanging="230"/>
-      </w:pPr>
-      <w:r>
-        <w:rPr>
-          <w:rFonts w:ascii="Aptos" w:hAnsi="Aptos"/>
-          <w:b/>
-          <w:color w:val="1F4E79"/>
-          <w:sz w:val="19"/>
-        </w:rPr>
-        <w:t xml:space="preserve">- </w:t>
-      </w:r>
-      <w:r>
-        <w:rPr>
-          <w:rFonts w:ascii="Aptos" w:hAnsi="Aptos"/>
-          <w:color w:val="222222"/>
-          <w:sz w:val="19"/>
-        </w:rPr>
-        <w:t>Extracted product titles from object arrays using map().</w:t>
-      </w:r>
-    </w:p>
-    <w:p>
-      <w:pPr>
-        <w:spacing w:after="32" w:line="245" w:lineRule="auto"/>
-        <w:ind w:left="317" w:hanging="230"/>
-      </w:pPr>
-      <w:r>
-        <w:rPr>
-          <w:rFonts w:ascii="Aptos" w:hAnsi="Aptos"/>
-          <w:b/>
-          <w:color w:val="1F4E79"/>
-          <w:sz w:val="19"/>
-        </w:rPr>
-        <w:t xml:space="preserve">- </w:t>
-      </w:r>
-      <w:r>
-        <w:rPr>
-          <w:rFonts w:ascii="Aptos" w:hAnsi="Aptos"/>
-          <w:color w:val="222222"/>
-          <w:sz w:val="19"/>
-        </w:rPr>
-        <w:t>Calculated an average score using reduce() and scores.length.</w:t>
-      </w:r>
-    </w:p>
-    <w:p>
-      <w:pPr>
-        <w:spacing w:after="32" w:line="245" w:lineRule="auto"/>
-        <w:ind w:left="317" w:hanging="230"/>
-      </w:pPr>
-      <w:r>
-        <w:rPr>
-          <w:rFonts w:ascii="Aptos" w:hAnsi="Aptos"/>
-          <w:b/>
-          <w:color w:val="1F4E79"/>
-          <w:sz w:val="19"/>
-        </w:rPr>
-        <w:t xml:space="preserve">- </w:t>
-      </w:r>
-      <w:r>
-        <w:rPr>
-          <w:rFonts w:ascii="Aptos" w:hAnsi="Aptos"/>
-          <w:color w:val="222222"/>
-          <w:sz w:val="19"/>
-        </w:rPr>
-        <w:t>Flattened a nested array without flat() by using reduce() with concat().</w:t>
+        <w:t>Flattened nested arrays without flat() by using reduce() with concat().</w:t>
       </w:r>
     </w:p>
     <w:tbl>
@@ -1692,7 +1852,7 @@
         </w:tblBorders>
       </w:tblPr>
       <w:tblGrid>
-        <w:gridCol w:w="10224"/>
+        <w:gridCol w:w="10282"/>
       </w:tblGrid>
       <w:tr>
         <w:trPr>
@@ -1700,7 +1860,7 @@
         </w:trPr>
         <w:tc>
           <w:tcPr>
-            <w:tcW w:type="dxa" w:w="10224"/>
+            <w:tcW w:type="dxa" w:w="10282"/>
             <w:shd w:fill="F4F7FB"/>
           </w:tcPr>
           <w:p>
@@ -1712,7 +1872,7 @@
               <w:rPr>
                 <w:rFonts w:ascii="Consolas" w:hAnsi="Consolas"/>
                 <w:color w:val="2D2D2D"/>
-                <w:sz w:val="16"/>
+                <w:sz w:val="15"/>
               </w:rPr>
               <w:t>names.forEach(name =&gt; console.log(`Hello, ${name}`));</w:t>
             </w:r>
@@ -1725,7 +1885,7 @@
               <w:rPr>
                 <w:rFonts w:ascii="Consolas" w:hAnsi="Consolas"/>
                 <w:color w:val="2D2D2D"/>
-                <w:sz w:val="16"/>
+                <w:sz w:val="15"/>
               </w:rPr>
               <w:t>const adults = users.filter(user =&gt; user.age &gt;= 18);</w:t>
             </w:r>
@@ -1738,7 +1898,7 @@
               <w:rPr>
                 <w:rFonts w:ascii="Consolas" w:hAnsi="Consolas"/>
                 <w:color w:val="2D2D2D"/>
-                <w:sz w:val="16"/>
+                <w:sz w:val="15"/>
               </w:rPr>
               <w:t>const totalCost = prices.reduce((total, price) =&gt; total + price, 0);</w:t>
             </w:r>
@@ -1751,7 +1911,7 @@
               <w:rPr>
                 <w:rFonts w:ascii="Consolas" w:hAnsi="Consolas"/>
                 <w:color w:val="2D2D2D"/>
-                <w:sz w:val="16"/>
+                <w:sz w:val="15"/>
               </w:rPr>
               <w:t>const flatNumbers = nestedNumbers.reduce((flatArray, currentArray) =&gt; flatArray.concat(currentArray), []);</w:t>
             </w:r>
@@ -1761,63 +1921,48 @@
     </w:tbl>
     <w:p>
       <w:pPr>
-        <w:spacing w:after="20"/>
+        <w:spacing w:after="0"/>
       </w:pPr>
     </w:p>
     <w:p>
       <w:pPr>
         <w:pStyle w:val="Heading1"/>
-        <w:spacing w:before="220" w:after="80"/>
+        <w:spacing w:before="200" w:after="60"/>
       </w:pPr>
       <w:r>
         <w:rPr>
           <w:rFonts w:ascii="Aptos" w:hAnsi="Aptos"/>
           <w:b/>
           <w:color w:val="1F4E79"/>
-          <w:sz w:val="32"/>
+          <w:sz w:val="30"/>
         </w:rPr>
-        <w:t>Day 4 Asynchronous JavaScript</w:t>
+        <w:t>Day 4 Asynchronous and API Practice</w:t>
       </w:r>
     </w:p>
     <w:p>
       <w:pPr>
-        <w:spacing w:after="100" w:line="254" w:lineRule="auto"/>
+        <w:spacing w:after="80" w:line="250" w:lineRule="auto"/>
       </w:pPr>
       <w:r>
         <w:rPr>
           <w:rFonts w:ascii="Aptos" w:hAnsi="Aptos"/>
           <w:color w:val="222222"/>
-          <w:sz w:val="20"/>
+          <w:sz w:val="19"/>
         </w:rPr>
-        <w:t>Day 4 now contains Promise practice plus real API-style practice. The code demonstrates manual Promise creation, rejection handling, timer functions, fetch requests, JSON parsing, API response transformation, and error handling.</w:t>
+        <w:t>Day 4 introduced asynchronous JavaScript and remote API consumption. The files demonstrate manual Promise creation, rejection handling, timers, fetch requests, JSON parsing, response transformation, and error handling.</w:t>
       </w:r>
     </w:p>
     <w:p>
       <w:pPr>
-        <w:pStyle w:val="Heading2"/>
-        <w:spacing w:before="120" w:after="80"/>
+        <w:spacing w:after="24" w:line="240" w:lineRule="auto"/>
+        <w:ind w:left="288" w:hanging="202"/>
       </w:pPr>
       <w:r>
         <w:rPr>
           <w:rFonts w:ascii="Aptos" w:hAnsi="Aptos"/>
           <w:b/>
           <w:color w:val="1F4E79"/>
-          <w:sz w:val="24"/>
-        </w:rPr>
-        <w:t>Promise and Timer Topics Practiced</w:t>
-      </w:r>
-    </w:p>
-    <w:p>
-      <w:pPr>
-        <w:spacing w:after="32" w:line="245" w:lineRule="auto"/>
-        <w:ind w:left="317" w:hanging="230"/>
-      </w:pPr>
-      <w:r>
-        <w:rPr>
-          <w:rFonts w:ascii="Aptos" w:hAnsi="Aptos"/>
-          <w:b/>
-          <w:color w:val="1F4E79"/>
-          <w:sz w:val="19"/>
+          <w:sz w:val="18"/>
         </w:rPr>
         <w:t xml:space="preserve">- </w:t>
       </w:r>
@@ -1825,22 +1970,22 @@
         <w:rPr>
           <w:rFonts w:ascii="Aptos" w:hAnsi="Aptos"/>
           <w:color w:val="222222"/>
-          <w:sz w:val="19"/>
+          <w:sz w:val="18"/>
         </w:rPr>
-        <w:t>Created getData() to return a new Promise.</w:t>
+        <w:t>Created getData() to return a Promise and practiced resolve(), reject(), .then(), and .catch().</w:t>
       </w:r>
     </w:p>
     <w:p>
       <w:pPr>
-        <w:spacing w:after="32" w:line="245" w:lineRule="auto"/>
-        <w:ind w:left="317" w:hanging="230"/>
+        <w:spacing w:after="24" w:line="240" w:lineRule="auto"/>
+        <w:ind w:left="288" w:hanging="202"/>
       </w:pPr>
       <w:r>
         <w:rPr>
           <w:rFonts w:ascii="Aptos" w:hAnsi="Aptos"/>
           <w:b/>
           <w:color w:val="1F4E79"/>
-          <w:sz w:val="19"/>
+          <w:sz w:val="18"/>
         </w:rPr>
         <w:t xml:space="preserve">- </w:t>
       </w:r>
@@ -1848,22 +1993,22 @@
         <w:rPr>
           <w:rFonts w:ascii="Aptos" w:hAnsi="Aptos"/>
           <w:color w:val="222222"/>
-          <w:sz w:val="19"/>
+          <w:sz w:val="18"/>
         </w:rPr>
-        <w:t>Used resolve() in reference code and reject() in active code to understand both success and error paths.</w:t>
+        <w:t>Used setTimeout() for delayed work and setInterval() for repeated checking.</w:t>
       </w:r>
     </w:p>
     <w:p>
       <w:pPr>
-        <w:spacing w:after="32" w:line="245" w:lineRule="auto"/>
-        <w:ind w:left="317" w:hanging="230"/>
+        <w:spacing w:after="24" w:line="240" w:lineRule="auto"/>
+        <w:ind w:left="288" w:hanging="202"/>
       </w:pPr>
       <w:r>
         <w:rPr>
           <w:rFonts w:ascii="Aptos" w:hAnsi="Aptos"/>
           <w:b/>
           <w:color w:val="1F4E79"/>
-          <w:sz w:val="19"/>
+          <w:sz w:val="18"/>
         </w:rPr>
         <w:t xml:space="preserve">- </w:t>
       </w:r>
@@ -1871,22 +2016,22 @@
         <w:rPr>
           <w:rFonts w:ascii="Aptos" w:hAnsi="Aptos"/>
           <w:color w:val="222222"/>
-          <w:sz w:val="19"/>
+          <w:sz w:val="18"/>
         </w:rPr>
-        <w:t>Used an if condition inside the Promise to decide whether to resolve or reject.</w:t>
+        <w:t>Used fetch() to call the JSONPlaceholder todos API and res.json() to convert responses.</w:t>
       </w:r>
     </w:p>
     <w:p>
       <w:pPr>
-        <w:spacing w:after="32" w:line="245" w:lineRule="auto"/>
-        <w:ind w:left="317" w:hanging="230"/>
+        <w:spacing w:after="24" w:line="240" w:lineRule="auto"/>
+        <w:ind w:left="288" w:hanging="202"/>
       </w:pPr>
       <w:r>
         <w:rPr>
           <w:rFonts w:ascii="Aptos" w:hAnsi="Aptos"/>
           <w:b/>
           <w:color w:val="1F4E79"/>
-          <w:sz w:val="19"/>
+          <w:sz w:val="18"/>
         </w:rPr>
         <w:t xml:space="preserve">- </w:t>
       </w:r>
@@ -1894,22 +2039,22 @@
         <w:rPr>
           <w:rFonts w:ascii="Aptos" w:hAnsi="Aptos"/>
           <w:color w:val="222222"/>
-          <w:sz w:val="19"/>
+          <w:sz w:val="18"/>
         </w:rPr>
-        <w:t>Handled successful Promise output with .then() and rejected output with .catch().</w:t>
+        <w:t>Chained then() calls to filter todos by even id and map titles with an added prefix.</w:t>
       </w:r>
     </w:p>
     <w:p>
       <w:pPr>
-        <w:spacing w:after="32" w:line="245" w:lineRule="auto"/>
-        <w:ind w:left="317" w:hanging="230"/>
+        <w:spacing w:after="24" w:line="240" w:lineRule="auto"/>
+        <w:ind w:left="288" w:hanging="202"/>
       </w:pPr>
       <w:r>
         <w:rPr>
           <w:rFonts w:ascii="Aptos" w:hAnsi="Aptos"/>
           <w:b/>
           <w:color w:val="1F4E79"/>
-          <w:sz w:val="19"/>
+          <w:sz w:val="18"/>
         </w:rPr>
         <w:t xml:space="preserve">- </w:t>
       </w:r>
@@ -1917,22 +2062,22 @@
         <w:rPr>
           <w:rFonts w:ascii="Aptos" w:hAnsi="Aptos"/>
           <w:color w:val="222222"/>
-          <w:sz w:val="19"/>
+          <w:sz w:val="18"/>
         </w:rPr>
-        <w:t>Used setTimeout() to simulate delayed work and print messages after a delay.</w:t>
+        <w:t>Used a Weatherstack-style URL with an API_KEY placeholder and a template literal.</w:t>
       </w:r>
     </w:p>
     <w:p>
       <w:pPr>
-        <w:spacing w:after="32" w:line="245" w:lineRule="auto"/>
-        <w:ind w:left="317" w:hanging="230"/>
+        <w:spacing w:after="24" w:line="240" w:lineRule="auto"/>
+        <w:ind w:left="288" w:hanging="202"/>
       </w:pPr>
       <w:r>
         <w:rPr>
           <w:rFonts w:ascii="Aptos" w:hAnsi="Aptos"/>
           <w:b/>
           <w:color w:val="1F4E79"/>
-          <w:sz w:val="19"/>
+          <w:sz w:val="18"/>
         </w:rPr>
         <w:t xml:space="preserve">- </w:t>
       </w:r>
@@ -1940,22 +2085,22 @@
         <w:rPr>
           <w:rFonts w:ascii="Aptos" w:hAnsi="Aptos"/>
           <w:color w:val="222222"/>
-          <w:sz w:val="19"/>
+          <w:sz w:val="18"/>
         </w:rPr>
-        <w:t>Used setInterval() to repeatedly print checking messages after a fixed interval.</w:t>
+        <w:t>Read nested response fields such as data.current and data.location.name.</w:t>
       </w:r>
     </w:p>
     <w:p>
       <w:pPr>
-        <w:spacing w:after="32" w:line="245" w:lineRule="auto"/>
-        <w:ind w:left="317" w:hanging="230"/>
+        <w:spacing w:after="24" w:line="240" w:lineRule="auto"/>
+        <w:ind w:left="288" w:hanging="202"/>
       </w:pPr>
       <w:r>
         <w:rPr>
           <w:rFonts w:ascii="Aptos" w:hAnsi="Aptos"/>
           <w:b/>
           <w:color w:val="1F4E79"/>
-          <w:sz w:val="19"/>
+          <w:sz w:val="18"/>
         </w:rPr>
         <w:t xml:space="preserve">- </w:t>
       </w:r>
@@ -1963,9 +2108,32 @@
         <w:rPr>
           <w:rFonts w:ascii="Aptos" w:hAnsi="Aptos"/>
           <w:color w:val="222222"/>
-          <w:sz w:val="19"/>
+          <w:sz w:val="18"/>
         </w:rPr>
-        <w:t>Observed that setInterval() keeps the program running until stopped.</w:t>
+        <w:t>Built a result object with location, temperatureC, temperatureF, description, and isHot.</w:t>
+      </w:r>
+    </w:p>
+    <w:p>
+      <w:pPr>
+        <w:spacing w:after="24" w:line="240" w:lineRule="auto"/>
+        <w:ind w:left="288" w:hanging="202"/>
+      </w:pPr>
+      <w:r>
+        <w:rPr>
+          <w:rFonts w:ascii="Aptos" w:hAnsi="Aptos"/>
+          <w:b/>
+          <w:color w:val="1F4E79"/>
+          <w:sz w:val="18"/>
+        </w:rPr>
+        <w:t xml:space="preserve">- </w:t>
+      </w:r>
+      <w:r>
+        <w:rPr>
+          <w:rFonts w:ascii="Aptos" w:hAnsi="Aptos"/>
+          <w:color w:val="222222"/>
+          <w:sz w:val="18"/>
+        </w:rPr>
+        <w:t>Used a ternary operator to mark whether the temperature is hot.</w:t>
       </w:r>
     </w:p>
     <w:tbl>
@@ -1983,7 +2151,7 @@
         </w:tblBorders>
       </w:tblPr>
       <w:tblGrid>
-        <w:gridCol w:w="10224"/>
+        <w:gridCol w:w="10282"/>
       </w:tblGrid>
       <w:tr>
         <w:trPr>
@@ -1991,7 +2159,7 @@
         </w:trPr>
         <w:tc>
           <w:tcPr>
-            <w:tcW w:type="dxa" w:w="10224"/>
+            <w:tcW w:type="dxa" w:w="10282"/>
             <w:shd w:fill="F4F7FB"/>
           </w:tcPr>
           <w:p>
@@ -2003,9 +2171,9 @@
               <w:rPr>
                 <w:rFonts w:ascii="Consolas" w:hAnsi="Consolas"/>
                 <w:color w:val="2D2D2D"/>
-                <w:sz w:val="16"/>
+                <w:sz w:val="15"/>
               </w:rPr>
-              <w:t>function getData() {</w:t>
+              <w:t>fetch("https://jsonplaceholder.typicode.com/todos")</w:t>
             </w:r>
           </w:p>
           <w:p>
@@ -2016,9 +2184,9 @@
               <w:rPr>
                 <w:rFonts w:ascii="Consolas" w:hAnsi="Consolas"/>
                 <w:color w:val="2D2D2D"/>
-                <w:sz w:val="16"/>
+                <w:sz w:val="15"/>
               </w:rPr>
-              <w:t xml:space="preserve">    return new Promise((resolve, reject) =&gt; {</w:t>
+              <w:t xml:space="preserve">  .then(res =&gt; res.json())</w:t>
             </w:r>
           </w:p>
           <w:p>
@@ -2029,9 +2197,9 @@
               <w:rPr>
                 <w:rFonts w:ascii="Consolas" w:hAnsi="Consolas"/>
                 <w:color w:val="2D2D2D"/>
-                <w:sz w:val="16"/>
+                <w:sz w:val="15"/>
               </w:rPr>
-              <w:t xml:space="preserve">        if (2 &gt; 3) { resolve("Data received"); } else { reject("not working"); }</w:t>
+              <w:t xml:space="preserve">  .then(data =&gt; data.filter(d =&gt; d.id % 2 === 0))</w:t>
             </w:r>
           </w:p>
           <w:p>
@@ -2042,9 +2210,9 @@
               <w:rPr>
                 <w:rFonts w:ascii="Consolas" w:hAnsi="Consolas"/>
                 <w:color w:val="2D2D2D"/>
-                <w:sz w:val="16"/>
+                <w:sz w:val="15"/>
               </w:rPr>
-              <w:t xml:space="preserve">    });</w:t>
+              <w:t xml:space="preserve">  .then(data =&gt; data.map(d =&gt; (d.title = "Aaryan " + d.title)));</w:t>
             </w:r>
           </w:p>
           <w:p>
@@ -2055,22 +2223,9 @@
               <w:rPr>
                 <w:rFonts w:ascii="Consolas" w:hAnsi="Consolas"/>
                 <w:color w:val="2D2D2D"/>
-                <w:sz w:val="16"/>
+                <w:sz w:val="15"/>
               </w:rPr>
-              <w:t>}</w:t>
-            </w:r>
-          </w:p>
-          <w:p>
-            <w:pPr>
-              <w:spacing w:after="0"/>
-            </w:pPr>
-            <w:r>
-              <w:rPr>
-                <w:rFonts w:ascii="Consolas" w:hAnsi="Consolas"/>
-                <w:color w:val="2D2D2D"/>
-                <w:sz w:val="16"/>
-              </w:rPr>
-              <w:t>getData().then(data =&gt; console.log(data)).catch(error =&gt; console.error("Error:", error));</w:t>
+              <w:t>const result = { temperatureF: (weather.temperature * 1.8) + 32, isHot: weather.temperature &gt; 32 ? "Yes" : "No" };</w:t>
             </w:r>
           </w:p>
         </w:tc>
@@ -2078,63 +2233,48 @@
     </w:tbl>
     <w:p>
       <w:pPr>
-        <w:spacing w:after="20"/>
+        <w:spacing w:after="0"/>
       </w:pPr>
     </w:p>
     <w:p>
       <w:pPr>
         <w:pStyle w:val="Heading1"/>
-        <w:spacing w:before="220" w:after="80"/>
+        <w:spacing w:before="200" w:after="60"/>
       </w:pPr>
       <w:r>
         <w:rPr>
           <w:rFonts w:ascii="Aptos" w:hAnsi="Aptos"/>
           <w:b/>
           <w:color w:val="1F4E79"/>
-          <w:sz w:val="32"/>
+          <w:sz w:val="30"/>
         </w:rPr>
-        <w:t>Day 4 Fetch and API Practice</w:t>
+        <w:t>Day 5 Async/Await and JSON Practice</w:t>
       </w:r>
     </w:p>
     <w:p>
       <w:pPr>
-        <w:spacing w:after="100" w:line="254" w:lineRule="auto"/>
+        <w:spacing w:after="80" w:line="250" w:lineRule="auto"/>
       </w:pPr>
       <w:r>
         <w:rPr>
           <w:rFonts w:ascii="Aptos" w:hAnsi="Aptos"/>
           <w:color w:val="222222"/>
-          <w:sz w:val="20"/>
+          <w:sz w:val="19"/>
         </w:rPr>
-        <w:t>The edited index.js and promise.js files use fetch() with the JSONPlaceholder todos API. The api.js file adds a Weatherstack-style current weather request for Delhi using an API key placeholder and transforms the returned weather data into a smaller result object.</w:t>
+        <w:t>Day 5 began by improving asynchronous code with async/await and by practicing JSON conversion and timer cancellation. The index1.js and index2.js files build on the Day 4 Promise and fetch work.</w:t>
       </w:r>
     </w:p>
     <w:p>
       <w:pPr>
-        <w:pStyle w:val="Heading2"/>
-        <w:spacing w:before="120" w:after="80"/>
+        <w:spacing w:after="24" w:line="240" w:lineRule="auto"/>
+        <w:ind w:left="288" w:hanging="202"/>
       </w:pPr>
       <w:r>
         <w:rPr>
           <w:rFonts w:ascii="Aptos" w:hAnsi="Aptos"/>
           <w:b/>
           <w:color w:val="1F4E79"/>
-          <w:sz w:val="24"/>
-        </w:rPr>
-        <w:t>Fetch Chain Topics Practiced</w:t>
-      </w:r>
-    </w:p>
-    <w:p>
-      <w:pPr>
-        <w:spacing w:after="32" w:line="245" w:lineRule="auto"/>
-        <w:ind w:left="317" w:hanging="230"/>
-      </w:pPr>
-      <w:r>
-        <w:rPr>
-          <w:rFonts w:ascii="Aptos" w:hAnsi="Aptos"/>
-          <w:b/>
-          <w:color w:val="1F4E79"/>
-          <w:sz w:val="19"/>
+          <w:sz w:val="18"/>
         </w:rPr>
         <w:t xml:space="preserve">- </w:t>
       </w:r>
@@ -2142,22 +2282,22 @@
         <w:rPr>
           <w:rFonts w:ascii="Aptos" w:hAnsi="Aptos"/>
           <w:color w:val="222222"/>
-          <w:sz w:val="19"/>
+          <w:sz w:val="18"/>
         </w:rPr>
-        <w:t>Used fetch("https://jsonplaceholder.typicode.com/todos") to request remote todo data.</w:t>
+        <w:t>Created async functions such as getData() and getTodos().</w:t>
       </w:r>
     </w:p>
     <w:p>
       <w:pPr>
-        <w:spacing w:after="32" w:line="245" w:lineRule="auto"/>
-        <w:ind w:left="317" w:hanging="230"/>
+        <w:spacing w:after="24" w:line="240" w:lineRule="auto"/>
+        <w:ind w:left="288" w:hanging="202"/>
       </w:pPr>
       <w:r>
         <w:rPr>
           <w:rFonts w:ascii="Aptos" w:hAnsi="Aptos"/>
           <w:b/>
           <w:color w:val="1F4E79"/>
-          <w:sz w:val="19"/>
+          <w:sz w:val="18"/>
         </w:rPr>
         <w:t xml:space="preserve">- </w:t>
       </w:r>
@@ -2165,22 +2305,22 @@
         <w:rPr>
           <w:rFonts w:ascii="Aptos" w:hAnsi="Aptos"/>
           <w:color w:val="222222"/>
-          <w:sz w:val="19"/>
+          <w:sz w:val="18"/>
         </w:rPr>
-        <w:t>Converted the response to JavaScript data using res.json().</w:t>
+        <w:t>Used await with a Promise to wait for delayed resolve/reject behavior.</w:t>
       </w:r>
     </w:p>
     <w:p>
       <w:pPr>
-        <w:spacing w:after="32" w:line="245" w:lineRule="auto"/>
-        <w:ind w:left="317" w:hanging="230"/>
+        <w:spacing w:after="24" w:line="240" w:lineRule="auto"/>
+        <w:ind w:left="288" w:hanging="202"/>
       </w:pPr>
       <w:r>
         <w:rPr>
           <w:rFonts w:ascii="Aptos" w:hAnsi="Aptos"/>
           <w:b/>
           <w:color w:val="1F4E79"/>
-          <w:sz w:val="19"/>
+          <w:sz w:val="18"/>
         </w:rPr>
         <w:t xml:space="preserve">- </w:t>
       </w:r>
@@ -2188,22 +2328,22 @@
         <w:rPr>
           <w:rFonts w:ascii="Aptos" w:hAnsi="Aptos"/>
           <w:color w:val="222222"/>
-          <w:sz w:val="19"/>
+          <w:sz w:val="18"/>
         </w:rPr>
-        <w:t>Chained multiple .then() calls to process the data step by step.</w:t>
+        <w:t>Used await fetch("https://jsonplaceholder.typicode.com/todos") to pause execution until the API response arrives.</w:t>
       </w:r>
     </w:p>
     <w:p>
       <w:pPr>
-        <w:spacing w:after="32" w:line="245" w:lineRule="auto"/>
-        <w:ind w:left="317" w:hanging="230"/>
+        <w:spacing w:after="24" w:line="240" w:lineRule="auto"/>
+        <w:ind w:left="288" w:hanging="202"/>
       </w:pPr>
       <w:r>
         <w:rPr>
           <w:rFonts w:ascii="Aptos" w:hAnsi="Aptos"/>
           <w:b/>
           <w:color w:val="1F4E79"/>
-          <w:sz w:val="19"/>
+          <w:sz w:val="18"/>
         </w:rPr>
         <w:t xml:space="preserve">- </w:t>
       </w:r>
@@ -2211,22 +2351,22 @@
         <w:rPr>
           <w:rFonts w:ascii="Aptos" w:hAnsi="Aptos"/>
           <w:color w:val="222222"/>
-          <w:sz w:val="19"/>
+          <w:sz w:val="18"/>
         </w:rPr>
-        <w:t>Filtered API results to keep only todos with even id values using d.id % 2 === 0.</w:t>
+        <w:t>Returned parsed JSON data from an async function and consumed it with .then().</w:t>
       </w:r>
     </w:p>
     <w:p>
       <w:pPr>
-        <w:spacing w:after="32" w:line="245" w:lineRule="auto"/>
-        <w:ind w:left="317" w:hanging="230"/>
+        <w:spacing w:after="24" w:line="240" w:lineRule="auto"/>
+        <w:ind w:left="288" w:hanging="202"/>
       </w:pPr>
       <w:r>
         <w:rPr>
           <w:rFonts w:ascii="Aptos" w:hAnsi="Aptos"/>
           <w:b/>
           <w:color w:val="1F4E79"/>
-          <w:sz w:val="19"/>
+          <w:sz w:val="18"/>
         </w:rPr>
         <w:t xml:space="preserve">- </w:t>
       </w:r>
@@ -2234,22 +2374,22 @@
         <w:rPr>
           <w:rFonts w:ascii="Aptos" w:hAnsi="Aptos"/>
           <w:color w:val="222222"/>
-          <w:sz w:val="19"/>
+          <w:sz w:val="18"/>
         </w:rPr>
-        <w:t>Mapped through filtered results and changed each title by adding the prefix "Aaryan ".</w:t>
+        <w:t>Practiced JSON.stringify(obj) to convert an object into a string.</w:t>
       </w:r>
     </w:p>
     <w:p>
       <w:pPr>
-        <w:spacing w:after="32" w:line="245" w:lineRule="auto"/>
-        <w:ind w:left="317" w:hanging="230"/>
+        <w:spacing w:after="24" w:line="240" w:lineRule="auto"/>
+        <w:ind w:left="288" w:hanging="202"/>
       </w:pPr>
       <w:r>
         <w:rPr>
           <w:rFonts w:ascii="Aptos" w:hAnsi="Aptos"/>
           <w:b/>
           <w:color w:val="1F4E79"/>
-          <w:sz w:val="19"/>
+          <w:sz w:val="18"/>
         </w:rPr>
         <w:t xml:space="preserve">- </w:t>
       </w:r>
@@ -2257,22 +2397,22 @@
         <w:rPr>
           <w:rFonts w:ascii="Aptos" w:hAnsi="Aptos"/>
           <w:color w:val="222222"/>
-          <w:sz w:val="19"/>
+          <w:sz w:val="18"/>
         </w:rPr>
-        <w:t>Printed transformed API data with console.log().</w:t>
+        <w:t>Practiced JSON.parse(string) to convert a JSON string back into an object.</w:t>
       </w:r>
     </w:p>
     <w:p>
       <w:pPr>
-        <w:spacing w:after="32" w:line="245" w:lineRule="auto"/>
-        <w:ind w:left="317" w:hanging="230"/>
+        <w:spacing w:after="24" w:line="240" w:lineRule="auto"/>
+        <w:ind w:left="288" w:hanging="202"/>
       </w:pPr>
       <w:r>
         <w:rPr>
           <w:rFonts w:ascii="Aptos" w:hAnsi="Aptos"/>
           <w:b/>
           <w:color w:val="1F4E79"/>
-          <w:sz w:val="19"/>
+          <w:sz w:val="18"/>
         </w:rPr>
         <w:t xml:space="preserve">- </w:t>
       </w:r>
@@ -2280,37 +2420,22 @@
         <w:rPr>
           <w:rFonts w:ascii="Aptos" w:hAnsi="Aptos"/>
           <w:color w:val="222222"/>
-          <w:sz w:val="19"/>
+          <w:sz w:val="18"/>
         </w:rPr>
-        <w:t>Handled fetch problems with .catch(error =&gt; console.error("Error fetching data:", error)).</w:t>
+        <w:t>Stored timeout and interval identifiers in variables.</w:t>
       </w:r>
     </w:p>
     <w:p>
       <w:pPr>
-        <w:pStyle w:val="Heading2"/>
-        <w:spacing w:before="120" w:after="80"/>
+        <w:spacing w:after="24" w:line="240" w:lineRule="auto"/>
+        <w:ind w:left="288" w:hanging="202"/>
       </w:pPr>
       <w:r>
         <w:rPr>
           <w:rFonts w:ascii="Aptos" w:hAnsi="Aptos"/>
           <w:b/>
           <w:color w:val="1F4E79"/>
-          <w:sz w:val="24"/>
-        </w:rPr>
-        <w:t>Weather API Topics Practiced</w:t>
-      </w:r>
-    </w:p>
-    <w:p>
-      <w:pPr>
-        <w:spacing w:after="32" w:line="245" w:lineRule="auto"/>
-        <w:ind w:left="317" w:hanging="230"/>
-      </w:pPr>
-      <w:r>
-        <w:rPr>
-          <w:rFonts w:ascii="Aptos" w:hAnsi="Aptos"/>
-          <w:b/>
-          <w:color w:val="1F4E79"/>
-          <w:sz w:val="19"/>
+          <w:sz w:val="18"/>
         </w:rPr>
         <w:t xml:space="preserve">- </w:t>
       </w:r>
@@ -2318,170 +2443,9 @@
         <w:rPr>
           <w:rFonts w:ascii="Aptos" w:hAnsi="Aptos"/>
           <w:color w:val="222222"/>
-          <w:sz w:val="19"/>
+          <w:sz w:val="18"/>
         </w:rPr>
-        <w:t>Stored an API key placeholder in API_KEY.</w:t>
-      </w:r>
-    </w:p>
-    <w:p>
-      <w:pPr>
-        <w:spacing w:after="32" w:line="245" w:lineRule="auto"/>
-        <w:ind w:left="317" w:hanging="230"/>
-      </w:pPr>
-      <w:r>
-        <w:rPr>
-          <w:rFonts w:ascii="Aptos" w:hAnsi="Aptos"/>
-          <w:b/>
-          <w:color w:val="1F4E79"/>
-          <w:sz w:val="19"/>
-        </w:rPr>
-        <w:t xml:space="preserve">- </w:t>
-      </w:r>
-      <w:r>
-        <w:rPr>
-          <w:rFonts w:ascii="Aptos" w:hAnsi="Aptos"/>
-          <w:color w:val="222222"/>
-          <w:sz w:val="19"/>
-        </w:rPr>
-        <w:t>Used a template literal URL to insert the API key into the Weatherstack request.</w:t>
-      </w:r>
-    </w:p>
-    <w:p>
-      <w:pPr>
-        <w:spacing w:after="32" w:line="245" w:lineRule="auto"/>
-        <w:ind w:left="317" w:hanging="230"/>
-      </w:pPr>
-      <w:r>
-        <w:rPr>
-          <w:rFonts w:ascii="Aptos" w:hAnsi="Aptos"/>
-          <w:b/>
-          <w:color w:val="1F4E79"/>
-          <w:sz w:val="19"/>
-        </w:rPr>
-        <w:t xml:space="preserve">- </w:t>
-      </w:r>
-      <w:r>
-        <w:rPr>
-          <w:rFonts w:ascii="Aptos" w:hAnsi="Aptos"/>
-          <w:color w:val="222222"/>
-          <w:sz w:val="19"/>
-        </w:rPr>
-        <w:t>Converted the weather API response using res.json().</w:t>
-      </w:r>
-    </w:p>
-    <w:p>
-      <w:pPr>
-        <w:spacing w:after="32" w:line="245" w:lineRule="auto"/>
-        <w:ind w:left="317" w:hanging="230"/>
-      </w:pPr>
-      <w:r>
-        <w:rPr>
-          <w:rFonts w:ascii="Aptos" w:hAnsi="Aptos"/>
-          <w:b/>
-          <w:color w:val="1F4E79"/>
-          <w:sz w:val="19"/>
-        </w:rPr>
-        <w:t xml:space="preserve">- </w:t>
-      </w:r>
-      <w:r>
-        <w:rPr>
-          <w:rFonts w:ascii="Aptos" w:hAnsi="Aptos"/>
-          <w:color w:val="222222"/>
-          <w:sz w:val="19"/>
-        </w:rPr>
-        <w:t>Accessed nested response data such as data.current and data.location.name.</w:t>
-      </w:r>
-    </w:p>
-    <w:p>
-      <w:pPr>
-        <w:spacing w:after="32" w:line="245" w:lineRule="auto"/>
-        <w:ind w:left="317" w:hanging="230"/>
-      </w:pPr>
-      <w:r>
-        <w:rPr>
-          <w:rFonts w:ascii="Aptos" w:hAnsi="Aptos"/>
-          <w:b/>
-          <w:color w:val="1F4E79"/>
-          <w:sz w:val="19"/>
-        </w:rPr>
-        <w:t xml:space="preserve">- </w:t>
-      </w:r>
-      <w:r>
-        <w:rPr>
-          <w:rFonts w:ascii="Aptos" w:hAnsi="Aptos"/>
-          <w:color w:val="222222"/>
-          <w:sz w:val="19"/>
-        </w:rPr>
-        <w:t>Created a new result object with location, temperatureC, temperatureF, description, and isHot.</w:t>
-      </w:r>
-    </w:p>
-    <w:p>
-      <w:pPr>
-        <w:spacing w:after="32" w:line="245" w:lineRule="auto"/>
-        <w:ind w:left="317" w:hanging="230"/>
-      </w:pPr>
-      <w:r>
-        <w:rPr>
-          <w:rFonts w:ascii="Aptos" w:hAnsi="Aptos"/>
-          <w:b/>
-          <w:color w:val="1F4E79"/>
-          <w:sz w:val="19"/>
-        </w:rPr>
-        <w:t xml:space="preserve">- </w:t>
-      </w:r>
-      <w:r>
-        <w:rPr>
-          <w:rFonts w:ascii="Aptos" w:hAnsi="Aptos"/>
-          <w:color w:val="222222"/>
-          <w:sz w:val="19"/>
-        </w:rPr>
-        <w:t>Converted Celsius to Fahrenheit using (temperature * 1.8) + 32.</w:t>
-      </w:r>
-    </w:p>
-    <w:p>
-      <w:pPr>
-        <w:spacing w:after="32" w:line="245" w:lineRule="auto"/>
-        <w:ind w:left="317" w:hanging="230"/>
-      </w:pPr>
-      <w:r>
-        <w:rPr>
-          <w:rFonts w:ascii="Aptos" w:hAnsi="Aptos"/>
-          <w:b/>
-          <w:color w:val="1F4E79"/>
-          <w:sz w:val="19"/>
-        </w:rPr>
-        <w:t xml:space="preserve">- </w:t>
-      </w:r>
-      <w:r>
-        <w:rPr>
-          <w:rFonts w:ascii="Aptos" w:hAnsi="Aptos"/>
-          <w:color w:val="222222"/>
-          <w:sz w:val="19"/>
-        </w:rPr>
-        <w:t>Used the ternary operator to set isHot to "Yes" or "No" based on temperature &gt; 32.</w:t>
-      </w:r>
-    </w:p>
-    <w:p>
-      <w:pPr>
-        <w:spacing w:after="32" w:line="245" w:lineRule="auto"/>
-        <w:ind w:left="317" w:hanging="230"/>
-      </w:pPr>
-      <w:r>
-        <w:rPr>
-          <w:rFonts w:ascii="Aptos" w:hAnsi="Aptos"/>
-          <w:b/>
-          <w:color w:val="1F4E79"/>
-          <w:sz w:val="19"/>
-        </w:rPr>
-        <w:t xml:space="preserve">- </w:t>
-      </w:r>
-      <w:r>
-        <w:rPr>
-          <w:rFonts w:ascii="Aptos" w:hAnsi="Aptos"/>
-          <w:color w:val="222222"/>
-          <w:sz w:val="19"/>
-        </w:rPr>
-        <w:t>Returned transformed data through the Promise chain and printed finalData.</w:t>
+        <w:t>Used clearTimeout(timeoutId) and clearInterval(i) to cancel scheduled timer behavior.</w:t>
       </w:r>
     </w:p>
     <w:tbl>
@@ -2499,7 +2463,7 @@
         </w:tblBorders>
       </w:tblPr>
       <w:tblGrid>
-        <w:gridCol w:w="10224"/>
+        <w:gridCol w:w="10282"/>
       </w:tblGrid>
       <w:tr>
         <w:trPr>
@@ -2507,7 +2471,7 @@
         </w:trPr>
         <w:tc>
           <w:tcPr>
-            <w:tcW w:type="dxa" w:w="10224"/>
+            <w:tcW w:type="dxa" w:w="10282"/>
             <w:shd w:fill="F4F7FB"/>
           </w:tcPr>
           <w:p>
@@ -2519,9 +2483,9 @@
               <w:rPr>
                 <w:rFonts w:ascii="Consolas" w:hAnsi="Consolas"/>
                 <w:color w:val="2D2D2D"/>
-                <w:sz w:val="16"/>
+                <w:sz w:val="15"/>
               </w:rPr>
-              <w:t>fetch("https://jsonplaceholder.typicode.com/todos")</w:t>
+              <w:t>async function getTodos(url) {</w:t>
             </w:r>
           </w:p>
           <w:p>
@@ -2532,9 +2496,9 @@
               <w:rPr>
                 <w:rFonts w:ascii="Consolas" w:hAnsi="Consolas"/>
                 <w:color w:val="2D2D2D"/>
-                <w:sz w:val="16"/>
+                <w:sz w:val="15"/>
               </w:rPr>
-              <w:t xml:space="preserve">    .then(res =&gt; res.json())</w:t>
+              <w:t xml:space="preserve">    let data = await fetch("https://jsonplaceholder.typicode.com/todos");</w:t>
             </w:r>
           </w:p>
           <w:p>
@@ -2545,9 +2509,9 @@
               <w:rPr>
                 <w:rFonts w:ascii="Consolas" w:hAnsi="Consolas"/>
                 <w:color w:val="2D2D2D"/>
-                <w:sz w:val="16"/>
+                <w:sz w:val="15"/>
               </w:rPr>
-              <w:t xml:space="preserve">    .then(data =&gt; data.filter(d =&gt; d.id % 2 === 0))</w:t>
+              <w:t xml:space="preserve">    data = data.json();</w:t>
             </w:r>
           </w:p>
           <w:p>
@@ -2558,9 +2522,9 @@
               <w:rPr>
                 <w:rFonts w:ascii="Consolas" w:hAnsi="Consolas"/>
                 <w:color w:val="2D2D2D"/>
-                <w:sz w:val="16"/>
+                <w:sz w:val="15"/>
               </w:rPr>
-              <w:t xml:space="preserve">    .then(data =&gt; data.map(d =&gt; (d.title = "Aaryan " + d.title)))</w:t>
+              <w:t xml:space="preserve">    return data;</w:t>
             </w:r>
           </w:p>
           <w:p>
@@ -2571,9 +2535,9 @@
               <w:rPr>
                 <w:rFonts w:ascii="Consolas" w:hAnsi="Consolas"/>
                 <w:color w:val="2D2D2D"/>
-                <w:sz w:val="16"/>
+                <w:sz w:val="15"/>
               </w:rPr>
-              <w:t xml:space="preserve">    .catch(error =&gt; console.error("Error fetching data:", error));</w:t>
+              <w:t>}</w:t>
             </w:r>
           </w:p>
           <w:p>
@@ -2584,8 +2548,9 @@
               <w:rPr>
                 <w:rFonts w:ascii="Consolas" w:hAnsi="Consolas"/>
                 <w:color w:val="2D2D2D"/>
-                <w:sz w:val="16"/>
+                <w:sz w:val="15"/>
               </w:rPr>
+              <w:t>const timeoutId = setTimeout(() =&gt; console.log("Data received"), 5000);</w:t>
             </w:r>
           </w:p>
           <w:p>
@@ -2596,9 +2561,9 @@
               <w:rPr>
                 <w:rFonts w:ascii="Consolas" w:hAnsi="Consolas"/>
                 <w:color w:val="2D2D2D"/>
-                <w:sz w:val="16"/>
+                <w:sz w:val="15"/>
               </w:rPr>
-              <w:t>const result = {</w:t>
+              <w:t>clearTimeout(timeoutId);</w:t>
             </w:r>
           </w:p>
           <w:p>
@@ -2609,9 +2574,437 @@
               <w:rPr>
                 <w:rFonts w:ascii="Consolas" w:hAnsi="Consolas"/>
                 <w:color w:val="2D2D2D"/>
-                <w:sz w:val="16"/>
+                <w:sz w:val="15"/>
               </w:rPr>
-              <w:t xml:space="preserve">    location: data.location.name,</w:t>
+              <w:t>clearInterval(i);</w:t>
+            </w:r>
+          </w:p>
+        </w:tc>
+      </w:tr>
+    </w:tbl>
+    <w:p>
+      <w:pPr>
+        <w:spacing w:after="0"/>
+      </w:pPr>
+    </w:p>
+    <w:p>
+      <w:pPr>
+        <w:pStyle w:val="Heading1"/>
+        <w:spacing w:before="200" w:after="60"/>
+      </w:pPr>
+      <w:r>
+        <w:rPr>
+          <w:rFonts w:ascii="Aptos" w:hAnsi="Aptos"/>
+          <w:b/>
+          <w:color w:val="1F4E79"/>
+          <w:sz w:val="30"/>
+        </w:rPr>
+        <w:t>Day 5 Object-Oriented Programming</w:t>
+      </w:r>
+    </w:p>
+    <w:p>
+      <w:pPr>
+        <w:spacing w:after="80" w:line="250" w:lineRule="auto"/>
+      </w:pPr>
+      <w:r>
+        <w:rPr>
+          <w:rFonts w:ascii="Aptos" w:hAnsi="Aptos"/>
+          <w:color w:val="222222"/>
+          <w:sz w:val="19"/>
+        </w:rPr>
+        <w:t>The rest of Day 5 focused on OOP in JavaScript. The examples cover class creation, object creation, constructors, methods, inheritance, encapsulation, abstraction, polymorphism, and a combined assessment file containing all four OOP pillars.</w:t>
+      </w:r>
+    </w:p>
+    <w:p>
+      <w:pPr>
+        <w:pStyle w:val="Heading2"/>
+        <w:spacing w:before="100" w:after="60"/>
+      </w:pPr>
+      <w:r>
+        <w:rPr>
+          <w:rFonts w:ascii="Aptos" w:hAnsi="Aptos"/>
+          <w:b/>
+          <w:color w:val="1F4E79"/>
+          <w:sz w:val="24"/>
+        </w:rPr>
+        <w:t>Classes, Objects, and Inheritance</w:t>
+      </w:r>
+    </w:p>
+    <w:p>
+      <w:pPr>
+        <w:spacing w:after="24" w:line="240" w:lineRule="auto"/>
+        <w:ind w:left="288" w:hanging="202"/>
+      </w:pPr>
+      <w:r>
+        <w:rPr>
+          <w:rFonts w:ascii="Aptos" w:hAnsi="Aptos"/>
+          <w:b/>
+          <w:color w:val="1F4E79"/>
+          <w:sz w:val="18"/>
+        </w:rPr>
+        <w:t xml:space="preserve">- </w:t>
+      </w:r>
+      <w:r>
+        <w:rPr>
+          <w:rFonts w:ascii="Aptos" w:hAnsi="Aptos"/>
+          <w:color w:val="222222"/>
+          <w:sz w:val="18"/>
+        </w:rPr>
+        <w:t>Created classes such as Animal, User, Admin, Person, and Student.</w:t>
+      </w:r>
+    </w:p>
+    <w:p>
+      <w:pPr>
+        <w:spacing w:after="24" w:line="240" w:lineRule="auto"/>
+        <w:ind w:left="288" w:hanging="202"/>
+      </w:pPr>
+      <w:r>
+        <w:rPr>
+          <w:rFonts w:ascii="Aptos" w:hAnsi="Aptos"/>
+          <w:b/>
+          <w:color w:val="1F4E79"/>
+          <w:sz w:val="18"/>
+        </w:rPr>
+        <w:t xml:space="preserve">- </w:t>
+      </w:r>
+      <w:r>
+        <w:rPr>
+          <w:rFonts w:ascii="Aptos" w:hAnsi="Aptos"/>
+          <w:color w:val="222222"/>
+          <w:sz w:val="18"/>
+        </w:rPr>
+        <w:t>Used constructors to initialize object properties like name, role, and course.</w:t>
+      </w:r>
+    </w:p>
+    <w:p>
+      <w:pPr>
+        <w:spacing w:after="24" w:line="240" w:lineRule="auto"/>
+        <w:ind w:left="288" w:hanging="202"/>
+      </w:pPr>
+      <w:r>
+        <w:rPr>
+          <w:rFonts w:ascii="Aptos" w:hAnsi="Aptos"/>
+          <w:b/>
+          <w:color w:val="1F4E79"/>
+          <w:sz w:val="18"/>
+        </w:rPr>
+        <w:t xml:space="preserve">- </w:t>
+      </w:r>
+      <w:r>
+        <w:rPr>
+          <w:rFonts w:ascii="Aptos" w:hAnsi="Aptos"/>
+          <w:color w:val="222222"/>
+          <w:sz w:val="18"/>
+        </w:rPr>
+        <w:t>Created objects with new, such as new Animal("Jhonny") and new Admin("Bob", "Super Admin").</w:t>
+      </w:r>
+    </w:p>
+    <w:p>
+      <w:pPr>
+        <w:spacing w:after="24" w:line="240" w:lineRule="auto"/>
+        <w:ind w:left="288" w:hanging="202"/>
+      </w:pPr>
+      <w:r>
+        <w:rPr>
+          <w:rFonts w:ascii="Aptos" w:hAnsi="Aptos"/>
+          <w:b/>
+          <w:color w:val="1F4E79"/>
+          <w:sz w:val="18"/>
+        </w:rPr>
+        <w:t xml:space="preserve">- </w:t>
+      </w:r>
+      <w:r>
+        <w:rPr>
+          <w:rFonts w:ascii="Aptos" w:hAnsi="Aptos"/>
+          <w:color w:val="222222"/>
+          <w:sz w:val="18"/>
+        </w:rPr>
+        <w:t>Used class methods such as speak(), logIn(), greet(), and draw().</w:t>
+      </w:r>
+    </w:p>
+    <w:p>
+      <w:pPr>
+        <w:spacing w:after="24" w:line="240" w:lineRule="auto"/>
+        <w:ind w:left="288" w:hanging="202"/>
+      </w:pPr>
+      <w:r>
+        <w:rPr>
+          <w:rFonts w:ascii="Aptos" w:hAnsi="Aptos"/>
+          <w:b/>
+          <w:color w:val="1F4E79"/>
+          <w:sz w:val="18"/>
+        </w:rPr>
+        <w:t xml:space="preserve">- </w:t>
+      </w:r>
+      <w:r>
+        <w:rPr>
+          <w:rFonts w:ascii="Aptos" w:hAnsi="Aptos"/>
+          <w:color w:val="222222"/>
+          <w:sz w:val="18"/>
+        </w:rPr>
+        <w:t>Used extends to create child classes from parent classes.</w:t>
+      </w:r>
+    </w:p>
+    <w:p>
+      <w:pPr>
+        <w:spacing w:after="24" w:line="240" w:lineRule="auto"/>
+        <w:ind w:left="288" w:hanging="202"/>
+      </w:pPr>
+      <w:r>
+        <w:rPr>
+          <w:rFonts w:ascii="Aptos" w:hAnsi="Aptos"/>
+          <w:b/>
+          <w:color w:val="1F4E79"/>
+          <w:sz w:val="18"/>
+        </w:rPr>
+        <w:t xml:space="preserve">- </w:t>
+      </w:r>
+      <w:r>
+        <w:rPr>
+          <w:rFonts w:ascii="Aptos" w:hAnsi="Aptos"/>
+          <w:color w:val="222222"/>
+          <w:sz w:val="18"/>
+        </w:rPr>
+        <w:t>Used super(name) to call the parent constructor and super.greet() or super.logIn() to reuse parent methods.</w:t>
+      </w:r>
+    </w:p>
+    <w:p>
+      <w:pPr>
+        <w:spacing w:after="24" w:line="240" w:lineRule="auto"/>
+        <w:ind w:left="288" w:hanging="202"/>
+      </w:pPr>
+      <w:r>
+        <w:rPr>
+          <w:rFonts w:ascii="Aptos" w:hAnsi="Aptos"/>
+          <w:b/>
+          <w:color w:val="1F4E79"/>
+          <w:sz w:val="18"/>
+        </w:rPr>
+        <w:t xml:space="preserve">- </w:t>
+      </w:r>
+      <w:r>
+        <w:rPr>
+          <w:rFonts w:ascii="Aptos" w:hAnsi="Aptos"/>
+          <w:color w:val="222222"/>
+          <w:sz w:val="18"/>
+        </w:rPr>
+        <w:t>Overrode child methods to add specialized behavior.</w:t>
+      </w:r>
+    </w:p>
+    <w:p>
+      <w:pPr>
+        <w:pStyle w:val="Heading2"/>
+        <w:spacing w:before="100" w:after="60"/>
+      </w:pPr>
+      <w:r>
+        <w:rPr>
+          <w:rFonts w:ascii="Aptos" w:hAnsi="Aptos"/>
+          <w:b/>
+          <w:color w:val="1F4E79"/>
+          <w:sz w:val="24"/>
+        </w:rPr>
+        <w:t>Encapsulation, Abstraction, and Polymorphism</w:t>
+      </w:r>
+    </w:p>
+    <w:p>
+      <w:pPr>
+        <w:spacing w:after="24" w:line="240" w:lineRule="auto"/>
+        <w:ind w:left="288" w:hanging="202"/>
+      </w:pPr>
+      <w:r>
+        <w:rPr>
+          <w:rFonts w:ascii="Aptos" w:hAnsi="Aptos"/>
+          <w:b/>
+          <w:color w:val="1F4E79"/>
+          <w:sz w:val="18"/>
+        </w:rPr>
+        <w:t xml:space="preserve">- </w:t>
+      </w:r>
+      <w:r>
+        <w:rPr>
+          <w:rFonts w:ascii="Aptos" w:hAnsi="Aptos"/>
+          <w:color w:val="222222"/>
+          <w:sz w:val="18"/>
+        </w:rPr>
+        <w:t>Used private fields such as #balance and #total to protect internal data.</w:t>
+      </w:r>
+    </w:p>
+    <w:p>
+      <w:pPr>
+        <w:spacing w:after="24" w:line="240" w:lineRule="auto"/>
+        <w:ind w:left="288" w:hanging="202"/>
+      </w:pPr>
+      <w:r>
+        <w:rPr>
+          <w:rFonts w:ascii="Aptos" w:hAnsi="Aptos"/>
+          <w:b/>
+          <w:color w:val="1F4E79"/>
+          <w:sz w:val="18"/>
+        </w:rPr>
+        <w:t xml:space="preserve">- </w:t>
+      </w:r>
+      <w:r>
+        <w:rPr>
+          <w:rFonts w:ascii="Aptos" w:hAnsi="Aptos"/>
+          <w:color w:val="222222"/>
+          <w:sz w:val="18"/>
+        </w:rPr>
+        <w:t>Validated deposits, withdrawals, item additions, and removals before changing private values.</w:t>
+      </w:r>
+    </w:p>
+    <w:p>
+      <w:pPr>
+        <w:spacing w:after="24" w:line="240" w:lineRule="auto"/>
+        <w:ind w:left="288" w:hanging="202"/>
+      </w:pPr>
+      <w:r>
+        <w:rPr>
+          <w:rFonts w:ascii="Aptos" w:hAnsi="Aptos"/>
+          <w:b/>
+          <w:color w:val="1F4E79"/>
+          <w:sz w:val="18"/>
+        </w:rPr>
+        <w:t xml:space="preserve">- </w:t>
+      </w:r>
+      <w:r>
+        <w:rPr>
+          <w:rFonts w:ascii="Aptos" w:hAnsi="Aptos"/>
+          <w:color w:val="222222"/>
+          <w:sz w:val="18"/>
+        </w:rPr>
+        <w:t>Exposed controlled access through methods like deposit(), withdraw(), getBalance(), addItem(), removeItem(), and getTotal().</w:t>
+      </w:r>
+    </w:p>
+    <w:p>
+      <w:pPr>
+        <w:spacing w:after="24" w:line="240" w:lineRule="auto"/>
+        <w:ind w:left="288" w:hanging="202"/>
+      </w:pPr>
+      <w:r>
+        <w:rPr>
+          <w:rFonts w:ascii="Aptos" w:hAnsi="Aptos"/>
+          <w:b/>
+          <w:color w:val="1F4E79"/>
+          <w:sz w:val="18"/>
+        </w:rPr>
+        <w:t xml:space="preserve">- </w:t>
+      </w:r>
+      <w:r>
+        <w:rPr>
+          <w:rFonts w:ascii="Aptos" w:hAnsi="Aptos"/>
+          <w:color w:val="222222"/>
+          <w:sz w:val="18"/>
+        </w:rPr>
+        <w:t>Used private methods such as #boilWater(), #grindBeans(), #selectItems(), #makePayment(), and #prepareFood() to hide internal steps.</w:t>
+      </w:r>
+    </w:p>
+    <w:p>
+      <w:pPr>
+        <w:spacing w:after="24" w:line="240" w:lineRule="auto"/>
+        <w:ind w:left="288" w:hanging="202"/>
+      </w:pPr>
+      <w:r>
+        <w:rPr>
+          <w:rFonts w:ascii="Aptos" w:hAnsi="Aptos"/>
+          <w:b/>
+          <w:color w:val="1F4E79"/>
+          <w:sz w:val="18"/>
+        </w:rPr>
+        <w:t xml:space="preserve">- </w:t>
+      </w:r>
+      <w:r>
+        <w:rPr>
+          <w:rFonts w:ascii="Aptos" w:hAnsi="Aptos"/>
+          <w:color w:val="222222"/>
+          <w:sz w:val="18"/>
+        </w:rPr>
+        <w:t>Exposed simple public methods such as brew() and placeOrder() that run hidden private steps.</w:t>
+      </w:r>
+    </w:p>
+    <w:p>
+      <w:pPr>
+        <w:spacing w:after="24" w:line="240" w:lineRule="auto"/>
+        <w:ind w:left="288" w:hanging="202"/>
+      </w:pPr>
+      <w:r>
+        <w:rPr>
+          <w:rFonts w:ascii="Aptos" w:hAnsi="Aptos"/>
+          <w:b/>
+          <w:color w:val="1F4E79"/>
+          <w:sz w:val="18"/>
+        </w:rPr>
+        <w:t xml:space="preserve">- </w:t>
+      </w:r>
+      <w:r>
+        <w:rPr>
+          <w:rFonts w:ascii="Aptos" w:hAnsi="Aptos"/>
+          <w:color w:val="222222"/>
+          <w:sz w:val="18"/>
+        </w:rPr>
+        <w:t>Practiced polymorphism with Animal/Dog/Cat and Shape/Circle/Square examples where each child class implements its own version of the same method.</w:t>
+      </w:r>
+    </w:p>
+    <w:p>
+      <w:pPr>
+        <w:spacing w:after="24" w:line="240" w:lineRule="auto"/>
+        <w:ind w:left="288" w:hanging="202"/>
+      </w:pPr>
+      <w:r>
+        <w:rPr>
+          <w:rFonts w:ascii="Aptos" w:hAnsi="Aptos"/>
+          <w:b/>
+          <w:color w:val="1F4E79"/>
+          <w:sz w:val="18"/>
+        </w:rPr>
+        <w:t xml:space="preserve">- </w:t>
+      </w:r>
+      <w:r>
+        <w:rPr>
+          <w:rFonts w:ascii="Aptos" w:hAnsi="Aptos"/>
+          <w:color w:val="222222"/>
+          <w:sz w:val="18"/>
+        </w:rPr>
+        <w:t>Used arrays of objects with forEach() to call the same method on different object types.</w:t>
+      </w:r>
+    </w:p>
+    <w:tbl>
+      <w:tblPr>
+        <w:tblW w:type="auto" w:w="0"/>
+        <w:jc w:val="center"/>
+        <w:tblLook w:firstColumn="1" w:firstRow="1" w:lastColumn="0" w:lastRow="0" w:noHBand="0" w:noVBand="1" w:val="04A0"/>
+        <w:tblBorders>
+          <w:top w:val="single" w:sz="4" w:space="0" w:color="C9D5E3"/>
+          <w:left w:val="single" w:sz="4" w:space="0" w:color="C9D5E3"/>
+          <w:bottom w:val="single" w:sz="4" w:space="0" w:color="C9D5E3"/>
+          <w:right w:val="single" w:sz="4" w:space="0" w:color="C9D5E3"/>
+          <w:insideH w:val="single" w:sz="4" w:space="0" w:color="C9D5E3"/>
+          <w:insideV w:val="single" w:sz="4" w:space="0" w:color="C9D5E3"/>
+        </w:tblBorders>
+      </w:tblPr>
+      <w:tblGrid>
+        <w:gridCol w:w="10282"/>
+      </w:tblGrid>
+      <w:tr>
+        <w:trPr>
+          <w:tblHeader w:val="true"/>
+        </w:trPr>
+        <w:tc>
+          <w:tcPr>
+            <w:tcW w:type="dxa" w:w="10282"/>
+            <w:shd w:fill="F4F7FB"/>
+          </w:tcPr>
+          <w:p>
+            <w:pPr>
+              <w:spacing w:after="0"/>
+            </w:pPr>
+            <w:r/>
+            <w:r>
+              <w:rPr>
+                <w:rFonts w:ascii="Consolas" w:hAnsi="Consolas"/>
+                <w:color w:val="2D2D2D"/>
+                <w:sz w:val="15"/>
+              </w:rPr>
+              <w:t>class Admin extends User {</w:t>
             </w:r>
           </w:p>
           <w:p>
@@ -2622,9 +3015,9 @@
               <w:rPr>
                 <w:rFonts w:ascii="Consolas" w:hAnsi="Consolas"/>
                 <w:color w:val="2D2D2D"/>
-                <w:sz w:val="16"/>
+                <w:sz w:val="15"/>
               </w:rPr>
-              <w:t xml:space="preserve">    temperatureF: (weather.temperature * 1.8) + 32,</w:t>
+              <w:t xml:space="preserve">    constructor(name, role) { super(name); this.role = role; }</w:t>
             </w:r>
           </w:p>
           <w:p>
@@ -2635,9 +3028,9 @@
               <w:rPr>
                 <w:rFonts w:ascii="Consolas" w:hAnsi="Consolas"/>
                 <w:color w:val="2D2D2D"/>
-                <w:sz w:val="16"/>
+                <w:sz w:val="15"/>
               </w:rPr>
-              <w:t xml:space="preserve">    isHot: weather.temperature &gt; 32 ? "Yes" : "No"</w:t>
+              <w:t xml:space="preserve">    logIn() { super.logIn(); console.log(`${this.name} has admin privileges as a ${this.role}.`); }</w:t>
             </w:r>
           </w:p>
           <w:p>
@@ -2648,9 +3041,35 @@
               <w:rPr>
                 <w:rFonts w:ascii="Consolas" w:hAnsi="Consolas"/>
                 <w:color w:val="2D2D2D"/>
-                <w:sz w:val="16"/>
+                <w:sz w:val="15"/>
               </w:rPr>
-              <w:t>};</w:t>
+              <w:t>}</w:t>
+            </w:r>
+          </w:p>
+          <w:p>
+            <w:pPr>
+              <w:spacing w:after="0"/>
+            </w:pPr>
+            <w:r>
+              <w:rPr>
+                <w:rFonts w:ascii="Consolas" w:hAnsi="Consolas"/>
+                <w:color w:val="2D2D2D"/>
+                <w:sz w:val="15"/>
+              </w:rPr>
+              <w:t>class BankAccount { #balance = 0; deposit(amount) { if (amount &gt; 0) this.#balance += amount; } }</w:t>
+            </w:r>
+          </w:p>
+          <w:p>
+            <w:pPr>
+              <w:spacing w:after="0"/>
+            </w:pPr>
+            <w:r>
+              <w:rPr>
+                <w:rFonts w:ascii="Consolas" w:hAnsi="Consolas"/>
+                <w:color w:val="2D2D2D"/>
+                <w:sz w:val="15"/>
+              </w:rPr>
+              <w:t>class Circle extends Shape { draw() { console.log("Drawing a circle"); } }</w:t>
             </w:r>
           </w:p>
         </w:tc>
@@ -2658,41 +3077,289 @@
     </w:tbl>
     <w:p>
       <w:pPr>
-        <w:spacing w:after="20"/>
+        <w:spacing w:after="0"/>
       </w:pPr>
     </w:p>
     <w:p>
       <w:pPr>
         <w:pStyle w:val="Heading1"/>
-        <w:spacing w:before="220" w:after="80"/>
+        <w:spacing w:before="120" w:after="60"/>
+      </w:pPr>
+      <w:r>
+        <w:rPr>
+          <w:rFonts w:ascii="Calibri" w:hAnsi="Calibri"/>
+          <w:b/>
+          <w:color w:val="1F4E79"/>
+          <w:sz w:val="26"/>
+        </w:rPr>
+        <w:t>Day 6 Data Cleaning and Callback Practice</w:t>
+      </w:r>
+    </w:p>
+    <w:p>
+      <w:pPr>
+        <w:spacing w:after="80" w:line="247" w:lineRule="auto"/>
+      </w:pPr>
+      <w:r>
+        <w:rPr>
+          <w:rFonts w:ascii="Calibri" w:hAnsi="Calibri"/>
+          <w:b w:val="0"/>
+          <w:color w:val="222222"/>
+          <w:sz w:val="20"/>
+        </w:rPr>
+        <w:t>Day 6 now contains four practical JavaScript exercises that turn raw data into structured output and apply callback-based business rules. The questions combine parsing, Number() coercion, validation, filtering, sorting, JSON output, template literals, object transformation, and delayed Promise returns.</w:t>
+      </w:r>
+    </w:p>
+    <w:p>
+      <w:pPr>
+        <w:spacing w:after="40" w:line="240" w:lineRule="auto"/>
+        <w:ind w:left="230" w:hanging="230"/>
+      </w:pPr>
+      <w:r>
+        <w:rPr>
+          <w:rFonts w:ascii="Calibri" w:hAnsi="Calibri"/>
+          <w:b/>
+          <w:color w:val="1F4E79"/>
+          <w:sz w:val="19"/>
+        </w:rPr>
+        <w:t xml:space="preserve">- </w:t>
+      </w:r>
+      <w:r>
+        <w:rPr>
+          <w:rFonts w:ascii="Calibri" w:hAnsi="Calibri"/>
+          <w:b w:val="0"/>
+          <w:color w:val="222222"/>
+          <w:sz w:val="19"/>
+        </w:rPr>
+        <w:t>Question 1 cleans flight strings into from/to/price objects, filters prices from $100 to $500, sorts ascending, and returns JSON.</w:t>
+      </w:r>
+    </w:p>
+    <w:p>
+      <w:pPr>
+        <w:spacing w:after="40" w:line="240" w:lineRule="auto"/>
+        <w:ind w:left="230" w:hanging="230"/>
+      </w:pPr>
+      <w:r>
+        <w:rPr>
+          <w:rFonts w:ascii="Calibri" w:hAnsi="Calibri"/>
+          <w:b/>
+          <w:color w:val="1F4E79"/>
+          <w:sz w:val="19"/>
+        </w:rPr>
+        <w:t xml:space="preserve">- </w:t>
+      </w:r>
+      <w:r>
+        <w:rPr>
+          <w:rFonts w:ascii="Calibri" w:hAnsi="Calibri"/>
+          <w:b w:val="0"/>
+          <w:color w:val="222222"/>
+          <w:sz w:val="19"/>
+        </w:rPr>
+        <w:t>Question 2 applies a 10% electronics promotion with an isEligible callback, isDiscounted flags, savings summary, and a 1000ms delayed result.</w:t>
+      </w:r>
+    </w:p>
+    <w:p>
+      <w:pPr>
+        <w:spacing w:after="40" w:line="240" w:lineRule="auto"/>
+        <w:ind w:left="230" w:hanging="230"/>
+      </w:pPr>
+      <w:r>
+        <w:rPr>
+          <w:rFonts w:ascii="Calibri" w:hAnsi="Calibri"/>
+          <w:b/>
+          <w:color w:val="1F4E79"/>
+          <w:sz w:val="19"/>
+        </w:rPr>
+        <w:t xml:space="preserve">- </w:t>
+      </w:r>
+      <w:r>
+        <w:rPr>
+          <w:rFonts w:ascii="Calibri" w:hAnsi="Calibri"/>
+          <w:b w:val="0"/>
+          <w:color w:val="222222"/>
+          <w:sz w:val="19"/>
+        </w:rPr>
+        <w:t>Question 3 parses movie strings into name/genre/views objects, defaults corrupted views to 0, keeps Action or Sci-Fi movies above 5000 views, sorts descending, and returns JSON.</w:t>
+      </w:r>
+    </w:p>
+    <w:p>
+      <w:pPr>
+        <w:spacing w:after="40" w:line="240" w:lineRule="auto"/>
+        <w:ind w:left="230" w:hanging="230"/>
+      </w:pPr>
+      <w:r>
+        <w:rPr>
+          <w:rFonts w:ascii="Calibri" w:hAnsi="Calibri"/>
+          <w:b/>
+          <w:color w:val="1F4E79"/>
+          <w:sz w:val="19"/>
+        </w:rPr>
+        <w:t xml:space="preserve">- </w:t>
+      </w:r>
+      <w:r>
+        <w:rPr>
+          <w:rFonts w:ascii="Calibri" w:hAnsi="Calibri"/>
+          <w:b w:val="0"/>
+          <w:color w:val="222222"/>
+          <w:sz w:val="19"/>
+        </w:rPr>
+        <w:t>Question 4 calculates payroll with a taxLogic callback, creates netSalary and status fields, logs total net payout, and resolves the processed employees after 2000ms.</w:t>
+      </w:r>
+    </w:p>
+    <w:p>
+      <w:pPr>
+        <w:spacing w:after="40" w:line="240" w:lineRule="auto"/>
+        <w:ind w:left="230" w:hanging="230"/>
+      </w:pPr>
+      <w:r>
+        <w:rPr>
+          <w:rFonts w:ascii="Calibri" w:hAnsi="Calibri"/>
+          <w:b/>
+          <w:color w:val="1F4E79"/>
+          <w:sz w:val="19"/>
+        </w:rPr>
+        <w:t xml:space="preserve">- </w:t>
+      </w:r>
+      <w:r>
+        <w:rPr>
+          <w:rFonts w:ascii="Calibri" w:hAnsi="Calibri"/>
+          <w:b w:val="0"/>
+          <w:color w:val="222222"/>
+          <w:sz w:val="19"/>
+        </w:rPr>
+        <w:t>Both delayed-return questions use Promises because setTimeout runs asynchronously and cannot directly return a later value to the caller.</w:t>
+      </w:r>
+    </w:p>
+    <w:tbl>
+      <w:tblPr>
+        <w:tblW w:type="auto" w:w="0"/>
+        <w:jc w:val="center"/>
+        <w:tblLook w:firstColumn="1" w:firstRow="1" w:lastColumn="0" w:lastRow="0" w:noHBand="0" w:noVBand="1" w:val="04A0"/>
+      </w:tblPr>
+      <w:tblGrid>
+        <w:gridCol w:w="10282"/>
+      </w:tblGrid>
+      <w:tr>
+        <w:tc>
+          <w:tcPr>
+            <w:tcW w:type="dxa" w:w="10282"/>
+            <w:vAlign w:val="center"/>
+            <w:tcBorders>
+              <w:top w:val="single" w:sz="8" w:space="0" w:color="B7C9D6"/>
+              <w:left w:val="single" w:sz="8" w:space="0" w:color="B7C9D6"/>
+              <w:bottom w:val="single" w:sz="8" w:space="0" w:color="B7C9D6"/>
+              <w:right w:val="single" w:sz="8" w:space="0" w:color="B7C9D6"/>
+            </w:tcBorders>
+            <w:tcMar>
+              <w:top w:w="80" w:type="dxa"/>
+              <w:start w:w="100" w:type="dxa"/>
+              <w:bottom w:w="80" w:type="dxa"/>
+              <w:end w:w="100" w:type="dxa"/>
+            </w:tcMar>
+            <w:shd w:fill="F7F9FC"/>
+          </w:tcPr>
+          <w:p>
+            <w:pPr>
+              <w:spacing w:line="240" w:lineRule="auto" w:after="0"/>
+            </w:pPr>
+            <w:r>
+              <w:rPr>
+                <w:rFonts w:ascii="Consolas" w:hAnsi="Consolas"/>
+                <w:b w:val="0"/>
+                <w:color w:val="222222"/>
+                <w:sz w:val="14"/>
+              </w:rPr>
+              <w:t>return JSON.stringify(cleanedFlights); // Question 1</w:t>
+            </w:r>
+            <w:r>
+              <w:br/>
+            </w:r>
+            <w:r>
+              <w:rPr>
+                <w:rFonts w:ascii="Consolas" w:hAnsi="Consolas"/>
+                <w:b w:val="0"/>
+                <w:color w:val="222222"/>
+                <w:sz w:val="14"/>
+              </w:rPr>
+              <w:t>resolve(updatedCart); // Question 2 after 1000ms</w:t>
+            </w:r>
+            <w:r>
+              <w:br/>
+            </w:r>
+            <w:r>
+              <w:rPr>
+                <w:rFonts w:ascii="Consolas" w:hAnsi="Consolas"/>
+                <w:b w:val="0"/>
+                <w:color w:val="222222"/>
+                <w:sz w:val="14"/>
+              </w:rPr>
+              <w:t>.filter((movie) =&gt; ["Action", "Sci-Fi"].includes(movie.genre) &amp;&amp; movie.views &gt; 5000)</w:t>
+            </w:r>
+            <w:r>
+              <w:br/>
+            </w:r>
+            <w:r>
+              <w:rPr>
+                <w:rFonts w:ascii="Consolas" w:hAnsi="Consolas"/>
+                <w:b w:val="0"/>
+                <w:color w:val="222222"/>
+                <w:sz w:val="14"/>
+              </w:rPr>
+              <w:t>const netSalary = Number((validSalary - taxAmount).toFixed(2));</w:t>
+            </w:r>
+            <w:r>
+              <w:br/>
+            </w:r>
+            <w:r>
+              <w:rPr>
+                <w:rFonts w:ascii="Consolas" w:hAnsi="Consolas"/>
+                <w:b w:val="0"/>
+                <w:color w:val="222222"/>
+                <w:sz w:val="14"/>
+              </w:rPr>
+              <w:t>resolve(processedEmployees); // Question 4 after 2000ms</w:t>
+            </w:r>
+          </w:p>
+        </w:tc>
+      </w:tr>
+    </w:tbl>
+    <w:p>
+      <w:pPr>
+        <w:spacing w:after="40"/>
+      </w:pPr>
+    </w:p>
+    <w:p>
+      <w:pPr>
+        <w:pStyle w:val="Heading1"/>
+        <w:spacing w:before="200" w:after="60"/>
       </w:pPr>
       <w:r>
         <w:rPr>
           <w:rFonts w:ascii="Aptos" w:hAnsi="Aptos"/>
           <w:b/>
           <w:color w:val="1F4E79"/>
-          <w:sz w:val="32"/>
+          <w:sz w:val="30"/>
         </w:rPr>
         <w:t>Conclusion</w:t>
       </w:r>
     </w:p>
     <w:p>
       <w:pPr>
-        <w:spacing w:after="0" w:line="254" w:lineRule="auto"/>
+        <w:spacing w:after="80" w:line="247" w:lineRule="auto"/>
       </w:pPr>
       <w:r>
         <w:rPr>
-          <w:rFonts w:ascii="Aptos" w:hAnsi="Aptos"/>
+          <w:rFonts w:ascii="Calibri" w:hAnsi="Calibri"/>
+          <w:b w:val="0"/>
           <w:color w:val="222222"/>
           <w:sz w:val="20"/>
         </w:rPr>
-        <w:t>The updated training journey now covers four stages: JavaScript basics, browser interaction, array-method problem solving, and asynchronous/API programming. The latest Day4 updates are important because they move from local JavaScript examples into real remote-data workflows: fetching API data, converting JSON responses, filtering and transforming returned records, reading nested objects, creating cleaner result objects, and handling errors. These topics are directly useful for future automation and Playwright API or UI testing practice.</w:t>
+        <w:t>The updated synopsis now covers six stages of training: core JavaScript, browser interaction, array problem solving, asynchronous/API programming, object-oriented programming, and applied data transformation. Day 6 now uses four realistic exercises to connect array and async concepts with test data cleanup, front-end display formatting, analytics filtering, payroll calculations, and callback-based business rules.</w:t>
       </w:r>
     </w:p>
     <w:sectPr>
       <w:footerReference w:type="default" r:id="rId9"/>
       <w:pgSz w:w="12240" w:h="15840"/>
-      <w:pgMar w:top="835" w:right="1008" w:bottom="835" w:left="1008" w:header="720" w:footer="720" w:gutter="0"/>
+      <w:pgMar w:top="792" w:right="979" w:bottom="792" w:left="979" w:header="720" w:footer="720" w:gutter="0"/>
       <w:cols w:space="720"/>
       <w:docGrid w:linePitch="360"/>
     </w:sectPr>
@@ -2705,16 +3372,17 @@
   <w:p>
     <w:pPr>
       <w:pStyle w:val="Footer"/>
-      <w:spacing w:before="120"/>
+      <w:spacing w:before="120" w:after="0" w:line="247" w:lineRule="auto"/>
       <w:jc w:val="center"/>
     </w:pPr>
     <w:r>
       <w:rPr>
-        <w:rFonts w:ascii="Aptos" w:hAnsi="Aptos"/>
-        <w:color w:val="787878"/>
-        <w:sz w:val="17"/>
-      </w:rPr>
-      <w:t>Synopsis | Updated Day 1 to Day 4 JavaScript Training</w:t>
+        <w:rFonts w:ascii="Calibri" w:hAnsi="Calibri"/>
+        <w:b w:val="0"/>
+        <w:color w:val="7A7A7A"/>
+        <w:sz w:val="16"/>
+      </w:rPr>
+      <w:t>Synopsis | Updated Day 1 to Day 6 JavaScript Training</w:t>
     </w:r>
   </w:p>
 </w:ftr>
@@ -3085,7 +3753,7 @@
     <w:rsid w:val="00FC693F"/>
     <w:rPr>
       <w:rFonts w:ascii="Aptos" w:hAnsi="Aptos"/>
-      <w:sz w:val="20"/>
+      <w:sz w:val="19"/>
     </w:rPr>
   </w:style>
   <w:style w:type="paragraph" w:styleId="Header">

--- a/synopsis.docx
+++ b/synopsis.docx
@@ -29,7 +29,7 @@
           <w:color w:val="595959"/>
           <w:sz w:val="25"/>
         </w:rPr>
-        <w:t>Day 1 to Day 6 JavaScript Training Code</w:t>
+        <w:t>Day 1 to Day 7 JavaScript Training Code</w:t>
       </w:r>
     </w:p>
     <w:p>
@@ -44,7 +44,7 @@
           <w:color w:val="5F5F5F"/>
           <w:sz w:val="18"/>
         </w:rPr>
-        <w:t>Updated with Day 6 flight, cart, movie analytics, and payroll processing practice</w:t>
+        <w:t>Updated with Day 7 hoisting, prototype chain, object inheritance, and array ordering practice</w:t>
       </w:r>
     </w:p>
     <w:tbl>
@@ -81,9 +81,9 @@
             </w:tcBorders>
             <w:tcMar>
               <w:top w:w="80" w:type="dxa"/>
-              <w:start w:w="100" w:type="dxa"/>
+              <w:start w:w="95" w:type="dxa"/>
               <w:bottom w:w="80" w:type="dxa"/>
-              <w:end w:w="100" w:type="dxa"/>
+              <w:end w:w="95" w:type="dxa"/>
             </w:tcMar>
           </w:tcPr>
           <w:p>
@@ -95,7 +95,7 @@
                 <w:rFonts w:ascii="Calibri" w:hAnsi="Calibri"/>
                 <w:b/>
                 <w:color w:val="1F4E79"/>
-                <w:sz w:val="18"/>
+                <w:sz w:val="17"/>
               </w:rPr>
               <w:t xml:space="preserve">Overall learning summary: </w:t>
             </w:r>
@@ -104,9 +104,9 @@
                 <w:rFonts w:ascii="Calibri" w:hAnsi="Calibri"/>
                 <w:b w:val="0"/>
                 <w:color w:val="222222"/>
-                <w:sz w:val="18"/>
+                <w:sz w:val="17"/>
               </w:rPr>
-              <w:t>The training now covers JavaScript fundamentals, browser interaction, array problem solving, asynchronous/API programming, object-oriented programming, and Day 6 data transformation practice. Day 6 now includes flight cleaning, e-commerce promotions, movie stream analytics, and payroll processing with parsing, validation, JSON strings, callbacks, template literals, and delayed Promise results.</w:t>
+              <w:t>The training now covers JavaScript fundamentals, browser interaction, array problem solving, asynchronous/API programming, object-oriented programming, Day 6 data transformation tasks, and Day 7 core JavaScript internals. Day 7 adds hoisting/temporal dead zone notes, function declarations versus arrow-function variables, constructor prototypes, Object.create() inheritance, hasOwnProperty(), toString(), reverse(), sort(), and for...of iteration.</w:t>
             </w:r>
           </w:p>
         </w:tc>
@@ -164,10 +164,10 @@
               <w:right w:val="single" w:sz="8" w:space="0" w:color="B7C9D6"/>
             </w:tcBorders>
             <w:tcMar>
-              <w:top w:w="90" w:type="dxa"/>
-              <w:start w:w="110" w:type="dxa"/>
-              <w:bottom w:w="90" w:type="dxa"/>
-              <w:end w:w="110" w:type="dxa"/>
+              <w:top w:w="80" w:type="dxa"/>
+              <w:start w:w="95" w:type="dxa"/>
+              <w:bottom w:w="80" w:type="dxa"/>
+              <w:end w:w="95" w:type="dxa"/>
             </w:tcMar>
           </w:tcPr>
           <w:p>
@@ -179,7 +179,7 @@
                 <w:rFonts w:ascii="Calibri" w:hAnsi="Calibri"/>
                 <w:b/>
                 <w:color w:val="FFFFFF"/>
-                <w:sz w:val="17"/>
+                <w:sz w:val="16"/>
               </w:rPr>
             </w:r>
             <w:r>
@@ -187,7 +187,7 @@
                 <w:rFonts w:ascii="Calibri" w:hAnsi="Calibri"/>
                 <w:b/>
                 <w:color w:val="FFFFFF"/>
-                <w:sz w:val="17"/>
+                <w:sz w:val="16"/>
               </w:rPr>
               <w:t>Day / Area</w:t>
             </w:r>
@@ -205,10 +205,10 @@
               <w:right w:val="single" w:sz="8" w:space="0" w:color="B7C9D6"/>
             </w:tcBorders>
             <w:tcMar>
-              <w:top w:w="90" w:type="dxa"/>
-              <w:start w:w="110" w:type="dxa"/>
-              <w:bottom w:w="90" w:type="dxa"/>
-              <w:end w:w="110" w:type="dxa"/>
+              <w:top w:w="80" w:type="dxa"/>
+              <w:start w:w="95" w:type="dxa"/>
+              <w:bottom w:w="80" w:type="dxa"/>
+              <w:end w:w="95" w:type="dxa"/>
             </w:tcMar>
           </w:tcPr>
           <w:p>
@@ -220,7 +220,7 @@
                 <w:rFonts w:ascii="Calibri" w:hAnsi="Calibri"/>
                 <w:b/>
                 <w:color w:val="FFFFFF"/>
-                <w:sz w:val="17"/>
+                <w:sz w:val="16"/>
               </w:rPr>
             </w:r>
             <w:r>
@@ -228,7 +228,7 @@
                 <w:rFonts w:ascii="Calibri" w:hAnsi="Calibri"/>
                 <w:b/>
                 <w:color w:val="FFFFFF"/>
-                <w:sz w:val="17"/>
+                <w:sz w:val="16"/>
               </w:rPr>
               <w:t>Files</w:t>
             </w:r>
@@ -246,10 +246,10 @@
               <w:right w:val="single" w:sz="8" w:space="0" w:color="B7C9D6"/>
             </w:tcBorders>
             <w:tcMar>
-              <w:top w:w="90" w:type="dxa"/>
-              <w:start w:w="110" w:type="dxa"/>
-              <w:bottom w:w="90" w:type="dxa"/>
-              <w:end w:w="110" w:type="dxa"/>
+              <w:top w:w="80" w:type="dxa"/>
+              <w:start w:w="95" w:type="dxa"/>
+              <w:bottom w:w="80" w:type="dxa"/>
+              <w:end w:w="95" w:type="dxa"/>
             </w:tcMar>
           </w:tcPr>
           <w:p>
@@ -261,7 +261,7 @@
                 <w:rFonts w:ascii="Calibri" w:hAnsi="Calibri"/>
                 <w:b/>
                 <w:color w:val="FFFFFF"/>
-                <w:sz w:val="17"/>
+                <w:sz w:val="16"/>
               </w:rPr>
             </w:r>
             <w:r>
@@ -269,7 +269,7 @@
                 <w:rFonts w:ascii="Calibri" w:hAnsi="Calibri"/>
                 <w:b/>
                 <w:color w:val="FFFFFF"/>
-                <w:sz w:val="17"/>
+                <w:sz w:val="16"/>
               </w:rPr>
               <w:t>Topics learned</w:t>
             </w:r>
@@ -287,10 +287,10 @@
               <w:right w:val="single" w:sz="8" w:space="0" w:color="B7C9D6"/>
             </w:tcBorders>
             <w:tcMar>
-              <w:top w:w="90" w:type="dxa"/>
-              <w:start w:w="110" w:type="dxa"/>
-              <w:bottom w:w="90" w:type="dxa"/>
-              <w:end w:w="110" w:type="dxa"/>
+              <w:top w:w="80" w:type="dxa"/>
+              <w:start w:w="95" w:type="dxa"/>
+              <w:bottom w:w="80" w:type="dxa"/>
+              <w:end w:w="95" w:type="dxa"/>
             </w:tcMar>
           </w:tcPr>
           <w:p>
@@ -302,7 +302,7 @@
                 <w:rFonts w:ascii="Calibri" w:hAnsi="Calibri"/>
                 <w:b/>
                 <w:color w:val="FFFFFF"/>
-                <w:sz w:val="17"/>
+                <w:sz w:val="16"/>
               </w:rPr>
             </w:r>
             <w:r>
@@ -310,7 +310,7 @@
                 <w:rFonts w:ascii="Calibri" w:hAnsi="Calibri"/>
                 <w:b/>
                 <w:color w:val="FFFFFF"/>
-                <w:sz w:val="17"/>
+                <w:sz w:val="16"/>
               </w:rPr>
               <w:t>Practice outcome</w:t>
             </w:r>
@@ -1068,9 +1068,9 @@
             </w:tcBorders>
             <w:tcMar>
               <w:top w:w="80" w:type="dxa"/>
-              <w:start w:w="100" w:type="dxa"/>
+              <w:start w:w="95" w:type="dxa"/>
               <w:bottom w:w="80" w:type="dxa"/>
-              <w:end w:w="100" w:type="dxa"/>
+              <w:end w:w="95" w:type="dxa"/>
             </w:tcMar>
             <w:shd w:fill="FFFFFF"/>
           </w:tcPr>
@@ -1083,7 +1083,7 @@
                 <w:rFonts w:ascii="Calibri" w:hAnsi="Calibri"/>
                 <w:b w:val="0"/>
                 <w:color w:val="222222"/>
-                <w:sz w:val="14"/>
+                <w:sz w:val="13"/>
               </w:rPr>
               <w:t>Day 6 data processing</w:t>
             </w:r>
@@ -1101,9 +1101,9 @@
             </w:tcBorders>
             <w:tcMar>
               <w:top w:w="80" w:type="dxa"/>
-              <w:start w:w="100" w:type="dxa"/>
+              <w:start w:w="95" w:type="dxa"/>
               <w:bottom w:w="80" w:type="dxa"/>
-              <w:end w:w="100" w:type="dxa"/>
+              <w:end w:w="95" w:type="dxa"/>
             </w:tcMar>
             <w:shd w:fill="FFFFFF"/>
           </w:tcPr>
@@ -1116,7 +1116,7 @@
                 <w:rFonts w:ascii="Calibri" w:hAnsi="Calibri"/>
                 <w:b w:val="0"/>
                 <w:color w:val="222222"/>
-                <w:sz w:val="14"/>
+                <w:sz w:val="13"/>
               </w:rPr>
               <w:t>q1_flight_booking_cleaner.js</w:t>
               <w:br/>
@@ -1140,9 +1140,9 @@
             </w:tcBorders>
             <w:tcMar>
               <w:top w:w="80" w:type="dxa"/>
-              <w:start w:w="100" w:type="dxa"/>
+              <w:start w:w="95" w:type="dxa"/>
               <w:bottom w:w="80" w:type="dxa"/>
-              <w:end w:w="100" w:type="dxa"/>
+              <w:end w:w="95" w:type="dxa"/>
             </w:tcMar>
             <w:shd w:fill="FFFFFF"/>
           </w:tcPr>
@@ -1155,7 +1155,7 @@
                 <w:rFonts w:ascii="Calibri" w:hAnsi="Calibri"/>
                 <w:b w:val="0"/>
                 <w:color w:val="222222"/>
-                <w:sz w:val="14"/>
+                <w:sz w:val="13"/>
               </w:rPr>
               <w:t>Parsing, Number conversion, validation, filter, sort, JSON.stringify, callbacks, map, object spread, reduce, template literals, setTimeout, Promise</w:t>
             </w:r>
@@ -1173,9 +1173,9 @@
             </w:tcBorders>
             <w:tcMar>
               <w:top w:w="80" w:type="dxa"/>
-              <w:start w:w="100" w:type="dxa"/>
+              <w:start w:w="95" w:type="dxa"/>
               <w:bottom w:w="80" w:type="dxa"/>
-              <w:end w:w="100" w:type="dxa"/>
+              <w:end w:w="95" w:type="dxa"/>
             </w:tcMar>
             <w:shd w:fill="FFFFFF"/>
           </w:tcPr>
@@ -1188,9 +1188,147 @@
                 <w:rFonts w:ascii="Calibri" w:hAnsi="Calibri"/>
                 <w:b w:val="0"/>
                 <w:color w:val="222222"/>
-                <w:sz w:val="14"/>
+                <w:sz w:val="13"/>
               </w:rPr>
               <w:t>Cleaned flights, applied cart discounts, ranked top movie streams, and processed payroll with net salaries and status labels.</w:t>
+            </w:r>
+          </w:p>
+        </w:tc>
+      </w:tr>
+      <w:tr>
+        <w:tc>
+          <w:tcPr>
+            <w:tcW w:type="dxa" w:w="2570"/>
+            <w:vAlign w:val="center"/>
+            <w:tcBorders>
+              <w:top w:val="single" w:sz="8" w:space="0" w:color="B7C9D6"/>
+              <w:left w:val="single" w:sz="8" w:space="0" w:color="B7C9D6"/>
+              <w:bottom w:val="single" w:sz="8" w:space="0" w:color="B7C9D6"/>
+              <w:right w:val="single" w:sz="8" w:space="0" w:color="B7C9D6"/>
+            </w:tcBorders>
+            <w:tcMar>
+              <w:top w:w="80" w:type="dxa"/>
+              <w:start w:w="95" w:type="dxa"/>
+              <w:bottom w:w="80" w:type="dxa"/>
+              <w:end w:w="95" w:type="dxa"/>
+            </w:tcMar>
+            <w:shd w:fill="FFFFFF"/>
+          </w:tcPr>
+          <w:p>
+            <w:pPr>
+              <w:spacing w:after="0" w:line="240" w:lineRule="auto"/>
+            </w:pPr>
+            <w:r>
+              <w:rPr>
+                <w:rFonts w:ascii="Calibri" w:hAnsi="Calibri"/>
+                <w:b w:val="0"/>
+                <w:color w:val="222222"/>
+                <w:sz w:val="13"/>
+              </w:rPr>
+              <w:t>Day 7 JS internals</w:t>
+            </w:r>
+          </w:p>
+        </w:tc>
+        <w:tc>
+          <w:tcPr>
+            <w:tcW w:type="dxa" w:w="2570"/>
+            <w:vAlign w:val="center"/>
+            <w:tcBorders>
+              <w:top w:val="single" w:sz="8" w:space="0" w:color="B7C9D6"/>
+              <w:left w:val="single" w:sz="8" w:space="0" w:color="B7C9D6"/>
+              <w:bottom w:val="single" w:sz="8" w:space="0" w:color="B7C9D6"/>
+              <w:right w:val="single" w:sz="8" w:space="0" w:color="B7C9D6"/>
+            </w:tcBorders>
+            <w:tcMar>
+              <w:top w:w="80" w:type="dxa"/>
+              <w:start w:w="95" w:type="dxa"/>
+              <w:bottom w:w="80" w:type="dxa"/>
+              <w:end w:w="95" w:type="dxa"/>
+            </w:tcMar>
+            <w:shd w:fill="FFFFFF"/>
+          </w:tcPr>
+          <w:p>
+            <w:pPr>
+              <w:spacing w:after="0" w:line="240" w:lineRule="auto"/>
+            </w:pPr>
+            <w:r>
+              <w:rPr>
+                <w:rFonts w:ascii="Calibri" w:hAnsi="Calibri"/>
+                <w:b w:val="0"/>
+                <w:color w:val="222222"/>
+                <w:sz w:val="13"/>
+              </w:rPr>
+              <w:t>index.js</w:t>
+              <w:br/>
+              <w:t>index1.js</w:t>
+              <w:br/>
+              <w:t>index2.js</w:t>
+            </w:r>
+          </w:p>
+        </w:tc>
+        <w:tc>
+          <w:tcPr>
+            <w:tcW w:type="dxa" w:w="2570"/>
+            <w:vAlign w:val="center"/>
+            <w:tcBorders>
+              <w:top w:val="single" w:sz="8" w:space="0" w:color="B7C9D6"/>
+              <w:left w:val="single" w:sz="8" w:space="0" w:color="B7C9D6"/>
+              <w:bottom w:val="single" w:sz="8" w:space="0" w:color="B7C9D6"/>
+              <w:right w:val="single" w:sz="8" w:space="0" w:color="B7C9D6"/>
+            </w:tcBorders>
+            <w:tcMar>
+              <w:top w:w="80" w:type="dxa"/>
+              <w:start w:w="95" w:type="dxa"/>
+              <w:bottom w:w="80" w:type="dxa"/>
+              <w:end w:w="95" w:type="dxa"/>
+            </w:tcMar>
+            <w:shd w:fill="FFFFFF"/>
+          </w:tcPr>
+          <w:p>
+            <w:pPr>
+              <w:spacing w:after="0" w:line="240" w:lineRule="auto"/>
+            </w:pPr>
+            <w:r>
+              <w:rPr>
+                <w:rFonts w:ascii="Calibri" w:hAnsi="Calibri"/>
+                <w:b w:val="0"/>
+                <w:color w:val="222222"/>
+                <w:sz w:val="13"/>
+              </w:rPr>
+              <w:t>async fetch review, hoisting, temporal dead zone, function declarations, arrow functions, constructor functions, prototype methods, Object.create, hasOwnProperty, toString, reverse, sort, for...of</w:t>
+            </w:r>
+          </w:p>
+        </w:tc>
+        <w:tc>
+          <w:tcPr>
+            <w:tcW w:type="dxa" w:w="2570"/>
+            <w:vAlign w:val="center"/>
+            <w:tcBorders>
+              <w:top w:val="single" w:sz="8" w:space="0" w:color="B7C9D6"/>
+              <w:left w:val="single" w:sz="8" w:space="0" w:color="B7C9D6"/>
+              <w:bottom w:val="single" w:sz="8" w:space="0" w:color="B7C9D6"/>
+              <w:right w:val="single" w:sz="8" w:space="0" w:color="B7C9D6"/>
+            </w:tcBorders>
+            <w:tcMar>
+              <w:top w:w="80" w:type="dxa"/>
+              <w:start w:w="95" w:type="dxa"/>
+              <w:bottom w:w="80" w:type="dxa"/>
+              <w:end w:w="95" w:type="dxa"/>
+            </w:tcMar>
+            <w:shd w:fill="FFFFFF"/>
+          </w:tcPr>
+          <w:p>
+            <w:pPr>
+              <w:spacing w:after="0" w:line="240" w:lineRule="auto"/>
+            </w:pPr>
+            <w:r>
+              <w:rPr>
+                <w:rFonts w:ascii="Calibri" w:hAnsi="Calibri"/>
+                <w:b w:val="0"/>
+                <w:color w:val="222222"/>
+                <w:sz w:val="13"/>
+              </w:rPr>
+              <w:t>Reviewed async API code and practiced how JavaScript objects inherit behavior through prototypes and the prototype chain.</w:t>
             </w:r>
           </w:p>
         </w:tc>
@@ -3329,6 +3467,290 @@
     </w:p>
     <w:p>
       <w:pPr>
+        <w:spacing w:after="40" w:line="247" w:lineRule="auto"/>
+      </w:pPr>
+      <w:r>
+        <w:rPr>
+          <w:rFonts w:ascii="Calibri" w:hAnsi="Calibri"/>
+          <w:b w:val="0"/>
+          <w:color w:val="222222"/>
+          <w:sz w:val="20"/>
+        </w:rPr>
+      </w:r>
+    </w:p>
+    <w:p>
+      <w:pPr>
+        <w:pStyle w:val="Heading1"/>
+        <w:spacing w:before="120" w:after="60"/>
+      </w:pPr>
+      <w:r>
+        <w:rPr>
+          <w:rFonts w:ascii="Calibri" w:hAnsi="Calibri"/>
+          <w:b/>
+          <w:color w:val="1F4E79"/>
+          <w:sz w:val="26"/>
+        </w:rPr>
+        <w:t>Day 7 JavaScript Internals and Prototype Practice</w:t>
+      </w:r>
+    </w:p>
+    <w:p>
+      <w:pPr>
+        <w:spacing w:after="80" w:line="247" w:lineRule="auto"/>
+      </w:pPr>
+      <w:r>
+        <w:rPr>
+          <w:rFonts w:ascii="Calibri" w:hAnsi="Calibri"/>
+          <w:b w:val="0"/>
+          <w:color w:val="222222"/>
+          <w:sz w:val="20"/>
+        </w:rPr>
+        <w:t>Day 7 continues the JavaScript fundamentals track by revisiting asynchronous fetch work and then moving into language internals: hoisting behavior, function declarations, arrow-function variables, constructor prototypes, object inheritance, and array ordering methods.</w:t>
+      </w:r>
+    </w:p>
+    <w:p>
+      <w:pPr>
+        <w:spacing w:after="40" w:line="240" w:lineRule="auto"/>
+        <w:ind w:left="230" w:hanging="230"/>
+      </w:pPr>
+      <w:r>
+        <w:rPr>
+          <w:rFonts w:ascii="Calibri" w:hAnsi="Calibri"/>
+          <w:b/>
+          <w:color w:val="1F4E79"/>
+          <w:sz w:val="19"/>
+        </w:rPr>
+        <w:t xml:space="preserve">- </w:t>
+      </w:r>
+      <w:r>
+        <w:rPr>
+          <w:rFonts w:ascii="Calibri" w:hAnsi="Calibri"/>
+          <w:b w:val="0"/>
+          <w:color w:val="222222"/>
+          <w:sz w:val="19"/>
+        </w:rPr>
+        <w:t>index.js reviews async/await with a Promise, setTimeout(), fetch(), JSON parsing, and .then() consumption of API data.</w:t>
+      </w:r>
+    </w:p>
+    <w:p>
+      <w:pPr>
+        <w:spacing w:after="40" w:line="240" w:lineRule="auto"/>
+        <w:ind w:left="230" w:hanging="230"/>
+      </w:pPr>
+      <w:r>
+        <w:rPr>
+          <w:rFonts w:ascii="Calibri" w:hAnsi="Calibri"/>
+          <w:b/>
+          <w:color w:val="1F4E79"/>
+          <w:sz w:val="19"/>
+        </w:rPr>
+        <w:t xml:space="preserve">- </w:t>
+      </w:r>
+      <w:r>
+        <w:rPr>
+          <w:rFonts w:ascii="Calibri" w:hAnsi="Calibri"/>
+          <w:b w:val="0"/>
+          <w:color w:val="222222"/>
+          <w:sz w:val="19"/>
+        </w:rPr>
+        <w:t>index1.js records hoisting notes: let variables cannot be read before declaration, while function declarations can be called before their definition.</w:t>
+      </w:r>
+    </w:p>
+    <w:p>
+      <w:pPr>
+        <w:spacing w:after="40" w:line="240" w:lineRule="auto"/>
+        <w:ind w:left="230" w:hanging="230"/>
+      </w:pPr>
+      <w:r>
+        <w:rPr>
+          <w:rFonts w:ascii="Calibri" w:hAnsi="Calibri"/>
+          <w:b/>
+          <w:color w:val="1F4E79"/>
+          <w:sz w:val="19"/>
+        </w:rPr>
+        <w:t xml:space="preserve">- </w:t>
+      </w:r>
+      <w:r>
+        <w:rPr>
+          <w:rFonts w:ascii="Calibri" w:hAnsi="Calibri"/>
+          <w:b w:val="0"/>
+          <w:color w:val="222222"/>
+          <w:sz w:val="19"/>
+        </w:rPr>
+        <w:t>index2.js demonstrates constructor functions with new, adds shared behavior through start.prototype.stop, and explains prototype-based reuse.</w:t>
+      </w:r>
+    </w:p>
+    <w:p>
+      <w:pPr>
+        <w:spacing w:after="40" w:line="240" w:lineRule="auto"/>
+        <w:ind w:left="230" w:hanging="230"/>
+      </w:pPr>
+      <w:r>
+        <w:rPr>
+          <w:rFonts w:ascii="Calibri" w:hAnsi="Calibri"/>
+          <w:b/>
+          <w:color w:val="1F4E79"/>
+          <w:sz w:val="19"/>
+        </w:rPr>
+        <w:t xml:space="preserve">- </w:t>
+      </w:r>
+      <w:r>
+        <w:rPr>
+          <w:rFonts w:ascii="Calibri" w:hAnsi="Calibri"/>
+          <w:b w:val="0"/>
+          <w:color w:val="222222"/>
+          <w:sz w:val="19"/>
+        </w:rPr>
+        <w:t>Object.create(animal) creates a rabbit object that inherits eats from animal while keeping carrot as its own method.</w:t>
+      </w:r>
+    </w:p>
+    <w:p>
+      <w:pPr>
+        <w:spacing w:after="40" w:line="240" w:lineRule="auto"/>
+        <w:ind w:left="230" w:hanging="230"/>
+      </w:pPr>
+      <w:r>
+        <w:rPr>
+          <w:rFonts w:ascii="Calibri" w:hAnsi="Calibri"/>
+          <w:b/>
+          <w:color w:val="1F4E79"/>
+          <w:sz w:val="19"/>
+        </w:rPr>
+        <w:t xml:space="preserve">- </w:t>
+      </w:r>
+      <w:r>
+        <w:rPr>
+          <w:rFonts w:ascii="Calibri" w:hAnsi="Calibri"/>
+          <w:b w:val="0"/>
+          <w:color w:val="222222"/>
+          <w:sz w:val="19"/>
+        </w:rPr>
+        <w:t>hasOwnProperty() is used to compare inherited properties with direct object properties, and toString() shows access to Object prototype behavior.</w:t>
+      </w:r>
+    </w:p>
+    <w:p>
+      <w:pPr>
+        <w:spacing w:after="40" w:line="240" w:lineRule="auto"/>
+        <w:ind w:left="230" w:hanging="230"/>
+      </w:pPr>
+      <w:r>
+        <w:rPr>
+          <w:rFonts w:ascii="Calibri" w:hAnsi="Calibri"/>
+          <w:b/>
+          <w:color w:val="1F4E79"/>
+          <w:sz w:val="19"/>
+        </w:rPr>
+        <w:t xml:space="preserve">- </w:t>
+      </w:r>
+      <w:r>
+        <w:rPr>
+          <w:rFonts w:ascii="Calibri" w:hAnsi="Calibri"/>
+          <w:b w:val="0"/>
+          <w:color w:val="222222"/>
+          <w:sz w:val="19"/>
+        </w:rPr>
+        <w:t>Array practice uses reverse(), sort(), and for...of to reorder and iterate over values.</w:t>
+      </w:r>
+    </w:p>
+    <w:tbl>
+      <w:tblPr>
+        <w:tblW w:type="auto" w:w="0"/>
+        <w:jc w:val="center"/>
+        <w:tblLook w:firstColumn="1" w:firstRow="1" w:lastColumn="0" w:lastRow="0" w:noHBand="0" w:noVBand="1" w:val="04A0"/>
+      </w:tblPr>
+      <w:tblGrid>
+        <w:gridCol w:w="10282"/>
+      </w:tblGrid>
+      <w:tr>
+        <w:tc>
+          <w:tcPr>
+            <w:tcW w:type="dxa" w:w="10282"/>
+            <w:vAlign w:val="center"/>
+            <w:tcBorders>
+              <w:top w:val="single" w:sz="8" w:space="0" w:color="B7C9D6"/>
+              <w:left w:val="single" w:sz="8" w:space="0" w:color="B7C9D6"/>
+              <w:bottom w:val="single" w:sz="8" w:space="0" w:color="B7C9D6"/>
+              <w:right w:val="single" w:sz="8" w:space="0" w:color="B7C9D6"/>
+            </w:tcBorders>
+            <w:tcMar>
+              <w:top w:w="80" w:type="dxa"/>
+              <w:start w:w="95" w:type="dxa"/>
+              <w:bottom w:w="80" w:type="dxa"/>
+              <w:end w:w="95" w:type="dxa"/>
+            </w:tcMar>
+            <w:shd w:fill="F7F9FC"/>
+          </w:tcPr>
+          <w:p>
+            <w:pPr>
+              <w:spacing w:after="0" w:line="240" w:lineRule="auto"/>
+            </w:pPr>
+            <w:r>
+              <w:rPr>
+                <w:rFonts w:ascii="Consolas" w:hAnsi="Consolas"/>
+                <w:b w:val="0"/>
+                <w:color w:val="222222"/>
+                <w:sz w:val="14"/>
+              </w:rPr>
+              <w:t>sayHi(); function sayHi() { console.log("Hello, World!"); }</w:t>
+            </w:r>
+            <w:r>
+              <w:br/>
+            </w:r>
+            <w:r>
+              <w:rPr>
+                <w:rFonts w:ascii="Consolas" w:hAnsi="Consolas"/>
+                <w:b w:val="0"/>
+                <w:color w:val="222222"/>
+                <w:sz w:val="14"/>
+              </w:rPr>
+              <w:t>start.prototype.stop = function() { console.log("Stop"); };</w:t>
+            </w:r>
+            <w:r>
+              <w:br/>
+            </w:r>
+            <w:r>
+              <w:rPr>
+                <w:rFonts w:ascii="Consolas" w:hAnsi="Consolas"/>
+                <w:b w:val="0"/>
+                <w:color w:val="222222"/>
+                <w:sz w:val="14"/>
+              </w:rPr>
+              <w:t>const rabbit = Object.create(animal);</w:t>
+            </w:r>
+            <w:r>
+              <w:br/>
+            </w:r>
+            <w:r>
+              <w:rPr>
+                <w:rFonts w:ascii="Consolas" w:hAnsi="Consolas"/>
+                <w:b w:val="0"/>
+                <w:color w:val="222222"/>
+                <w:sz w:val="14"/>
+              </w:rPr>
+              <w:t>console.log(rabbit.hasOwnProperty("eats")); // inherited vs own property</w:t>
+            </w:r>
+            <w:r>
+              <w:br/>
+            </w:r>
+            <w:r>
+              <w:rPr>
+                <w:rFonts w:ascii="Consolas" w:hAnsi="Consolas"/>
+                <w:b w:val="0"/>
+                <w:color w:val="222222"/>
+                <w:sz w:val="14"/>
+              </w:rPr>
+              <w:t>arr.reverse(); arr.sort(); for (let e of arr) console.log(e);</w:t>
+            </w:r>
+          </w:p>
+        </w:tc>
+      </w:tr>
+    </w:tbl>
+    <w:p>
+      <w:pPr>
+        <w:spacing w:after="40"/>
+      </w:pPr>
+    </w:p>
+    <w:p>
+      <w:pPr>
         <w:pStyle w:val="Heading1"/>
         <w:spacing w:before="200" w:after="60"/>
       </w:pPr>
@@ -3344,16 +3766,15 @@
     </w:p>
     <w:p>
       <w:pPr>
-        <w:spacing w:after="80" w:line="247" w:lineRule="auto"/>
+        <w:spacing w:after="40" w:line="240" w:lineRule="auto"/>
       </w:pPr>
       <w:r>
         <w:rPr>
           <w:rFonts w:ascii="Calibri" w:hAnsi="Calibri"/>
-          <w:b w:val="0"/>
           <w:color w:val="222222"/>
-          <w:sz w:val="20"/>
+          <w:sz w:val="19"/>
         </w:rPr>
-        <w:t>The updated synopsis now covers six stages of training: core JavaScript, browser interaction, array problem solving, asynchronous/API programming, object-oriented programming, and applied data transformation. Day 6 now uses four realistic exercises to connect array and async concepts with test data cleanup, front-end display formatting, analytics filtering, payroll calculations, and callback-based business rules.</w:t>
+        <w:t>The updated synopsis now covers seven stages: JavaScript basics, browser interaction, arrays, async/API work, OOP, data transformation, and JavaScript internals. Day 7 adds hoisting, function styles, prototypes, inherited properties, and array ordering practice.</w:t>
       </w:r>
     </w:p>
     <w:sectPr>
@@ -3382,7 +3803,7 @@
         <w:color w:val="7A7A7A"/>
         <w:sz w:val="16"/>
       </w:rPr>
-      <w:t>Synopsis | Updated Day 1 to Day 6 JavaScript Training</w:t>
+      <w:t>Synopsis | Updated Day 1 to Day 7 JavaScript Training</w:t>
     </w:r>
   </w:p>
 </w:ftr>

--- a/synopsis.docx
+++ b/synopsis.docx
@@ -4,65 +4,66 @@
   <w:body>
     <w:p>
       <w:pPr>
-        <w:spacing w:after="40"/>
+        <w:spacing w:before="0" w:after="80" w:line="240" w:lineRule="auto"/>
         <w:jc w:val="center"/>
       </w:pPr>
       <w:r>
         <w:rPr>
-          <w:rFonts w:ascii="Aptos" w:hAnsi="Aptos"/>
+          <w:rFonts w:ascii="Calibri" w:hAnsi="Calibri"/>
           <w:b/>
-          <w:color w:val="1F4E79"/>
-          <w:sz w:val="46"/>
+          <w:color w:val="1F4D78"/>
+          <w:sz w:val="48"/>
         </w:rPr>
         <w:t>SYNOPSIS</w:t>
       </w:r>
     </w:p>
     <w:p>
       <w:pPr>
-        <w:spacing w:after="60" w:line="247" w:lineRule="auto"/>
+        <w:spacing w:before="0" w:after="80" w:line="240" w:lineRule="auto"/>
         <w:jc w:val="center"/>
       </w:pPr>
       <w:r>
         <w:rPr>
           <w:rFonts w:ascii="Calibri" w:hAnsi="Calibri"/>
           <w:b/>
-          <w:color w:val="595959"/>
-          <w:sz w:val="25"/>
+          <w:color w:val="1F1F1F"/>
+          <w:sz w:val="26"/>
         </w:rPr>
-        <w:t>Day 1 to Day 7 JavaScript Training Code</w:t>
+        <w:t>Day 1 to Day 12 JavaScript, TypeScript, and Playwright Training</w:t>
       </w:r>
     </w:p>
     <w:p>
       <w:pPr>
-        <w:spacing w:after="180" w:line="247" w:lineRule="auto"/>
+        <w:spacing w:before="0" w:after="240" w:line="240" w:lineRule="auto"/>
         <w:jc w:val="center"/>
       </w:pPr>
       <w:r>
         <w:rPr>
           <w:rFonts w:ascii="Calibri" w:hAnsi="Calibri"/>
-          <w:b w:val="0"/>
-          <w:color w:val="5F5F5F"/>
-          <w:sz w:val="18"/>
+          <w:color w:val="555555"/>
+          <w:sz w:val="20"/>
         </w:rPr>
-        <w:t>Updated with Day 7 hoisting, prototype chain, object inheritance, and array ordering practice</w:t>
+        <w:t>Updated from the May 8, 2026 synopsis through May 14, 2026</w:t>
       </w:r>
     </w:p>
     <w:tbl>
       <w:tblPr>
-        <w:tblW w:type="auto" w:w="0"/>
+        <w:tblW w:type="dxa" w:w="9360"/>
         <w:jc w:val="center"/>
         <w:tblLook w:firstColumn="1" w:firstRow="1" w:lastColumn="0" w:lastRow="0" w:noHBand="0" w:noVBand="1" w:val="04A0"/>
+        <w:tblInd w:w="120" w:type="dxa"/>
+        <w:tblLayout w:type="fixed"/>
         <w:tblBorders>
-          <w:top w:val="single" w:sz="6" w:space="0" w:color="BDD3EA"/>
-          <w:left w:val="single" w:sz="6" w:space="0" w:color="BDD3EA"/>
-          <w:bottom w:val="single" w:sz="6" w:space="0" w:color="BDD3EA"/>
-          <w:right w:val="single" w:sz="6" w:space="0" w:color="BDD3EA"/>
-          <w:insideH w:val="single" w:sz="6" w:space="0" w:color="BDD3EA"/>
-          <w:insideV w:val="single" w:sz="6" w:space="0" w:color="BDD3EA"/>
+          <w:top w:val="single" w:sz="4" w:space="0" w:color="B8C7D9"/>
+          <w:left w:val="single" w:sz="4" w:space="0" w:color="B8C7D9"/>
+          <w:bottom w:val="single" w:sz="4" w:space="0" w:color="B8C7D9"/>
+          <w:right w:val="single" w:sz="4" w:space="0" w:color="B8C7D9"/>
+          <w:insideH w:val="single" w:sz="4" w:space="0" w:color="B8C7D9"/>
+          <w:insideV w:val="single" w:sz="4" w:space="0" w:color="B8C7D9"/>
         </w:tblBorders>
       </w:tblPr>
       <w:tblGrid>
-        <w:gridCol w:w="10282"/>
+        <w:gridCol w:w="9360"/>
       </w:tblGrid>
       <w:tr>
         <w:trPr>
@@ -70,43 +71,37 @@
         </w:trPr>
         <w:tc>
           <w:tcPr>
-            <w:tcW w:type="dxa" w:w="10282"/>
-            <w:shd w:fill="EAF2F8"/>
+            <w:tcW w:type="dxa" w:w="9360"/>
             <w:vAlign w:val="center"/>
-            <w:tcBorders>
-              <w:top w:val="single" w:sz="8" w:space="0" w:color="B7C9D6"/>
-              <w:left w:val="single" w:sz="8" w:space="0" w:color="B7C9D6"/>
-              <w:bottom w:val="single" w:sz="8" w:space="0" w:color="B7C9D6"/>
-              <w:right w:val="single" w:sz="8" w:space="0" w:color="B7C9D6"/>
-            </w:tcBorders>
             <w:tcMar>
               <w:top w:w="80" w:type="dxa"/>
-              <w:start w:w="95" w:type="dxa"/>
               <w:bottom w:w="80" w:type="dxa"/>
-              <w:end w:w="95" w:type="dxa"/>
+              <w:start w:w="120" w:type="dxa"/>
+              <w:end w:w="120" w:type="dxa"/>
             </w:tcMar>
+            <w:shd w:fill="F4F6F9"/>
           </w:tcPr>
           <w:p>
             <w:pPr>
-              <w:spacing w:after="0" w:line="240" w:lineRule="auto"/>
+              <w:spacing w:before="0" w:after="0" w:line="276" w:lineRule="auto"/>
             </w:pPr>
+            <w:r/>
             <w:r>
               <w:rPr>
                 <w:rFonts w:ascii="Calibri" w:hAnsi="Calibri"/>
                 <w:b/>
-                <w:color w:val="1F4E79"/>
-                <w:sz w:val="17"/>
+                <w:color w:val="1F4D78"/>
+                <w:sz w:val="20"/>
               </w:rPr>
-              <w:t xml:space="preserve">Overall learning summary: </w:t>
+              <w:t xml:space="preserve">Scope of this update: </w:t>
             </w:r>
             <w:r>
               <w:rPr>
                 <w:rFonts w:ascii="Calibri" w:hAnsi="Calibri"/>
-                <w:b w:val="0"/>
-                <w:color w:val="222222"/>
-                <w:sz w:val="17"/>
+                <w:color w:val="1F1F1F"/>
+                <w:sz w:val="20"/>
               </w:rPr>
-              <w:t>The training now covers JavaScript fundamentals, browser interaction, array problem solving, asynchronous/API programming, object-oriented programming, Day 6 data transformation tasks, and Day 7 core JavaScript internals. Day 7 adds hoisting/temporal dead zone notes, function declarations versus arrow-function variables, constructor prototypes, Object.create() inheritance, hasOwnProperty(), toString(), reverse(), sort(), and for...of iteration.</w:t>
+              <w:t>The previous synopsis was last modified on May 8, 2026. This version keeps the Day 1 to Day 7 foundation and adds the new work created from May 10 to May 14, including Learning JavaScript refresh files, Day 9 TypeScript/API work, Day 10 TypeScript plus Express, Day 11 advanced TypeScript questions, and Day 12 Playwright setup/tests. No Day 8 folder was present in the workspace.</w:t>
             </w:r>
           </w:p>
         </w:tc>
@@ -115,38 +110,39 @@
     <w:p>
       <w:pPr>
         <w:pStyle w:val="Heading1"/>
-        <w:spacing w:before="200" w:after="60"/>
+        <w:spacing w:before="360" w:after="160" w:line="240" w:lineRule="auto"/>
       </w:pPr>
       <w:r>
         <w:rPr>
-          <w:rFonts w:ascii="Aptos" w:hAnsi="Aptos"/>
+          <w:rFonts w:ascii="Calibri" w:hAnsi="Calibri"/>
           <w:b/>
-          <w:color w:val="1F4E79"/>
-          <w:sz w:val="30"/>
+          <w:color w:val="2E74B5"/>
+          <w:sz w:val="32"/>
         </w:rPr>
         <w:t>Updated Topic Map</w:t>
       </w:r>
     </w:p>
     <w:tbl>
       <w:tblPr>
-        <w:tblW w:type="auto" w:w="0"/>
+        <w:tblW w:type="dxa" w:w="9360"/>
         <w:jc w:val="center"/>
+        <w:tblLook w:firstColumn="1" w:firstRow="1" w:lastColumn="0" w:lastRow="0" w:noHBand="0" w:noVBand="1" w:val="04A0"/>
+        <w:tblInd w:w="120" w:type="dxa"/>
         <w:tblLayout w:type="fixed"/>
-        <w:tblLook w:firstColumn="1" w:firstRow="1" w:lastColumn="0" w:lastRow="0" w:noHBand="0" w:noVBand="1" w:val="04A0"/>
         <w:tblBorders>
-          <w:top w:val="single" w:sz="6" w:space="0" w:color="D7DEE8"/>
-          <w:left w:val="single" w:sz="6" w:space="0" w:color="D7DEE8"/>
-          <w:bottom w:val="single" w:sz="6" w:space="0" w:color="D7DEE8"/>
-          <w:right w:val="single" w:sz="6" w:space="0" w:color="D7DEE8"/>
-          <w:insideH w:val="single" w:sz="6" w:space="0" w:color="D7DEE8"/>
-          <w:insideV w:val="single" w:sz="6" w:space="0" w:color="D7DEE8"/>
+          <w:top w:val="single" w:sz="4" w:space="0" w:color="B8C7D9"/>
+          <w:left w:val="single" w:sz="4" w:space="0" w:color="B8C7D9"/>
+          <w:bottom w:val="single" w:sz="4" w:space="0" w:color="B8C7D9"/>
+          <w:right w:val="single" w:sz="4" w:space="0" w:color="B8C7D9"/>
+          <w:insideH w:val="single" w:sz="4" w:space="0" w:color="B8C7D9"/>
+          <w:insideV w:val="single" w:sz="4" w:space="0" w:color="B8C7D9"/>
         </w:tblBorders>
       </w:tblPr>
       <w:tblGrid>
-        <w:gridCol w:w="2570"/>
-        <w:gridCol w:w="2570"/>
-        <w:gridCol w:w="2570"/>
-        <w:gridCol w:w="2570"/>
+        <w:gridCol w:w="1260"/>
+        <w:gridCol w:w="1620"/>
+        <w:gridCol w:w="3240"/>
+        <w:gridCol w:w="3240"/>
       </w:tblGrid>
       <w:tr>
         <w:trPr>
@@ -154,1181 +150,791 @@
         </w:trPr>
         <w:tc>
           <w:tcPr>
-            <w:tcW w:type="dxa" w:w="1250"/>
-            <w:shd w:fill="1F4E79"/>
+            <w:tcW w:type="dxa" w:w="1260"/>
+            <w:shd w:fill="E8EEF5"/>
             <w:vAlign w:val="center"/>
-            <w:tcBorders>
-              <w:top w:val="single" w:sz="8" w:space="0" w:color="B7C9D6"/>
-              <w:left w:val="single" w:sz="8" w:space="0" w:color="B7C9D6"/>
-              <w:bottom w:val="single" w:sz="8" w:space="0" w:color="B7C9D6"/>
-              <w:right w:val="single" w:sz="8" w:space="0" w:color="B7C9D6"/>
-            </w:tcBorders>
             <w:tcMar>
               <w:top w:w="80" w:type="dxa"/>
-              <w:start w:w="95" w:type="dxa"/>
               <w:bottom w:w="80" w:type="dxa"/>
-              <w:end w:w="95" w:type="dxa"/>
+              <w:start w:w="120" w:type="dxa"/>
+              <w:end w:w="120" w:type="dxa"/>
             </w:tcMar>
           </w:tcPr>
           <w:p>
             <w:pPr>
-              <w:spacing w:after="0" w:line="240" w:lineRule="auto"/>
+              <w:spacing w:before="0" w:after="0" w:line="252" w:lineRule="auto"/>
             </w:pPr>
+            <w:r/>
             <w:r>
               <w:rPr>
                 <w:rFonts w:ascii="Calibri" w:hAnsi="Calibri"/>
                 <w:b/>
-                <w:color w:val="FFFFFF"/>
-                <w:sz w:val="16"/>
+                <w:color w:val="1F1F1F"/>
+                <w:sz w:val="17"/>
               </w:rPr>
-            </w:r>
-            <w:r>
-              <w:rPr>
-                <w:rFonts w:ascii="Calibri" w:hAnsi="Calibri"/>
-                <w:b/>
-                <w:color w:val="FFFFFF"/>
-                <w:sz w:val="16"/>
-              </w:rPr>
-              <w:t>Day / Area</w:t>
+              <w:t>Update Area</w:t>
             </w:r>
           </w:p>
         </w:tc>
         <w:tc>
           <w:tcPr>
-            <w:tcW w:type="dxa" w:w="2100"/>
-            <w:shd w:fill="1F4E79"/>
+            <w:tcW w:type="dxa" w:w="1620"/>
+            <w:shd w:fill="E8EEF5"/>
             <w:vAlign w:val="center"/>
-            <w:tcBorders>
-              <w:top w:val="single" w:sz="8" w:space="0" w:color="B7C9D6"/>
-              <w:left w:val="single" w:sz="8" w:space="0" w:color="B7C9D6"/>
-              <w:bottom w:val="single" w:sz="8" w:space="0" w:color="B7C9D6"/>
-              <w:right w:val="single" w:sz="8" w:space="0" w:color="B7C9D6"/>
-            </w:tcBorders>
             <w:tcMar>
               <w:top w:w="80" w:type="dxa"/>
-              <w:start w:w="95" w:type="dxa"/>
               <w:bottom w:w="80" w:type="dxa"/>
-              <w:end w:w="95" w:type="dxa"/>
+              <w:start w:w="120" w:type="dxa"/>
+              <w:end w:w="120" w:type="dxa"/>
             </w:tcMar>
           </w:tcPr>
           <w:p>
             <w:pPr>
-              <w:spacing w:after="0" w:line="240" w:lineRule="auto"/>
+              <w:spacing w:before="0" w:after="0" w:line="252" w:lineRule="auto"/>
             </w:pPr>
+            <w:r/>
             <w:r>
               <w:rPr>
                 <w:rFonts w:ascii="Calibri" w:hAnsi="Calibri"/>
                 <w:b/>
-                <w:color w:val="FFFFFF"/>
-                <w:sz w:val="16"/>
+                <w:color w:val="1F1F1F"/>
+                <w:sz w:val="17"/>
               </w:rPr>
-            </w:r>
-            <w:r>
-              <w:rPr>
-                <w:rFonts w:ascii="Calibri" w:hAnsi="Calibri"/>
-                <w:b/>
-                <w:color w:val="FFFFFF"/>
-                <w:sz w:val="16"/>
-              </w:rPr>
-              <w:t>Files</w:t>
+              <w:t>Files / Folder</w:t>
             </w:r>
           </w:p>
         </w:tc>
         <w:tc>
           <w:tcPr>
-            <w:tcW w:type="dxa" w:w="3250"/>
-            <w:shd w:fill="1F4E79"/>
+            <w:tcW w:type="dxa" w:w="3240"/>
+            <w:shd w:fill="E8EEF5"/>
             <w:vAlign w:val="center"/>
-            <w:tcBorders>
-              <w:top w:val="single" w:sz="8" w:space="0" w:color="B7C9D6"/>
-              <w:left w:val="single" w:sz="8" w:space="0" w:color="B7C9D6"/>
-              <w:bottom w:val="single" w:sz="8" w:space="0" w:color="B7C9D6"/>
-              <w:right w:val="single" w:sz="8" w:space="0" w:color="B7C9D6"/>
-            </w:tcBorders>
             <w:tcMar>
               <w:top w:w="80" w:type="dxa"/>
-              <w:start w:w="95" w:type="dxa"/>
               <w:bottom w:w="80" w:type="dxa"/>
-              <w:end w:w="95" w:type="dxa"/>
+              <w:start w:w="120" w:type="dxa"/>
+              <w:end w:w="120" w:type="dxa"/>
             </w:tcMar>
           </w:tcPr>
           <w:p>
             <w:pPr>
-              <w:spacing w:after="0" w:line="240" w:lineRule="auto"/>
+              <w:spacing w:before="0" w:after="0" w:line="252" w:lineRule="auto"/>
             </w:pPr>
+            <w:r/>
             <w:r>
               <w:rPr>
                 <w:rFonts w:ascii="Calibri" w:hAnsi="Calibri"/>
                 <w:b/>
-                <w:color w:val="FFFFFF"/>
-                <w:sz w:val="16"/>
+                <w:color w:val="1F1F1F"/>
+                <w:sz w:val="17"/>
               </w:rPr>
-            </w:r>
-            <w:r>
-              <w:rPr>
-                <w:rFonts w:ascii="Calibri" w:hAnsi="Calibri"/>
-                <w:b/>
-                <w:color w:val="FFFFFF"/>
-                <w:sz w:val="16"/>
-              </w:rPr>
-              <w:t>Topics learned</w:t>
+              <w:t>Topics Learned</w:t>
             </w:r>
           </w:p>
         </w:tc>
         <w:tc>
           <w:tcPr>
-            <w:tcW w:type="dxa" w:w="3000"/>
-            <w:shd w:fill="1F4E79"/>
+            <w:tcW w:type="dxa" w:w="3240"/>
+            <w:shd w:fill="E8EEF5"/>
             <w:vAlign w:val="center"/>
-            <w:tcBorders>
-              <w:top w:val="single" w:sz="8" w:space="0" w:color="B7C9D6"/>
-              <w:left w:val="single" w:sz="8" w:space="0" w:color="B7C9D6"/>
-              <w:bottom w:val="single" w:sz="8" w:space="0" w:color="B7C9D6"/>
-              <w:right w:val="single" w:sz="8" w:space="0" w:color="B7C9D6"/>
-            </w:tcBorders>
             <w:tcMar>
               <w:top w:w="80" w:type="dxa"/>
-              <w:start w:w="95" w:type="dxa"/>
               <w:bottom w:w="80" w:type="dxa"/>
-              <w:end w:w="95" w:type="dxa"/>
+              <w:start w:w="120" w:type="dxa"/>
+              <w:end w:w="120" w:type="dxa"/>
             </w:tcMar>
           </w:tcPr>
           <w:p>
             <w:pPr>
-              <w:spacing w:after="0" w:line="240" w:lineRule="auto"/>
+              <w:spacing w:before="0" w:after="0" w:line="252" w:lineRule="auto"/>
             </w:pPr>
+            <w:r/>
             <w:r>
               <w:rPr>
                 <w:rFonts w:ascii="Calibri" w:hAnsi="Calibri"/>
                 <w:b/>
-                <w:color w:val="FFFFFF"/>
-                <w:sz w:val="16"/>
+                <w:color w:val="1F1F1F"/>
+                <w:sz w:val="17"/>
               </w:rPr>
-            </w:r>
-            <w:r>
-              <w:rPr>
-                <w:rFonts w:ascii="Calibri" w:hAnsi="Calibri"/>
-                <w:b/>
-                <w:color w:val="FFFFFF"/>
-                <w:sz w:val="16"/>
-              </w:rPr>
-              <w:t>Practice outcome</w:t>
+              <w:t>Practice Outcome</w:t>
             </w:r>
           </w:p>
         </w:tc>
       </w:tr>
       <w:tr>
+        <w:trPr/>
         <w:tc>
           <w:tcPr>
-            <w:tcW w:type="dxa" w:w="1250"/>
+            <w:tcW w:type="dxa" w:w="1260"/>
             <w:vAlign w:val="center"/>
+            <w:tcMar>
+              <w:top w:w="80" w:type="dxa"/>
+              <w:bottom w:w="80" w:type="dxa"/>
+              <w:start w:w="120" w:type="dxa"/>
+              <w:end w:w="120" w:type="dxa"/>
+            </w:tcMar>
           </w:tcPr>
           <w:p>
             <w:pPr>
-              <w:spacing w:after="0" w:line="240" w:lineRule="auto"/>
+              <w:spacing w:before="0" w:after="0" w:line="252" w:lineRule="auto"/>
             </w:pPr>
             <w:r/>
             <w:r>
               <w:rPr>
-                <w:rFonts w:ascii="Aptos" w:hAnsi="Aptos"/>
+                <w:rFonts w:ascii="Calibri" w:hAnsi="Calibri"/>
                 <w:b/>
-                <w:color w:val="222222"/>
-                <w:sz w:val="14"/>
+                <w:color w:val="1F1F1F"/>
+                <w:sz w:val="16"/>
               </w:rPr>
-              <w:t>Day 1 basics</w:t>
+              <w:t>Prior foundation</w:t>
             </w:r>
           </w:p>
         </w:tc>
         <w:tc>
           <w:tcPr>
-            <w:tcW w:type="dxa" w:w="2100"/>
+            <w:tcW w:type="dxa" w:w="1620"/>
             <w:vAlign w:val="center"/>
+            <w:tcMar>
+              <w:top w:w="80" w:type="dxa"/>
+              <w:bottom w:w="80" w:type="dxa"/>
+              <w:start w:w="120" w:type="dxa"/>
+              <w:end w:w="120" w:type="dxa"/>
+            </w:tcMar>
           </w:tcPr>
           <w:p>
             <w:pPr>
-              <w:spacing w:after="0" w:line="240" w:lineRule="auto"/>
+              <w:spacing w:before="0" w:after="0" w:line="252" w:lineRule="auto"/>
             </w:pPr>
             <w:r/>
             <w:r>
               <w:rPr>
-                <w:rFonts w:ascii="Aptos" w:hAnsi="Aptos"/>
+                <w:rFonts w:ascii="Calibri" w:hAnsi="Calibri"/>
                 <w:b w:val="0"/>
-                <w:color w:val="222222"/>
-                <w:sz w:val="14"/>
+                <w:color w:val="1F1F1F"/>
+                <w:sz w:val="16"/>
               </w:rPr>
-              <w:t>index.js</w:t>
-              <w:br/>
-              <w:t>if_else.js</w:t>
-              <w:br/>
-              <w:t>type_checker.js</w:t>
-              <w:br/>
-              <w:t>swap.js</w:t>
-              <w:br/>
-              <w:t>index.html</w:t>
+              <w:t>Day 1 to Day 7</w:t>
             </w:r>
           </w:p>
         </w:tc>
         <w:tc>
           <w:tcPr>
-            <w:tcW w:type="dxa" w:w="3250"/>
+            <w:tcW w:type="dxa" w:w="3240"/>
             <w:vAlign w:val="center"/>
+            <w:tcMar>
+              <w:top w:w="80" w:type="dxa"/>
+              <w:bottom w:w="80" w:type="dxa"/>
+              <w:start w:w="120" w:type="dxa"/>
+              <w:end w:w="120" w:type="dxa"/>
+            </w:tcMar>
           </w:tcPr>
           <w:p>
             <w:pPr>
-              <w:spacing w:after="0" w:line="240" w:lineRule="auto"/>
+              <w:spacing w:before="0" w:after="0" w:line="252" w:lineRule="auto"/>
             </w:pPr>
             <w:r/>
             <w:r>
               <w:rPr>
-                <w:rFonts w:ascii="Aptos" w:hAnsi="Aptos"/>
+                <w:rFonts w:ascii="Calibri" w:hAnsi="Calibri"/>
                 <w:b w:val="0"/>
-                <w:color w:val="222222"/>
-                <w:sz w:val="14"/>
+                <w:color w:val="1F1F1F"/>
+                <w:sz w:val="16"/>
               </w:rPr>
-              <w:t>Variables, strings, operators, conditions, type checking, value swapping, simple DOM input</w:t>
+              <w:t>JavaScript basics, DOM input, array methods, async/API, OOP, data cleaning, callbacks, prototypes, hoisting</w:t>
             </w:r>
           </w:p>
         </w:tc>
         <w:tc>
           <w:tcPr>
-            <w:tcW w:type="dxa" w:w="3000"/>
+            <w:tcW w:type="dxa" w:w="3240"/>
             <w:vAlign w:val="center"/>
+            <w:tcMar>
+              <w:top w:w="80" w:type="dxa"/>
+              <w:bottom w:w="80" w:type="dxa"/>
+              <w:start w:w="120" w:type="dxa"/>
+              <w:end w:w="120" w:type="dxa"/>
+            </w:tcMar>
           </w:tcPr>
           <w:p>
             <w:pPr>
-              <w:spacing w:after="0" w:line="240" w:lineRule="auto"/>
+              <w:spacing w:before="0" w:after="0" w:line="252" w:lineRule="auto"/>
             </w:pPr>
             <w:r/>
             <w:r>
               <w:rPr>
-                <w:rFonts w:ascii="Aptos" w:hAnsi="Aptos"/>
+                <w:rFonts w:ascii="Calibri" w:hAnsi="Calibri"/>
                 <w:b w:val="0"/>
-                <w:color w:val="222222"/>
-                <w:sz w:val="14"/>
+                <w:color w:val="1F1F1F"/>
+                <w:sz w:val="16"/>
               </w:rPr>
-              <w:t>Built comfort with syntax, console output, comparisons, branching, typeof checks, and reading input from HTML.</w:t>
+              <w:t>Already covered in the May 8 synopsis and preserved as the base learning path.</w:t>
             </w:r>
           </w:p>
         </w:tc>
       </w:tr>
       <w:tr>
+        <w:trPr/>
         <w:tc>
           <w:tcPr>
-            <w:tcW w:type="dxa" w:w="1250"/>
+            <w:tcW w:type="dxa" w:w="1260"/>
+            <w:shd w:fill="F7F9FC"/>
             <w:vAlign w:val="center"/>
-            <w:shd w:fill="F8FAFD"/>
+            <w:tcMar>
+              <w:top w:w="80" w:type="dxa"/>
+              <w:bottom w:w="80" w:type="dxa"/>
+              <w:start w:w="120" w:type="dxa"/>
+              <w:end w:w="120" w:type="dxa"/>
+            </w:tcMar>
           </w:tcPr>
           <w:p>
             <w:pPr>
-              <w:spacing w:after="0" w:line="240" w:lineRule="auto"/>
+              <w:spacing w:before="0" w:after="0" w:line="252" w:lineRule="auto"/>
             </w:pPr>
             <w:r/>
             <w:r>
               <w:rPr>
-                <w:rFonts w:ascii="Aptos" w:hAnsi="Aptos"/>
+                <w:rFonts w:ascii="Calibri" w:hAnsi="Calibri"/>
                 <w:b/>
-                <w:color w:val="222222"/>
-                <w:sz w:val="14"/>
+                <w:color w:val="1F1F1F"/>
+                <w:sz w:val="16"/>
               </w:rPr>
-              <w:t>Day 2 JS</w:t>
+              <w:t>Learning JS refresh</w:t>
             </w:r>
           </w:p>
         </w:tc>
         <w:tc>
           <w:tcPr>
-            <w:tcW w:type="dxa" w:w="2100"/>
+            <w:tcW w:type="dxa" w:w="1620"/>
+            <w:shd w:fill="F7F9FC"/>
             <w:vAlign w:val="center"/>
-            <w:shd w:fill="F8FAFD"/>
+            <w:tcMar>
+              <w:top w:w="80" w:type="dxa"/>
+              <w:bottom w:w="80" w:type="dxa"/>
+              <w:start w:w="120" w:type="dxa"/>
+              <w:end w:w="120" w:type="dxa"/>
+            </w:tcMar>
           </w:tcPr>
           <w:p>
             <w:pPr>
-              <w:spacing w:after="0" w:line="240" w:lineRule="auto"/>
+              <w:spacing w:before="0" w:after="0" w:line="252" w:lineRule="auto"/>
             </w:pPr>
             <w:r/>
             <w:r>
               <w:rPr>
-                <w:rFonts w:ascii="Aptos" w:hAnsi="Aptos"/>
+                <w:rFonts w:ascii="Calibri" w:hAnsi="Calibri"/>
                 <w:b w:val="0"/>
-                <w:color w:val="222222"/>
-                <w:sz w:val="14"/>
+                <w:color w:val="1F1F1F"/>
+                <w:sz w:val="16"/>
               </w:rPr>
-              <w:t>index.js</w:t>
-              <w:br/>
-              <w:t>q1.js</w:t>
-              <w:br/>
-              <w:t>q2.js</w:t>
-              <w:br/>
-              <w:t>q3.js</w:t>
+              <w:t>Learning Java Script</w:t>
             </w:r>
           </w:p>
         </w:tc>
         <w:tc>
           <w:tcPr>
-            <w:tcW w:type="dxa" w:w="3250"/>
+            <w:tcW w:type="dxa" w:w="3240"/>
+            <w:shd w:fill="F7F9FC"/>
             <w:vAlign w:val="center"/>
-            <w:shd w:fill="F8FAFD"/>
+            <w:tcMar>
+              <w:top w:w="80" w:type="dxa"/>
+              <w:bottom w:w="80" w:type="dxa"/>
+              <w:start w:w="120" w:type="dxa"/>
+              <w:end w:w="120" w:type="dxa"/>
+            </w:tcMar>
           </w:tcPr>
           <w:p>
             <w:pPr>
-              <w:spacing w:after="0" w:line="240" w:lineRule="auto"/>
+              <w:spacing w:before="0" w:after="0" w:line="252" w:lineRule="auto"/>
             </w:pPr>
             <w:r/>
             <w:r>
               <w:rPr>
-                <w:rFonts w:ascii="Aptos" w:hAnsi="Aptos"/>
+                <w:rFonts w:ascii="Calibri" w:hAnsi="Calibri"/>
                 <w:b w:val="0"/>
-                <w:color w:val="222222"/>
-                <w:sz w:val="14"/>
+                <w:color w:val="1F1F1F"/>
+                <w:sz w:val="16"/>
               </w:rPr>
-              <w:t>Template literals, functions, arrow functions, array methods, Math, conversion, splice, reduce</w:t>
+              <w:t>primitive values, BigInt, object literals, property access, variable updates, script linking, class-note PDFs</w:t>
             </w:r>
           </w:p>
         </w:tc>
         <w:tc>
           <w:tcPr>
-            <w:tcW w:type="dxa" w:w="3000"/>
+            <w:tcW w:type="dxa" w:w="3240"/>
+            <w:shd w:fill="F7F9FC"/>
             <w:vAlign w:val="center"/>
-            <w:shd w:fill="F8FAFD"/>
+            <w:tcMar>
+              <w:top w:w="80" w:type="dxa"/>
+              <w:bottom w:w="80" w:type="dxa"/>
+              <w:start w:w="120" w:type="dxa"/>
+              <w:end w:w="120" w:type="dxa"/>
+            </w:tcMar>
           </w:tcPr>
           <w:p>
             <w:pPr>
-              <w:spacing w:after="0" w:line="240" w:lineRule="auto"/>
+              <w:spacing w:before="0" w:after="0" w:line="252" w:lineRule="auto"/>
             </w:pPr>
             <w:r/>
             <w:r>
               <w:rPr>
-                <w:rFonts w:ascii="Aptos" w:hAnsi="Aptos"/>
+                <w:rFonts w:ascii="Calibri" w:hAnsi="Calibri"/>
                 <w:b w:val="0"/>
-                <w:color w:val="222222"/>
-                <w:sz w:val="14"/>
+                <w:color w:val="1F1F1F"/>
+                <w:sz w:val="16"/>
               </w:rPr>
-              <w:t>Practiced array pipelines, random values, conversions, guest formatting, high-number filtering, and price calculation.</w:t>
+              <w:t>Reinforced the earliest JavaScript basics with separate practice files and reference notes.</w:t>
             </w:r>
           </w:p>
         </w:tc>
       </w:tr>
       <w:tr>
+        <w:trPr/>
         <w:tc>
           <w:tcPr>
-            <w:tcW w:type="dxa" w:w="1250"/>
+            <w:tcW w:type="dxa" w:w="1260"/>
             <w:vAlign w:val="center"/>
+            <w:tcMar>
+              <w:top w:w="80" w:type="dxa"/>
+              <w:bottom w:w="80" w:type="dxa"/>
+              <w:start w:w="120" w:type="dxa"/>
+              <w:end w:w="120" w:type="dxa"/>
+            </w:tcMar>
           </w:tcPr>
           <w:p>
             <w:pPr>
-              <w:spacing w:after="0" w:line="240" w:lineRule="auto"/>
+              <w:spacing w:before="0" w:after="0" w:line="252" w:lineRule="auto"/>
             </w:pPr>
             <w:r/>
             <w:r>
               <w:rPr>
-                <w:rFonts w:ascii="Aptos" w:hAnsi="Aptos"/>
+                <w:rFonts w:ascii="Calibri" w:hAnsi="Calibri"/>
                 <w:b/>
-                <w:color w:val="222222"/>
-                <w:sz w:val="14"/>
+                <w:color w:val="1F1F1F"/>
+                <w:sz w:val="16"/>
               </w:rPr>
-              <w:t>Day 2 web</w:t>
+              <w:t>Day 9</w:t>
             </w:r>
           </w:p>
         </w:tc>
         <w:tc>
           <w:tcPr>
-            <w:tcW w:type="dxa" w:w="2100"/>
+            <w:tcW w:type="dxa" w:w="1620"/>
             <w:vAlign w:val="center"/>
+            <w:tcMar>
+              <w:top w:w="80" w:type="dxa"/>
+              <w:bottom w:w="80" w:type="dxa"/>
+              <w:start w:w="120" w:type="dxa"/>
+              <w:end w:w="120" w:type="dxa"/>
+            </w:tcMar>
           </w:tcPr>
           <w:p>
             <w:pPr>
-              <w:spacing w:after="0" w:line="240" w:lineRule="auto"/>
+              <w:spacing w:before="0" w:after="0" w:line="252" w:lineRule="auto"/>
             </w:pPr>
             <w:r/>
             <w:r>
               <w:rPr>
-                <w:rFonts w:ascii="Aptos" w:hAnsi="Aptos"/>
+                <w:rFonts w:ascii="Calibri" w:hAnsi="Calibri"/>
                 <w:b w:val="0"/>
-                <w:color w:val="222222"/>
-                <w:sz w:val="14"/>
+                <w:color w:val="1F1F1F"/>
+                <w:sz w:val="16"/>
               </w:rPr>
-              <w:t>login.html</w:t>
-              <w:br/>
-              <w:t>login.css</w:t>
-              <w:br/>
-              <w:t>login.js</w:t>
-              <w:br/>
-              <w:t>app.html</w:t>
+              <w:t>app.js, index.js, index.ts</w:t>
             </w:r>
           </w:p>
         </w:tc>
         <w:tc>
           <w:tcPr>
-            <w:tcW w:type="dxa" w:w="3250"/>
+            <w:tcW w:type="dxa" w:w="3240"/>
             <w:vAlign w:val="center"/>
+            <w:tcMar>
+              <w:top w:w="80" w:type="dxa"/>
+              <w:bottom w:w="80" w:type="dxa"/>
+              <w:start w:w="120" w:type="dxa"/>
+              <w:end w:w="120" w:type="dxa"/>
+            </w:tcMar>
           </w:tcPr>
           <w:p>
             <w:pPr>
-              <w:spacing w:after="0" w:line="240" w:lineRule="auto"/>
+              <w:spacing w:before="0" w:after="0" w:line="252" w:lineRule="auto"/>
             </w:pPr>
             <w:r/>
             <w:r>
               <w:rPr>
-                <w:rFonts w:ascii="Aptos" w:hAnsi="Aptos"/>
+                <w:rFonts w:ascii="Calibri" w:hAnsi="Calibri"/>
                 <w:b w:val="0"/>
-                <w:color w:val="222222"/>
-                <w:sz w:val="14"/>
+                <w:color w:val="1F1F1F"/>
+                <w:sz w:val="16"/>
               </w:rPr>
-              <w:t>HTML forms, external CSS/JS, DOM value reading, authentication condition, alerts, links, window.location.href</w:t>
+              <w:t>Axios, DOM rendering, default parameters, spread/rest, destructuring, TypeScript basics, interfaces, enums, generics</w:t>
             </w:r>
           </w:p>
         </w:tc>
         <w:tc>
           <w:tcPr>
-            <w:tcW w:type="dxa" w:w="3000"/>
+            <w:tcW w:type="dxa" w:w="3240"/>
             <w:vAlign w:val="center"/>
+            <w:tcMar>
+              <w:top w:w="80" w:type="dxa"/>
+              <w:bottom w:w="80" w:type="dxa"/>
+              <w:start w:w="120" w:type="dxa"/>
+              <w:end w:w="120" w:type="dxa"/>
+            </w:tcMar>
           </w:tcPr>
           <w:p>
             <w:pPr>
-              <w:spacing w:after="0" w:line="240" w:lineRule="auto"/>
+              <w:spacing w:before="0" w:after="0" w:line="252" w:lineRule="auto"/>
             </w:pPr>
             <w:r/>
             <w:r>
               <w:rPr>
-                <w:rFonts w:ascii="Aptos" w:hAnsi="Aptos"/>
+                <w:rFonts w:ascii="Calibri" w:hAnsi="Calibri"/>
                 <w:b w:val="0"/>
-                <w:color w:val="222222"/>
-                <w:sz w:val="14"/>
+                <w:color w:val="1F1F1F"/>
+                <w:sz w:val="16"/>
               </w:rPr>
-              <w:t>Created a login screen and connected HTML, CSS, and JavaScript for browser interaction.</w:t>
+              <w:t>Moved from JavaScript syntax into typed TypeScript and a browser API display example.</w:t>
             </w:r>
           </w:p>
         </w:tc>
       </w:tr>
       <w:tr>
+        <w:trPr/>
         <w:tc>
           <w:tcPr>
-            <w:tcW w:type="dxa" w:w="1250"/>
+            <w:tcW w:type="dxa" w:w="1260"/>
+            <w:shd w:fill="F7F9FC"/>
             <w:vAlign w:val="center"/>
-            <w:shd w:fill="F8FAFD"/>
+            <w:tcMar>
+              <w:top w:w="80" w:type="dxa"/>
+              <w:bottom w:w="80" w:type="dxa"/>
+              <w:start w:w="120" w:type="dxa"/>
+              <w:end w:w="120" w:type="dxa"/>
+            </w:tcMar>
           </w:tcPr>
           <w:p>
             <w:pPr>
-              <w:spacing w:after="0" w:line="240" w:lineRule="auto"/>
+              <w:spacing w:before="0" w:after="0" w:line="252" w:lineRule="auto"/>
             </w:pPr>
             <w:r/>
             <w:r>
               <w:rPr>
-                <w:rFonts w:ascii="Aptos" w:hAnsi="Aptos"/>
+                <w:rFonts w:ascii="Calibri" w:hAnsi="Calibri"/>
                 <w:b/>
-                <w:color w:val="222222"/>
-                <w:sz w:val="14"/>
+                <w:color w:val="1F1F1F"/>
+                <w:sz w:val="16"/>
               </w:rPr>
-              <w:t>Day 3 arrays</w:t>
+              <w:t>Day 10</w:t>
             </w:r>
           </w:p>
         </w:tc>
         <w:tc>
           <w:tcPr>
-            <w:tcW w:type="dxa" w:w="2100"/>
+            <w:tcW w:type="dxa" w:w="1620"/>
+            <w:shd w:fill="F7F9FC"/>
             <w:vAlign w:val="center"/>
-            <w:shd w:fill="F8FAFD"/>
+            <w:tcMar>
+              <w:top w:w="80" w:type="dxa"/>
+              <w:bottom w:w="80" w:type="dxa"/>
+              <w:start w:w="120" w:type="dxa"/>
+              <w:end w:w="120" w:type="dxa"/>
+            </w:tcMar>
           </w:tcPr>
           <w:p>
             <w:pPr>
-              <w:spacing w:after="0" w:line="240" w:lineRule="auto"/>
+              <w:spacing w:before="0" w:after="0" w:line="252" w:lineRule="auto"/>
             </w:pPr>
             <w:r/>
             <w:r>
               <w:rPr>
-                <w:rFonts w:ascii="Aptos" w:hAnsi="Aptos"/>
+                <w:rFonts w:ascii="Calibri" w:hAnsi="Calibri"/>
                 <w:b w:val="0"/>
-                <w:color w:val="222222"/>
-                <w:sz w:val="14"/>
+                <w:color w:val="1F1F1F"/>
+                <w:sz w:val="16"/>
               </w:rPr>
-              <w:t>questions.js</w:t>
+              <w:t>TS files, expr app</w:t>
             </w:r>
           </w:p>
         </w:tc>
         <w:tc>
           <w:tcPr>
-            <w:tcW w:type="dxa" w:w="3250"/>
+            <w:tcW w:type="dxa" w:w="3240"/>
+            <w:shd w:fill="F7F9FC"/>
             <w:vAlign w:val="center"/>
-            <w:shd w:fill="F8FAFD"/>
+            <w:tcMar>
+              <w:top w:w="80" w:type="dxa"/>
+              <w:bottom w:w="80" w:type="dxa"/>
+              <w:start w:w="120" w:type="dxa"/>
+              <w:end w:w="120" w:type="dxa"/>
+            </w:tcMar>
           </w:tcPr>
           <w:p>
             <w:pPr>
-              <w:spacing w:after="0" w:line="240" w:lineRule="auto"/>
+              <w:spacing w:before="0" w:after="0" w:line="252" w:lineRule="auto"/>
             </w:pPr>
             <w:r/>
             <w:r>
               <w:rPr>
-                <w:rFonts w:ascii="Aptos" w:hAnsi="Aptos"/>
+                <w:rFonts w:ascii="Calibri" w:hAnsi="Calibri"/>
                 <w:b w:val="0"/>
-                <w:color w:val="222222"/>
-                <w:sz w:val="14"/>
+                <w:color w:val="1F1F1F"/>
+                <w:sz w:val="16"/>
               </w:rPr>
-              <w:t>forEach, map, filter, reduce, object arrays, chaining, concat, average calculation, flattening without flat()</w:t>
+              <w:t>utility types, keyof, mapped/deep partial types, narrowing, type predicates, Express routes</w:t>
             </w:r>
           </w:p>
         </w:tc>
         <w:tc>
           <w:tcPr>
-            <w:tcW w:type="dxa" w:w="3000"/>
+            <w:tcW w:type="dxa" w:w="3240"/>
+            <w:shd w:fill="F7F9FC"/>
             <w:vAlign w:val="center"/>
-            <w:shd w:fill="F8FAFD"/>
+            <w:tcMar>
+              <w:top w:w="80" w:type="dxa"/>
+              <w:bottom w:w="80" w:type="dxa"/>
+              <w:start w:w="120" w:type="dxa"/>
+              <w:end w:w="120" w:type="dxa"/>
+            </w:tcMar>
           </w:tcPr>
           <w:p>
             <w:pPr>
-              <w:spacing w:after="0" w:line="240" w:lineRule="auto"/>
+              <w:spacing w:before="0" w:after="0" w:line="252" w:lineRule="auto"/>
             </w:pPr>
             <w:r/>
             <w:r>
               <w:rPr>
-                <w:rFonts w:ascii="Aptos" w:hAnsi="Aptos"/>
+                <w:rFonts w:ascii="Calibri" w:hAnsi="Calibri"/>
                 <w:b w:val="0"/>
-                <w:color w:val="222222"/>
-                <w:sz w:val="14"/>
+                <w:color w:val="1F1F1F"/>
+                <w:sz w:val="16"/>
               </w:rPr>
-              <w:t>Solved 10 practice questions from iteration to reduce-based logic and transformation.</w:t>
+              <w:t>Practiced safer TypeScript modeling and built a small Express JSON API.</w:t>
             </w:r>
           </w:p>
         </w:tc>
       </w:tr>
       <w:tr>
+        <w:trPr/>
         <w:tc>
           <w:tcPr>
-            <w:tcW w:type="dxa" w:w="1250"/>
+            <w:tcW w:type="dxa" w:w="1260"/>
             <w:vAlign w:val="center"/>
+            <w:tcMar>
+              <w:top w:w="80" w:type="dxa"/>
+              <w:bottom w:w="80" w:type="dxa"/>
+              <w:start w:w="120" w:type="dxa"/>
+              <w:end w:w="120" w:type="dxa"/>
+            </w:tcMar>
           </w:tcPr>
           <w:p>
             <w:pPr>
-              <w:spacing w:after="0" w:line="240" w:lineRule="auto"/>
+              <w:spacing w:before="0" w:after="0" w:line="252" w:lineRule="auto"/>
             </w:pPr>
             <w:r/>
             <w:r>
               <w:rPr>
-                <w:rFonts w:ascii="Aptos" w:hAnsi="Aptos"/>
+                <w:rFonts w:ascii="Calibri" w:hAnsi="Calibri"/>
                 <w:b/>
-                <w:color w:val="222222"/>
-                <w:sz w:val="14"/>
+                <w:color w:val="1F1F1F"/>
+                <w:sz w:val="16"/>
               </w:rPr>
-              <w:t>Day 4 async/API</w:t>
+              <w:t>Day 11</w:t>
             </w:r>
           </w:p>
         </w:tc>
         <w:tc>
           <w:tcPr>
-            <w:tcW w:type="dxa" w:w="2100"/>
+            <w:tcW w:type="dxa" w:w="1620"/>
             <w:vAlign w:val="center"/>
+            <w:tcMar>
+              <w:top w:w="80" w:type="dxa"/>
+              <w:bottom w:w="80" w:type="dxa"/>
+              <w:start w:w="120" w:type="dxa"/>
+              <w:end w:w="120" w:type="dxa"/>
+            </w:tcMar>
           </w:tcPr>
           <w:p>
             <w:pPr>
-              <w:spacing w:after="0" w:line="240" w:lineRule="auto"/>
+              <w:spacing w:before="0" w:after="0" w:line="252" w:lineRule="auto"/>
             </w:pPr>
             <w:r/>
             <w:r>
               <w:rPr>
-                <w:rFonts w:ascii="Aptos" w:hAnsi="Aptos"/>
+                <w:rFonts w:ascii="Calibri" w:hAnsi="Calibri"/>
                 <w:b w:val="0"/>
-                <w:color w:val="222222"/>
-                <w:sz w:val="14"/>
+                <w:color w:val="1F1F1F"/>
+                <w:sz w:val="16"/>
               </w:rPr>
-              <w:t>index.js</w:t>
-              <w:br/>
-              <w:t>promise.js</w:t>
-              <w:br/>
-              <w:t>api.js</w:t>
+              <w:t>10 TS questions</w:t>
             </w:r>
           </w:p>
         </w:tc>
         <w:tc>
           <w:tcPr>
-            <w:tcW w:type="dxa" w:w="3250"/>
+            <w:tcW w:type="dxa" w:w="3240"/>
             <w:vAlign w:val="center"/>
+            <w:tcMar>
+              <w:top w:w="80" w:type="dxa"/>
+              <w:bottom w:w="80" w:type="dxa"/>
+              <w:start w:w="120" w:type="dxa"/>
+              <w:end w:w="120" w:type="dxa"/>
+            </w:tcMar>
           </w:tcPr>
           <w:p>
             <w:pPr>
-              <w:spacing w:after="0" w:line="240" w:lineRule="auto"/>
+              <w:spacing w:before="0" w:after="0" w:line="252" w:lineRule="auto"/>
             </w:pPr>
             <w:r/>
             <w:r>
               <w:rPr>
-                <w:rFonts w:ascii="Aptos" w:hAnsi="Aptos"/>
+                <w:rFonts w:ascii="Calibri" w:hAnsi="Calibri"/>
                 <w:b w:val="0"/>
-                <w:color w:val="222222"/>
-                <w:sz w:val="14"/>
+                <w:color w:val="1F1F1F"/>
+                <w:sz w:val="16"/>
               </w:rPr>
-              <w:t>Promise, resolve/reject, then/catch, setTimeout, setInterval, fetch, JSON parsing, API transformation</w:t>
+              <w:t>generic wrappers, Record, never, recursive types, template literals, infer, Extract/Exclude, async HOFs, key remapping</w:t>
             </w:r>
           </w:p>
         </w:tc>
         <w:tc>
           <w:tcPr>
-            <w:tcW w:type="dxa" w:w="3000"/>
+            <w:tcW w:type="dxa" w:w="3240"/>
             <w:vAlign w:val="center"/>
+            <w:tcMar>
+              <w:top w:w="80" w:type="dxa"/>
+              <w:bottom w:w="80" w:type="dxa"/>
+              <w:start w:w="120" w:type="dxa"/>
+              <w:end w:w="120" w:type="dxa"/>
+            </w:tcMar>
           </w:tcPr>
           <w:p>
             <w:pPr>
-              <w:spacing w:after="0" w:line="240" w:lineRule="auto"/>
+              <w:spacing w:before="0" w:after="0" w:line="252" w:lineRule="auto"/>
             </w:pPr>
             <w:r/>
             <w:r>
               <w:rPr>
-                <w:rFonts w:ascii="Aptos" w:hAnsi="Aptos"/>
+                <w:rFonts w:ascii="Calibri" w:hAnsi="Calibri"/>
                 <w:b w:val="0"/>
-                <w:color w:val="222222"/>
-                <w:sz w:val="14"/>
+                <w:color w:val="1F1F1F"/>
+                <w:sz w:val="16"/>
               </w:rPr>
-              <w:t>Practiced async flow, API calls, filtering/mapping remote data, Weatherstack-style transformation, and error handling.</w:t>
+              <w:t>Solved advanced TypeScript type-system exercises.</w:t>
             </w:r>
           </w:p>
         </w:tc>
       </w:tr>
       <w:tr>
+        <w:trPr/>
         <w:tc>
           <w:tcPr>
-            <w:tcW w:type="dxa" w:w="1250"/>
+            <w:tcW w:type="dxa" w:w="1260"/>
+            <w:shd w:fill="F7F9FC"/>
             <w:vAlign w:val="center"/>
-            <w:shd w:fill="F8FAFD"/>
+            <w:tcMar>
+              <w:top w:w="80" w:type="dxa"/>
+              <w:bottom w:w="80" w:type="dxa"/>
+              <w:start w:w="120" w:type="dxa"/>
+              <w:end w:w="120" w:type="dxa"/>
+            </w:tcMar>
           </w:tcPr>
           <w:p>
             <w:pPr>
-              <w:spacing w:after="0" w:line="240" w:lineRule="auto"/>
+              <w:spacing w:before="0" w:after="0" w:line="252" w:lineRule="auto"/>
             </w:pPr>
             <w:r/>
             <w:r>
               <w:rPr>
-                <w:rFonts w:ascii="Aptos" w:hAnsi="Aptos"/>
+                <w:rFonts w:ascii="Calibri" w:hAnsi="Calibri"/>
                 <w:b/>
-                <w:color w:val="222222"/>
-                <w:sz w:val="14"/>
+                <w:color w:val="1F1F1F"/>
+                <w:sz w:val="16"/>
               </w:rPr>
-              <w:t>Day 5 async tools</w:t>
+              <w:t>Day 12 + tests</w:t>
             </w:r>
           </w:p>
         </w:tc>
         <w:tc>
           <w:tcPr>
-            <w:tcW w:type="dxa" w:w="2100"/>
+            <w:tcW w:type="dxa" w:w="1620"/>
+            <w:shd w:fill="F7F9FC"/>
             <w:vAlign w:val="center"/>
-            <w:shd w:fill="F8FAFD"/>
+            <w:tcMar>
+              <w:top w:w="80" w:type="dxa"/>
+              <w:bottom w:w="80" w:type="dxa"/>
+              <w:start w:w="120" w:type="dxa"/>
+              <w:end w:w="120" w:type="dxa"/>
+            </w:tcMar>
           </w:tcPr>
           <w:p>
             <w:pPr>
-              <w:spacing w:after="0" w:line="240" w:lineRule="auto"/>
+              <w:spacing w:before="0" w:after="0" w:line="252" w:lineRule="auto"/>
             </w:pPr>
             <w:r/>
             <w:r>
               <w:rPr>
-                <w:rFonts w:ascii="Aptos" w:hAnsi="Aptos"/>
+                <w:rFonts w:ascii="Calibri" w:hAnsi="Calibri"/>
                 <w:b w:val="0"/>
-                <w:color w:val="222222"/>
-                <w:sz w:val="14"/>
+                <w:color w:val="1F1F1F"/>
+                <w:sz w:val="16"/>
               </w:rPr>
-              <w:t>index1.js</w:t>
-              <w:br/>
-              <w:t>index2.js</w:t>
+              <w:t>test.js, tests, config</w:t>
             </w:r>
           </w:p>
         </w:tc>
         <w:tc>
           <w:tcPr>
-            <w:tcW w:type="dxa" w:w="3250"/>
+            <w:tcW w:type="dxa" w:w="3240"/>
+            <w:shd w:fill="F7F9FC"/>
             <w:vAlign w:val="center"/>
-            <w:shd w:fill="F8FAFD"/>
+            <w:tcMar>
+              <w:top w:w="80" w:type="dxa"/>
+              <w:bottom w:w="80" w:type="dxa"/>
+              <w:start w:w="120" w:type="dxa"/>
+              <w:end w:w="120" w:type="dxa"/>
+            </w:tcMar>
           </w:tcPr>
           <w:p>
             <w:pPr>
-              <w:spacing w:after="0" w:line="240" w:lineRule="auto"/>
+              <w:spacing w:before="0" w:after="0" w:line="252" w:lineRule="auto"/>
             </w:pPr>
             <w:r/>
             <w:r>
               <w:rPr>
-                <w:rFonts w:ascii="Aptos" w:hAnsi="Aptos"/>
+                <w:rFonts w:ascii="Calibri" w:hAnsi="Calibri"/>
                 <w:b w:val="0"/>
-                <w:color w:val="222222"/>
-                <w:sz w:val="14"/>
+                <w:color w:val="1F1F1F"/>
+                <w:sz w:val="16"/>
               </w:rPr>
-              <w:t>async, await, fetch with await, JSON.stringify, JSON.parse, clearTimeout, clearInterval</w:t>
+              <w:t>Playwright browser automation, Playwright Test, locators, assertions, multi-browser config, traces, reports</w:t>
             </w:r>
           </w:p>
         </w:tc>
         <w:tc>
           <w:tcPr>
-            <w:tcW w:type="dxa" w:w="3000"/>
+            <w:tcW w:type="dxa" w:w="3240"/>
+            <w:shd w:fill="F7F9FC"/>
             <w:vAlign w:val="center"/>
-            <w:shd w:fill="F8FAFD"/>
+            <w:tcMar>
+              <w:top w:w="80" w:type="dxa"/>
+              <w:bottom w:w="80" w:type="dxa"/>
+              <w:start w:w="120" w:type="dxa"/>
+              <w:end w:w="120" w:type="dxa"/>
+            </w:tcMar>
           </w:tcPr>
           <w:p>
             <w:pPr>
-              <w:spacing w:after="0" w:line="240" w:lineRule="auto"/>
+              <w:spacing w:before="0" w:after="0" w:line="252" w:lineRule="auto"/>
             </w:pPr>
             <w:r/>
             <w:r>
               <w:rPr>
-                <w:rFonts w:ascii="Aptos" w:hAnsi="Aptos"/>
-                <w:b w:val="0"/>
-                <w:color w:val="222222"/>
-                <w:sz w:val="14"/>
-              </w:rPr>
-              <w:t>Moved from promise chains into async/await and practiced converting objects to strings and strings back to objects.</w:t>
-            </w:r>
-          </w:p>
-        </w:tc>
-      </w:tr>
-      <w:tr>
-        <w:tc>
-          <w:tcPr>
-            <w:tcW w:type="dxa" w:w="1250"/>
-            <w:vAlign w:val="center"/>
-          </w:tcPr>
-          <w:p>
-            <w:pPr>
-              <w:spacing w:after="0" w:line="240" w:lineRule="auto"/>
-            </w:pPr>
-            <w:r/>
-            <w:r>
-              <w:rPr>
-                <w:rFonts w:ascii="Aptos" w:hAnsi="Aptos"/>
-                <w:b/>
-                <w:color w:val="222222"/>
-                <w:sz w:val="14"/>
-              </w:rPr>
-              <w:t>Day 5 OOP basics</w:t>
-            </w:r>
-          </w:p>
-        </w:tc>
-        <w:tc>
-          <w:tcPr>
-            <w:tcW w:type="dxa" w:w="2100"/>
-            <w:vAlign w:val="center"/>
-          </w:tcPr>
-          <w:p>
-            <w:pPr>
-              <w:spacing w:after="0" w:line="240" w:lineRule="auto"/>
-            </w:pPr>
-            <w:r/>
-            <w:r>
-              <w:rPr>
-                <w:rFonts w:ascii="Aptos" w:hAnsi="Aptos"/>
-                <w:b w:val="0"/>
-                <w:color w:val="222222"/>
-                <w:sz w:val="14"/>
-              </w:rPr>
-              <w:t>oops.js</w:t>
-              <w:br/>
-              <w:t>inher.js</w:t>
-              <w:br/>
-              <w:t>poly.js</w:t>
-            </w:r>
-          </w:p>
-        </w:tc>
-        <w:tc>
-          <w:tcPr>
-            <w:tcW w:type="dxa" w:w="3250"/>
-            <w:vAlign w:val="center"/>
-          </w:tcPr>
-          <w:p>
-            <w:pPr>
-              <w:spacing w:after="0" w:line="240" w:lineRule="auto"/>
-            </w:pPr>
-            <w:r/>
-            <w:r>
-              <w:rPr>
-                <w:rFonts w:ascii="Aptos" w:hAnsi="Aptos"/>
-                <w:b w:val="0"/>
-                <w:color w:val="222222"/>
-                <w:sz w:val="14"/>
-              </w:rPr>
-              <w:t>class, constructor, object creation, methods, inheritance, extends, super, method overriding, polymorphism</w:t>
-            </w:r>
-          </w:p>
-        </w:tc>
-        <w:tc>
-          <w:tcPr>
-            <w:tcW w:type="dxa" w:w="3000"/>
-            <w:vAlign w:val="center"/>
-          </w:tcPr>
-          <w:p>
-            <w:pPr>
-              <w:spacing w:after="0" w:line="240" w:lineRule="auto"/>
-            </w:pPr>
-            <w:r/>
-            <w:r>
-              <w:rPr>
-                <w:rFonts w:ascii="Aptos" w:hAnsi="Aptos"/>
-                <w:b w:val="0"/>
-                <w:color w:val="222222"/>
-                <w:sz w:val="14"/>
-              </w:rPr>
-              <w:t>Created classes and objects, reused parent behavior, and showed different child classes responding to the same method.</w:t>
-            </w:r>
-          </w:p>
-        </w:tc>
-      </w:tr>
-      <w:tr>
-        <w:tc>
-          <w:tcPr>
-            <w:tcW w:type="dxa" w:w="1250"/>
-            <w:vAlign w:val="center"/>
-            <w:shd w:fill="F8FAFD"/>
-          </w:tcPr>
-          <w:p>
-            <w:pPr>
-              <w:spacing w:after="0" w:line="240" w:lineRule="auto"/>
-            </w:pPr>
-            <w:r/>
-            <w:r>
-              <w:rPr>
-                <w:rFonts w:ascii="Aptos" w:hAnsi="Aptos"/>
-                <w:b/>
-                <w:color w:val="222222"/>
-                <w:sz w:val="14"/>
-              </w:rPr>
-              <w:t>Day 5 OOP pillars</w:t>
-            </w:r>
-          </w:p>
-        </w:tc>
-        <w:tc>
-          <w:tcPr>
-            <w:tcW w:type="dxa" w:w="2100"/>
-            <w:vAlign w:val="center"/>
-            <w:shd w:fill="F8FAFD"/>
-          </w:tcPr>
-          <w:p>
-            <w:pPr>
-              <w:spacing w:after="0" w:line="240" w:lineRule="auto"/>
-            </w:pPr>
-            <w:r/>
-            <w:r>
-              <w:rPr>
-                <w:rFonts w:ascii="Aptos" w:hAnsi="Aptos"/>
-                <w:b w:val="0"/>
-                <w:color w:val="222222"/>
-                <w:sz w:val="14"/>
-              </w:rPr>
-              <w:t>encap.js</w:t>
-              <w:br/>
-              <w:t>Abstraction.js</w:t>
-              <w:br/>
-              <w:t>Assesment.js</w:t>
-            </w:r>
-          </w:p>
-        </w:tc>
-        <w:tc>
-          <w:tcPr>
-            <w:tcW w:type="dxa" w:w="3250"/>
-            <w:vAlign w:val="center"/>
-            <w:shd w:fill="F8FAFD"/>
-          </w:tcPr>
-          <w:p>
-            <w:pPr>
-              <w:spacing w:after="0" w:line="240" w:lineRule="auto"/>
-            </w:pPr>
-            <w:r/>
-            <w:r>
-              <w:rPr>
-                <w:rFonts w:ascii="Aptos" w:hAnsi="Aptos"/>
-                <w:b w:val="0"/>
-                <w:color w:val="222222"/>
-                <w:sz w:val="14"/>
-              </w:rPr>
-              <w:t>encapsulation, private fields, abstraction, private methods, validation, inheritance, polymorphism</w:t>
-            </w:r>
-          </w:p>
-        </w:tc>
-        <w:tc>
-          <w:tcPr>
-            <w:tcW w:type="dxa" w:w="3000"/>
-            <w:vAlign w:val="center"/>
-            <w:shd w:fill="F8FAFD"/>
-          </w:tcPr>
-          <w:p>
-            <w:pPr>
-              <w:spacing w:after="0" w:line="240" w:lineRule="auto"/>
-            </w:pPr>
-            <w:r/>
-            <w:r>
-              <w:rPr>
-                <w:rFonts w:ascii="Aptos" w:hAnsi="Aptos"/>
-                <w:b w:val="0"/>
-                <w:color w:val="222222"/>
-                <w:sz w:val="14"/>
-              </w:rPr>
-              <w:t>Practiced BankAccount, CoffeeMachine, ShoppingCart, FoodOrder, Person/Student, and Animal examples covering all OOP pillars.</w:t>
-            </w:r>
-          </w:p>
-        </w:tc>
-      </w:tr>
-      <w:tr>
-        <w:tc>
-          <w:tcPr>
-            <w:tcW w:type="dxa" w:w="2570"/>
-            <w:vAlign w:val="center"/>
-            <w:tcBorders>
-              <w:top w:val="single" w:sz="8" w:space="0" w:color="B7C9D6"/>
-              <w:left w:val="single" w:sz="8" w:space="0" w:color="B7C9D6"/>
-              <w:bottom w:val="single" w:sz="8" w:space="0" w:color="B7C9D6"/>
-              <w:right w:val="single" w:sz="8" w:space="0" w:color="B7C9D6"/>
-            </w:tcBorders>
-            <w:tcMar>
-              <w:top w:w="80" w:type="dxa"/>
-              <w:start w:w="95" w:type="dxa"/>
-              <w:bottom w:w="80" w:type="dxa"/>
-              <w:end w:w="95" w:type="dxa"/>
-            </w:tcMar>
-            <w:shd w:fill="FFFFFF"/>
-          </w:tcPr>
-          <w:p>
-            <w:pPr>
-              <w:spacing w:after="0" w:line="240" w:lineRule="auto"/>
-            </w:pPr>
-            <w:r>
-              <w:rPr>
                 <w:rFonts w:ascii="Calibri" w:hAnsi="Calibri"/>
                 <w:b w:val="0"/>
-                <w:color w:val="222222"/>
-                <w:sz w:val="13"/>
+                <w:color w:val="1F1F1F"/>
+                <w:sz w:val="16"/>
               </w:rPr>
-              <w:t>Day 6 data processing</w:t>
-            </w:r>
-          </w:p>
-        </w:tc>
-        <w:tc>
-          <w:tcPr>
-            <w:tcW w:type="dxa" w:w="2570"/>
-            <w:vAlign w:val="center"/>
-            <w:tcBorders>
-              <w:top w:val="single" w:sz="8" w:space="0" w:color="B7C9D6"/>
-              <w:left w:val="single" w:sz="8" w:space="0" w:color="B7C9D6"/>
-              <w:bottom w:val="single" w:sz="8" w:space="0" w:color="B7C9D6"/>
-              <w:right w:val="single" w:sz="8" w:space="0" w:color="B7C9D6"/>
-            </w:tcBorders>
-            <w:tcMar>
-              <w:top w:w="80" w:type="dxa"/>
-              <w:start w:w="95" w:type="dxa"/>
-              <w:bottom w:w="80" w:type="dxa"/>
-              <w:end w:w="95" w:type="dxa"/>
-            </w:tcMar>
-            <w:shd w:fill="FFFFFF"/>
-          </w:tcPr>
-          <w:p>
-            <w:pPr>
-              <w:spacing w:after="0" w:line="240" w:lineRule="auto"/>
-            </w:pPr>
-            <w:r>
-              <w:rPr>
-                <w:rFonts w:ascii="Calibri" w:hAnsi="Calibri"/>
-                <w:b w:val="0"/>
-                <w:color w:val="222222"/>
-                <w:sz w:val="13"/>
-              </w:rPr>
-              <w:t>q1_flight_booking_cleaner.js</w:t>
-              <w:br/>
-              <w:t>q2_ecommerce_discount_applicator.js</w:t>
-              <w:br/>
-              <w:t>q3_movie_stream_analytics.js</w:t>
-              <w:br/>
-              <w:t>q4_automated_payroll_processor.js</w:t>
-            </w:r>
-          </w:p>
-        </w:tc>
-        <w:tc>
-          <w:tcPr>
-            <w:tcW w:type="dxa" w:w="2570"/>
-            <w:vAlign w:val="center"/>
-            <w:tcBorders>
-              <w:top w:val="single" w:sz="8" w:space="0" w:color="B7C9D6"/>
-              <w:left w:val="single" w:sz="8" w:space="0" w:color="B7C9D6"/>
-              <w:bottom w:val="single" w:sz="8" w:space="0" w:color="B7C9D6"/>
-              <w:right w:val="single" w:sz="8" w:space="0" w:color="B7C9D6"/>
-            </w:tcBorders>
-            <w:tcMar>
-              <w:top w:w="80" w:type="dxa"/>
-              <w:start w:w="95" w:type="dxa"/>
-              <w:bottom w:w="80" w:type="dxa"/>
-              <w:end w:w="95" w:type="dxa"/>
-            </w:tcMar>
-            <w:shd w:fill="FFFFFF"/>
-          </w:tcPr>
-          <w:p>
-            <w:pPr>
-              <w:spacing w:after="0" w:line="240" w:lineRule="auto"/>
-            </w:pPr>
-            <w:r>
-              <w:rPr>
-                <w:rFonts w:ascii="Calibri" w:hAnsi="Calibri"/>
-                <w:b w:val="0"/>
-                <w:color w:val="222222"/>
-                <w:sz w:val="13"/>
-              </w:rPr>
-              <w:t>Parsing, Number conversion, validation, filter, sort, JSON.stringify, callbacks, map, object spread, reduce, template literals, setTimeout, Promise</w:t>
-            </w:r>
-          </w:p>
-        </w:tc>
-        <w:tc>
-          <w:tcPr>
-            <w:tcW w:type="dxa" w:w="2570"/>
-            <w:vAlign w:val="center"/>
-            <w:tcBorders>
-              <w:top w:val="single" w:sz="8" w:space="0" w:color="B7C9D6"/>
-              <w:left w:val="single" w:sz="8" w:space="0" w:color="B7C9D6"/>
-              <w:bottom w:val="single" w:sz="8" w:space="0" w:color="B7C9D6"/>
-              <w:right w:val="single" w:sz="8" w:space="0" w:color="B7C9D6"/>
-            </w:tcBorders>
-            <w:tcMar>
-              <w:top w:w="80" w:type="dxa"/>
-              <w:start w:w="95" w:type="dxa"/>
-              <w:bottom w:w="80" w:type="dxa"/>
-              <w:end w:w="95" w:type="dxa"/>
-            </w:tcMar>
-            <w:shd w:fill="FFFFFF"/>
-          </w:tcPr>
-          <w:p>
-            <w:pPr>
-              <w:spacing w:after="0" w:line="240" w:lineRule="auto"/>
-            </w:pPr>
-            <w:r>
-              <w:rPr>
-                <w:rFonts w:ascii="Calibri" w:hAnsi="Calibri"/>
-                <w:b w:val="0"/>
-                <w:color w:val="222222"/>
-                <w:sz w:val="13"/>
-              </w:rPr>
-              <w:t>Cleaned flights, applied cart discounts, ranked top movie streams, and processed payroll with net salaries and status labels.</w:t>
-            </w:r>
-          </w:p>
-        </w:tc>
-      </w:tr>
-      <w:tr>
-        <w:tc>
-          <w:tcPr>
-            <w:tcW w:type="dxa" w:w="2570"/>
-            <w:vAlign w:val="center"/>
-            <w:tcBorders>
-              <w:top w:val="single" w:sz="8" w:space="0" w:color="B7C9D6"/>
-              <w:left w:val="single" w:sz="8" w:space="0" w:color="B7C9D6"/>
-              <w:bottom w:val="single" w:sz="8" w:space="0" w:color="B7C9D6"/>
-              <w:right w:val="single" w:sz="8" w:space="0" w:color="B7C9D6"/>
-            </w:tcBorders>
-            <w:tcMar>
-              <w:top w:w="80" w:type="dxa"/>
-              <w:start w:w="95" w:type="dxa"/>
-              <w:bottom w:w="80" w:type="dxa"/>
-              <w:end w:w="95" w:type="dxa"/>
-            </w:tcMar>
-            <w:shd w:fill="FFFFFF"/>
-          </w:tcPr>
-          <w:p>
-            <w:pPr>
-              <w:spacing w:after="0" w:line="240" w:lineRule="auto"/>
-            </w:pPr>
-            <w:r>
-              <w:rPr>
-                <w:rFonts w:ascii="Calibri" w:hAnsi="Calibri"/>
-                <w:b w:val="0"/>
-                <w:color w:val="222222"/>
-                <w:sz w:val="13"/>
-              </w:rPr>
-              <w:t>Day 7 JS internals</w:t>
-            </w:r>
-          </w:p>
-        </w:tc>
-        <w:tc>
-          <w:tcPr>
-            <w:tcW w:type="dxa" w:w="2570"/>
-            <w:vAlign w:val="center"/>
-            <w:tcBorders>
-              <w:top w:val="single" w:sz="8" w:space="0" w:color="B7C9D6"/>
-              <w:left w:val="single" w:sz="8" w:space="0" w:color="B7C9D6"/>
-              <w:bottom w:val="single" w:sz="8" w:space="0" w:color="B7C9D6"/>
-              <w:right w:val="single" w:sz="8" w:space="0" w:color="B7C9D6"/>
-            </w:tcBorders>
-            <w:tcMar>
-              <w:top w:w="80" w:type="dxa"/>
-              <w:start w:w="95" w:type="dxa"/>
-              <w:bottom w:w="80" w:type="dxa"/>
-              <w:end w:w="95" w:type="dxa"/>
-            </w:tcMar>
-            <w:shd w:fill="FFFFFF"/>
-          </w:tcPr>
-          <w:p>
-            <w:pPr>
-              <w:spacing w:after="0" w:line="240" w:lineRule="auto"/>
-            </w:pPr>
-            <w:r>
-              <w:rPr>
-                <w:rFonts w:ascii="Calibri" w:hAnsi="Calibri"/>
-                <w:b w:val="0"/>
-                <w:color w:val="222222"/>
-                <w:sz w:val="13"/>
-              </w:rPr>
-              <w:t>index.js</w:t>
-              <w:br/>
-              <w:t>index1.js</w:t>
-              <w:br/>
-              <w:t>index2.js</w:t>
-            </w:r>
-          </w:p>
-        </w:tc>
-        <w:tc>
-          <w:tcPr>
-            <w:tcW w:type="dxa" w:w="2570"/>
-            <w:vAlign w:val="center"/>
-            <w:tcBorders>
-              <w:top w:val="single" w:sz="8" w:space="0" w:color="B7C9D6"/>
-              <w:left w:val="single" w:sz="8" w:space="0" w:color="B7C9D6"/>
-              <w:bottom w:val="single" w:sz="8" w:space="0" w:color="B7C9D6"/>
-              <w:right w:val="single" w:sz="8" w:space="0" w:color="B7C9D6"/>
-            </w:tcBorders>
-            <w:tcMar>
-              <w:top w:w="80" w:type="dxa"/>
-              <w:start w:w="95" w:type="dxa"/>
-              <w:bottom w:w="80" w:type="dxa"/>
-              <w:end w:w="95" w:type="dxa"/>
-            </w:tcMar>
-            <w:shd w:fill="FFFFFF"/>
-          </w:tcPr>
-          <w:p>
-            <w:pPr>
-              <w:spacing w:after="0" w:line="240" w:lineRule="auto"/>
-            </w:pPr>
-            <w:r>
-              <w:rPr>
-                <w:rFonts w:ascii="Calibri" w:hAnsi="Calibri"/>
-                <w:b w:val="0"/>
-                <w:color w:val="222222"/>
-                <w:sz w:val="13"/>
-              </w:rPr>
-              <w:t>async fetch review, hoisting, temporal dead zone, function declarations, arrow functions, constructor functions, prototype methods, Object.create, hasOwnProperty, toString, reverse, sort, for...of</w:t>
-            </w:r>
-          </w:p>
-        </w:tc>
-        <w:tc>
-          <w:tcPr>
-            <w:tcW w:type="dxa" w:w="2570"/>
-            <w:vAlign w:val="center"/>
-            <w:tcBorders>
-              <w:top w:val="single" w:sz="8" w:space="0" w:color="B7C9D6"/>
-              <w:left w:val="single" w:sz="8" w:space="0" w:color="B7C9D6"/>
-              <w:bottom w:val="single" w:sz="8" w:space="0" w:color="B7C9D6"/>
-              <w:right w:val="single" w:sz="8" w:space="0" w:color="B7C9D6"/>
-            </w:tcBorders>
-            <w:tcMar>
-              <w:top w:w="80" w:type="dxa"/>
-              <w:start w:w="95" w:type="dxa"/>
-              <w:bottom w:w="80" w:type="dxa"/>
-              <w:end w:w="95" w:type="dxa"/>
-            </w:tcMar>
-            <w:shd w:fill="FFFFFF"/>
-          </w:tcPr>
-          <w:p>
-            <w:pPr>
-              <w:spacing w:after="0" w:line="240" w:lineRule="auto"/>
-            </w:pPr>
-            <w:r>
-              <w:rPr>
-                <w:rFonts w:ascii="Calibri" w:hAnsi="Calibri"/>
-                <w:b w:val="0"/>
-                <w:color w:val="222222"/>
-                <w:sz w:val="13"/>
-              </w:rPr>
-              <w:t>Reviewed async API code and practiced how JavaScript objects inherit behavior through prototypes and the prototype chain.</w:t>
+              <w:t>Started browser automation and test-runner setup for UI testing.</w:t>
             </w:r>
           </w:p>
         </w:tc>
@@ -1337,374 +943,425 @@
     <w:p>
       <w:pPr>
         <w:pStyle w:val="Heading1"/>
-        <w:spacing w:before="200" w:after="60"/>
+        <w:spacing w:before="360" w:after="160" w:line="240" w:lineRule="auto"/>
       </w:pPr>
       <w:r>
         <w:rPr>
-          <w:rFonts w:ascii="Aptos" w:hAnsi="Aptos"/>
+          <w:rFonts w:ascii="Calibri" w:hAnsi="Calibri"/>
           <w:b/>
-          <w:color w:val="1F4E79"/>
-          <w:sz w:val="30"/>
+          <w:color w:val="2E74B5"/>
+          <w:sz w:val="32"/>
         </w:rPr>
-        <w:t>Day 1 Synopsis</w:t>
+        <w:t>Previously Covered Foundation: Day 1 to Day 7</w:t>
       </w:r>
     </w:p>
     <w:p>
       <w:pPr>
-        <w:spacing w:after="80" w:line="250" w:lineRule="auto"/>
+        <w:spacing w:before="0" w:after="120" w:line="300" w:lineRule="auto"/>
       </w:pPr>
       <w:r>
         <w:rPr>
-          <w:rFonts w:ascii="Aptos" w:hAnsi="Aptos"/>
-          <w:color w:val="222222"/>
-          <w:sz w:val="19"/>
+          <w:rFonts w:ascii="Calibri" w:hAnsi="Calibri"/>
+          <w:color w:val="1F1F1F"/>
+          <w:sz w:val="22"/>
         </w:rPr>
-        <w:t>Day 1 focused on JavaScript foundations and the first connection between HTML and JavaScript. The code showed how values are stored, printed, compared, checked, and changed.</w:t>
+        <w:t>The existing synopsis already covered the first seven stages: JavaScript basics, DOM input, Day 2 browser/login practice, array methods, Promises and timers, API calls, OOP, data cleaning exercises, callbacks, constructor/prototype practice, hoisting, prototype chain behavior, inherited properties, and array ordering.</w:t>
       </w:r>
     </w:p>
     <w:p>
       <w:pPr>
-        <w:spacing w:after="24" w:line="240" w:lineRule="auto"/>
-        <w:ind w:left="288" w:hanging="202"/>
+        <w:pStyle w:val="ListBullet"/>
+        <w:spacing w:before="0" w:after="80" w:line="300" w:lineRule="auto"/>
+        <w:ind/>
+        <w:jc w:val="left"/>
+        <w:numPr>
+          <w:ilvl w:val="0"/>
+          <w:numId w:val="10"/>
+        </w:numPr>
       </w:pPr>
       <w:r>
         <w:rPr>
-          <w:rFonts w:ascii="Aptos" w:hAnsi="Aptos"/>
-          <w:b/>
-          <w:color w:val="1F4E79"/>
-          <w:sz w:val="18"/>
+          <w:rFonts w:ascii="Calibri" w:hAnsi="Calibri"/>
+          <w:color w:val="1F1F1F"/>
+          <w:sz w:val="21"/>
         </w:rPr>
-        <w:t xml:space="preserve">- </w:t>
-      </w:r>
-      <w:r>
-        <w:rPr>
-          <w:rFonts w:ascii="Aptos" w:hAnsi="Aptos"/>
-          <w:color w:val="222222"/>
-          <w:sz w:val="18"/>
-        </w:rPr>
-        <w:t>Variables with let for storing numbers and strings.</w:t>
+        <w:t>Day 1 to Day 3 established variables, strings, operators, conditionals, DOM input, arrays, map/filter/forEach/reduce, object arrays, average calculation, and flattening.</w:t>
       </w:r>
     </w:p>
     <w:p>
       <w:pPr>
-        <w:spacing w:after="24" w:line="240" w:lineRule="auto"/>
-        <w:ind w:left="288" w:hanging="202"/>
+        <w:pStyle w:val="ListBullet"/>
+        <w:spacing w:before="0" w:after="80" w:line="300" w:lineRule="auto"/>
+        <w:ind/>
+        <w:jc w:val="left"/>
+        <w:numPr>
+          <w:ilvl w:val="0"/>
+          <w:numId w:val="10"/>
+        </w:numPr>
       </w:pPr>
       <w:r>
         <w:rPr>
-          <w:rFonts w:ascii="Aptos" w:hAnsi="Aptos"/>
-          <w:b/>
-          <w:color w:val="1F4E79"/>
-          <w:sz w:val="18"/>
+          <w:rFonts w:ascii="Calibri" w:hAnsi="Calibri"/>
+          <w:color w:val="1F1F1F"/>
+          <w:sz w:val="21"/>
         </w:rPr>
-        <w:t xml:space="preserve">- </w:t>
-      </w:r>
-      <w:r>
-        <w:rPr>
-          <w:rFonts w:ascii="Aptos" w:hAnsi="Aptos"/>
-          <w:color w:val="222222"/>
-          <w:sz w:val="18"/>
-        </w:rPr>
-        <w:t>String methods and properties: length, toUpperCase(), toLowerCase(), and substring().</w:t>
+        <w:t>Day 4 and Day 5 added Promises, fetch, JSON parsing, async/await, JSON.stringify(), JSON.parse(), clearTimeout(), clearInterval(), and OOP pillars.</w:t>
       </w:r>
     </w:p>
     <w:p>
       <w:pPr>
-        <w:spacing w:after="24" w:line="240" w:lineRule="auto"/>
-        <w:ind w:left="288" w:hanging="202"/>
+        <w:pStyle w:val="ListBullet"/>
+        <w:spacing w:before="0" w:after="80" w:line="300" w:lineRule="auto"/>
+        <w:ind/>
+        <w:jc w:val="left"/>
+        <w:numPr>
+          <w:ilvl w:val="0"/>
+          <w:numId w:val="10"/>
+        </w:numPr>
       </w:pPr>
       <w:r>
         <w:rPr>
-          <w:rFonts w:ascii="Aptos" w:hAnsi="Aptos"/>
-          <w:b/>
-          <w:color w:val="1F4E79"/>
-          <w:sz w:val="18"/>
+          <w:rFonts w:ascii="Calibri" w:hAnsi="Calibri"/>
+          <w:color w:val="1F1F1F"/>
+          <w:sz w:val="21"/>
         </w:rPr>
-        <w:t xml:space="preserve">- </w:t>
-      </w:r>
-      <w:r>
-        <w:rPr>
-          <w:rFonts w:ascii="Aptos" w:hAnsi="Aptos"/>
-          <w:color w:val="222222"/>
-          <w:sz w:val="18"/>
-        </w:rPr>
-        <w:t>Arithmetic and comparison operators for calculations and boolean results.</w:t>
-      </w:r>
-    </w:p>
-    <w:p>
-      <w:pPr>
-        <w:spacing w:after="24" w:line="240" w:lineRule="auto"/>
-        <w:ind w:left="288" w:hanging="202"/>
-      </w:pPr>
-      <w:r>
-        <w:rPr>
-          <w:rFonts w:ascii="Aptos" w:hAnsi="Aptos"/>
-          <w:b/>
-          <w:color w:val="1F4E79"/>
-          <w:sz w:val="18"/>
-        </w:rPr>
-        <w:t xml:space="preserve">- </w:t>
-      </w:r>
-      <w:r>
-        <w:rPr>
-          <w:rFonts w:ascii="Aptos" w:hAnsi="Aptos"/>
-          <w:color w:val="222222"/>
-          <w:sz w:val="18"/>
-        </w:rPr>
-        <w:t>Conditional flow using if-else and switch-case.</w:t>
-      </w:r>
-    </w:p>
-    <w:p>
-      <w:pPr>
-        <w:spacing w:after="24" w:line="240" w:lineRule="auto"/>
-        <w:ind w:left="288" w:hanging="202"/>
-      </w:pPr>
-      <w:r>
-        <w:rPr>
-          <w:rFonts w:ascii="Aptos" w:hAnsi="Aptos"/>
-          <w:b/>
-          <w:color w:val="1F4E79"/>
-          <w:sz w:val="18"/>
-        </w:rPr>
-        <w:t xml:space="preserve">- </w:t>
-      </w:r>
-      <w:r>
-        <w:rPr>
-          <w:rFonts w:ascii="Aptos" w:hAnsi="Aptos"/>
-          <w:color w:val="222222"/>
-          <w:sz w:val="18"/>
-        </w:rPr>
-        <w:t>Type checking with typeof inside a checkType() function.</w:t>
-      </w:r>
-    </w:p>
-    <w:p>
-      <w:pPr>
-        <w:spacing w:after="24" w:line="240" w:lineRule="auto"/>
-        <w:ind w:left="288" w:hanging="202"/>
-      </w:pPr>
-      <w:r>
-        <w:rPr>
-          <w:rFonts w:ascii="Aptos" w:hAnsi="Aptos"/>
-          <w:b/>
-          <w:color w:val="1F4E79"/>
-          <w:sz w:val="18"/>
-        </w:rPr>
-        <w:t xml:space="preserve">- </w:t>
-      </w:r>
-      <w:r>
-        <w:rPr>
-          <w:rFonts w:ascii="Aptos" w:hAnsi="Aptos"/>
-          <w:color w:val="222222"/>
-          <w:sz w:val="18"/>
-        </w:rPr>
-        <w:t>Swapping values using a temporary variable.</w:t>
-      </w:r>
-    </w:p>
-    <w:p>
-      <w:pPr>
-        <w:spacing w:after="24" w:line="240" w:lineRule="auto"/>
-        <w:ind w:left="288" w:hanging="202"/>
-      </w:pPr>
-      <w:r>
-        <w:rPr>
-          <w:rFonts w:ascii="Aptos" w:hAnsi="Aptos"/>
-          <w:b/>
-          <w:color w:val="1F4E79"/>
-          <w:sz w:val="18"/>
-        </w:rPr>
-        <w:t xml:space="preserve">- </w:t>
-      </w:r>
-      <w:r>
-        <w:rPr>
-          <w:rFonts w:ascii="Aptos" w:hAnsi="Aptos"/>
-          <w:color w:val="222222"/>
-          <w:sz w:val="18"/>
-        </w:rPr>
-        <w:t>Simple HTML input handling with getElementById(), .value, console output, and clearing the input box.</w:t>
+        <w:t>Day 6 and Day 7 added practical data-cleaning questions, callback-based rules, delayed Promise results, constructor prototypes, Object.create(), hasOwnProperty(), hoisting notes, reverse(), sort(), and for...of iteration.</w:t>
       </w:r>
     </w:p>
     <w:p>
       <w:pPr>
         <w:pStyle w:val="Heading1"/>
-        <w:spacing w:before="200" w:after="60"/>
+        <w:spacing w:before="360" w:after="160" w:line="240" w:lineRule="auto"/>
       </w:pPr>
       <w:r>
         <w:rPr>
-          <w:rFonts w:ascii="Aptos" w:hAnsi="Aptos"/>
+          <w:rFonts w:ascii="Calibri" w:hAnsi="Calibri"/>
           <w:b/>
-          <w:color w:val="1F4E79"/>
-          <w:sz w:val="30"/>
+          <w:color w:val="2E74B5"/>
+          <w:sz w:val="32"/>
         </w:rPr>
-        <w:t>Day 2 Synopsis</w:t>
+        <w:t>Learning JavaScript Refresh</w:t>
       </w:r>
     </w:p>
     <w:p>
       <w:pPr>
-        <w:spacing w:after="80" w:line="250" w:lineRule="auto"/>
+        <w:spacing w:before="0" w:after="120" w:line="300" w:lineRule="auto"/>
       </w:pPr>
       <w:r>
         <w:rPr>
-          <w:rFonts w:ascii="Aptos" w:hAnsi="Aptos"/>
-          <w:color w:val="222222"/>
-          <w:sz w:val="19"/>
+          <w:rFonts w:ascii="Calibri" w:hAnsi="Calibri"/>
+          <w:color w:val="1F1F1F"/>
+          <w:sz w:val="22"/>
         </w:rPr>
-        <w:t>Day 2 expanded the basics into modern syntax, array operations, browser practice, and small problem-solving scripts.</w:t>
+        <w:t>A new Learning Java Script folder was added after the last synopsis update. It contains small beginner practice files plus class-note PDFs, reinforcing the earliest concepts before the later TypeScript and Playwright work.</w:t>
       </w:r>
     </w:p>
     <w:p>
       <w:pPr>
-        <w:spacing w:after="24" w:line="240" w:lineRule="auto"/>
-        <w:ind w:left="288" w:hanging="202"/>
+        <w:pStyle w:val="ListBullet"/>
+        <w:spacing w:before="0" w:after="80" w:line="300" w:lineRule="auto"/>
+        <w:ind/>
+        <w:jc w:val="left"/>
+        <w:numPr>
+          <w:ilvl w:val="0"/>
+          <w:numId w:val="10"/>
+        </w:numPr>
       </w:pPr>
       <w:r>
         <w:rPr>
-          <w:rFonts w:ascii="Aptos" w:hAnsi="Aptos"/>
-          <w:b/>
-          <w:color w:val="1F4E79"/>
-          <w:sz w:val="18"/>
+          <w:rFonts w:ascii="Calibri" w:hAnsi="Calibri"/>
+          <w:color w:val="1F1F1F"/>
+          <w:sz w:val="21"/>
         </w:rPr>
-        <w:t xml:space="preserve">- </w:t>
-      </w:r>
-      <w:r>
-        <w:rPr>
-          <w:rFonts w:ascii="Aptos" w:hAnsi="Aptos"/>
-          <w:color w:val="222222"/>
-          <w:sz w:val="18"/>
-        </w:rPr>
-        <w:t>Template literals, string concatenation, multiplication-table output, and arrow functions.</w:t>
+        <w:t>Practiced primitive values such as string, number, null, undefined, boolean, floating-point numbers, and BigInt.</w:t>
       </w:r>
     </w:p>
     <w:p>
       <w:pPr>
-        <w:spacing w:after="24" w:line="240" w:lineRule="auto"/>
-        <w:ind w:left="288" w:hanging="202"/>
+        <w:pStyle w:val="ListBullet"/>
+        <w:spacing w:before="0" w:after="80" w:line="300" w:lineRule="auto"/>
+        <w:ind/>
+        <w:jc w:val="left"/>
+        <w:numPr>
+          <w:ilvl w:val="0"/>
+          <w:numId w:val="10"/>
+        </w:numPr>
       </w:pPr>
       <w:r>
         <w:rPr>
-          <w:rFonts w:ascii="Aptos" w:hAnsi="Aptos"/>
-          <w:b/>
-          <w:color w:val="1F4E79"/>
-          <w:sz w:val="18"/>
+          <w:rFonts w:ascii="Calibri" w:hAnsi="Calibri"/>
+          <w:color w:val="1F1F1F"/>
+          <w:sz w:val="21"/>
         </w:rPr>
-        <w:t xml:space="preserve">- </w:t>
-      </w:r>
-      <w:r>
-        <w:rPr>
-          <w:rFonts w:ascii="Aptos" w:hAnsi="Aptos"/>
-          <w:color w:val="222222"/>
-          <w:sz w:val="18"/>
-        </w:rPr>
-        <w:t>Array pipelines using filter(), map(), and forEach().</w:t>
+        <w:t>Linked JavaScript files from HTML using script tags and verified output with console.log().</w:t>
       </w:r>
     </w:p>
     <w:p>
       <w:pPr>
-        <w:spacing w:after="24" w:line="240" w:lineRule="auto"/>
-        <w:ind w:left="288" w:hanging="202"/>
+        <w:pStyle w:val="ListBullet"/>
+        <w:spacing w:before="0" w:after="80" w:line="300" w:lineRule="auto"/>
+        <w:ind/>
+        <w:jc w:val="left"/>
+        <w:numPr>
+          <w:ilvl w:val="0"/>
+          <w:numId w:val="10"/>
+        </w:numPr>
       </w:pPr>
       <w:r>
         <w:rPr>
-          <w:rFonts w:ascii="Aptos" w:hAnsi="Aptos"/>
-          <w:b/>
-          <w:color w:val="1F4E79"/>
-          <w:sz w:val="18"/>
+          <w:rFonts w:ascii="Calibri" w:hAnsi="Calibri"/>
+          <w:color w:val="1F1F1F"/>
+          <w:sz w:val="21"/>
         </w:rPr>
-        <w:t xml:space="preserve">- </w:t>
-      </w:r>
-      <w:r>
-        <w:rPr>
-          <w:rFonts w:ascii="Aptos" w:hAnsi="Aptos"/>
-          <w:color w:val="222222"/>
-          <w:sz w:val="18"/>
-        </w:rPr>
-        <w:t>Math.random(), Math.floor(), Number(), String(), parseInt(), and parseFloat().</w:t>
+        <w:t>Updated variables over time to see reassignment behavior.</w:t>
       </w:r>
     </w:p>
     <w:p>
       <w:pPr>
-        <w:spacing w:after="24" w:line="240" w:lineRule="auto"/>
-        <w:ind w:left="288" w:hanging="202"/>
+        <w:pStyle w:val="ListBullet"/>
+        <w:spacing w:before="0" w:after="80" w:line="300" w:lineRule="auto"/>
+        <w:ind/>
+        <w:jc w:val="left"/>
+        <w:numPr>
+          <w:ilvl w:val="0"/>
+          <w:numId w:val="10"/>
+        </w:numPr>
       </w:pPr>
       <w:r>
         <w:rPr>
-          <w:rFonts w:ascii="Aptos" w:hAnsi="Aptos"/>
-          <w:b/>
-          <w:color w:val="1F4E79"/>
-          <w:sz w:val="18"/>
+          <w:rFonts w:ascii="Calibri" w:hAnsi="Calibri"/>
+          <w:color w:val="1F1F1F"/>
+          <w:sz w:val="21"/>
         </w:rPr>
-        <w:t xml:space="preserve">- </w:t>
-      </w:r>
-      <w:r>
-        <w:rPr>
-          <w:rFonts w:ascii="Aptos" w:hAnsi="Aptos"/>
-          <w:color w:val="222222"/>
-          <w:sz w:val="18"/>
-        </w:rPr>
-        <w:t>Array methods: indexOf(), includes(), push(), pop(), unshift(), shift(), splice(), slice(), join(), and reduce().</w:t>
+        <w:t>Created a student object with properties such as fullname, cgpa, caste, income, ispass, and age.</w:t>
       </w:r>
     </w:p>
     <w:p>
       <w:pPr>
-        <w:spacing w:after="24" w:line="240" w:lineRule="auto"/>
-        <w:ind w:left="288" w:hanging="202"/>
+        <w:pStyle w:val="ListBullet"/>
+        <w:spacing w:before="0" w:after="80" w:line="300" w:lineRule="auto"/>
+        <w:ind/>
+        <w:jc w:val="left"/>
+        <w:numPr>
+          <w:ilvl w:val="0"/>
+          <w:numId w:val="10"/>
+        </w:numPr>
       </w:pPr>
       <w:r>
         <w:rPr>
-          <w:rFonts w:ascii="Aptos" w:hAnsi="Aptos"/>
-          <w:b/>
-          <w:color w:val="1F4E79"/>
-          <w:sz w:val="18"/>
+          <w:rFonts w:ascii="Calibri" w:hAnsi="Calibri"/>
+          <w:color w:val="1F1F1F"/>
+          <w:sz w:val="21"/>
         </w:rPr>
-        <w:t xml:space="preserve">- </w:t>
-      </w:r>
-      <w:r>
-        <w:rPr>
-          <w:rFonts w:ascii="Aptos" w:hAnsi="Aptos"/>
-          <w:color w:val="222222"/>
-          <w:sz w:val="18"/>
-        </w:rPr>
-        <w:t>Practice files for guest formatting, high-number filtering, and total price calculation.</w:t>
+        <w:t>Accessed and updated object properties with bracket notation, including incrementing student age.</w:t>
       </w:r>
     </w:p>
     <w:p>
       <w:pPr>
-        <w:spacing w:after="24" w:line="240" w:lineRule="auto"/>
-        <w:ind w:left="288" w:hanging="202"/>
+        <w:pStyle w:val="ListBullet"/>
+        <w:spacing w:before="0" w:after="80" w:line="300" w:lineRule="auto"/>
+        <w:ind/>
+        <w:jc w:val="left"/>
+        <w:numPr>
+          <w:ilvl w:val="0"/>
+          <w:numId w:val="10"/>
+        </w:numPr>
       </w:pPr>
       <w:r>
         <w:rPr>
-          <w:rFonts w:ascii="Aptos" w:hAnsi="Aptos"/>
-          <w:b/>
-          <w:color w:val="1F4E79"/>
-          <w:sz w:val="18"/>
+          <w:rFonts w:ascii="Calibri" w:hAnsi="Calibri"/>
+          <w:color w:val="1F1F1F"/>
+          <w:sz w:val="21"/>
         </w:rPr>
-        <w:t xml:space="preserve">- </w:t>
+        <w:t>Added class-note PDFs for JavaScript reference material, including JS1 through JS7 plus JS11 and JS12 notes.</w:t>
       </w:r>
+    </w:p>
+    <w:p>
+      <w:pPr>
+        <w:pStyle w:val="Heading1"/>
+        <w:spacing w:before="360" w:after="160" w:line="240" w:lineRule="auto"/>
+      </w:pPr>
       <w:r>
         <w:rPr>
-          <w:rFonts w:ascii="Aptos" w:hAnsi="Aptos"/>
-          <w:color w:val="222222"/>
-          <w:sz w:val="18"/>
+          <w:rFonts w:ascii="Calibri" w:hAnsi="Calibri"/>
+          <w:b/>
+          <w:color w:val="2E74B5"/>
+          <w:sz w:val="32"/>
         </w:rPr>
-        <w:t>Login page practice with HTML inputs, CSS styling, external JavaScript, strict equality, &amp;&amp;, alert(), and window.location.href.</w:t>
+        <w:t>Day 9: Modern JavaScript, Axios, and TypeScript Basics</w:t>
+      </w:r>
+    </w:p>
+    <w:p>
+      <w:pPr>
+        <w:spacing w:before="0" w:after="120" w:line="300" w:lineRule="auto"/>
+      </w:pPr>
+      <w:r>
+        <w:rPr>
+          <w:rFonts w:ascii="Calibri" w:hAnsi="Calibri"/>
+          <w:color w:val="1F1F1F"/>
+          <w:sz w:val="22"/>
+        </w:rPr>
+        <w:t>Day 9 connects browser API display work with core TypeScript syntax. The JavaScript files practice default parameters, spread/rest operators, and destructuring, while the TypeScript file introduces typed variables, interfaces, enums, tuples, arrays, and generics.</w:t>
+      </w:r>
+    </w:p>
+    <w:p>
+      <w:pPr>
+        <w:pStyle w:val="ListBullet"/>
+        <w:spacing w:before="0" w:after="80" w:line="300" w:lineRule="auto"/>
+        <w:ind/>
+        <w:jc w:val="left"/>
+        <w:numPr>
+          <w:ilvl w:val="0"/>
+          <w:numId w:val="10"/>
+        </w:numPr>
+      </w:pPr>
+      <w:r>
+        <w:rPr>
+          <w:rFonts w:ascii="Calibri" w:hAnsi="Calibri"/>
+          <w:color w:val="1F1F1F"/>
+          <w:sz w:val="21"/>
+        </w:rPr>
+        <w:t>Used axios.get() to call the Open Notify astronauts API and read response.data.</w:t>
+      </w:r>
+    </w:p>
+    <w:p>
+      <w:pPr>
+        <w:pStyle w:val="ListBullet"/>
+        <w:spacing w:before="0" w:after="80" w:line="300" w:lineRule="auto"/>
+        <w:ind/>
+        <w:jc w:val="left"/>
+        <w:numPr>
+          <w:ilvl w:val="0"/>
+          <w:numId w:val="10"/>
+        </w:numPr>
+      </w:pPr>
+      <w:r>
+        <w:rPr>
+          <w:rFonts w:ascii="Calibri" w:hAnsi="Calibri"/>
+          <w:color w:val="1F1F1F"/>
+          <w:sz w:val="21"/>
+        </w:rPr>
+        <w:t>Mapped API people data into astronaut names and craft names, then rendered list items with innerHTML and join().</w:t>
+      </w:r>
+    </w:p>
+    <w:p>
+      <w:pPr>
+        <w:pStyle w:val="ListBullet"/>
+        <w:spacing w:before="0" w:after="80" w:line="300" w:lineRule="auto"/>
+        <w:ind/>
+        <w:jc w:val="left"/>
+        <w:numPr>
+          <w:ilvl w:val="0"/>
+          <w:numId w:val="10"/>
+        </w:numPr>
+      </w:pPr>
+      <w:r>
+        <w:rPr>
+          <w:rFonts w:ascii="Calibri" w:hAnsi="Calibri"/>
+          <w:color w:val="1F1F1F"/>
+          <w:sz w:val="21"/>
+        </w:rPr>
+        <w:t>Updated DOM text with textContent and triggered API loading through a button onclick handler.</w:t>
+      </w:r>
+    </w:p>
+    <w:p>
+      <w:pPr>
+        <w:pStyle w:val="ListBullet"/>
+        <w:spacing w:before="0" w:after="80" w:line="300" w:lineRule="auto"/>
+        <w:ind/>
+        <w:jc w:val="left"/>
+        <w:numPr>
+          <w:ilvl w:val="0"/>
+          <w:numId w:val="10"/>
+        </w:numPr>
+      </w:pPr>
+      <w:r>
+        <w:rPr>
+          <w:rFonts w:ascii="Calibri" w:hAnsi="Calibri"/>
+          <w:color w:val="1F1F1F"/>
+          <w:sz w:val="21"/>
+        </w:rPr>
+        <w:t>Practiced default parameters with welcome(name = "Guest").</w:t>
+      </w:r>
+    </w:p>
+    <w:p>
+      <w:pPr>
+        <w:pStyle w:val="ListBullet"/>
+        <w:spacing w:before="0" w:after="80" w:line="300" w:lineRule="auto"/>
+        <w:ind/>
+        <w:jc w:val="left"/>
+        <w:numPr>
+          <w:ilvl w:val="0"/>
+          <w:numId w:val="10"/>
+        </w:numPr>
+      </w:pPr>
+      <w:r>
+        <w:rPr>
+          <w:rFonts w:ascii="Calibri" w:hAnsi="Calibri"/>
+          <w:color w:val="1F1F1F"/>
+          <w:sz w:val="21"/>
+        </w:rPr>
+        <w:t>Used spread syntax for arrays and objects, rest parameters with reduce(), array destructuring, rest destructuring, and object destructuring.</w:t>
+      </w:r>
+    </w:p>
+    <w:p>
+      <w:pPr>
+        <w:pStyle w:val="ListBullet"/>
+        <w:spacing w:before="0" w:after="80" w:line="300" w:lineRule="auto"/>
+        <w:ind/>
+        <w:jc w:val="left"/>
+        <w:numPr>
+          <w:ilvl w:val="0"/>
+          <w:numId w:val="10"/>
+        </w:numPr>
+      </w:pPr>
+      <w:r>
+        <w:rPr>
+          <w:rFonts w:ascii="Calibri" w:hAnsi="Calibri"/>
+          <w:color w:val="1F1F1F"/>
+          <w:sz w:val="21"/>
+        </w:rPr>
+        <w:t>Started TypeScript with string, number, and union types, typed function parameters and returns, interfaces, optional properties, interface merging, enums, tuples, and typed arrays.</w:t>
+      </w:r>
+    </w:p>
+    <w:p>
+      <w:pPr>
+        <w:pStyle w:val="ListBullet"/>
+        <w:spacing w:before="0" w:after="80" w:line="300" w:lineRule="auto"/>
+        <w:ind/>
+        <w:jc w:val="left"/>
+        <w:numPr>
+          <w:ilvl w:val="0"/>
+          <w:numId w:val="10"/>
+        </w:numPr>
+      </w:pPr>
+      <w:r>
+        <w:rPr>
+          <w:rFonts w:ascii="Calibri" w:hAnsi="Calibri"/>
+          <w:color w:val="1F1F1F"/>
+          <w:sz w:val="21"/>
+        </w:rPr>
+        <w:t>Practiced generic functions, generic interfaces, generic classes, private arrays, non-null assertions, and generic constraints with extends HasLength.</w:t>
       </w:r>
     </w:p>
     <w:tbl>
       <w:tblPr>
-        <w:tblW w:type="auto" w:w="0"/>
+        <w:tblW w:type="dxa" w:w="9360"/>
         <w:jc w:val="center"/>
         <w:tblLook w:firstColumn="1" w:firstRow="1" w:lastColumn="0" w:lastRow="0" w:noHBand="0" w:noVBand="1" w:val="04A0"/>
+        <w:tblInd w:w="120" w:type="dxa"/>
+        <w:tblLayout w:type="fixed"/>
         <w:tblBorders>
-          <w:top w:val="single" w:sz="4" w:space="0" w:color="C9D5E3"/>
-          <w:left w:val="single" w:sz="4" w:space="0" w:color="C9D5E3"/>
-          <w:bottom w:val="single" w:sz="4" w:space="0" w:color="C9D5E3"/>
-          <w:right w:val="single" w:sz="4" w:space="0" w:color="C9D5E3"/>
-          <w:insideH w:val="single" w:sz="4" w:space="0" w:color="C9D5E3"/>
-          <w:insideV w:val="single" w:sz="4" w:space="0" w:color="C9D5E3"/>
+          <w:top w:val="single" w:sz="4" w:space="0" w:color="B8C7D9"/>
+          <w:left w:val="single" w:sz="4" w:space="0" w:color="B8C7D9"/>
+          <w:bottom w:val="single" w:sz="4" w:space="0" w:color="B8C7D9"/>
+          <w:right w:val="single" w:sz="4" w:space="0" w:color="B8C7D9"/>
+          <w:insideH w:val="single" w:sz="4" w:space="0" w:color="B8C7D9"/>
+          <w:insideV w:val="single" w:sz="4" w:space="0" w:color="B8C7D9"/>
         </w:tblBorders>
       </w:tblPr>
       <w:tblGrid>
-        <w:gridCol w:w="10282"/>
+        <w:gridCol w:w="9360"/>
       </w:tblGrid>
       <w:tr>
         <w:trPr>
@@ -1712,47 +1369,93 @@
         </w:trPr>
         <w:tc>
           <w:tcPr>
-            <w:tcW w:type="dxa" w:w="10282"/>
-            <w:shd w:fill="F4F7FB"/>
+            <w:tcW w:type="dxa" w:w="9360"/>
+            <w:vAlign w:val="center"/>
+            <w:tcMar>
+              <w:top w:w="80" w:type="dxa"/>
+              <w:bottom w:w="80" w:type="dxa"/>
+              <w:start w:w="120" w:type="dxa"/>
+              <w:end w:w="120" w:type="dxa"/>
+            </w:tcMar>
+            <w:shd w:fill="F4F6F9"/>
           </w:tcPr>
           <w:p>
             <w:pPr>
-              <w:spacing w:after="0"/>
+              <w:spacing w:before="0" w:after="0" w:line="240" w:lineRule="auto"/>
             </w:pPr>
             <w:r/>
             <w:r>
               <w:rPr>
                 <w:rFonts w:ascii="Consolas" w:hAnsi="Consolas"/>
-                <w:color w:val="2D2D2D"/>
-                <w:sz w:val="15"/>
+                <w:color w:val="1F1F1F"/>
+                <w:sz w:val="17"/>
               </w:rPr>
-              <w:t>const guests = names.slice(1).map(name =&gt; `Guest: ${name}`);</w:t>
+              <w:t>async function getAstroData() {</w:t>
             </w:r>
           </w:p>
           <w:p>
             <w:pPr>
-              <w:spacing w:after="0"/>
+              <w:spacing w:before="0" w:after="0" w:line="240" w:lineRule="auto"/>
             </w:pPr>
             <w:r>
               <w:rPr>
                 <w:rFonts w:ascii="Consolas" w:hAnsi="Consolas"/>
-                <w:color w:val="2D2D2D"/>
-                <w:sz w:val="15"/>
+                <w:color w:val="1F1F1F"/>
+                <w:sz w:val="17"/>
               </w:rPr>
-              <w:t>const totalPrice = numberPrices.reduce((total, price) =&gt; total + price, 0);</w:t>
+              <w:t xml:space="preserve">  const response = await axios.get("http://api.open-notify.org/astros.json");</w:t>
             </w:r>
           </w:p>
           <w:p>
             <w:pPr>
-              <w:spacing w:after="0"/>
+              <w:spacing w:before="0" w:after="0" w:line="240" w:lineRule="auto"/>
             </w:pPr>
             <w:r>
               <w:rPr>
                 <w:rFonts w:ascii="Consolas" w:hAnsi="Consolas"/>
-                <w:color w:val="2D2D2D"/>
-                <w:sz w:val="15"/>
+                <w:color w:val="1F1F1F"/>
+                <w:sz w:val="17"/>
               </w:rPr>
-              <w:t>if (username === "admin" &amp;&amp; password === "password") { alert("Authentication Successfull!"); }</w:t>
+              <w:t xml:space="preserve">  astroList.innerHTML = peopleInSpace.map((name, index) =&gt; `&lt;li&gt;${name} (${craftNames[index]})&lt;/li&gt;`).join("");</w:t>
+            </w:r>
+          </w:p>
+          <w:p>
+            <w:pPr>
+              <w:spacing w:before="0" w:after="0" w:line="240" w:lineRule="auto"/>
+            </w:pPr>
+            <w:r>
+              <w:rPr>
+                <w:rFonts w:ascii="Consolas" w:hAnsi="Consolas"/>
+                <w:color w:val="1F1F1F"/>
+                <w:sz w:val="17"/>
+              </w:rPr>
+              <w:t>}</w:t>
+            </w:r>
+          </w:p>
+          <w:p>
+            <w:pPr>
+              <w:spacing w:before="0" w:after="0" w:line="240" w:lineRule="auto"/>
+            </w:pPr>
+            <w:r>
+              <w:rPr>
+                <w:rFonts w:ascii="Consolas" w:hAnsi="Consolas"/>
+                <w:color w:val="1F1F1F"/>
+                <w:sz w:val="17"/>
+              </w:rPr>
+              <w:t>function identity&lt;T&gt;(arg: T): T { return arg; }</w:t>
+            </w:r>
+          </w:p>
+          <w:p>
+            <w:pPr>
+              <w:spacing w:before="0" w:after="0" w:line="240" w:lineRule="auto"/>
+            </w:pPr>
+            <w:r>
+              <w:rPr>
+                <w:rFonts w:ascii="Consolas" w:hAnsi="Consolas"/>
+                <w:color w:val="1F1F1F"/>
+                <w:sz w:val="17"/>
+              </w:rPr>
+              <w:t>function logLength&lt;T extends HasLength&gt;(arg: T): void { console.log(arg.length); }</w:t>
             </w:r>
           </w:p>
         </w:tc>
@@ -1760,237 +1463,190 @@
     </w:tbl>
     <w:p>
       <w:pPr>
-        <w:spacing w:after="0"/>
-      </w:pPr>
-    </w:p>
-    <w:p>
-      <w:pPr>
         <w:pStyle w:val="Heading1"/>
-        <w:spacing w:before="200" w:after="60"/>
+        <w:spacing w:before="360" w:after="160" w:line="240" w:lineRule="auto"/>
       </w:pPr>
       <w:r>
         <w:rPr>
-          <w:rFonts w:ascii="Aptos" w:hAnsi="Aptos"/>
+          <w:rFonts w:ascii="Calibri" w:hAnsi="Calibri"/>
           <w:b/>
-          <w:color w:val="1F4E79"/>
-          <w:sz w:val="30"/>
+          <w:color w:val="2E74B5"/>
+          <w:sz w:val="32"/>
         </w:rPr>
-        <w:t>Day 3 Array Method Practice</w:t>
+        <w:t>Day 10: TypeScript Utility Types and Express</w:t>
       </w:r>
     </w:p>
     <w:p>
       <w:pPr>
-        <w:spacing w:after="80" w:line="250" w:lineRule="auto"/>
+        <w:spacing w:before="0" w:after="120" w:line="300" w:lineRule="auto"/>
       </w:pPr>
       <w:r>
         <w:rPr>
-          <w:rFonts w:ascii="Aptos" w:hAnsi="Aptos"/>
-          <w:color w:val="222222"/>
-          <w:sz w:val="19"/>
+          <w:rFonts w:ascii="Calibri" w:hAnsi="Calibri"/>
+          <w:color w:val="1F1F1F"/>
+          <w:sz w:val="22"/>
         </w:rPr>
-        <w:t>Day 3 was a focused practice day for JavaScript array methods. The questions.js file solved 10 questions arranged by level, moving from basic iteration to reduce-based logic and array transformation.</w:t>
+        <w:t>Day 10 moves deeper into TypeScript modeling and also introduces a small Express server. The TypeScript files practice safer object types, utility types, recursive partial updates, readonly collections, type narrowing, and generic property access.</w:t>
       </w:r>
     </w:p>
     <w:p>
       <w:pPr>
-        <w:spacing w:after="24" w:line="240" w:lineRule="auto"/>
-        <w:ind w:left="288" w:hanging="202"/>
+        <w:pStyle w:val="ListBullet"/>
+        <w:spacing w:before="0" w:after="80" w:line="300" w:lineRule="auto"/>
+        <w:ind/>
+        <w:jc w:val="left"/>
+        <w:numPr>
+          <w:ilvl w:val="0"/>
+          <w:numId w:val="10"/>
+        </w:numPr>
       </w:pPr>
       <w:r>
         <w:rPr>
-          <w:rFonts w:ascii="Aptos" w:hAnsi="Aptos"/>
-          <w:b/>
-          <w:color w:val="1F4E79"/>
-          <w:sz w:val="18"/>
+          <w:rFonts w:ascii="Calibri" w:hAnsi="Calibri"/>
+          <w:color w:val="1F1F1F"/>
+          <w:sz w:val="21"/>
         </w:rPr>
-        <w:t xml:space="preserve">- </w:t>
-      </w:r>
-      <w:r>
-        <w:rPr>
-          <w:rFonts w:ascii="Aptos" w:hAnsi="Aptos"/>
-          <w:color w:val="222222"/>
-          <w:sz w:val="18"/>
-        </w:rPr>
-        <w:t>Used forEach() to print names with a greeting prefix.</w:t>
+        <w:t>Defined Role and Priviledge enums, employee/admin types, intersection types, and arrays containing union members.</w:t>
       </w:r>
     </w:p>
     <w:p>
       <w:pPr>
-        <w:spacing w:after="24" w:line="240" w:lineRule="auto"/>
-        <w:ind w:left="288" w:hanging="202"/>
+        <w:pStyle w:val="ListBullet"/>
+        <w:spacing w:before="0" w:after="80" w:line="300" w:lineRule="auto"/>
+        <w:ind/>
+        <w:jc w:val="left"/>
+        <w:numPr>
+          <w:ilvl w:val="0"/>
+          <w:numId w:val="10"/>
+        </w:numPr>
       </w:pPr>
       <w:r>
         <w:rPr>
-          <w:rFonts w:ascii="Aptos" w:hAnsi="Aptos"/>
-          <w:b/>
-          <w:color w:val="1F4E79"/>
-          <w:sz w:val="18"/>
+          <w:rFonts w:ascii="Calibri" w:hAnsi="Calibri"/>
+          <w:color w:val="1F1F1F"/>
+          <w:sz w:val="21"/>
         </w:rPr>
-        <w:t xml:space="preserve">- </w:t>
-      </w:r>
-      <w:r>
-        <w:rPr>
-          <w:rFonts w:ascii="Aptos" w:hAnsi="Aptos"/>
-          <w:color w:val="222222"/>
-          <w:sz w:val="18"/>
-        </w:rPr>
-        <w:t>Used map() to convert Celsius values to Fahrenheit.</w:t>
+        <w:t>Used keyof typeof and generic getProperty&lt;T, K extends keyof T&gt;() to read properties safely.</w:t>
       </w:r>
     </w:p>
     <w:p>
       <w:pPr>
-        <w:spacing w:after="24" w:line="240" w:lineRule="auto"/>
-        <w:ind w:left="288" w:hanging="202"/>
+        <w:pStyle w:val="ListBullet"/>
+        <w:spacing w:before="0" w:after="80" w:line="300" w:lineRule="auto"/>
+        <w:ind/>
+        <w:jc w:val="left"/>
+        <w:numPr>
+          <w:ilvl w:val="0"/>
+          <w:numId w:val="10"/>
+        </w:numPr>
       </w:pPr>
       <w:r>
         <w:rPr>
-          <w:rFonts w:ascii="Aptos" w:hAnsi="Aptos"/>
-          <w:b/>
-          <w:color w:val="1F4E79"/>
-          <w:sz w:val="18"/>
+          <w:rFonts w:ascii="Calibri" w:hAnsi="Calibri"/>
+          <w:color w:val="1F1F1F"/>
+          <w:sz w:val="21"/>
         </w:rPr>
-        <w:t xml:space="preserve">- </w:t>
-      </w:r>
-      <w:r>
-        <w:rPr>
-          <w:rFonts w:ascii="Aptos" w:hAnsi="Aptos"/>
-          <w:color w:val="222222"/>
-          <w:sz w:val="18"/>
-        </w:rPr>
-        <w:t>Filtered user objects to keep adults with age &gt;= 18 and strings longer than 5 characters.</w:t>
+        <w:t>Practiced Omit&lt;User, ...&gt; to create a safe user preview without email or password.</w:t>
       </w:r>
     </w:p>
     <w:p>
       <w:pPr>
-        <w:spacing w:after="24" w:line="240" w:lineRule="auto"/>
-        <w:ind w:left="288" w:hanging="202"/>
+        <w:pStyle w:val="ListBullet"/>
+        <w:spacing w:before="0" w:after="80" w:line="300" w:lineRule="auto"/>
+        <w:ind/>
+        <w:jc w:val="left"/>
+        <w:numPr>
+          <w:ilvl w:val="0"/>
+          <w:numId w:val="10"/>
+        </w:numPr>
       </w:pPr>
       <w:r>
         <w:rPr>
-          <w:rFonts w:ascii="Aptos" w:hAnsi="Aptos"/>
-          <w:b/>
-          <w:color w:val="1F4E79"/>
-          <w:sz w:val="18"/>
+          <w:rFonts w:ascii="Calibri" w:hAnsi="Calibri"/>
+          <w:color w:val="1F1F1F"/>
+          <w:sz w:val="21"/>
         </w:rPr>
-        <w:t xml:space="preserve">- </w:t>
-      </w:r>
-      <w:r>
-        <w:rPr>
-          <w:rFonts w:ascii="Aptos" w:hAnsi="Aptos"/>
-          <w:color w:val="222222"/>
-          <w:sz w:val="18"/>
-        </w:rPr>
-        <w:t>Used reduce() to calculate total cost, count apple occurrences, and calculate average score.</w:t>
+        <w:t>Used Partial&lt;Omit&lt;User, "id"&gt;&gt; for controlled user updates and created a recursive DeepPartial&lt;T&gt; mapped type.</w:t>
       </w:r>
     </w:p>
     <w:p>
       <w:pPr>
-        <w:spacing w:after="24" w:line="240" w:lineRule="auto"/>
-        <w:ind w:left="288" w:hanging="202"/>
+        <w:pStyle w:val="ListBullet"/>
+        <w:spacing w:before="0" w:after="80" w:line="300" w:lineRule="auto"/>
+        <w:ind/>
+        <w:jc w:val="left"/>
+        <w:numPr>
+          <w:ilvl w:val="0"/>
+          <w:numId w:val="10"/>
+        </w:numPr>
       </w:pPr>
       <w:r>
         <w:rPr>
-          <w:rFonts w:ascii="Aptos" w:hAnsi="Aptos"/>
-          <w:b/>
-          <w:color w:val="1F4E79"/>
-          <w:sz w:val="18"/>
+          <w:rFonts w:ascii="Calibri" w:hAnsi="Calibri"/>
+          <w:color w:val="1F1F1F"/>
+          <w:sz w:val="21"/>
         </w:rPr>
-        <w:t xml:space="preserve">- </w:t>
-      </w:r>
-      <w:r>
-        <w:rPr>
-          <w:rFonts w:ascii="Aptos" w:hAnsi="Aptos"/>
-          <w:color w:val="222222"/>
-          <w:sz w:val="18"/>
-        </w:rPr>
-        <w:t>Formatted cost output with toFixed(2).</w:t>
+        <w:t>Practiced Readonly&lt;T&gt; and ReadonlyArray&lt;number&gt; to prevent mutation.</w:t>
       </w:r>
     </w:p>
     <w:p>
       <w:pPr>
-        <w:spacing w:after="24" w:line="240" w:lineRule="auto"/>
-        <w:ind w:left="288" w:hanging="202"/>
+        <w:pStyle w:val="ListBullet"/>
+        <w:spacing w:before="0" w:after="80" w:line="300" w:lineRule="auto"/>
+        <w:ind/>
+        <w:jc w:val="left"/>
+        <w:numPr>
+          <w:ilvl w:val="0"/>
+          <w:numId w:val="10"/>
+        </w:numPr>
       </w:pPr>
       <w:r>
         <w:rPr>
-          <w:rFonts w:ascii="Aptos" w:hAnsi="Aptos"/>
-          <w:b/>
-          <w:color w:val="1F4E79"/>
-          <w:sz w:val="18"/>
+          <w:rFonts w:ascii="Calibri" w:hAnsi="Calibri"/>
+          <w:color w:val="1F1F1F"/>
+          <w:sz w:val="21"/>
         </w:rPr>
-        <w:t xml:space="preserve">- </w:t>
-      </w:r>
-      <w:r>
-        <w:rPr>
-          <w:rFonts w:ascii="Aptos" w:hAnsi="Aptos"/>
-          <w:color w:val="222222"/>
-          <w:sz w:val="18"/>
-        </w:rPr>
-        <w:t>Combined filter() and map() to square only even numbers.</w:t>
+        <w:t>Used typeof checks, the in operator, and a custom type predicate bird is Bird for type narrowing.</w:t>
       </w:r>
     </w:p>
     <w:p>
       <w:pPr>
-        <w:spacing w:after="24" w:line="240" w:lineRule="auto"/>
-        <w:ind w:left="288" w:hanging="202"/>
+        <w:pStyle w:val="ListBullet"/>
+        <w:spacing w:before="0" w:after="80" w:line="300" w:lineRule="auto"/>
+        <w:ind/>
+        <w:jc w:val="left"/>
+        <w:numPr>
+          <w:ilvl w:val="0"/>
+          <w:numId w:val="10"/>
+        </w:numPr>
       </w:pPr>
       <w:r>
         <w:rPr>
-          <w:rFonts w:ascii="Aptos" w:hAnsi="Aptos"/>
-          <w:b/>
-          <w:color w:val="1F4E79"/>
-          <w:sz w:val="18"/>
+          <w:rFonts w:ascii="Calibri" w:hAnsi="Calibri"/>
+          <w:color w:val="1F1F1F"/>
+          <w:sz w:val="21"/>
         </w:rPr>
-        <w:t xml:space="preserve">- </w:t>
-      </w:r>
-      <w:r>
-        <w:rPr>
-          <w:rFonts w:ascii="Aptos" w:hAnsi="Aptos"/>
-          <w:color w:val="222222"/>
-          <w:sz w:val="18"/>
-        </w:rPr>
-        <w:t>Extracted product titles from object arrays using map().</w:t>
-      </w:r>
-    </w:p>
-    <w:p>
-      <w:pPr>
-        <w:spacing w:after="24" w:line="240" w:lineRule="auto"/>
-        <w:ind w:left="288" w:hanging="202"/>
-      </w:pPr>
-      <w:r>
-        <w:rPr>
-          <w:rFonts w:ascii="Aptos" w:hAnsi="Aptos"/>
-          <w:b/>
-          <w:color w:val="1F4E79"/>
-          <w:sz w:val="18"/>
-        </w:rPr>
-        <w:t xml:space="preserve">- </w:t>
-      </w:r>
-      <w:r>
-        <w:rPr>
-          <w:rFonts w:ascii="Aptos" w:hAnsi="Aptos"/>
-          <w:color w:val="222222"/>
-          <w:sz w:val="18"/>
-        </w:rPr>
-        <w:t>Flattened nested arrays without flat() by using reduce() with concat().</w:t>
+        <w:t>Created an Express app with app.get("/"), app.get("/:name"), req.params, res.json(), and app.listen().</w:t>
       </w:r>
     </w:p>
     <w:tbl>
       <w:tblPr>
-        <w:tblW w:type="auto" w:w="0"/>
+        <w:tblW w:type="dxa" w:w="9360"/>
         <w:jc w:val="center"/>
         <w:tblLook w:firstColumn="1" w:firstRow="1" w:lastColumn="0" w:lastRow="0" w:noHBand="0" w:noVBand="1" w:val="04A0"/>
+        <w:tblInd w:w="120" w:type="dxa"/>
+        <w:tblLayout w:type="fixed"/>
         <w:tblBorders>
-          <w:top w:val="single" w:sz="4" w:space="0" w:color="C9D5E3"/>
-          <w:left w:val="single" w:sz="4" w:space="0" w:color="C9D5E3"/>
-          <w:bottom w:val="single" w:sz="4" w:space="0" w:color="C9D5E3"/>
-          <w:right w:val="single" w:sz="4" w:space="0" w:color="C9D5E3"/>
-          <w:insideH w:val="single" w:sz="4" w:space="0" w:color="C9D5E3"/>
-          <w:insideV w:val="single" w:sz="4" w:space="0" w:color="C9D5E3"/>
+          <w:top w:val="single" w:sz="4" w:space="0" w:color="B8C7D9"/>
+          <w:left w:val="single" w:sz="4" w:space="0" w:color="B8C7D9"/>
+          <w:bottom w:val="single" w:sz="4" w:space="0" w:color="B8C7D9"/>
+          <w:right w:val="single" w:sz="4" w:space="0" w:color="B8C7D9"/>
+          <w:insideH w:val="single" w:sz="4" w:space="0" w:color="B8C7D9"/>
+          <w:insideV w:val="single" w:sz="4" w:space="0" w:color="B8C7D9"/>
         </w:tblBorders>
       </w:tblPr>
       <w:tblGrid>
-        <w:gridCol w:w="10282"/>
+        <w:gridCol w:w="9360"/>
       </w:tblGrid>
       <w:tr>
         <w:trPr>
@@ -1998,60 +1654,54 @@
         </w:trPr>
         <w:tc>
           <w:tcPr>
-            <w:tcW w:type="dxa" w:w="10282"/>
-            <w:shd w:fill="F4F7FB"/>
+            <w:tcW w:type="dxa" w:w="9360"/>
+            <w:vAlign w:val="center"/>
+            <w:tcMar>
+              <w:top w:w="80" w:type="dxa"/>
+              <w:bottom w:w="80" w:type="dxa"/>
+              <w:start w:w="120" w:type="dxa"/>
+              <w:end w:w="120" w:type="dxa"/>
+            </w:tcMar>
+            <w:shd w:fill="F4F6F9"/>
           </w:tcPr>
           <w:p>
             <w:pPr>
-              <w:spacing w:after="0"/>
+              <w:spacing w:before="0" w:after="0" w:line="240" w:lineRule="auto"/>
             </w:pPr>
             <w:r/>
             <w:r>
               <w:rPr>
                 <w:rFonts w:ascii="Consolas" w:hAnsi="Consolas"/>
-                <w:color w:val="2D2D2D"/>
-                <w:sz w:val="15"/>
+                <w:color w:val="1F1F1F"/>
+                <w:sz w:val="17"/>
               </w:rPr>
-              <w:t>names.forEach(name =&gt; console.log(`Hello, ${name}`));</w:t>
+              <w:t>function getProperty&lt;T, K extends keyof T&gt;(obj: T, key: K) { return obj[key]; }</w:t>
             </w:r>
           </w:p>
           <w:p>
             <w:pPr>
-              <w:spacing w:after="0"/>
+              <w:spacing w:before="0" w:after="0" w:line="240" w:lineRule="auto"/>
             </w:pPr>
             <w:r>
               <w:rPr>
                 <w:rFonts w:ascii="Consolas" w:hAnsi="Consolas"/>
-                <w:color w:val="2D2D2D"/>
-                <w:sz w:val="15"/>
+                <w:color w:val="1F1F1F"/>
+                <w:sz w:val="17"/>
               </w:rPr>
-              <w:t>const adults = users.filter(user =&gt; user.age &gt;= 18);</w:t>
+              <w:t>type DeepPartial&lt;T&gt; = { [P in keyof T]?: T[P] extends object ? DeepPartial&lt;T[P]&gt; : T[P]; }</w:t>
             </w:r>
           </w:p>
           <w:p>
             <w:pPr>
-              <w:spacing w:after="0"/>
+              <w:spacing w:before="0" w:after="0" w:line="240" w:lineRule="auto"/>
             </w:pPr>
             <w:r>
               <w:rPr>
                 <w:rFonts w:ascii="Consolas" w:hAnsi="Consolas"/>
-                <w:color w:val="2D2D2D"/>
-                <w:sz w:val="15"/>
+                <w:color w:val="1F1F1F"/>
+                <w:sz w:val="17"/>
               </w:rPr>
-              <w:t>const totalCost = prices.reduce((total, price) =&gt; total + price, 0);</w:t>
-            </w:r>
-          </w:p>
-          <w:p>
-            <w:pPr>
-              <w:spacing w:after="0"/>
-            </w:pPr>
-            <w:r>
-              <w:rPr>
-                <w:rFonts w:ascii="Consolas" w:hAnsi="Consolas"/>
-                <w:color w:val="2D2D2D"/>
-                <w:sz w:val="15"/>
-              </w:rPr>
-              <w:t>const flatNumbers = nestedNumbers.reduce((flatArray, currentArray) =&gt; flatArray.concat(currentArray), []);</w:t>
+              <w:t>app.get("/:name", (req, res) =&gt; { res.json({ message: `Hello ${req.params.name}` }); });</w:t>
             </w:r>
           </w:p>
         </w:tc>
@@ -2059,237 +1709,250 @@
     </w:tbl>
     <w:p>
       <w:pPr>
-        <w:spacing w:after="0"/>
-      </w:pPr>
-    </w:p>
-    <w:p>
-      <w:pPr>
         <w:pStyle w:val="Heading1"/>
-        <w:spacing w:before="200" w:after="60"/>
+        <w:spacing w:before="360" w:after="160" w:line="240" w:lineRule="auto"/>
       </w:pPr>
       <w:r>
         <w:rPr>
-          <w:rFonts w:ascii="Aptos" w:hAnsi="Aptos"/>
+          <w:rFonts w:ascii="Calibri" w:hAnsi="Calibri"/>
           <w:b/>
-          <w:color w:val="1F4E79"/>
-          <w:sz w:val="30"/>
+          <w:color w:val="2E74B5"/>
+          <w:sz w:val="32"/>
         </w:rPr>
-        <w:t>Day 4 Asynchronous and API Practice</w:t>
+        <w:t>Day 11: Advanced TypeScript Questions</w:t>
       </w:r>
     </w:p>
     <w:p>
       <w:pPr>
-        <w:spacing w:after="80" w:line="250" w:lineRule="auto"/>
+        <w:spacing w:before="0" w:after="120" w:line="300" w:lineRule="auto"/>
       </w:pPr>
       <w:r>
         <w:rPr>
-          <w:rFonts w:ascii="Aptos" w:hAnsi="Aptos"/>
-          <w:color w:val="222222"/>
-          <w:sz w:val="19"/>
+          <w:rFonts w:ascii="Calibri" w:hAnsi="Calibri"/>
+          <w:color w:val="1F1F1F"/>
+          <w:sz w:val="22"/>
         </w:rPr>
-        <w:t>Day 4 introduced asynchronous JavaScript and remote API consumption. The files demonstrate manual Promise creation, rejection handling, timers, fetch requests, JSON parsing, response transformation, and error handling.</w:t>
+        <w:t>Day 11 contains ten focused advanced TypeScript exercises. These move beyond basic typing into reusable generic wrappers, exact object maps, compile-time exhaustiveness, recursive structures, template literal types, conditional inference, union manipulation, higher-order async wrappers, index signatures, and key remapping.</w:t>
       </w:r>
     </w:p>
     <w:p>
       <w:pPr>
-        <w:spacing w:after="24" w:line="240" w:lineRule="auto"/>
-        <w:ind w:left="288" w:hanging="202"/>
+        <w:pStyle w:val="ListBullet"/>
+        <w:spacing w:before="0" w:after="80" w:line="300" w:lineRule="auto"/>
+        <w:ind/>
+        <w:jc w:val="left"/>
+        <w:numPr>
+          <w:ilvl w:val="0"/>
+          <w:numId w:val="10"/>
+        </w:numPr>
       </w:pPr>
       <w:r>
         <w:rPr>
-          <w:rFonts w:ascii="Aptos" w:hAnsi="Aptos"/>
-          <w:b/>
-          <w:color w:val="1F4E79"/>
-          <w:sz w:val="18"/>
+          <w:rFonts w:ascii="Calibri" w:hAnsi="Calibri"/>
+          <w:color w:val="1F1F1F"/>
+          <w:sz w:val="21"/>
         </w:rPr>
-        <w:t xml:space="preserve">- </w:t>
-      </w:r>
-      <w:r>
-        <w:rPr>
-          <w:rFonts w:ascii="Aptos" w:hAnsi="Aptos"/>
-          <w:color w:val="222222"/>
-          <w:sz w:val="18"/>
-        </w:rPr>
-        <w:t>Created getData() to return a Promise and practiced resolve(), reject(), .then(), and .catch().</w:t>
+        <w:t>Built fetchData&lt;T&gt;() as a generic API wrapper that returns typed JSON and throws for non-ok responses.</w:t>
       </w:r>
     </w:p>
     <w:p>
       <w:pPr>
-        <w:spacing w:after="24" w:line="240" w:lineRule="auto"/>
-        <w:ind w:left="288" w:hanging="202"/>
+        <w:pStyle w:val="ListBullet"/>
+        <w:spacing w:before="0" w:after="80" w:line="300" w:lineRule="auto"/>
+        <w:ind/>
+        <w:jc w:val="left"/>
+        <w:numPr>
+          <w:ilvl w:val="0"/>
+          <w:numId w:val="10"/>
+        </w:numPr>
       </w:pPr>
       <w:r>
         <w:rPr>
-          <w:rFonts w:ascii="Aptos" w:hAnsi="Aptos"/>
-          <w:b/>
-          <w:color w:val="1F4E79"/>
-          <w:sz w:val="18"/>
+          <w:rFonts w:ascii="Calibri" w:hAnsi="Calibri"/>
+          <w:color w:val="1F1F1F"/>
+          <w:sz w:val="21"/>
         </w:rPr>
-        <w:t xml:space="preserve">- </w:t>
-      </w:r>
-      <w:r>
-        <w:rPr>
-          <w:rFonts w:ascii="Aptos" w:hAnsi="Aptos"/>
-          <w:color w:val="222222"/>
-          <w:sz w:val="18"/>
-        </w:rPr>
-        <w:t>Used setTimeout() for delayed work and setInterval() for repeated checking.</w:t>
+        <w:t>Used Record&lt;Role, boolean&gt; to require a complete permission map for every enum role.</w:t>
       </w:r>
     </w:p>
     <w:p>
       <w:pPr>
-        <w:spacing w:after="24" w:line="240" w:lineRule="auto"/>
-        <w:ind w:left="288" w:hanging="202"/>
+        <w:pStyle w:val="ListBullet"/>
+        <w:spacing w:before="0" w:after="80" w:line="300" w:lineRule="auto"/>
+        <w:ind/>
+        <w:jc w:val="left"/>
+        <w:numPr>
+          <w:ilvl w:val="0"/>
+          <w:numId w:val="10"/>
+        </w:numPr>
       </w:pPr>
       <w:r>
         <w:rPr>
-          <w:rFonts w:ascii="Aptos" w:hAnsi="Aptos"/>
-          <w:b/>
-          <w:color w:val="1F4E79"/>
-          <w:sz w:val="18"/>
+          <w:rFonts w:ascii="Calibri" w:hAnsi="Calibri"/>
+          <w:color w:val="1F1F1F"/>
+          <w:sz w:val="21"/>
         </w:rPr>
-        <w:t xml:space="preserve">- </w:t>
-      </w:r>
-      <w:r>
-        <w:rPr>
-          <w:rFonts w:ascii="Aptos" w:hAnsi="Aptos"/>
-          <w:color w:val="222222"/>
-          <w:sz w:val="18"/>
-        </w:rPr>
-        <w:t>Used fetch() to call the JSONPlaceholder todos API and res.json() to convert responses.</w:t>
+        <w:t>Used a never assignment in a switch default to enforce exhaustive handling of TaskStatus union members.</w:t>
       </w:r>
     </w:p>
     <w:p>
       <w:pPr>
-        <w:spacing w:after="24" w:line="240" w:lineRule="auto"/>
-        <w:ind w:left="288" w:hanging="202"/>
+        <w:pStyle w:val="ListBullet"/>
+        <w:spacing w:before="0" w:after="80" w:line="300" w:lineRule="auto"/>
+        <w:ind/>
+        <w:jc w:val="left"/>
+        <w:numPr>
+          <w:ilvl w:val="0"/>
+          <w:numId w:val="10"/>
+        </w:numPr>
       </w:pPr>
       <w:r>
         <w:rPr>
-          <w:rFonts w:ascii="Aptos" w:hAnsi="Aptos"/>
-          <w:b/>
-          <w:color w:val="1F4E79"/>
-          <w:sz w:val="18"/>
+          <w:rFonts w:ascii="Calibri" w:hAnsi="Calibri"/>
+          <w:color w:val="1F1F1F"/>
+          <w:sz w:val="21"/>
         </w:rPr>
-        <w:t xml:space="preserve">- </w:t>
-      </w:r>
-      <w:r>
-        <w:rPr>
-          <w:rFonts w:ascii="Aptos" w:hAnsi="Aptos"/>
-          <w:color w:val="222222"/>
-          <w:sz w:val="18"/>
-        </w:rPr>
-        <w:t>Chained then() calls to filter todos by even id and map titles with an added prefix.</w:t>
+        <w:t>Modeled nested navigation with a recursive FolderNode type containing optional files and subFolders.</w:t>
       </w:r>
     </w:p>
     <w:p>
       <w:pPr>
-        <w:spacing w:after="24" w:line="240" w:lineRule="auto"/>
-        <w:ind w:left="288" w:hanging="202"/>
+        <w:pStyle w:val="ListBullet"/>
+        <w:spacing w:before="0" w:after="80" w:line="300" w:lineRule="auto"/>
+        <w:ind/>
+        <w:jc w:val="left"/>
+        <w:numPr>
+          <w:ilvl w:val="0"/>
+          <w:numId w:val="10"/>
+        </w:numPr>
       </w:pPr>
       <w:r>
         <w:rPr>
-          <w:rFonts w:ascii="Aptos" w:hAnsi="Aptos"/>
-          <w:b/>
-          <w:color w:val="1F4E79"/>
-          <w:sz w:val="18"/>
+          <w:rFonts w:ascii="Calibri" w:hAnsi="Calibri"/>
+          <w:color w:val="1F1F1F"/>
+          <w:sz w:val="21"/>
         </w:rPr>
-        <w:t xml:space="preserve">- </w:t>
-      </w:r>
-      <w:r>
-        <w:rPr>
-          <w:rFonts w:ascii="Aptos" w:hAnsi="Aptos"/>
-          <w:color w:val="222222"/>
-          <w:sz w:val="18"/>
-        </w:rPr>
-        <w:t>Used a Weatherstack-style URL with an API_KEY placeholder and a template literal.</w:t>
+        <w:t>Created template literal CSS value types such as `${number}${CssUnit}`.</w:t>
       </w:r>
     </w:p>
     <w:p>
       <w:pPr>
-        <w:spacing w:after="24" w:line="240" w:lineRule="auto"/>
-        <w:ind w:left="288" w:hanging="202"/>
+        <w:pStyle w:val="ListBullet"/>
+        <w:spacing w:before="0" w:after="80" w:line="300" w:lineRule="auto"/>
+        <w:ind/>
+        <w:jc w:val="left"/>
+        <w:numPr>
+          <w:ilvl w:val="0"/>
+          <w:numId w:val="10"/>
+        </w:numPr>
       </w:pPr>
       <w:r>
         <w:rPr>
-          <w:rFonts w:ascii="Aptos" w:hAnsi="Aptos"/>
-          <w:b/>
-          <w:color w:val="1F4E79"/>
-          <w:sz w:val="18"/>
+          <w:rFonts w:ascii="Calibri" w:hAnsi="Calibri"/>
+          <w:color w:val="1F1F1F"/>
+          <w:sz w:val="21"/>
         </w:rPr>
-        <w:t xml:space="preserve">- </w:t>
-      </w:r>
-      <w:r>
-        <w:rPr>
-          <w:rFonts w:ascii="Aptos" w:hAnsi="Aptos"/>
-          <w:color w:val="222222"/>
-          <w:sz w:val="18"/>
-        </w:rPr>
-        <w:t>Read nested response fields such as data.current and data.location.name.</w:t>
+        <w:t>Used conditional types with infer to unwrap Promise result types.</w:t>
       </w:r>
     </w:p>
     <w:p>
       <w:pPr>
-        <w:spacing w:after="24" w:line="240" w:lineRule="auto"/>
-        <w:ind w:left="288" w:hanging="202"/>
+        <w:pStyle w:val="ListBullet"/>
+        <w:spacing w:before="0" w:after="80" w:line="300" w:lineRule="auto"/>
+        <w:ind/>
+        <w:jc w:val="left"/>
+        <w:numPr>
+          <w:ilvl w:val="0"/>
+          <w:numId w:val="10"/>
+        </w:numPr>
       </w:pPr>
       <w:r>
         <w:rPr>
-          <w:rFonts w:ascii="Aptos" w:hAnsi="Aptos"/>
-          <w:b/>
-          <w:color w:val="1F4E79"/>
-          <w:sz w:val="18"/>
+          <w:rFonts w:ascii="Calibri" w:hAnsi="Calibri"/>
+          <w:color w:val="1F1F1F"/>
+          <w:sz w:val="21"/>
         </w:rPr>
-        <w:t xml:space="preserve">- </w:t>
-      </w:r>
-      <w:r>
-        <w:rPr>
-          <w:rFonts w:ascii="Aptos" w:hAnsi="Aptos"/>
-          <w:color w:val="222222"/>
-          <w:sz w:val="18"/>
-        </w:rPr>
-        <w:t>Built a result object with location, temperatureC, temperatureF, description, and isHot.</w:t>
+        <w:t>Used Extract and Exclude to split event unions into mouse and non-form groups.</w:t>
       </w:r>
     </w:p>
     <w:p>
       <w:pPr>
-        <w:spacing w:after="24" w:line="240" w:lineRule="auto"/>
-        <w:ind w:left="288" w:hanging="202"/>
+        <w:pStyle w:val="ListBullet"/>
+        <w:spacing w:before="0" w:after="80" w:line="300" w:lineRule="auto"/>
+        <w:ind/>
+        <w:jc w:val="left"/>
+        <w:numPr>
+          <w:ilvl w:val="0"/>
+          <w:numId w:val="10"/>
+        </w:numPr>
       </w:pPr>
       <w:r>
         <w:rPr>
-          <w:rFonts w:ascii="Aptos" w:hAnsi="Aptos"/>
-          <w:b/>
-          <w:color w:val="1F4E79"/>
-          <w:sz w:val="18"/>
+          <w:rFonts w:ascii="Calibri" w:hAnsi="Calibri"/>
+          <w:color w:val="1F1F1F"/>
+          <w:sz w:val="21"/>
         </w:rPr>
-        <w:t xml:space="preserve">- </w:t>
+        <w:t>Built safeExecute() as a generic async higher-order function that catches failures and returns null.</w:t>
       </w:r>
+    </w:p>
+    <w:p>
+      <w:pPr>
+        <w:pStyle w:val="ListBullet"/>
+        <w:spacing w:before="0" w:after="80" w:line="300" w:lineRule="auto"/>
+        <w:ind/>
+        <w:jc w:val="left"/>
+        <w:numPr>
+          <w:ilvl w:val="0"/>
+          <w:numId w:val="10"/>
+        </w:numPr>
+      </w:pPr>
       <w:r>
         <w:rPr>
-          <w:rFonts w:ascii="Aptos" w:hAnsi="Aptos"/>
-          <w:color w:val="222222"/>
-          <w:sz w:val="18"/>
+          <w:rFonts w:ascii="Calibri" w:hAnsi="Calibri"/>
+          <w:color w:val="1F1F1F"/>
+          <w:sz w:val="21"/>
         </w:rPr>
-        <w:t>Used a ternary operator to mark whether the temperature is hot.</w:t>
+        <w:t>Used index signatures for dynamic metadata values while keeping createdAt as a required Date.</w:t>
+      </w:r>
+    </w:p>
+    <w:p>
+      <w:pPr>
+        <w:pStyle w:val="ListBullet"/>
+        <w:spacing w:before="0" w:after="80" w:line="300" w:lineRule="auto"/>
+        <w:ind/>
+        <w:jc w:val="left"/>
+        <w:numPr>
+          <w:ilvl w:val="0"/>
+          <w:numId w:val="10"/>
+        </w:numPr>
+      </w:pPr>
+      <w:r>
+        <w:rPr>
+          <w:rFonts w:ascii="Calibri" w:hAnsi="Calibri"/>
+          <w:color w:val="1F1F1F"/>
+          <w:sz w:val="21"/>
+        </w:rPr>
+        <w:t>Used mapped types with key remapping to produce API response keys such as DATA_MAKE and DATA_MODEL.</w:t>
       </w:r>
     </w:p>
     <w:tbl>
       <w:tblPr>
-        <w:tblW w:type="auto" w:w="0"/>
+        <w:tblW w:type="dxa" w:w="9360"/>
         <w:jc w:val="center"/>
         <w:tblLook w:firstColumn="1" w:firstRow="1" w:lastColumn="0" w:lastRow="0" w:noHBand="0" w:noVBand="1" w:val="04A0"/>
+        <w:tblInd w:w="120" w:type="dxa"/>
+        <w:tblLayout w:type="fixed"/>
         <w:tblBorders>
-          <w:top w:val="single" w:sz="4" w:space="0" w:color="C9D5E3"/>
-          <w:left w:val="single" w:sz="4" w:space="0" w:color="C9D5E3"/>
-          <w:bottom w:val="single" w:sz="4" w:space="0" w:color="C9D5E3"/>
-          <w:right w:val="single" w:sz="4" w:space="0" w:color="C9D5E3"/>
-          <w:insideH w:val="single" w:sz="4" w:space="0" w:color="C9D5E3"/>
-          <w:insideV w:val="single" w:sz="4" w:space="0" w:color="C9D5E3"/>
+          <w:top w:val="single" w:sz="4" w:space="0" w:color="B8C7D9"/>
+          <w:left w:val="single" w:sz="4" w:space="0" w:color="B8C7D9"/>
+          <w:bottom w:val="single" w:sz="4" w:space="0" w:color="B8C7D9"/>
+          <w:right w:val="single" w:sz="4" w:space="0" w:color="B8C7D9"/>
+          <w:insideH w:val="single" w:sz="4" w:space="0" w:color="B8C7D9"/>
+          <w:insideV w:val="single" w:sz="4" w:space="0" w:color="B8C7D9"/>
         </w:tblBorders>
       </w:tblPr>
       <w:tblGrid>
-        <w:gridCol w:w="10282"/>
+        <w:gridCol w:w="9360"/>
       </w:tblGrid>
       <w:tr>
         <w:trPr>
@@ -2297,73 +1960,54 @@
         </w:trPr>
         <w:tc>
           <w:tcPr>
-            <w:tcW w:type="dxa" w:w="10282"/>
-            <w:shd w:fill="F4F7FB"/>
+            <w:tcW w:type="dxa" w:w="9360"/>
+            <w:vAlign w:val="center"/>
+            <w:tcMar>
+              <w:top w:w="80" w:type="dxa"/>
+              <w:bottom w:w="80" w:type="dxa"/>
+              <w:start w:w="120" w:type="dxa"/>
+              <w:end w:w="120" w:type="dxa"/>
+            </w:tcMar>
+            <w:shd w:fill="F4F6F9"/>
           </w:tcPr>
           <w:p>
             <w:pPr>
-              <w:spacing w:after="0"/>
+              <w:spacing w:before="0" w:after="0" w:line="240" w:lineRule="auto"/>
             </w:pPr>
             <w:r/>
             <w:r>
               <w:rPr>
                 <w:rFonts w:ascii="Consolas" w:hAnsi="Consolas"/>
-                <w:color w:val="2D2D2D"/>
-                <w:sz w:val="15"/>
+                <w:color w:val="1F1F1F"/>
+                <w:sz w:val="17"/>
               </w:rPr>
-              <w:t>fetch("https://jsonplaceholder.typicode.com/todos")</w:t>
+              <w:t>async function fetchData&lt;T&gt;(url: string): Promise&lt;T&gt; { return (await response.json()) as T; }</w:t>
             </w:r>
           </w:p>
           <w:p>
             <w:pPr>
-              <w:spacing w:after="0"/>
+              <w:spacing w:before="0" w:after="0" w:line="240" w:lineRule="auto"/>
             </w:pPr>
             <w:r>
               <w:rPr>
                 <w:rFonts w:ascii="Consolas" w:hAnsi="Consolas"/>
-                <w:color w:val="2D2D2D"/>
-                <w:sz w:val="15"/>
+                <w:color w:val="1F1F1F"/>
+                <w:sz w:val="17"/>
               </w:rPr>
-              <w:t xml:space="preserve">  .then(res =&gt; res.json())</w:t>
+              <w:t>type UnwrapPromise&lt;T&gt; = T extends Promise&lt;infer ResolvedType&gt; ? ResolvedType : T;</w:t>
             </w:r>
           </w:p>
           <w:p>
             <w:pPr>
-              <w:spacing w:after="0"/>
+              <w:spacing w:before="0" w:after="0" w:line="240" w:lineRule="auto"/>
             </w:pPr>
             <w:r>
               <w:rPr>
                 <w:rFonts w:ascii="Consolas" w:hAnsi="Consolas"/>
-                <w:color w:val="2D2D2D"/>
-                <w:sz w:val="15"/>
+                <w:color w:val="1F1F1F"/>
+                <w:sz w:val="17"/>
               </w:rPr>
-              <w:t xml:space="preserve">  .then(data =&gt; data.filter(d =&gt; d.id % 2 === 0))</w:t>
-            </w:r>
-          </w:p>
-          <w:p>
-            <w:pPr>
-              <w:spacing w:after="0"/>
-            </w:pPr>
-            <w:r>
-              <w:rPr>
-                <w:rFonts w:ascii="Consolas" w:hAnsi="Consolas"/>
-                <w:color w:val="2D2D2D"/>
-                <w:sz w:val="15"/>
-              </w:rPr>
-              <w:t xml:space="preserve">  .then(data =&gt; data.map(d =&gt; (d.title = "Aaryan " + d.title)));</w:t>
-            </w:r>
-          </w:p>
-          <w:p>
-            <w:pPr>
-              <w:spacing w:after="0"/>
-            </w:pPr>
-            <w:r>
-              <w:rPr>
-                <w:rFonts w:ascii="Consolas" w:hAnsi="Consolas"/>
-                <w:color w:val="2D2D2D"/>
-                <w:sz w:val="15"/>
-              </w:rPr>
-              <w:t>const result = { temperatureF: (weather.temperature * 1.8) + 32, isHot: weather.temperature &gt; 32 ? "Yes" : "No" };</w:t>
+              <w:t>type ApiResponse&lt;T&gt; = { [Key in keyof T as `DATA_${Uppercase&lt;string &amp; Key&gt;}`]: T[Key]; };</w:t>
             </w:r>
           </w:p>
         </w:tc>
@@ -2371,237 +2015,190 @@
     </w:tbl>
     <w:p>
       <w:pPr>
-        <w:spacing w:after="0"/>
-      </w:pPr>
-    </w:p>
-    <w:p>
-      <w:pPr>
         <w:pStyle w:val="Heading1"/>
-        <w:spacing w:before="200" w:after="60"/>
+        <w:spacing w:before="360" w:after="160" w:line="240" w:lineRule="auto"/>
       </w:pPr>
       <w:r>
         <w:rPr>
-          <w:rFonts w:ascii="Aptos" w:hAnsi="Aptos"/>
+          <w:rFonts w:ascii="Calibri" w:hAnsi="Calibri"/>
           <w:b/>
-          <w:color w:val="1F4E79"/>
-          <w:sz w:val="30"/>
+          <w:color w:val="2E74B5"/>
+          <w:sz w:val="32"/>
         </w:rPr>
-        <w:t>Day 5 Async/Await and JSON Practice</w:t>
+        <w:t>Day 12 and Playwright Testing Setup</w:t>
       </w:r>
     </w:p>
     <w:p>
       <w:pPr>
-        <w:spacing w:after="80" w:line="250" w:lineRule="auto"/>
+        <w:spacing w:before="0" w:after="120" w:line="300" w:lineRule="auto"/>
       </w:pPr>
       <w:r>
         <w:rPr>
-          <w:rFonts w:ascii="Aptos" w:hAnsi="Aptos"/>
-          <w:color w:val="222222"/>
-          <w:sz w:val="19"/>
+          <w:rFonts w:ascii="Calibri" w:hAnsi="Calibri"/>
+          <w:color w:val="1F1F1F"/>
+          <w:sz w:val="22"/>
         </w:rPr>
-        <w:t>Day 5 began by improving asynchronous code with async/await and by practicing JSON conversion and timer cancellation. The index1.js and index2.js files build on the Day 4 Promise and fetch work.</w:t>
+        <w:t>The newest work adds Playwright tooling and browser automation practice. The root project now has Playwright and TypeScript-related dependencies, a Playwright configuration file, a gitignore for generated artifacts, and test files under tests.</w:t>
       </w:r>
     </w:p>
     <w:p>
       <w:pPr>
-        <w:spacing w:after="24" w:line="240" w:lineRule="auto"/>
-        <w:ind w:left="288" w:hanging="202"/>
+        <w:pStyle w:val="ListBullet"/>
+        <w:spacing w:before="0" w:after="80" w:line="300" w:lineRule="auto"/>
+        <w:ind/>
+        <w:jc w:val="left"/>
+        <w:numPr>
+          <w:ilvl w:val="0"/>
+          <w:numId w:val="10"/>
+        </w:numPr>
       </w:pPr>
       <w:r>
         <w:rPr>
-          <w:rFonts w:ascii="Aptos" w:hAnsi="Aptos"/>
-          <w:b/>
-          <w:color w:val="1F4E79"/>
-          <w:sz w:val="18"/>
+          <w:rFonts w:ascii="Calibri" w:hAnsi="Calibri"/>
+          <w:color w:val="1F1F1F"/>
+          <w:sz w:val="21"/>
         </w:rPr>
-        <w:t xml:space="preserve">- </w:t>
-      </w:r>
-      <w:r>
-        <w:rPr>
-          <w:rFonts w:ascii="Aptos" w:hAnsi="Aptos"/>
-          <w:color w:val="222222"/>
-          <w:sz w:val="18"/>
-        </w:rPr>
-        <w:t>Created async functions such as getData() and getTodos().</w:t>
+        <w:t>Installed Playwright-related packages, TypeScript tooling, ts-node, tsx, @types/node, and supporting package-lock metadata.</w:t>
       </w:r>
     </w:p>
     <w:p>
       <w:pPr>
-        <w:spacing w:after="24" w:line="240" w:lineRule="auto"/>
-        <w:ind w:left="288" w:hanging="202"/>
+        <w:pStyle w:val="ListBullet"/>
+        <w:spacing w:before="0" w:after="80" w:line="300" w:lineRule="auto"/>
+        <w:ind/>
+        <w:jc w:val="left"/>
+        <w:numPr>
+          <w:ilvl w:val="0"/>
+          <w:numId w:val="10"/>
+        </w:numPr>
       </w:pPr>
       <w:r>
         <w:rPr>
-          <w:rFonts w:ascii="Aptos" w:hAnsi="Aptos"/>
-          <w:b/>
-          <w:color w:val="1F4E79"/>
-          <w:sz w:val="18"/>
+          <w:rFonts w:ascii="Calibri" w:hAnsi="Calibri"/>
+          <w:color w:val="1F1F1F"/>
+          <w:sz w:val="21"/>
         </w:rPr>
-        <w:t xml:space="preserve">- </w:t>
-      </w:r>
-      <w:r>
-        <w:rPr>
-          <w:rFonts w:ascii="Aptos" w:hAnsi="Aptos"/>
-          <w:color w:val="222222"/>
-          <w:sz w:val="18"/>
-        </w:rPr>
-        <w:t>Used await with a Promise to wait for delayed resolve/reject behavior.</w:t>
+        <w:t>Added Playwright config with testDir set to ./tests, fullyParallel enabled, html reporter, trace on first retry, and projects for Chromium, Firefox, and WebKit.</w:t>
       </w:r>
     </w:p>
     <w:p>
       <w:pPr>
-        <w:spacing w:after="24" w:line="240" w:lineRule="auto"/>
-        <w:ind w:left="288" w:hanging="202"/>
+        <w:pStyle w:val="ListBullet"/>
+        <w:spacing w:before="0" w:after="80" w:line="300" w:lineRule="auto"/>
+        <w:ind/>
+        <w:jc w:val="left"/>
+        <w:numPr>
+          <w:ilvl w:val="0"/>
+          <w:numId w:val="10"/>
+        </w:numPr>
       </w:pPr>
       <w:r>
         <w:rPr>
-          <w:rFonts w:ascii="Aptos" w:hAnsi="Aptos"/>
-          <w:b/>
-          <w:color w:val="1F4E79"/>
-          <w:sz w:val="18"/>
+          <w:rFonts w:ascii="Calibri" w:hAnsi="Calibri"/>
+          <w:color w:val="1F1F1F"/>
+          <w:sz w:val="21"/>
         </w:rPr>
-        <w:t xml:space="preserve">- </w:t>
-      </w:r>
-      <w:r>
-        <w:rPr>
-          <w:rFonts w:ascii="Aptos" w:hAnsi="Aptos"/>
-          <w:color w:val="222222"/>
-          <w:sz w:val="18"/>
-        </w:rPr>
-        <w:t>Used await fetch("https://jsonplaceholder.typicode.com/todos") to pause execution until the API response arrives.</w:t>
+        <w:t>Configured tsconfig with nodenext modules, esnext target, source maps, declarations, strict mode, exact optional property checks, and noUncheckedIndexedAccess.</w:t>
       </w:r>
     </w:p>
     <w:p>
       <w:pPr>
-        <w:spacing w:after="24" w:line="240" w:lineRule="auto"/>
-        <w:ind w:left="288" w:hanging="202"/>
+        <w:pStyle w:val="ListBullet"/>
+        <w:spacing w:before="0" w:after="80" w:line="300" w:lineRule="auto"/>
+        <w:ind/>
+        <w:jc w:val="left"/>
+        <w:numPr>
+          <w:ilvl w:val="0"/>
+          <w:numId w:val="10"/>
+        </w:numPr>
       </w:pPr>
       <w:r>
         <w:rPr>
-          <w:rFonts w:ascii="Aptos" w:hAnsi="Aptos"/>
-          <w:b/>
-          <w:color w:val="1F4E79"/>
-          <w:sz w:val="18"/>
+          <w:rFonts w:ascii="Calibri" w:hAnsi="Calibri"/>
+          <w:color w:val="1F1F1F"/>
+          <w:sz w:val="21"/>
         </w:rPr>
-        <w:t xml:space="preserve">- </w:t>
-      </w:r>
-      <w:r>
-        <w:rPr>
-          <w:rFonts w:ascii="Aptos" w:hAnsi="Aptos"/>
-          <w:color w:val="222222"/>
-          <w:sz w:val="18"/>
-        </w:rPr>
-        <w:t>Returned parsed JSON data from an async function and consumed it with .then().</w:t>
+        <w:t>Created a direct Playwright script that launches Chromium, opens a page, navigates to Google, prints the title, waits, and closes the browser.</w:t>
       </w:r>
     </w:p>
     <w:p>
       <w:pPr>
-        <w:spacing w:after="24" w:line="240" w:lineRule="auto"/>
-        <w:ind w:left="288" w:hanging="202"/>
+        <w:pStyle w:val="ListBullet"/>
+        <w:spacing w:before="0" w:after="80" w:line="300" w:lineRule="auto"/>
+        <w:ind/>
+        <w:jc w:val="left"/>
+        <w:numPr>
+          <w:ilvl w:val="0"/>
+          <w:numId w:val="10"/>
+        </w:numPr>
       </w:pPr>
       <w:r>
         <w:rPr>
-          <w:rFonts w:ascii="Aptos" w:hAnsi="Aptos"/>
-          <w:b/>
-          <w:color w:val="1F4E79"/>
-          <w:sz w:val="18"/>
+          <w:rFonts w:ascii="Calibri" w:hAnsi="Calibri"/>
+          <w:color w:val="1F1F1F"/>
+          <w:sz w:val="21"/>
         </w:rPr>
-        <w:t xml:space="preserve">- </w:t>
-      </w:r>
-      <w:r>
-        <w:rPr>
-          <w:rFonts w:ascii="Aptos" w:hAnsi="Aptos"/>
-          <w:color w:val="222222"/>
-          <w:sz w:val="18"/>
-        </w:rPr>
-        <w:t>Practiced JSON.stringify(obj) to convert an object into a string.</w:t>
+        <w:t>Added the default Playwright example tests for title assertion and Get Started navigation on playwright.dev.</w:t>
       </w:r>
     </w:p>
     <w:p>
       <w:pPr>
-        <w:spacing w:after="24" w:line="240" w:lineRule="auto"/>
-        <w:ind w:left="288" w:hanging="202"/>
+        <w:pStyle w:val="ListBullet"/>
+        <w:spacing w:before="0" w:after="80" w:line="300" w:lineRule="auto"/>
+        <w:ind/>
+        <w:jc w:val="left"/>
+        <w:numPr>
+          <w:ilvl w:val="0"/>
+          <w:numId w:val="10"/>
+        </w:numPr>
       </w:pPr>
       <w:r>
         <w:rPr>
-          <w:rFonts w:ascii="Aptos" w:hAnsi="Aptos"/>
-          <w:b/>
-          <w:color w:val="1F4E79"/>
-          <w:sz w:val="18"/>
+          <w:rFonts w:ascii="Calibri" w:hAnsi="Calibri"/>
+          <w:color w:val="1F1F1F"/>
+          <w:sz w:val="21"/>
         </w:rPr>
-        <w:t xml:space="preserve">- </w:t>
-      </w:r>
-      <w:r>
-        <w:rPr>
-          <w:rFonts w:ascii="Aptos" w:hAnsi="Aptos"/>
-          <w:color w:val="222222"/>
-          <w:sz w:val="18"/>
-        </w:rPr>
-        <w:t>Practiced JSON.parse(string) to convert a JSON string back into an object.</w:t>
+        <w:t>Added a TechX test that opens techxincorporation.com, locates a Request link with getByRole().nth(1), clicks it, and asserts the contact-page URL.</w:t>
       </w:r>
     </w:p>
     <w:p>
       <w:pPr>
-        <w:spacing w:after="24" w:line="240" w:lineRule="auto"/>
-        <w:ind w:left="288" w:hanging="202"/>
+        <w:pStyle w:val="ListBullet"/>
+        <w:spacing w:before="0" w:after="80" w:line="300" w:lineRule="auto"/>
+        <w:ind/>
+        <w:jc w:val="left"/>
+        <w:numPr>
+          <w:ilvl w:val="0"/>
+          <w:numId w:val="10"/>
+        </w:numPr>
       </w:pPr>
       <w:r>
         <w:rPr>
-          <w:rFonts w:ascii="Aptos" w:hAnsi="Aptos"/>
-          <w:b/>
-          <w:color w:val="1F4E79"/>
-          <w:sz w:val="18"/>
+          <w:rFonts w:ascii="Calibri" w:hAnsi="Calibri"/>
+          <w:color w:val="1F1F1F"/>
+          <w:sz w:val="21"/>
         </w:rPr>
-        <w:t xml:space="preserve">- </w:t>
-      </w:r>
-      <w:r>
-        <w:rPr>
-          <w:rFonts w:ascii="Aptos" w:hAnsi="Aptos"/>
-          <w:color w:val="222222"/>
-          <w:sz w:val="18"/>
-        </w:rPr>
-        <w:t>Stored timeout and interval identifiers in variables.</w:t>
-      </w:r>
-    </w:p>
-    <w:p>
-      <w:pPr>
-        <w:spacing w:after="24" w:line="240" w:lineRule="auto"/>
-        <w:ind w:left="288" w:hanging="202"/>
-      </w:pPr>
-      <w:r>
-        <w:rPr>
-          <w:rFonts w:ascii="Aptos" w:hAnsi="Aptos"/>
-          <w:b/>
-          <w:color w:val="1F4E79"/>
-          <w:sz w:val="18"/>
-        </w:rPr>
-        <w:t xml:space="preserve">- </w:t>
-      </w:r>
-      <w:r>
-        <w:rPr>
-          <w:rFonts w:ascii="Aptos" w:hAnsi="Aptos"/>
-          <w:color w:val="222222"/>
-          <w:sz w:val="18"/>
-        </w:rPr>
-        <w:t>Used clearTimeout(timeoutId) and clearInterval(i) to cancel scheduled timer behavior.</w:t>
+        <w:t>Added .gitignore entries for node_modules, test-results, playwright-report, blob-report, Playwright cache, and auth storage.</w:t>
       </w:r>
     </w:p>
     <w:tbl>
       <w:tblPr>
-        <w:tblW w:type="auto" w:w="0"/>
+        <w:tblW w:type="dxa" w:w="9360"/>
         <w:jc w:val="center"/>
         <w:tblLook w:firstColumn="1" w:firstRow="1" w:lastColumn="0" w:lastRow="0" w:noHBand="0" w:noVBand="1" w:val="04A0"/>
+        <w:tblInd w:w="120" w:type="dxa"/>
+        <w:tblLayout w:type="fixed"/>
         <w:tblBorders>
-          <w:top w:val="single" w:sz="4" w:space="0" w:color="C9D5E3"/>
-          <w:left w:val="single" w:sz="4" w:space="0" w:color="C9D5E3"/>
-          <w:bottom w:val="single" w:sz="4" w:space="0" w:color="C9D5E3"/>
-          <w:right w:val="single" w:sz="4" w:space="0" w:color="C9D5E3"/>
-          <w:insideH w:val="single" w:sz="4" w:space="0" w:color="C9D5E3"/>
-          <w:insideV w:val="single" w:sz="4" w:space="0" w:color="C9D5E3"/>
+          <w:top w:val="single" w:sz="4" w:space="0" w:color="B8C7D9"/>
+          <w:left w:val="single" w:sz="4" w:space="0" w:color="B8C7D9"/>
+          <w:bottom w:val="single" w:sz="4" w:space="0" w:color="B8C7D9"/>
+          <w:right w:val="single" w:sz="4" w:space="0" w:color="B8C7D9"/>
+          <w:insideH w:val="single" w:sz="4" w:space="0" w:color="B8C7D9"/>
+          <w:insideV w:val="single" w:sz="4" w:space="0" w:color="B8C7D9"/>
         </w:tblBorders>
       </w:tblPr>
       <w:tblGrid>
-        <w:gridCol w:w="10282"/>
+        <w:gridCol w:w="9360"/>
       </w:tblGrid>
       <w:tr>
         <w:trPr>
@@ -2609,112 +2206,67 @@
         </w:trPr>
         <w:tc>
           <w:tcPr>
-            <w:tcW w:type="dxa" w:w="10282"/>
-            <w:shd w:fill="F4F7FB"/>
+            <w:tcW w:type="dxa" w:w="9360"/>
+            <w:vAlign w:val="center"/>
+            <w:tcMar>
+              <w:top w:w="80" w:type="dxa"/>
+              <w:bottom w:w="80" w:type="dxa"/>
+              <w:start w:w="120" w:type="dxa"/>
+              <w:end w:w="120" w:type="dxa"/>
+            </w:tcMar>
+            <w:shd w:fill="F4F6F9"/>
           </w:tcPr>
           <w:p>
             <w:pPr>
-              <w:spacing w:after="0"/>
+              <w:spacing w:before="0" w:after="0" w:line="240" w:lineRule="auto"/>
             </w:pPr>
             <w:r/>
             <w:r>
               <w:rPr>
                 <w:rFonts w:ascii="Consolas" w:hAnsi="Consolas"/>
-                <w:color w:val="2D2D2D"/>
-                <w:sz w:val="15"/>
+                <w:color w:val="1F1F1F"/>
+                <w:sz w:val="17"/>
               </w:rPr>
-              <w:t>async function getTodos(url) {</w:t>
+              <w:t>test("has title", async ({ page }) =&gt; { await page.goto("https://playwright.dev/"); await expect(page).toHaveTitle(/Playwright/); });</w:t>
             </w:r>
           </w:p>
           <w:p>
             <w:pPr>
-              <w:spacing w:after="0"/>
+              <w:spacing w:before="0" w:after="0" w:line="240" w:lineRule="auto"/>
             </w:pPr>
             <w:r>
               <w:rPr>
                 <w:rFonts w:ascii="Consolas" w:hAnsi="Consolas"/>
-                <w:color w:val="2D2D2D"/>
-                <w:sz w:val="15"/>
+                <w:color w:val="1F1F1F"/>
+                <w:sz w:val="17"/>
               </w:rPr>
-              <w:t xml:space="preserve">    let data = await fetch("https://jsonplaceholder.typicode.com/todos");</w:t>
+              <w:t>const consultBtn = page.getByRole("link", { name: /Request/ }).nth(1);</w:t>
             </w:r>
           </w:p>
           <w:p>
             <w:pPr>
-              <w:spacing w:after="0"/>
+              <w:spacing w:before="0" w:after="0" w:line="240" w:lineRule="auto"/>
             </w:pPr>
             <w:r>
               <w:rPr>
                 <w:rFonts w:ascii="Consolas" w:hAnsi="Consolas"/>
-                <w:color w:val="2D2D2D"/>
-                <w:sz w:val="15"/>
+                <w:color w:val="1F1F1F"/>
+                <w:sz w:val="17"/>
               </w:rPr>
-              <w:t xml:space="preserve">    data = data.json();</w:t>
+              <w:t>await consultBtn.click();</w:t>
             </w:r>
           </w:p>
           <w:p>
             <w:pPr>
-              <w:spacing w:after="0"/>
+              <w:spacing w:before="0" w:after="0" w:line="240" w:lineRule="auto"/>
             </w:pPr>
             <w:r>
               <w:rPr>
                 <w:rFonts w:ascii="Consolas" w:hAnsi="Consolas"/>
-                <w:color w:val="2D2D2D"/>
-                <w:sz w:val="15"/>
+                <w:color w:val="1F1F1F"/>
+                <w:sz w:val="17"/>
               </w:rPr>
-              <w:t xml:space="preserve">    return data;</w:t>
-            </w:r>
-          </w:p>
-          <w:p>
-            <w:pPr>
-              <w:spacing w:after="0"/>
-            </w:pPr>
-            <w:r>
-              <w:rPr>
-                <w:rFonts w:ascii="Consolas" w:hAnsi="Consolas"/>
-                <w:color w:val="2D2D2D"/>
-                <w:sz w:val="15"/>
-              </w:rPr>
-              <w:t>}</w:t>
-            </w:r>
-          </w:p>
-          <w:p>
-            <w:pPr>
-              <w:spacing w:after="0"/>
-            </w:pPr>
-            <w:r>
-              <w:rPr>
-                <w:rFonts w:ascii="Consolas" w:hAnsi="Consolas"/>
-                <w:color w:val="2D2D2D"/>
-                <w:sz w:val="15"/>
-              </w:rPr>
-              <w:t>const timeoutId = setTimeout(() =&gt; console.log("Data received"), 5000);</w:t>
-            </w:r>
-          </w:p>
-          <w:p>
-            <w:pPr>
-              <w:spacing w:after="0"/>
-            </w:pPr>
-            <w:r>
-              <w:rPr>
-                <w:rFonts w:ascii="Consolas" w:hAnsi="Consolas"/>
-                <w:color w:val="2D2D2D"/>
-                <w:sz w:val="15"/>
-              </w:rPr>
-              <w:t>clearTimeout(timeoutId);</w:t>
-            </w:r>
-          </w:p>
-          <w:p>
-            <w:pPr>
-              <w:spacing w:after="0"/>
-            </w:pPr>
-            <w:r>
-              <w:rPr>
-                <w:rFonts w:ascii="Consolas" w:hAnsi="Consolas"/>
-                <w:color w:val="2D2D2D"/>
-                <w:sz w:val="15"/>
-              </w:rPr>
-              <w:t>clearInterval(i);</w:t>
+              <w:t>expect(page.url()).toBe("https://www.techxincorporation.com/contact");</w:t>
             </w:r>
           </w:p>
         </w:tc>
@@ -2722,1065 +2274,111 @@
     </w:tbl>
     <w:p>
       <w:pPr>
-        <w:spacing w:after="0"/>
-      </w:pPr>
-    </w:p>
-    <w:p>
-      <w:pPr>
         <w:pStyle w:val="Heading1"/>
-        <w:spacing w:before="200" w:after="60"/>
-      </w:pPr>
-      <w:r>
-        <w:rPr>
-          <w:rFonts w:ascii="Aptos" w:hAnsi="Aptos"/>
-          <w:b/>
-          <w:color w:val="1F4E79"/>
-          <w:sz w:val="30"/>
-        </w:rPr>
-        <w:t>Day 5 Object-Oriented Programming</w:t>
-      </w:r>
-    </w:p>
-    <w:p>
-      <w:pPr>
-        <w:spacing w:after="80" w:line="250" w:lineRule="auto"/>
-      </w:pPr>
-      <w:r>
-        <w:rPr>
-          <w:rFonts w:ascii="Aptos" w:hAnsi="Aptos"/>
-          <w:color w:val="222222"/>
-          <w:sz w:val="19"/>
-        </w:rPr>
-        <w:t>The rest of Day 5 focused on OOP in JavaScript. The examples cover class creation, object creation, constructors, methods, inheritance, encapsulation, abstraction, polymorphism, and a combined assessment file containing all four OOP pillars.</w:t>
-      </w:r>
-    </w:p>
-    <w:p>
-      <w:pPr>
-        <w:pStyle w:val="Heading2"/>
-        <w:spacing w:before="100" w:after="60"/>
-      </w:pPr>
-      <w:r>
-        <w:rPr>
-          <w:rFonts w:ascii="Aptos" w:hAnsi="Aptos"/>
-          <w:b/>
-          <w:color w:val="1F4E79"/>
-          <w:sz w:val="24"/>
-        </w:rPr>
-        <w:t>Classes, Objects, and Inheritance</w:t>
-      </w:r>
-    </w:p>
-    <w:p>
-      <w:pPr>
-        <w:spacing w:after="24" w:line="240" w:lineRule="auto"/>
-        <w:ind w:left="288" w:hanging="202"/>
-      </w:pPr>
-      <w:r>
-        <w:rPr>
-          <w:rFonts w:ascii="Aptos" w:hAnsi="Aptos"/>
-          <w:b/>
-          <w:color w:val="1F4E79"/>
-          <w:sz w:val="18"/>
-        </w:rPr>
-        <w:t xml:space="preserve">- </w:t>
-      </w:r>
-      <w:r>
-        <w:rPr>
-          <w:rFonts w:ascii="Aptos" w:hAnsi="Aptos"/>
-          <w:color w:val="222222"/>
-          <w:sz w:val="18"/>
-        </w:rPr>
-        <w:t>Created classes such as Animal, User, Admin, Person, and Student.</w:t>
-      </w:r>
-    </w:p>
-    <w:p>
-      <w:pPr>
-        <w:spacing w:after="24" w:line="240" w:lineRule="auto"/>
-        <w:ind w:left="288" w:hanging="202"/>
-      </w:pPr>
-      <w:r>
-        <w:rPr>
-          <w:rFonts w:ascii="Aptos" w:hAnsi="Aptos"/>
-          <w:b/>
-          <w:color w:val="1F4E79"/>
-          <w:sz w:val="18"/>
-        </w:rPr>
-        <w:t xml:space="preserve">- </w:t>
-      </w:r>
-      <w:r>
-        <w:rPr>
-          <w:rFonts w:ascii="Aptos" w:hAnsi="Aptos"/>
-          <w:color w:val="222222"/>
-          <w:sz w:val="18"/>
-        </w:rPr>
-        <w:t>Used constructors to initialize object properties like name, role, and course.</w:t>
-      </w:r>
-    </w:p>
-    <w:p>
-      <w:pPr>
-        <w:spacing w:after="24" w:line="240" w:lineRule="auto"/>
-        <w:ind w:left="288" w:hanging="202"/>
-      </w:pPr>
-      <w:r>
-        <w:rPr>
-          <w:rFonts w:ascii="Aptos" w:hAnsi="Aptos"/>
-          <w:b/>
-          <w:color w:val="1F4E79"/>
-          <w:sz w:val="18"/>
-        </w:rPr>
-        <w:t xml:space="preserve">- </w:t>
-      </w:r>
-      <w:r>
-        <w:rPr>
-          <w:rFonts w:ascii="Aptos" w:hAnsi="Aptos"/>
-          <w:color w:val="222222"/>
-          <w:sz w:val="18"/>
-        </w:rPr>
-        <w:t>Created objects with new, such as new Animal("Jhonny") and new Admin("Bob", "Super Admin").</w:t>
-      </w:r>
-    </w:p>
-    <w:p>
-      <w:pPr>
-        <w:spacing w:after="24" w:line="240" w:lineRule="auto"/>
-        <w:ind w:left="288" w:hanging="202"/>
-      </w:pPr>
-      <w:r>
-        <w:rPr>
-          <w:rFonts w:ascii="Aptos" w:hAnsi="Aptos"/>
-          <w:b/>
-          <w:color w:val="1F4E79"/>
-          <w:sz w:val="18"/>
-        </w:rPr>
-        <w:t xml:space="preserve">- </w:t>
-      </w:r>
-      <w:r>
-        <w:rPr>
-          <w:rFonts w:ascii="Aptos" w:hAnsi="Aptos"/>
-          <w:color w:val="222222"/>
-          <w:sz w:val="18"/>
-        </w:rPr>
-        <w:t>Used class methods such as speak(), logIn(), greet(), and draw().</w:t>
-      </w:r>
-    </w:p>
-    <w:p>
-      <w:pPr>
-        <w:spacing w:after="24" w:line="240" w:lineRule="auto"/>
-        <w:ind w:left="288" w:hanging="202"/>
-      </w:pPr>
-      <w:r>
-        <w:rPr>
-          <w:rFonts w:ascii="Aptos" w:hAnsi="Aptos"/>
-          <w:b/>
-          <w:color w:val="1F4E79"/>
-          <w:sz w:val="18"/>
-        </w:rPr>
-        <w:t xml:space="preserve">- </w:t>
-      </w:r>
-      <w:r>
-        <w:rPr>
-          <w:rFonts w:ascii="Aptos" w:hAnsi="Aptos"/>
-          <w:color w:val="222222"/>
-          <w:sz w:val="18"/>
-        </w:rPr>
-        <w:t>Used extends to create child classes from parent classes.</w:t>
-      </w:r>
-    </w:p>
-    <w:p>
-      <w:pPr>
-        <w:spacing w:after="24" w:line="240" w:lineRule="auto"/>
-        <w:ind w:left="288" w:hanging="202"/>
-      </w:pPr>
-      <w:r>
-        <w:rPr>
-          <w:rFonts w:ascii="Aptos" w:hAnsi="Aptos"/>
-          <w:b/>
-          <w:color w:val="1F4E79"/>
-          <w:sz w:val="18"/>
-        </w:rPr>
-        <w:t xml:space="preserve">- </w:t>
-      </w:r>
-      <w:r>
-        <w:rPr>
-          <w:rFonts w:ascii="Aptos" w:hAnsi="Aptos"/>
-          <w:color w:val="222222"/>
-          <w:sz w:val="18"/>
-        </w:rPr>
-        <w:t>Used super(name) to call the parent constructor and super.greet() or super.logIn() to reuse parent methods.</w:t>
-      </w:r>
-    </w:p>
-    <w:p>
-      <w:pPr>
-        <w:spacing w:after="24" w:line="240" w:lineRule="auto"/>
-        <w:ind w:left="288" w:hanging="202"/>
-      </w:pPr>
-      <w:r>
-        <w:rPr>
-          <w:rFonts w:ascii="Aptos" w:hAnsi="Aptos"/>
-          <w:b/>
-          <w:color w:val="1F4E79"/>
-          <w:sz w:val="18"/>
-        </w:rPr>
-        <w:t xml:space="preserve">- </w:t>
-      </w:r>
-      <w:r>
-        <w:rPr>
-          <w:rFonts w:ascii="Aptos" w:hAnsi="Aptos"/>
-          <w:color w:val="222222"/>
-          <w:sz w:val="18"/>
-        </w:rPr>
-        <w:t>Overrode child methods to add specialized behavior.</w:t>
-      </w:r>
-    </w:p>
-    <w:p>
-      <w:pPr>
-        <w:pStyle w:val="Heading2"/>
-        <w:spacing w:before="100" w:after="60"/>
-      </w:pPr>
-      <w:r>
-        <w:rPr>
-          <w:rFonts w:ascii="Aptos" w:hAnsi="Aptos"/>
-          <w:b/>
-          <w:color w:val="1F4E79"/>
-          <w:sz w:val="24"/>
-        </w:rPr>
-        <w:t>Encapsulation, Abstraction, and Polymorphism</w:t>
-      </w:r>
-    </w:p>
-    <w:p>
-      <w:pPr>
-        <w:spacing w:after="24" w:line="240" w:lineRule="auto"/>
-        <w:ind w:left="288" w:hanging="202"/>
-      </w:pPr>
-      <w:r>
-        <w:rPr>
-          <w:rFonts w:ascii="Aptos" w:hAnsi="Aptos"/>
-          <w:b/>
-          <w:color w:val="1F4E79"/>
-          <w:sz w:val="18"/>
-        </w:rPr>
-        <w:t xml:space="preserve">- </w:t>
-      </w:r>
-      <w:r>
-        <w:rPr>
-          <w:rFonts w:ascii="Aptos" w:hAnsi="Aptos"/>
-          <w:color w:val="222222"/>
-          <w:sz w:val="18"/>
-        </w:rPr>
-        <w:t>Used private fields such as #balance and #total to protect internal data.</w:t>
-      </w:r>
-    </w:p>
-    <w:p>
-      <w:pPr>
-        <w:spacing w:after="24" w:line="240" w:lineRule="auto"/>
-        <w:ind w:left="288" w:hanging="202"/>
-      </w:pPr>
-      <w:r>
-        <w:rPr>
-          <w:rFonts w:ascii="Aptos" w:hAnsi="Aptos"/>
-          <w:b/>
-          <w:color w:val="1F4E79"/>
-          <w:sz w:val="18"/>
-        </w:rPr>
-        <w:t xml:space="preserve">- </w:t>
-      </w:r>
-      <w:r>
-        <w:rPr>
-          <w:rFonts w:ascii="Aptos" w:hAnsi="Aptos"/>
-          <w:color w:val="222222"/>
-          <w:sz w:val="18"/>
-        </w:rPr>
-        <w:t>Validated deposits, withdrawals, item additions, and removals before changing private values.</w:t>
-      </w:r>
-    </w:p>
-    <w:p>
-      <w:pPr>
-        <w:spacing w:after="24" w:line="240" w:lineRule="auto"/>
-        <w:ind w:left="288" w:hanging="202"/>
-      </w:pPr>
-      <w:r>
-        <w:rPr>
-          <w:rFonts w:ascii="Aptos" w:hAnsi="Aptos"/>
-          <w:b/>
-          <w:color w:val="1F4E79"/>
-          <w:sz w:val="18"/>
-        </w:rPr>
-        <w:t xml:space="preserve">- </w:t>
-      </w:r>
-      <w:r>
-        <w:rPr>
-          <w:rFonts w:ascii="Aptos" w:hAnsi="Aptos"/>
-          <w:color w:val="222222"/>
-          <w:sz w:val="18"/>
-        </w:rPr>
-        <w:t>Exposed controlled access through methods like deposit(), withdraw(), getBalance(), addItem(), removeItem(), and getTotal().</w:t>
-      </w:r>
-    </w:p>
-    <w:p>
-      <w:pPr>
-        <w:spacing w:after="24" w:line="240" w:lineRule="auto"/>
-        <w:ind w:left="288" w:hanging="202"/>
-      </w:pPr>
-      <w:r>
-        <w:rPr>
-          <w:rFonts w:ascii="Aptos" w:hAnsi="Aptos"/>
-          <w:b/>
-          <w:color w:val="1F4E79"/>
-          <w:sz w:val="18"/>
-        </w:rPr>
-        <w:t xml:space="preserve">- </w:t>
-      </w:r>
-      <w:r>
-        <w:rPr>
-          <w:rFonts w:ascii="Aptos" w:hAnsi="Aptos"/>
-          <w:color w:val="222222"/>
-          <w:sz w:val="18"/>
-        </w:rPr>
-        <w:t>Used private methods such as #boilWater(), #grindBeans(), #selectItems(), #makePayment(), and #prepareFood() to hide internal steps.</w:t>
-      </w:r>
-    </w:p>
-    <w:p>
-      <w:pPr>
-        <w:spacing w:after="24" w:line="240" w:lineRule="auto"/>
-        <w:ind w:left="288" w:hanging="202"/>
-      </w:pPr>
-      <w:r>
-        <w:rPr>
-          <w:rFonts w:ascii="Aptos" w:hAnsi="Aptos"/>
-          <w:b/>
-          <w:color w:val="1F4E79"/>
-          <w:sz w:val="18"/>
-        </w:rPr>
-        <w:t xml:space="preserve">- </w:t>
-      </w:r>
-      <w:r>
-        <w:rPr>
-          <w:rFonts w:ascii="Aptos" w:hAnsi="Aptos"/>
-          <w:color w:val="222222"/>
-          <w:sz w:val="18"/>
-        </w:rPr>
-        <w:t>Exposed simple public methods such as brew() and placeOrder() that run hidden private steps.</w:t>
-      </w:r>
-    </w:p>
-    <w:p>
-      <w:pPr>
-        <w:spacing w:after="24" w:line="240" w:lineRule="auto"/>
-        <w:ind w:left="288" w:hanging="202"/>
-      </w:pPr>
-      <w:r>
-        <w:rPr>
-          <w:rFonts w:ascii="Aptos" w:hAnsi="Aptos"/>
-          <w:b/>
-          <w:color w:val="1F4E79"/>
-          <w:sz w:val="18"/>
-        </w:rPr>
-        <w:t xml:space="preserve">- </w:t>
-      </w:r>
-      <w:r>
-        <w:rPr>
-          <w:rFonts w:ascii="Aptos" w:hAnsi="Aptos"/>
-          <w:color w:val="222222"/>
-          <w:sz w:val="18"/>
-        </w:rPr>
-        <w:t>Practiced polymorphism with Animal/Dog/Cat and Shape/Circle/Square examples where each child class implements its own version of the same method.</w:t>
-      </w:r>
-    </w:p>
-    <w:p>
-      <w:pPr>
-        <w:spacing w:after="24" w:line="240" w:lineRule="auto"/>
-        <w:ind w:left="288" w:hanging="202"/>
-      </w:pPr>
-      <w:r>
-        <w:rPr>
-          <w:rFonts w:ascii="Aptos" w:hAnsi="Aptos"/>
-          <w:b/>
-          <w:color w:val="1F4E79"/>
-          <w:sz w:val="18"/>
-        </w:rPr>
-        <w:t xml:space="preserve">- </w:t>
-      </w:r>
-      <w:r>
-        <w:rPr>
-          <w:rFonts w:ascii="Aptos" w:hAnsi="Aptos"/>
-          <w:color w:val="222222"/>
-          <w:sz w:val="18"/>
-        </w:rPr>
-        <w:t>Used arrays of objects with forEach() to call the same method on different object types.</w:t>
-      </w:r>
-    </w:p>
-    <w:tbl>
-      <w:tblPr>
-        <w:tblW w:type="auto" w:w="0"/>
-        <w:jc w:val="center"/>
-        <w:tblLook w:firstColumn="1" w:firstRow="1" w:lastColumn="0" w:lastRow="0" w:noHBand="0" w:noVBand="1" w:val="04A0"/>
-        <w:tblBorders>
-          <w:top w:val="single" w:sz="4" w:space="0" w:color="C9D5E3"/>
-          <w:left w:val="single" w:sz="4" w:space="0" w:color="C9D5E3"/>
-          <w:bottom w:val="single" w:sz="4" w:space="0" w:color="C9D5E3"/>
-          <w:right w:val="single" w:sz="4" w:space="0" w:color="C9D5E3"/>
-          <w:insideH w:val="single" w:sz="4" w:space="0" w:color="C9D5E3"/>
-          <w:insideV w:val="single" w:sz="4" w:space="0" w:color="C9D5E3"/>
-        </w:tblBorders>
-      </w:tblPr>
-      <w:tblGrid>
-        <w:gridCol w:w="10282"/>
-      </w:tblGrid>
-      <w:tr>
-        <w:trPr>
-          <w:tblHeader w:val="true"/>
-        </w:trPr>
-        <w:tc>
-          <w:tcPr>
-            <w:tcW w:type="dxa" w:w="10282"/>
-            <w:shd w:fill="F4F7FB"/>
-          </w:tcPr>
-          <w:p>
-            <w:pPr>
-              <w:spacing w:after="0"/>
-            </w:pPr>
-            <w:r/>
-            <w:r>
-              <w:rPr>
-                <w:rFonts w:ascii="Consolas" w:hAnsi="Consolas"/>
-                <w:color w:val="2D2D2D"/>
-                <w:sz w:val="15"/>
-              </w:rPr>
-              <w:t>class Admin extends User {</w:t>
-            </w:r>
-          </w:p>
-          <w:p>
-            <w:pPr>
-              <w:spacing w:after="0"/>
-            </w:pPr>
-            <w:r>
-              <w:rPr>
-                <w:rFonts w:ascii="Consolas" w:hAnsi="Consolas"/>
-                <w:color w:val="2D2D2D"/>
-                <w:sz w:val="15"/>
-              </w:rPr>
-              <w:t xml:space="preserve">    constructor(name, role) { super(name); this.role = role; }</w:t>
-            </w:r>
-          </w:p>
-          <w:p>
-            <w:pPr>
-              <w:spacing w:after="0"/>
-            </w:pPr>
-            <w:r>
-              <w:rPr>
-                <w:rFonts w:ascii="Consolas" w:hAnsi="Consolas"/>
-                <w:color w:val="2D2D2D"/>
-                <w:sz w:val="15"/>
-              </w:rPr>
-              <w:t xml:space="preserve">    logIn() { super.logIn(); console.log(`${this.name} has admin privileges as a ${this.role}.`); }</w:t>
-            </w:r>
-          </w:p>
-          <w:p>
-            <w:pPr>
-              <w:spacing w:after="0"/>
-            </w:pPr>
-            <w:r>
-              <w:rPr>
-                <w:rFonts w:ascii="Consolas" w:hAnsi="Consolas"/>
-                <w:color w:val="2D2D2D"/>
-                <w:sz w:val="15"/>
-              </w:rPr>
-              <w:t>}</w:t>
-            </w:r>
-          </w:p>
-          <w:p>
-            <w:pPr>
-              <w:spacing w:after="0"/>
-            </w:pPr>
-            <w:r>
-              <w:rPr>
-                <w:rFonts w:ascii="Consolas" w:hAnsi="Consolas"/>
-                <w:color w:val="2D2D2D"/>
-                <w:sz w:val="15"/>
-              </w:rPr>
-              <w:t>class BankAccount { #balance = 0; deposit(amount) { if (amount &gt; 0) this.#balance += amount; } }</w:t>
-            </w:r>
-          </w:p>
-          <w:p>
-            <w:pPr>
-              <w:spacing w:after="0"/>
-            </w:pPr>
-            <w:r>
-              <w:rPr>
-                <w:rFonts w:ascii="Consolas" w:hAnsi="Consolas"/>
-                <w:color w:val="2D2D2D"/>
-                <w:sz w:val="15"/>
-              </w:rPr>
-              <w:t>class Circle extends Shape { draw() { console.log("Drawing a circle"); } }</w:t>
-            </w:r>
-          </w:p>
-        </w:tc>
-      </w:tr>
-    </w:tbl>
-    <w:p>
-      <w:pPr>
-        <w:spacing w:after="0"/>
-      </w:pPr>
-    </w:p>
-    <w:p>
-      <w:pPr>
-        <w:pStyle w:val="Heading1"/>
-        <w:spacing w:before="120" w:after="60"/>
+        <w:spacing w:before="360" w:after="160" w:line="240" w:lineRule="auto"/>
       </w:pPr>
       <w:r>
         <w:rPr>
           <w:rFonts w:ascii="Calibri" w:hAnsi="Calibri"/>
           <w:b/>
-          <w:color w:val="1F4E79"/>
-          <w:sz w:val="26"/>
+          <w:color w:val="2E74B5"/>
+          <w:sz w:val="32"/>
         </w:rPr>
-        <w:t>Day 6 Data Cleaning and Callback Practice</w:t>
+        <w:t>Command and Workflow Notes</w:t>
       </w:r>
     </w:p>
     <w:p>
       <w:pPr>
-        <w:spacing w:after="80" w:line="247" w:lineRule="auto"/>
+        <w:pStyle w:val="ListBullet"/>
+        <w:spacing w:before="0" w:after="80" w:line="300" w:lineRule="auto"/>
+        <w:ind/>
+        <w:jc w:val="left"/>
+        <w:numPr>
+          <w:ilvl w:val="0"/>
+          <w:numId w:val="10"/>
+        </w:numPr>
       </w:pPr>
       <w:r>
         <w:rPr>
           <w:rFonts w:ascii="Calibri" w:hAnsi="Calibri"/>
-          <w:b w:val="0"/>
-          <w:color w:val="222222"/>
-          <w:sz w:val="20"/>
+          <w:color w:val="1F1F1F"/>
+          <w:sz w:val="21"/>
         </w:rPr>
-        <w:t>Day 6 now contains four practical JavaScript exercises that turn raw data into structured output and apply callback-based business rules. The questions combine parsing, Number() coercion, validation, filtering, sorting, JSON output, template literals, object transformation, and delayed Promise returns.</w:t>
+        <w:t>TypeScript files can be run with commands such as npx ts-node "Day 9/index.ts" or npx tsx index.ts.</w:t>
       </w:r>
     </w:p>
     <w:p>
       <w:pPr>
-        <w:spacing w:after="40" w:line="240" w:lineRule="auto"/>
-        <w:ind w:left="230" w:hanging="230"/>
+        <w:pStyle w:val="ListBullet"/>
+        <w:spacing w:before="0" w:after="80" w:line="300" w:lineRule="auto"/>
+        <w:ind/>
+        <w:jc w:val="left"/>
+        <w:numPr>
+          <w:ilvl w:val="0"/>
+          <w:numId w:val="10"/>
+        </w:numPr>
+      </w:pPr>
+      <w:r>
+        <w:rPr>
+          <w:rFonts w:ascii="Calibri" w:hAnsi="Calibri"/>
+          <w:color w:val="1F1F1F"/>
+          <w:sz w:val="21"/>
+        </w:rPr>
+        <w:t>Generated folders such as node_modules, playwright-report, and test-results are tooling output and should not be treated as hand-written learning code.</w:t>
+      </w:r>
+    </w:p>
+    <w:p>
+      <w:pPr>
+        <w:pStyle w:val="ListBullet"/>
+        <w:spacing w:before="0" w:after="80" w:line="300" w:lineRule="auto"/>
+        <w:ind/>
+        <w:jc w:val="left"/>
+        <w:numPr>
+          <w:ilvl w:val="0"/>
+          <w:numId w:val="10"/>
+        </w:numPr>
+      </w:pPr>
+      <w:r>
+        <w:rPr>
+          <w:rFonts w:ascii="Calibri" w:hAnsi="Calibri"/>
+          <w:color w:val="1F1F1F"/>
+          <w:sz w:val="21"/>
+        </w:rPr>
+        <w:t>The update window covered May 8 to May 14, 2026; no Day 8 folder was found, so the synopsis intentionally jumps from Day 7 to Day 9.</w:t>
+      </w:r>
+    </w:p>
+    <w:p>
+      <w:pPr>
+        <w:pStyle w:val="Heading1"/>
+        <w:spacing w:before="360" w:after="160" w:line="240" w:lineRule="auto"/>
       </w:pPr>
       <w:r>
         <w:rPr>
           <w:rFonts w:ascii="Calibri" w:hAnsi="Calibri"/>
           <w:b/>
-          <w:color w:val="1F4E79"/>
-          <w:sz w:val="19"/>
-        </w:rPr>
-        <w:t xml:space="preserve">- </w:t>
-      </w:r>
-      <w:r>
-        <w:rPr>
-          <w:rFonts w:ascii="Calibri" w:hAnsi="Calibri"/>
-          <w:b w:val="0"/>
-          <w:color w:val="222222"/>
-          <w:sz w:val="19"/>
-        </w:rPr>
-        <w:t>Question 1 cleans flight strings into from/to/price objects, filters prices from $100 to $500, sorts ascending, and returns JSON.</w:t>
-      </w:r>
-    </w:p>
-    <w:p>
-      <w:pPr>
-        <w:spacing w:after="40" w:line="240" w:lineRule="auto"/>
-        <w:ind w:left="230" w:hanging="230"/>
-      </w:pPr>
-      <w:r>
-        <w:rPr>
-          <w:rFonts w:ascii="Calibri" w:hAnsi="Calibri"/>
-          <w:b/>
-          <w:color w:val="1F4E79"/>
-          <w:sz w:val="19"/>
-        </w:rPr>
-        <w:t xml:space="preserve">- </w:t>
-      </w:r>
-      <w:r>
-        <w:rPr>
-          <w:rFonts w:ascii="Calibri" w:hAnsi="Calibri"/>
-          <w:b w:val="0"/>
-          <w:color w:val="222222"/>
-          <w:sz w:val="19"/>
-        </w:rPr>
-        <w:t>Question 2 applies a 10% electronics promotion with an isEligible callback, isDiscounted flags, savings summary, and a 1000ms delayed result.</w:t>
-      </w:r>
-    </w:p>
-    <w:p>
-      <w:pPr>
-        <w:spacing w:after="40" w:line="240" w:lineRule="auto"/>
-        <w:ind w:left="230" w:hanging="230"/>
-      </w:pPr>
-      <w:r>
-        <w:rPr>
-          <w:rFonts w:ascii="Calibri" w:hAnsi="Calibri"/>
-          <w:b/>
-          <w:color w:val="1F4E79"/>
-          <w:sz w:val="19"/>
-        </w:rPr>
-        <w:t xml:space="preserve">- </w:t>
-      </w:r>
-      <w:r>
-        <w:rPr>
-          <w:rFonts w:ascii="Calibri" w:hAnsi="Calibri"/>
-          <w:b w:val="0"/>
-          <w:color w:val="222222"/>
-          <w:sz w:val="19"/>
-        </w:rPr>
-        <w:t>Question 3 parses movie strings into name/genre/views objects, defaults corrupted views to 0, keeps Action or Sci-Fi movies above 5000 views, sorts descending, and returns JSON.</w:t>
-      </w:r>
-    </w:p>
-    <w:p>
-      <w:pPr>
-        <w:spacing w:after="40" w:line="240" w:lineRule="auto"/>
-        <w:ind w:left="230" w:hanging="230"/>
-      </w:pPr>
-      <w:r>
-        <w:rPr>
-          <w:rFonts w:ascii="Calibri" w:hAnsi="Calibri"/>
-          <w:b/>
-          <w:color w:val="1F4E79"/>
-          <w:sz w:val="19"/>
-        </w:rPr>
-        <w:t xml:space="preserve">- </w:t>
-      </w:r>
-      <w:r>
-        <w:rPr>
-          <w:rFonts w:ascii="Calibri" w:hAnsi="Calibri"/>
-          <w:b w:val="0"/>
-          <w:color w:val="222222"/>
-          <w:sz w:val="19"/>
-        </w:rPr>
-        <w:t>Question 4 calculates payroll with a taxLogic callback, creates netSalary and status fields, logs total net payout, and resolves the processed employees after 2000ms.</w:t>
-      </w:r>
-    </w:p>
-    <w:p>
-      <w:pPr>
-        <w:spacing w:after="40" w:line="240" w:lineRule="auto"/>
-        <w:ind w:left="230" w:hanging="230"/>
-      </w:pPr>
-      <w:r>
-        <w:rPr>
-          <w:rFonts w:ascii="Calibri" w:hAnsi="Calibri"/>
-          <w:b/>
-          <w:color w:val="1F4E79"/>
-          <w:sz w:val="19"/>
-        </w:rPr>
-        <w:t xml:space="preserve">- </w:t>
-      </w:r>
-      <w:r>
-        <w:rPr>
-          <w:rFonts w:ascii="Calibri" w:hAnsi="Calibri"/>
-          <w:b w:val="0"/>
-          <w:color w:val="222222"/>
-          <w:sz w:val="19"/>
-        </w:rPr>
-        <w:t>Both delayed-return questions use Promises because setTimeout runs asynchronously and cannot directly return a later value to the caller.</w:t>
-      </w:r>
-    </w:p>
-    <w:tbl>
-      <w:tblPr>
-        <w:tblW w:type="auto" w:w="0"/>
-        <w:jc w:val="center"/>
-        <w:tblLook w:firstColumn="1" w:firstRow="1" w:lastColumn="0" w:lastRow="0" w:noHBand="0" w:noVBand="1" w:val="04A0"/>
-      </w:tblPr>
-      <w:tblGrid>
-        <w:gridCol w:w="10282"/>
-      </w:tblGrid>
-      <w:tr>
-        <w:tc>
-          <w:tcPr>
-            <w:tcW w:type="dxa" w:w="10282"/>
-            <w:vAlign w:val="center"/>
-            <w:tcBorders>
-              <w:top w:val="single" w:sz="8" w:space="0" w:color="B7C9D6"/>
-              <w:left w:val="single" w:sz="8" w:space="0" w:color="B7C9D6"/>
-              <w:bottom w:val="single" w:sz="8" w:space="0" w:color="B7C9D6"/>
-              <w:right w:val="single" w:sz="8" w:space="0" w:color="B7C9D6"/>
-            </w:tcBorders>
-            <w:tcMar>
-              <w:top w:w="80" w:type="dxa"/>
-              <w:start w:w="100" w:type="dxa"/>
-              <w:bottom w:w="80" w:type="dxa"/>
-              <w:end w:w="100" w:type="dxa"/>
-            </w:tcMar>
-            <w:shd w:fill="F7F9FC"/>
-          </w:tcPr>
-          <w:p>
-            <w:pPr>
-              <w:spacing w:line="240" w:lineRule="auto" w:after="0"/>
-            </w:pPr>
-            <w:r>
-              <w:rPr>
-                <w:rFonts w:ascii="Consolas" w:hAnsi="Consolas"/>
-                <w:b w:val="0"/>
-                <w:color w:val="222222"/>
-                <w:sz w:val="14"/>
-              </w:rPr>
-              <w:t>return JSON.stringify(cleanedFlights); // Question 1</w:t>
-            </w:r>
-            <w:r>
-              <w:br/>
-            </w:r>
-            <w:r>
-              <w:rPr>
-                <w:rFonts w:ascii="Consolas" w:hAnsi="Consolas"/>
-                <w:b w:val="0"/>
-                <w:color w:val="222222"/>
-                <w:sz w:val="14"/>
-              </w:rPr>
-              <w:t>resolve(updatedCart); // Question 2 after 1000ms</w:t>
-            </w:r>
-            <w:r>
-              <w:br/>
-            </w:r>
-            <w:r>
-              <w:rPr>
-                <w:rFonts w:ascii="Consolas" w:hAnsi="Consolas"/>
-                <w:b w:val="0"/>
-                <w:color w:val="222222"/>
-                <w:sz w:val="14"/>
-              </w:rPr>
-              <w:t>.filter((movie) =&gt; ["Action", "Sci-Fi"].includes(movie.genre) &amp;&amp; movie.views &gt; 5000)</w:t>
-            </w:r>
-            <w:r>
-              <w:br/>
-            </w:r>
-            <w:r>
-              <w:rPr>
-                <w:rFonts w:ascii="Consolas" w:hAnsi="Consolas"/>
-                <w:b w:val="0"/>
-                <w:color w:val="222222"/>
-                <w:sz w:val="14"/>
-              </w:rPr>
-              <w:t>const netSalary = Number((validSalary - taxAmount).toFixed(2));</w:t>
-            </w:r>
-            <w:r>
-              <w:br/>
-            </w:r>
-            <w:r>
-              <w:rPr>
-                <w:rFonts w:ascii="Consolas" w:hAnsi="Consolas"/>
-                <w:b w:val="0"/>
-                <w:color w:val="222222"/>
-                <w:sz w:val="14"/>
-              </w:rPr>
-              <w:t>resolve(processedEmployees); // Question 4 after 2000ms</w:t>
-            </w:r>
-          </w:p>
-        </w:tc>
-      </w:tr>
-    </w:tbl>
-    <w:p>
-      <w:pPr>
-        <w:spacing w:after="40"/>
-      </w:pPr>
-    </w:p>
-    <w:p>
-      <w:pPr>
-        <w:spacing w:after="40" w:line="247" w:lineRule="auto"/>
-      </w:pPr>
-      <w:r>
-        <w:rPr>
-          <w:rFonts w:ascii="Calibri" w:hAnsi="Calibri"/>
-          <w:b w:val="0"/>
-          <w:color w:val="222222"/>
-          <w:sz w:val="20"/>
-        </w:rPr>
-      </w:r>
-    </w:p>
-    <w:p>
-      <w:pPr>
-        <w:pStyle w:val="Heading1"/>
-        <w:spacing w:before="120" w:after="60"/>
-      </w:pPr>
-      <w:r>
-        <w:rPr>
-          <w:rFonts w:ascii="Calibri" w:hAnsi="Calibri"/>
-          <w:b/>
-          <w:color w:val="1F4E79"/>
-          <w:sz w:val="26"/>
-        </w:rPr>
-        <w:t>Day 7 JavaScript Internals and Prototype Practice</w:t>
-      </w:r>
-    </w:p>
-    <w:p>
-      <w:pPr>
-        <w:spacing w:after="80" w:line="247" w:lineRule="auto"/>
-      </w:pPr>
-      <w:r>
-        <w:rPr>
-          <w:rFonts w:ascii="Calibri" w:hAnsi="Calibri"/>
-          <w:b w:val="0"/>
-          <w:color w:val="222222"/>
-          <w:sz w:val="20"/>
-        </w:rPr>
-        <w:t>Day 7 continues the JavaScript fundamentals track by revisiting asynchronous fetch work and then moving into language internals: hoisting behavior, function declarations, arrow-function variables, constructor prototypes, object inheritance, and array ordering methods.</w:t>
-      </w:r>
-    </w:p>
-    <w:p>
-      <w:pPr>
-        <w:spacing w:after="40" w:line="240" w:lineRule="auto"/>
-        <w:ind w:left="230" w:hanging="230"/>
-      </w:pPr>
-      <w:r>
-        <w:rPr>
-          <w:rFonts w:ascii="Calibri" w:hAnsi="Calibri"/>
-          <w:b/>
-          <w:color w:val="1F4E79"/>
-          <w:sz w:val="19"/>
-        </w:rPr>
-        <w:t xml:space="preserve">- </w:t>
-      </w:r>
-      <w:r>
-        <w:rPr>
-          <w:rFonts w:ascii="Calibri" w:hAnsi="Calibri"/>
-          <w:b w:val="0"/>
-          <w:color w:val="222222"/>
-          <w:sz w:val="19"/>
-        </w:rPr>
-        <w:t>index.js reviews async/await with a Promise, setTimeout(), fetch(), JSON parsing, and .then() consumption of API data.</w:t>
-      </w:r>
-    </w:p>
-    <w:p>
-      <w:pPr>
-        <w:spacing w:after="40" w:line="240" w:lineRule="auto"/>
-        <w:ind w:left="230" w:hanging="230"/>
-      </w:pPr>
-      <w:r>
-        <w:rPr>
-          <w:rFonts w:ascii="Calibri" w:hAnsi="Calibri"/>
-          <w:b/>
-          <w:color w:val="1F4E79"/>
-          <w:sz w:val="19"/>
-        </w:rPr>
-        <w:t xml:space="preserve">- </w:t>
-      </w:r>
-      <w:r>
-        <w:rPr>
-          <w:rFonts w:ascii="Calibri" w:hAnsi="Calibri"/>
-          <w:b w:val="0"/>
-          <w:color w:val="222222"/>
-          <w:sz w:val="19"/>
-        </w:rPr>
-        <w:t>index1.js records hoisting notes: let variables cannot be read before declaration, while function declarations can be called before their definition.</w:t>
-      </w:r>
-    </w:p>
-    <w:p>
-      <w:pPr>
-        <w:spacing w:after="40" w:line="240" w:lineRule="auto"/>
-        <w:ind w:left="230" w:hanging="230"/>
-      </w:pPr>
-      <w:r>
-        <w:rPr>
-          <w:rFonts w:ascii="Calibri" w:hAnsi="Calibri"/>
-          <w:b/>
-          <w:color w:val="1F4E79"/>
-          <w:sz w:val="19"/>
-        </w:rPr>
-        <w:t xml:space="preserve">- </w:t>
-      </w:r>
-      <w:r>
-        <w:rPr>
-          <w:rFonts w:ascii="Calibri" w:hAnsi="Calibri"/>
-          <w:b w:val="0"/>
-          <w:color w:val="222222"/>
-          <w:sz w:val="19"/>
-        </w:rPr>
-        <w:t>index2.js demonstrates constructor functions with new, adds shared behavior through start.prototype.stop, and explains prototype-based reuse.</w:t>
-      </w:r>
-    </w:p>
-    <w:p>
-      <w:pPr>
-        <w:spacing w:after="40" w:line="240" w:lineRule="auto"/>
-        <w:ind w:left="230" w:hanging="230"/>
-      </w:pPr>
-      <w:r>
-        <w:rPr>
-          <w:rFonts w:ascii="Calibri" w:hAnsi="Calibri"/>
-          <w:b/>
-          <w:color w:val="1F4E79"/>
-          <w:sz w:val="19"/>
-        </w:rPr>
-        <w:t xml:space="preserve">- </w:t>
-      </w:r>
-      <w:r>
-        <w:rPr>
-          <w:rFonts w:ascii="Calibri" w:hAnsi="Calibri"/>
-          <w:b w:val="0"/>
-          <w:color w:val="222222"/>
-          <w:sz w:val="19"/>
-        </w:rPr>
-        <w:t>Object.create(animal) creates a rabbit object that inherits eats from animal while keeping carrot as its own method.</w:t>
-      </w:r>
-    </w:p>
-    <w:p>
-      <w:pPr>
-        <w:spacing w:after="40" w:line="240" w:lineRule="auto"/>
-        <w:ind w:left="230" w:hanging="230"/>
-      </w:pPr>
-      <w:r>
-        <w:rPr>
-          <w:rFonts w:ascii="Calibri" w:hAnsi="Calibri"/>
-          <w:b/>
-          <w:color w:val="1F4E79"/>
-          <w:sz w:val="19"/>
-        </w:rPr>
-        <w:t xml:space="preserve">- </w:t>
-      </w:r>
-      <w:r>
-        <w:rPr>
-          <w:rFonts w:ascii="Calibri" w:hAnsi="Calibri"/>
-          <w:b w:val="0"/>
-          <w:color w:val="222222"/>
-          <w:sz w:val="19"/>
-        </w:rPr>
-        <w:t>hasOwnProperty() is used to compare inherited properties with direct object properties, and toString() shows access to Object prototype behavior.</w:t>
-      </w:r>
-    </w:p>
-    <w:p>
-      <w:pPr>
-        <w:spacing w:after="40" w:line="240" w:lineRule="auto"/>
-        <w:ind w:left="230" w:hanging="230"/>
-      </w:pPr>
-      <w:r>
-        <w:rPr>
-          <w:rFonts w:ascii="Calibri" w:hAnsi="Calibri"/>
-          <w:b/>
-          <w:color w:val="1F4E79"/>
-          <w:sz w:val="19"/>
-        </w:rPr>
-        <w:t xml:space="preserve">- </w:t>
-      </w:r>
-      <w:r>
-        <w:rPr>
-          <w:rFonts w:ascii="Calibri" w:hAnsi="Calibri"/>
-          <w:b w:val="0"/>
-          <w:color w:val="222222"/>
-          <w:sz w:val="19"/>
-        </w:rPr>
-        <w:t>Array practice uses reverse(), sort(), and for...of to reorder and iterate over values.</w:t>
-      </w:r>
-    </w:p>
-    <w:tbl>
-      <w:tblPr>
-        <w:tblW w:type="auto" w:w="0"/>
-        <w:jc w:val="center"/>
-        <w:tblLook w:firstColumn="1" w:firstRow="1" w:lastColumn="0" w:lastRow="0" w:noHBand="0" w:noVBand="1" w:val="04A0"/>
-      </w:tblPr>
-      <w:tblGrid>
-        <w:gridCol w:w="10282"/>
-      </w:tblGrid>
-      <w:tr>
-        <w:tc>
-          <w:tcPr>
-            <w:tcW w:type="dxa" w:w="10282"/>
-            <w:vAlign w:val="center"/>
-            <w:tcBorders>
-              <w:top w:val="single" w:sz="8" w:space="0" w:color="B7C9D6"/>
-              <w:left w:val="single" w:sz="8" w:space="0" w:color="B7C9D6"/>
-              <w:bottom w:val="single" w:sz="8" w:space="0" w:color="B7C9D6"/>
-              <w:right w:val="single" w:sz="8" w:space="0" w:color="B7C9D6"/>
-            </w:tcBorders>
-            <w:tcMar>
-              <w:top w:w="80" w:type="dxa"/>
-              <w:start w:w="95" w:type="dxa"/>
-              <w:bottom w:w="80" w:type="dxa"/>
-              <w:end w:w="95" w:type="dxa"/>
-            </w:tcMar>
-            <w:shd w:fill="F7F9FC"/>
-          </w:tcPr>
-          <w:p>
-            <w:pPr>
-              <w:spacing w:after="0" w:line="240" w:lineRule="auto"/>
-            </w:pPr>
-            <w:r>
-              <w:rPr>
-                <w:rFonts w:ascii="Consolas" w:hAnsi="Consolas"/>
-                <w:b w:val="0"/>
-                <w:color w:val="222222"/>
-                <w:sz w:val="14"/>
-              </w:rPr>
-              <w:t>sayHi(); function sayHi() { console.log("Hello, World!"); }</w:t>
-            </w:r>
-            <w:r>
-              <w:br/>
-            </w:r>
-            <w:r>
-              <w:rPr>
-                <w:rFonts w:ascii="Consolas" w:hAnsi="Consolas"/>
-                <w:b w:val="0"/>
-                <w:color w:val="222222"/>
-                <w:sz w:val="14"/>
-              </w:rPr>
-              <w:t>start.prototype.stop = function() { console.log("Stop"); };</w:t>
-            </w:r>
-            <w:r>
-              <w:br/>
-            </w:r>
-            <w:r>
-              <w:rPr>
-                <w:rFonts w:ascii="Consolas" w:hAnsi="Consolas"/>
-                <w:b w:val="0"/>
-                <w:color w:val="222222"/>
-                <w:sz w:val="14"/>
-              </w:rPr>
-              <w:t>const rabbit = Object.create(animal);</w:t>
-            </w:r>
-            <w:r>
-              <w:br/>
-            </w:r>
-            <w:r>
-              <w:rPr>
-                <w:rFonts w:ascii="Consolas" w:hAnsi="Consolas"/>
-                <w:b w:val="0"/>
-                <w:color w:val="222222"/>
-                <w:sz w:val="14"/>
-              </w:rPr>
-              <w:t>console.log(rabbit.hasOwnProperty("eats")); // inherited vs own property</w:t>
-            </w:r>
-            <w:r>
-              <w:br/>
-            </w:r>
-            <w:r>
-              <w:rPr>
-                <w:rFonts w:ascii="Consolas" w:hAnsi="Consolas"/>
-                <w:b w:val="0"/>
-                <w:color w:val="222222"/>
-                <w:sz w:val="14"/>
-              </w:rPr>
-              <w:t>arr.reverse(); arr.sort(); for (let e of arr) console.log(e);</w:t>
-            </w:r>
-          </w:p>
-        </w:tc>
-      </w:tr>
-    </w:tbl>
-    <w:p>
-      <w:pPr>
-        <w:spacing w:after="40"/>
-      </w:pPr>
-    </w:p>
-    <w:p>
-      <w:pPr>
-        <w:pStyle w:val="Heading1"/>
-        <w:spacing w:before="200" w:after="60"/>
-      </w:pPr>
-      <w:r>
-        <w:rPr>
-          <w:rFonts w:ascii="Aptos" w:hAnsi="Aptos"/>
-          <w:b/>
-          <w:color w:val="1F4E79"/>
-          <w:sz w:val="30"/>
+          <w:color w:val="2E74B5"/>
+          <w:sz w:val="32"/>
         </w:rPr>
         <w:t>Conclusion</w:t>
       </w:r>
     </w:p>
     <w:p>
       <w:pPr>
-        <w:spacing w:after="40" w:line="240" w:lineRule="auto"/>
+        <w:spacing w:before="0" w:after="120" w:line="300" w:lineRule="auto"/>
       </w:pPr>
       <w:r>
         <w:rPr>
           <w:rFonts w:ascii="Calibri" w:hAnsi="Calibri"/>
-          <w:color w:val="222222"/>
-          <w:sz w:val="19"/>
+          <w:color w:val="1F1F1F"/>
+          <w:sz w:val="22"/>
         </w:rPr>
-        <w:t>The updated synopsis now covers seven stages: JavaScript basics, browser interaction, arrays, async/API work, OOP, data transformation, and JavaScript internals. Day 7 adds hoisting, function styles, prototypes, inherited properties, and array ordering practice.</w:t>
+        <w:t>The updated synopsis now covers the complete visible training path through May 14, 2026. Since the last synopsis, the work advanced from JavaScript internals into TypeScript, Express, API-driven DOM updates, advanced type-system exercises, and Playwright browser testing. These additions are directly aligned with SDET preparation because they combine language fundamentals, typed programming, API handling, server basics, and end-to-end UI automation.</w:t>
       </w:r>
     </w:p>
     <w:sectPr>
       <w:footerReference w:type="default" r:id="rId9"/>
       <w:pgSz w:w="12240" w:h="15840"/>
-      <w:pgMar w:top="792" w:right="979" w:bottom="792" w:left="979" w:header="720" w:footer="720" w:gutter="0"/>
+      <w:pgMar w:top="1440" w:right="1440" w:bottom="1440" w:left="1440" w:header="708" w:footer="708" w:gutter="0"/>
       <w:cols w:space="720"/>
       <w:docGrid w:linePitch="360"/>
     </w:sectPr>
@@ -3793,17 +2391,16 @@
   <w:p>
     <w:pPr>
       <w:pStyle w:val="Footer"/>
-      <w:spacing w:before="120" w:after="0" w:line="247" w:lineRule="auto"/>
+      <w:spacing w:before="0" w:after="0" w:line="240" w:lineRule="auto"/>
       <w:jc w:val="center"/>
     </w:pPr>
     <w:r>
       <w:rPr>
         <w:rFonts w:ascii="Calibri" w:hAnsi="Calibri"/>
-        <w:b w:val="0"/>
-        <w:color w:val="7A7A7A"/>
-        <w:sz w:val="16"/>
-      </w:rPr>
-      <w:t>Synopsis | Updated Day 1 to Day 7 JavaScript Training</w:t>
+        <w:color w:val="555555"/>
+        <w:sz w:val="18"/>
+      </w:rPr>
+      <w:t>Synopsis | Updated through May 14, 2026</w:t>
     </w:r>
   </w:p>
 </w:ftr>
@@ -4008,6 +2605,24 @@
   </w:num>
   <w:num w:numId="9">
     <w:abstractNumId w:val="0"/>
+  </w:num>
+  <w:abstractNum w:abstractNumId="9">
+    <w:multiLevelType w:val="singleLevel"/>
+    <w:lvl w:ilvl="0">
+      <w:start w:val="1"/>
+      <w:numFmt w:val="bullet"/>
+      <w:lvlText w:val="•"/>
+      <w:lvlJc w:val="left"/>
+      <w:pPr>
+        <w:ind w:left="540" w:hanging="270"/>
+      </w:pPr>
+      <w:rPr>
+        <w:rFonts w:ascii="Symbol" w:hAnsi="Symbol"/>
+      </w:rPr>
+    </w:lvl>
+  </w:abstractNum>
+  <w:num w:numId="10">
+    <w:abstractNumId w:val="9"/>
   </w:num>
 </w:numbering>
 </file>
@@ -4172,9 +2787,12 @@
     <w:name w:val="Normal"/>
     <w:qFormat/>
     <w:rsid w:val="00FC693F"/>
+    <w:pPr>
+      <w:spacing w:after="120" w:line="300" w:lineRule="auto"/>
+    </w:pPr>
     <w:rPr>
-      <w:rFonts w:ascii="Aptos" w:hAnsi="Aptos"/>
-      <w:sz w:val="19"/>
+      <w:rFonts w:ascii="Calibri" w:hAnsi="Calibri"/>
+      <w:sz w:val="22"/>
     </w:rPr>
   </w:style>
   <w:style w:type="paragraph" w:styleId="Header">

--- a/synopsis.docx
+++ b/synopsis.docx
@@ -4,67 +4,41 @@
   <w:body>
     <w:p>
       <w:pPr>
-        <w:spacing w:before="0" w:after="80" w:line="240" w:lineRule="auto"/>
-        <w:jc w:val="center"/>
+        <w:pStyle w:val="Title"/>
+        <w:jc w:val="left"/>
       </w:pPr>
       <w:r>
-        <w:rPr>
-          <w:rFonts w:ascii="Calibri" w:hAnsi="Calibri"/>
-          <w:b/>
-          <w:color w:val="1F4D78"/>
-          <w:sz w:val="48"/>
-        </w:rPr>
         <w:t>SYNOPSIS</w:t>
       </w:r>
     </w:p>
     <w:p>
       <w:pPr>
-        <w:spacing w:before="0" w:after="80" w:line="240" w:lineRule="auto"/>
-        <w:jc w:val="center"/>
+        <w:pStyle w:val="Subtitle"/>
       </w:pPr>
       <w:r>
-        <w:rPr>
-          <w:rFonts w:ascii="Calibri" w:hAnsi="Calibri"/>
-          <w:b/>
-          <w:color w:val="1F1F1F"/>
-          <w:sz w:val="26"/>
-        </w:rPr>
-        <w:t>Day 1 to Day 12 JavaScript, TypeScript, and Playwright Training</w:t>
+        <w:t>Day 1 to Day 14 JavaScript, TypeScript, Express, and Playwright Training</w:t>
       </w:r>
     </w:p>
     <w:p>
       <w:pPr>
-        <w:spacing w:before="0" w:after="240" w:line="240" w:lineRule="auto"/>
-        <w:jc w:val="center"/>
+        <w:pStyle w:val="Subtitle"/>
       </w:pPr>
       <w:r>
-        <w:rPr>
-          <w:rFonts w:ascii="Calibri" w:hAnsi="Calibri"/>
-          <w:color w:val="555555"/>
-          <w:sz w:val="20"/>
-        </w:rPr>
-        <w:t>Updated from the May 8, 2026 synopsis through May 14, 2026</w:t>
+        <w:t>Updated through May 16, 2026 using the latest visible workspace files</w:t>
       </w:r>
     </w:p>
     <w:tbl>
-      <w:tblPr>
-        <w:tblW w:type="dxa" w:w="9360"/>
-        <w:jc w:val="center"/>
-        <w:tblLook w:firstColumn="1" w:firstRow="1" w:lastColumn="0" w:lastRow="0" w:noHBand="0" w:noVBand="1" w:val="04A0"/>
-        <w:tblInd w:w="120" w:type="dxa"/>
-        <w:tblLayout w:type="fixed"/>
-        <w:tblBorders>
-          <w:top w:val="single" w:sz="4" w:space="0" w:color="B8C7D9"/>
-          <w:left w:val="single" w:sz="4" w:space="0" w:color="B8C7D9"/>
-          <w:bottom w:val="single" w:sz="4" w:space="0" w:color="B8C7D9"/>
-          <w:right w:val="single" w:sz="4" w:space="0" w:color="B8C7D9"/>
-          <w:insideH w:val="single" w:sz="4" w:space="0" w:color="B8C7D9"/>
-          <w:insideV w:val="single" w:sz="4" w:space="0" w:color="B8C7D9"/>
-        </w:tblBorders>
-      </w:tblPr>
       <w:tblGrid>
         <w:gridCol w:w="9360"/>
       </w:tblGrid>
+      <w:tblPr>
+        <w:tblStyle w:val="TableGrid"/>
+        <w:tblW w:type="dxa" w:w="9360"/>
+        <w:jc w:val="left"/>
+        <w:tblLayout w:type="fixed"/>
+        <w:tblLook w:firstColumn="1" w:firstRow="1" w:lastColumn="0" w:lastRow="0" w:noHBand="0" w:noVBand="1" w:val="04A0"/>
+        <w:tblInd w:w="120" w:type="dxa"/>
+      </w:tblPr>
       <w:tr>
         <w:trPr>
           <w:tblHeader w:val="true"/>
@@ -72,14 +46,78 @@
         <w:tc>
           <w:tcPr>
             <w:tcW w:type="dxa" w:w="9360"/>
-            <w:vAlign w:val="center"/>
             <w:tcMar>
               <w:top w:w="80" w:type="dxa"/>
               <w:bottom w:w="80" w:type="dxa"/>
               <w:start w:w="120" w:type="dxa"/>
               <w:end w:w="120" w:type="dxa"/>
             </w:tcMar>
+            <w:vAlign w:val="center"/>
             <w:shd w:fill="F4F6F9"/>
+          </w:tcPr>
+          <w:p>
+            <w:pPr>
+              <w:spacing w:before="0" w:after="0" w:line="300" w:lineRule="auto"/>
+            </w:pPr>
+            <w:r/>
+            <w:r>
+              <w:rPr>
+                <w:b/>
+                <w:color w:val="0B2545"/>
+              </w:rPr>
+              <w:t xml:space="preserve">Scope of this update: </w:t>
+            </w:r>
+            <w:r>
+              <w:t>The previous synopsis covered the training path through May 14, 2026. This refresh adds the latest May 16 Day 13 &amp; 14 Playwright/Express project and the new Learning JavaScript Day 2 practice edits. Package-lock changes are summarized as dependency setup because they are generated tooling output, not hand-written learning code.</w:t>
+            </w:r>
+          </w:p>
+        </w:tc>
+      </w:tr>
+    </w:tbl>
+    <w:p>
+      <w:pPr>
+        <w:spacing w:after="40"/>
+      </w:pPr>
+    </w:p>
+    <w:p>
+      <w:pPr>
+        <w:pStyle w:val="Heading1"/>
+        <w:jc w:val="left"/>
+      </w:pPr>
+      <w:r>
+        <w:t>Updated Topic Map</w:t>
+      </w:r>
+    </w:p>
+    <w:tbl>
+      <w:tblGrid>
+        <w:gridCol w:w="1500"/>
+        <w:gridCol w:w="2100"/>
+        <w:gridCol w:w="3660"/>
+        <w:gridCol w:w="2100"/>
+      </w:tblGrid>
+      <w:tblPr>
+        <w:tblStyle w:val="TableGrid"/>
+        <w:tblW w:type="dxa" w:w="9360"/>
+        <w:jc w:val="left"/>
+        <w:tblLayout w:type="fixed"/>
+        <w:tblLook w:firstColumn="1" w:firstRow="1" w:lastColumn="0" w:lastRow="0" w:noHBand="0" w:noVBand="1" w:val="04A0"/>
+        <w:tblInd w:w="120" w:type="dxa"/>
+      </w:tblPr>
+      <w:tr>
+        <w:trPr>
+          <w:tblHeader w:val="true"/>
+        </w:trPr>
+        <w:tc>
+          <w:tcPr>
+            <w:tcW w:type="dxa" w:w="1500"/>
+            <w:tcMar>
+              <w:top w:w="80" w:type="dxa"/>
+              <w:bottom w:w="80" w:type="dxa"/>
+              <w:start w:w="120" w:type="dxa"/>
+              <w:end w:w="120" w:type="dxa"/>
+            </w:tcMar>
+            <w:vAlign w:val="center"/>
+            <w:shd w:fill="E8EEF5"/>
           </w:tcPr>
           <w:p>
             <w:pPr>
@@ -88,20 +126,676 @@
             <w:r/>
             <w:r>
               <w:rPr>
-                <w:rFonts w:ascii="Calibri" w:hAnsi="Calibri"/>
                 <w:b/>
-                <w:color w:val="1F4D78"/>
-                <w:sz w:val="20"/>
+                <w:color w:val="0B2545"/>
               </w:rPr>
-              <w:t xml:space="preserve">Scope of this update: </w:t>
+              <w:t>Area</w:t>
             </w:r>
+          </w:p>
+        </w:tc>
+        <w:tc>
+          <w:tcPr>
+            <w:tcW w:type="dxa" w:w="2100"/>
+            <w:tcMar>
+              <w:top w:w="80" w:type="dxa"/>
+              <w:bottom w:w="80" w:type="dxa"/>
+              <w:start w:w="120" w:type="dxa"/>
+              <w:end w:w="120" w:type="dxa"/>
+            </w:tcMar>
+            <w:vAlign w:val="center"/>
+            <w:shd w:fill="E8EEF5"/>
+          </w:tcPr>
+          <w:p>
+            <w:pPr>
+              <w:spacing w:before="0" w:after="0" w:line="276" w:lineRule="auto"/>
+            </w:pPr>
+            <w:r/>
             <w:r>
               <w:rPr>
-                <w:rFonts w:ascii="Calibri" w:hAnsi="Calibri"/>
-                <w:color w:val="1F1F1F"/>
-                <w:sz w:val="20"/>
+                <w:b/>
+                <w:color w:val="0B2545"/>
               </w:rPr>
-              <w:t>The previous synopsis was last modified on May 8, 2026. This version keeps the Day 1 to Day 7 foundation and adds the new work created from May 10 to May 14, including Learning JavaScript refresh files, Day 9 TypeScript/API work, Day 10 TypeScript plus Express, Day 11 advanced TypeScript questions, and Day 12 Playwright setup/tests. No Day 8 folder was present in the workspace.</w:t>
+              <w:t>Files / Folder</w:t>
+            </w:r>
+          </w:p>
+        </w:tc>
+        <w:tc>
+          <w:tcPr>
+            <w:tcW w:type="dxa" w:w="3660"/>
+            <w:tcMar>
+              <w:top w:w="80" w:type="dxa"/>
+              <w:bottom w:w="80" w:type="dxa"/>
+              <w:start w:w="120" w:type="dxa"/>
+              <w:end w:w="120" w:type="dxa"/>
+            </w:tcMar>
+            <w:vAlign w:val="center"/>
+            <w:shd w:fill="E8EEF5"/>
+          </w:tcPr>
+          <w:p>
+            <w:pPr>
+              <w:spacing w:before="0" w:after="0" w:line="276" w:lineRule="auto"/>
+            </w:pPr>
+            <w:r/>
+            <w:r>
+              <w:rPr>
+                <w:b/>
+                <w:color w:val="0B2545"/>
+              </w:rPr>
+              <w:t>What was learned or practiced</w:t>
+            </w:r>
+          </w:p>
+        </w:tc>
+        <w:tc>
+          <w:tcPr>
+            <w:tcW w:type="dxa" w:w="2100"/>
+            <w:tcMar>
+              <w:top w:w="80" w:type="dxa"/>
+              <w:bottom w:w="80" w:type="dxa"/>
+              <w:start w:w="120" w:type="dxa"/>
+              <w:end w:w="120" w:type="dxa"/>
+            </w:tcMar>
+            <w:vAlign w:val="center"/>
+            <w:shd w:fill="E8EEF5"/>
+          </w:tcPr>
+          <w:p>
+            <w:pPr>
+              <w:spacing w:before="0" w:after="0" w:line="276" w:lineRule="auto"/>
+            </w:pPr>
+            <w:r/>
+            <w:r>
+              <w:rPr>
+                <w:b/>
+                <w:color w:val="0B2545"/>
+              </w:rPr>
+              <w:t>Synopsis update</w:t>
+            </w:r>
+          </w:p>
+        </w:tc>
+      </w:tr>
+      <w:tr>
+        <w:tc>
+          <w:tcPr>
+            <w:tcW w:type="dxa" w:w="1500"/>
+            <w:tcMar>
+              <w:top w:w="80" w:type="dxa"/>
+              <w:bottom w:w="80" w:type="dxa"/>
+              <w:start w:w="120" w:type="dxa"/>
+              <w:end w:w="120" w:type="dxa"/>
+            </w:tcMar>
+            <w:vAlign w:val="center"/>
+          </w:tcPr>
+          <w:p>
+            <w:pPr>
+              <w:spacing w:before="0" w:after="0" w:line="276" w:lineRule="auto"/>
+            </w:pPr>
+            <w:r/>
+            <w:r>
+              <w:rPr>
+                <w:b w:val="0"/>
+              </w:rPr>
+              <w:t>Foundation retained</w:t>
+            </w:r>
+          </w:p>
+        </w:tc>
+        <w:tc>
+          <w:tcPr>
+            <w:tcW w:type="dxa" w:w="2100"/>
+            <w:tcMar>
+              <w:top w:w="80" w:type="dxa"/>
+              <w:bottom w:w="80" w:type="dxa"/>
+              <w:start w:w="120" w:type="dxa"/>
+              <w:end w:w="120" w:type="dxa"/>
+            </w:tcMar>
+            <w:vAlign w:val="center"/>
+          </w:tcPr>
+          <w:p>
+            <w:pPr>
+              <w:spacing w:before="0" w:after="0" w:line="276" w:lineRule="auto"/>
+            </w:pPr>
+            <w:r/>
+            <w:r>
+              <w:rPr>
+                <w:b w:val="0"/>
+              </w:rPr>
+              <w:t>Day 1 to Day 12</w:t>
+            </w:r>
+          </w:p>
+        </w:tc>
+        <w:tc>
+          <w:tcPr>
+            <w:tcW w:type="dxa" w:w="3660"/>
+            <w:tcMar>
+              <w:top w:w="80" w:type="dxa"/>
+              <w:bottom w:w="80" w:type="dxa"/>
+              <w:start w:w="120" w:type="dxa"/>
+              <w:end w:w="120" w:type="dxa"/>
+            </w:tcMar>
+            <w:vAlign w:val="center"/>
+          </w:tcPr>
+          <w:p>
+            <w:pPr>
+              <w:spacing w:before="0" w:after="0" w:line="276" w:lineRule="auto"/>
+            </w:pPr>
+            <w:r/>
+            <w:r>
+              <w:rPr>
+                <w:b w:val="0"/>
+              </w:rPr>
+              <w:t>JavaScript basics, DOM, arrays, Promises, API work, OOP, TypeScript, Express, and first Playwright setup.</w:t>
+            </w:r>
+          </w:p>
+        </w:tc>
+        <w:tc>
+          <w:tcPr>
+            <w:tcW w:type="dxa" w:w="2100"/>
+            <w:tcMar>
+              <w:top w:w="80" w:type="dxa"/>
+              <w:bottom w:w="80" w:type="dxa"/>
+              <w:start w:w="120" w:type="dxa"/>
+              <w:end w:w="120" w:type="dxa"/>
+            </w:tcMar>
+            <w:vAlign w:val="center"/>
+          </w:tcPr>
+          <w:p>
+            <w:pPr>
+              <w:spacing w:before="0" w:after="0" w:line="276" w:lineRule="auto"/>
+            </w:pPr>
+            <w:r/>
+            <w:r>
+              <w:rPr>
+                <w:b w:val="0"/>
+              </w:rPr>
+              <w:t>Preserved from the previous synopsis.</w:t>
+            </w:r>
+          </w:p>
+        </w:tc>
+      </w:tr>
+      <w:tr>
+        <w:tc>
+          <w:tcPr>
+            <w:tcW w:type="dxa" w:w="1500"/>
+            <w:tcMar>
+              <w:top w:w="80" w:type="dxa"/>
+              <w:bottom w:w="80" w:type="dxa"/>
+              <w:start w:w="120" w:type="dxa"/>
+              <w:end w:w="120" w:type="dxa"/>
+            </w:tcMar>
+            <w:vAlign w:val="center"/>
+          </w:tcPr>
+          <w:p>
+            <w:pPr>
+              <w:spacing w:before="0" w:after="0" w:line="276" w:lineRule="auto"/>
+            </w:pPr>
+            <w:r/>
+            <w:r>
+              <w:rPr>
+                <w:b w:val="0"/>
+              </w:rPr>
+              <w:t>Learning JS Day 2 refresh</w:t>
+            </w:r>
+          </w:p>
+        </w:tc>
+        <w:tc>
+          <w:tcPr>
+            <w:tcW w:type="dxa" w:w="2100"/>
+            <w:tcMar>
+              <w:top w:w="80" w:type="dxa"/>
+              <w:bottom w:w="80" w:type="dxa"/>
+              <w:start w:w="120" w:type="dxa"/>
+              <w:end w:w="120" w:type="dxa"/>
+            </w:tcMar>
+            <w:vAlign w:val="center"/>
+          </w:tcPr>
+          <w:p>
+            <w:pPr>
+              <w:spacing w:before="0" w:after="0" w:line="276" w:lineRule="auto"/>
+            </w:pPr>
+            <w:r/>
+            <w:r>
+              <w:rPr>
+                <w:b w:val="0"/>
+              </w:rPr>
+              <w:t>Learning Java Script/Day2</w:t>
+            </w:r>
+          </w:p>
+        </w:tc>
+        <w:tc>
+          <w:tcPr>
+            <w:tcW w:type="dxa" w:w="3660"/>
+            <w:tcMar>
+              <w:top w:w="80" w:type="dxa"/>
+              <w:bottom w:w="80" w:type="dxa"/>
+              <w:start w:w="120" w:type="dxa"/>
+              <w:end w:w="120" w:type="dxa"/>
+            </w:tcMar>
+            <w:vAlign w:val="center"/>
+          </w:tcPr>
+          <w:p>
+            <w:pPr>
+              <w:spacing w:before="0" w:after="0" w:line="276" w:lineRule="auto"/>
+            </w:pPr>
+            <w:r/>
+            <w:r>
+              <w:rPr>
+                <w:b w:val="0"/>
+              </w:rPr>
+              <w:t>Arithmetic operators, logical operators, if/else-if/else, ternary operator, browser alert(), prompt(), and modulo checks.</w:t>
+            </w:r>
+          </w:p>
+        </w:tc>
+        <w:tc>
+          <w:tcPr>
+            <w:tcW w:type="dxa" w:w="2100"/>
+            <w:tcMar>
+              <w:top w:w="80" w:type="dxa"/>
+              <w:bottom w:w="80" w:type="dxa"/>
+              <w:start w:w="120" w:type="dxa"/>
+              <w:end w:w="120" w:type="dxa"/>
+            </w:tcMar>
+            <w:vAlign w:val="center"/>
+          </w:tcPr>
+          <w:p>
+            <w:pPr>
+              <w:spacing w:before="0" w:after="0" w:line="276" w:lineRule="auto"/>
+            </w:pPr>
+            <w:r/>
+            <w:r>
+              <w:rPr>
+                <w:b w:val="0"/>
+              </w:rPr>
+              <w:t>Updated for the latest Day 2 edits.</w:t>
+            </w:r>
+          </w:p>
+        </w:tc>
+      </w:tr>
+      <w:tr>
+        <w:tc>
+          <w:tcPr>
+            <w:tcW w:type="dxa" w:w="1500"/>
+            <w:tcMar>
+              <w:top w:w="80" w:type="dxa"/>
+              <w:bottom w:w="80" w:type="dxa"/>
+              <w:start w:w="120" w:type="dxa"/>
+              <w:end w:w="120" w:type="dxa"/>
+            </w:tcMar>
+            <w:vAlign w:val="center"/>
+          </w:tcPr>
+          <w:p>
+            <w:pPr>
+              <w:spacing w:before="0" w:after="0" w:line="276" w:lineRule="auto"/>
+            </w:pPr>
+            <w:r/>
+            <w:r>
+              <w:rPr>
+                <w:b w:val="0"/>
+              </w:rPr>
+              <w:t>Day 13 &amp; 14 web app</w:t>
+            </w:r>
+          </w:p>
+        </w:tc>
+        <w:tc>
+          <w:tcPr>
+            <w:tcW w:type="dxa" w:w="2100"/>
+            <w:tcMar>
+              <w:top w:w="80" w:type="dxa"/>
+              <w:bottom w:w="80" w:type="dxa"/>
+              <w:start w:w="120" w:type="dxa"/>
+              <w:end w:w="120" w:type="dxa"/>
+            </w:tcMar>
+            <w:vAlign w:val="center"/>
+          </w:tcPr>
+          <w:p>
+            <w:pPr>
+              <w:spacing w:before="0" w:after="0" w:line="276" w:lineRule="auto"/>
+            </w:pPr>
+            <w:r/>
+            <w:r>
+              <w:rPr>
+                <w:b w:val="0"/>
+              </w:rPr>
+              <w:t>Day 13 &amp; 14/webapp</w:t>
+            </w:r>
+          </w:p>
+        </w:tc>
+        <w:tc>
+          <w:tcPr>
+            <w:tcW w:type="dxa" w:w="3660"/>
+            <w:tcMar>
+              <w:top w:w="80" w:type="dxa"/>
+              <w:bottom w:w="80" w:type="dxa"/>
+              <w:start w:w="120" w:type="dxa"/>
+              <w:end w:w="120" w:type="dxa"/>
+            </w:tcMar>
+            <w:vAlign w:val="center"/>
+          </w:tcPr>
+          <w:p>
+            <w:pPr>
+              <w:spacing w:before="0" w:after="0" w:line="276" w:lineRule="auto"/>
+            </w:pPr>
+            <w:r/>
+            <w:r>
+              <w:rPr>
+                <w:b w:val="0"/>
+              </w:rPr>
+              <w:t>Express server, static files, dotenv PORT, JSON/urlencoded parsing, login routes, fetch POST, FormData, response.ok, and DOM feedback.</w:t>
+            </w:r>
+          </w:p>
+        </w:tc>
+        <w:tc>
+          <w:tcPr>
+            <w:tcW w:type="dxa" w:w="2100"/>
+            <w:tcMar>
+              <w:top w:w="80" w:type="dxa"/>
+              <w:bottom w:w="80" w:type="dxa"/>
+              <w:start w:w="120" w:type="dxa"/>
+              <w:end w:w="120" w:type="dxa"/>
+            </w:tcMar>
+            <w:vAlign w:val="center"/>
+          </w:tcPr>
+          <w:p>
+            <w:pPr>
+              <w:spacing w:before="0" w:after="0" w:line="276" w:lineRule="auto"/>
+            </w:pPr>
+            <w:r/>
+            <w:r>
+              <w:rPr>
+                <w:b w:val="0"/>
+              </w:rPr>
+              <w:t>Added as the newest web-app practice.</w:t>
+            </w:r>
+          </w:p>
+        </w:tc>
+      </w:tr>
+      <w:tr>
+        <w:tc>
+          <w:tcPr>
+            <w:tcW w:type="dxa" w:w="1500"/>
+            <w:tcMar>
+              <w:top w:w="80" w:type="dxa"/>
+              <w:bottom w:w="80" w:type="dxa"/>
+              <w:start w:w="120" w:type="dxa"/>
+              <w:end w:w="120" w:type="dxa"/>
+            </w:tcMar>
+            <w:vAlign w:val="center"/>
+          </w:tcPr>
+          <w:p>
+            <w:pPr>
+              <w:spacing w:before="0" w:after="0" w:line="276" w:lineRule="auto"/>
+            </w:pPr>
+            <w:r/>
+            <w:r>
+              <w:rPr>
+                <w:b w:val="0"/>
+              </w:rPr>
+              <w:t>Day 13 &amp; 14 tests</w:t>
+            </w:r>
+          </w:p>
+        </w:tc>
+        <w:tc>
+          <w:tcPr>
+            <w:tcW w:type="dxa" w:w="2100"/>
+            <w:tcMar>
+              <w:top w:w="80" w:type="dxa"/>
+              <w:bottom w:w="80" w:type="dxa"/>
+              <w:start w:w="120" w:type="dxa"/>
+              <w:end w:w="120" w:type="dxa"/>
+            </w:tcMar>
+            <w:vAlign w:val="center"/>
+          </w:tcPr>
+          <w:p>
+            <w:pPr>
+              <w:spacing w:before="0" w:after="0" w:line="276" w:lineRule="auto"/>
+            </w:pPr>
+            <w:r/>
+            <w:r>
+              <w:rPr>
+                <w:b w:val="0"/>
+              </w:rPr>
+              <w:t>Day 13 &amp; 14/tests</w:t>
+            </w:r>
+          </w:p>
+        </w:tc>
+        <w:tc>
+          <w:tcPr>
+            <w:tcW w:type="dxa" w:w="3660"/>
+            <w:tcMar>
+              <w:top w:w="80" w:type="dxa"/>
+              <w:bottom w:w="80" w:type="dxa"/>
+              <w:start w:w="120" w:type="dxa"/>
+              <w:end w:w="120" w:type="dxa"/>
+            </w:tcMar>
+            <w:vAlign w:val="center"/>
+          </w:tcPr>
+          <w:p>
+            <w:pPr>
+              <w:spacing w:before="0" w:after="0" w:line="276" w:lineRule="auto"/>
+            </w:pPr>
+            <w:r/>
+            <w:r>
+              <w:rPr>
+                <w:b w:val="0"/>
+              </w:rPr>
+              <w:t>Data-driven Playwright tests, locators, fill/click actions, expected message assertions, helper extraction, and screenshots-on-failure workflow.</w:t>
+            </w:r>
+          </w:p>
+        </w:tc>
+        <w:tc>
+          <w:tcPr>
+            <w:tcW w:type="dxa" w:w="2100"/>
+            <w:tcMar>
+              <w:top w:w="80" w:type="dxa"/>
+              <w:bottom w:w="80" w:type="dxa"/>
+              <w:start w:w="120" w:type="dxa"/>
+              <w:end w:w="120" w:type="dxa"/>
+            </w:tcMar>
+            <w:vAlign w:val="center"/>
+          </w:tcPr>
+          <w:p>
+            <w:pPr>
+              <w:spacing w:before="0" w:after="0" w:line="276" w:lineRule="auto"/>
+            </w:pPr>
+            <w:r/>
+            <w:r>
+              <w:rPr>
+                <w:b w:val="0"/>
+              </w:rPr>
+              <w:t>Added as the newest automation practice.</w:t>
+            </w:r>
+          </w:p>
+        </w:tc>
+      </w:tr>
+      <w:tr>
+        <w:tc>
+          <w:tcPr>
+            <w:tcW w:type="dxa" w:w="1500"/>
+            <w:tcMar>
+              <w:top w:w="80" w:type="dxa"/>
+              <w:bottom w:w="80" w:type="dxa"/>
+              <w:start w:w="120" w:type="dxa"/>
+              <w:end w:w="120" w:type="dxa"/>
+            </w:tcMar>
+            <w:vAlign w:val="center"/>
+          </w:tcPr>
+          <w:p>
+            <w:pPr>
+              <w:spacing w:before="0" w:after="0" w:line="276" w:lineRule="auto"/>
+            </w:pPr>
+            <w:r/>
+            <w:r>
+              <w:rPr>
+                <w:b w:val="0"/>
+              </w:rPr>
+              <w:t>Config and CI</w:t>
+            </w:r>
+          </w:p>
+        </w:tc>
+        <w:tc>
+          <w:tcPr>
+            <w:tcW w:type="dxa" w:w="2100"/>
+            <w:tcMar>
+              <w:top w:w="80" w:type="dxa"/>
+              <w:bottom w:w="80" w:type="dxa"/>
+              <w:start w:w="120" w:type="dxa"/>
+              <w:end w:w="120" w:type="dxa"/>
+            </w:tcMar>
+            <w:vAlign w:val="center"/>
+          </w:tcPr>
+          <w:p>
+            <w:pPr>
+              <w:spacing w:before="0" w:after="0" w:line="276" w:lineRule="auto"/>
+            </w:pPr>
+            <w:r/>
+            <w:r>
+              <w:rPr>
+                <w:b w:val="0"/>
+              </w:rPr>
+              <w:t>playwright.config.js; .github/workflows/playwright.yml</w:t>
+            </w:r>
+          </w:p>
+        </w:tc>
+        <w:tc>
+          <w:tcPr>
+            <w:tcW w:type="dxa" w:w="3660"/>
+            <w:tcMar>
+              <w:top w:w="80" w:type="dxa"/>
+              <w:bottom w:w="80" w:type="dxa"/>
+              <w:start w:w="120" w:type="dxa"/>
+              <w:end w:w="120" w:type="dxa"/>
+            </w:tcMar>
+            <w:vAlign w:val="center"/>
+          </w:tcPr>
+          <w:p>
+            <w:pPr>
+              <w:spacing w:before="0" w:after="0" w:line="276" w:lineRule="auto"/>
+            </w:pPr>
+            <w:r/>
+            <w:r>
+              <w:rPr>
+                <w:b w:val="0"/>
+              </w:rPr>
+              <w:t>webServer auto-start, Chromium/Firefox/WebKit projects, traces, screenshots, npm ci, browser install, test run, and report artifact upload.</w:t>
+            </w:r>
+          </w:p>
+        </w:tc>
+        <w:tc>
+          <w:tcPr>
+            <w:tcW w:type="dxa" w:w="2100"/>
+            <w:tcMar>
+              <w:top w:w="80" w:type="dxa"/>
+              <w:bottom w:w="80" w:type="dxa"/>
+              <w:start w:w="120" w:type="dxa"/>
+              <w:end w:w="120" w:type="dxa"/>
+            </w:tcMar>
+            <w:vAlign w:val="center"/>
+          </w:tcPr>
+          <w:p>
+            <w:pPr>
+              <w:spacing w:before="0" w:after="0" w:line="276" w:lineRule="auto"/>
+            </w:pPr>
+            <w:r/>
+            <w:r>
+              <w:rPr>
+                <w:b w:val="0"/>
+              </w:rPr>
+              <w:t>Added as the newest tooling workflow.</w:t>
+            </w:r>
+          </w:p>
+        </w:tc>
+      </w:tr>
+      <w:tr>
+        <w:tc>
+          <w:tcPr>
+            <w:tcW w:type="dxa" w:w="1500"/>
+            <w:tcMar>
+              <w:top w:w="80" w:type="dxa"/>
+              <w:bottom w:w="80" w:type="dxa"/>
+              <w:start w:w="120" w:type="dxa"/>
+              <w:end w:w="120" w:type="dxa"/>
+            </w:tcMar>
+            <w:vAlign w:val="center"/>
+          </w:tcPr>
+          <w:p>
+            <w:pPr>
+              <w:spacing w:before="0" w:after="0" w:line="276" w:lineRule="auto"/>
+            </w:pPr>
+            <w:r/>
+            <w:r>
+              <w:rPr>
+                <w:b w:val="0"/>
+              </w:rPr>
+              <w:t>ES modules practice</w:t>
+            </w:r>
+          </w:p>
+        </w:tc>
+        <w:tc>
+          <w:tcPr>
+            <w:tcW w:type="dxa" w:w="2100"/>
+            <w:tcMar>
+              <w:top w:w="80" w:type="dxa"/>
+              <w:bottom w:w="80" w:type="dxa"/>
+              <w:start w:w="120" w:type="dxa"/>
+              <w:end w:w="120" w:type="dxa"/>
+            </w:tcMar>
+            <w:vAlign w:val="center"/>
+          </w:tcPr>
+          <w:p>
+            <w:pPr>
+              <w:spacing w:before="0" w:after="0" w:line="276" w:lineRule="auto"/>
+            </w:pPr>
+            <w:r/>
+            <w:r>
+              <w:rPr>
+                <w:b w:val="0"/>
+              </w:rPr>
+              <w:t>cal.mjs; op.mjs</w:t>
+            </w:r>
+          </w:p>
+        </w:tc>
+        <w:tc>
+          <w:tcPr>
+            <w:tcW w:type="dxa" w:w="3660"/>
+            <w:tcMar>
+              <w:top w:w="80" w:type="dxa"/>
+              <w:bottom w:w="80" w:type="dxa"/>
+              <w:start w:w="120" w:type="dxa"/>
+              <w:end w:w="120" w:type="dxa"/>
+            </w:tcMar>
+            <w:vAlign w:val="center"/>
+          </w:tcPr>
+          <w:p>
+            <w:pPr>
+              <w:spacing w:before="0" w:after="0" w:line="276" w:lineRule="auto"/>
+            </w:pPr>
+            <w:r/>
+            <w:r>
+              <w:rPr>
+                <w:b w:val="0"/>
+              </w:rPr>
+              <w:t>Default export/import, .mjs module files, path.resolve(), and comparison notes for CommonJS versus ES module syntax.</w:t>
+            </w:r>
+          </w:p>
+        </w:tc>
+        <w:tc>
+          <w:tcPr>
+            <w:tcW w:type="dxa" w:w="2100"/>
+            <w:tcMar>
+              <w:top w:w="80" w:type="dxa"/>
+              <w:bottom w:w="80" w:type="dxa"/>
+              <w:start w:w="120" w:type="dxa"/>
+              <w:end w:w="120" w:type="dxa"/>
+            </w:tcMar>
+            <w:vAlign w:val="center"/>
+          </w:tcPr>
+          <w:p>
+            <w:pPr>
+              <w:spacing w:before="0" w:after="0" w:line="276" w:lineRule="auto"/>
+            </w:pPr>
+            <w:r/>
+            <w:r>
+              <w:rPr>
+                <w:b w:val="0"/>
+              </w:rPr>
+              <w:t>Added as Node module practice.</w:t>
             </w:r>
           </w:p>
         </w:tc>
@@ -109,850 +803,16 @@
     </w:tbl>
     <w:p>
       <w:pPr>
-        <w:pStyle w:val="Heading1"/>
-        <w:spacing w:before="360" w:after="160" w:line="240" w:lineRule="auto"/>
+        <w:spacing w:after="80"/>
       </w:pPr>
-      <w:r>
-        <w:rPr>
-          <w:rFonts w:ascii="Calibri" w:hAnsi="Calibri"/>
-          <w:b/>
-          <w:color w:val="2E74B5"/>
-          <w:sz w:val="32"/>
-        </w:rPr>
-        <w:t>Updated Topic Map</w:t>
-      </w:r>
     </w:p>
-    <w:tbl>
-      <w:tblPr>
-        <w:tblW w:type="dxa" w:w="9360"/>
-        <w:jc w:val="center"/>
-        <w:tblLook w:firstColumn="1" w:firstRow="1" w:lastColumn="0" w:lastRow="0" w:noHBand="0" w:noVBand="1" w:val="04A0"/>
-        <w:tblInd w:w="120" w:type="dxa"/>
-        <w:tblLayout w:type="fixed"/>
-        <w:tblBorders>
-          <w:top w:val="single" w:sz="4" w:space="0" w:color="B8C7D9"/>
-          <w:left w:val="single" w:sz="4" w:space="0" w:color="B8C7D9"/>
-          <w:bottom w:val="single" w:sz="4" w:space="0" w:color="B8C7D9"/>
-          <w:right w:val="single" w:sz="4" w:space="0" w:color="B8C7D9"/>
-          <w:insideH w:val="single" w:sz="4" w:space="0" w:color="B8C7D9"/>
-          <w:insideV w:val="single" w:sz="4" w:space="0" w:color="B8C7D9"/>
-        </w:tblBorders>
-      </w:tblPr>
-      <w:tblGrid>
-        <w:gridCol w:w="1260"/>
-        <w:gridCol w:w="1620"/>
-        <w:gridCol w:w="3240"/>
-        <w:gridCol w:w="3240"/>
-      </w:tblGrid>
-      <w:tr>
-        <w:trPr>
-          <w:tblHeader w:val="true"/>
-        </w:trPr>
-        <w:tc>
-          <w:tcPr>
-            <w:tcW w:type="dxa" w:w="1260"/>
-            <w:shd w:fill="E8EEF5"/>
-            <w:vAlign w:val="center"/>
-            <w:tcMar>
-              <w:top w:w="80" w:type="dxa"/>
-              <w:bottom w:w="80" w:type="dxa"/>
-              <w:start w:w="120" w:type="dxa"/>
-              <w:end w:w="120" w:type="dxa"/>
-            </w:tcMar>
-          </w:tcPr>
-          <w:p>
-            <w:pPr>
-              <w:spacing w:before="0" w:after="0" w:line="252" w:lineRule="auto"/>
-            </w:pPr>
-            <w:r/>
-            <w:r>
-              <w:rPr>
-                <w:rFonts w:ascii="Calibri" w:hAnsi="Calibri"/>
-                <w:b/>
-                <w:color w:val="1F1F1F"/>
-                <w:sz w:val="17"/>
-              </w:rPr>
-              <w:t>Update Area</w:t>
-            </w:r>
-          </w:p>
-        </w:tc>
-        <w:tc>
-          <w:tcPr>
-            <w:tcW w:type="dxa" w:w="1620"/>
-            <w:shd w:fill="E8EEF5"/>
-            <w:vAlign w:val="center"/>
-            <w:tcMar>
-              <w:top w:w="80" w:type="dxa"/>
-              <w:bottom w:w="80" w:type="dxa"/>
-              <w:start w:w="120" w:type="dxa"/>
-              <w:end w:w="120" w:type="dxa"/>
-            </w:tcMar>
-          </w:tcPr>
-          <w:p>
-            <w:pPr>
-              <w:spacing w:before="0" w:after="0" w:line="252" w:lineRule="auto"/>
-            </w:pPr>
-            <w:r/>
-            <w:r>
-              <w:rPr>
-                <w:rFonts w:ascii="Calibri" w:hAnsi="Calibri"/>
-                <w:b/>
-                <w:color w:val="1F1F1F"/>
-                <w:sz w:val="17"/>
-              </w:rPr>
-              <w:t>Files / Folder</w:t>
-            </w:r>
-          </w:p>
-        </w:tc>
-        <w:tc>
-          <w:tcPr>
-            <w:tcW w:type="dxa" w:w="3240"/>
-            <w:shd w:fill="E8EEF5"/>
-            <w:vAlign w:val="center"/>
-            <w:tcMar>
-              <w:top w:w="80" w:type="dxa"/>
-              <w:bottom w:w="80" w:type="dxa"/>
-              <w:start w:w="120" w:type="dxa"/>
-              <w:end w:w="120" w:type="dxa"/>
-            </w:tcMar>
-          </w:tcPr>
-          <w:p>
-            <w:pPr>
-              <w:spacing w:before="0" w:after="0" w:line="252" w:lineRule="auto"/>
-            </w:pPr>
-            <w:r/>
-            <w:r>
-              <w:rPr>
-                <w:rFonts w:ascii="Calibri" w:hAnsi="Calibri"/>
-                <w:b/>
-                <w:color w:val="1F1F1F"/>
-                <w:sz w:val="17"/>
-              </w:rPr>
-              <w:t>Topics Learned</w:t>
-            </w:r>
-          </w:p>
-        </w:tc>
-        <w:tc>
-          <w:tcPr>
-            <w:tcW w:type="dxa" w:w="3240"/>
-            <w:shd w:fill="E8EEF5"/>
-            <w:vAlign w:val="center"/>
-            <w:tcMar>
-              <w:top w:w="80" w:type="dxa"/>
-              <w:bottom w:w="80" w:type="dxa"/>
-              <w:start w:w="120" w:type="dxa"/>
-              <w:end w:w="120" w:type="dxa"/>
-            </w:tcMar>
-          </w:tcPr>
-          <w:p>
-            <w:pPr>
-              <w:spacing w:before="0" w:after="0" w:line="252" w:lineRule="auto"/>
-            </w:pPr>
-            <w:r/>
-            <w:r>
-              <w:rPr>
-                <w:rFonts w:ascii="Calibri" w:hAnsi="Calibri"/>
-                <w:b/>
-                <w:color w:val="1F1F1F"/>
-                <w:sz w:val="17"/>
-              </w:rPr>
-              <w:t>Practice Outcome</w:t>
-            </w:r>
-          </w:p>
-        </w:tc>
-      </w:tr>
-      <w:tr>
-        <w:trPr/>
-        <w:tc>
-          <w:tcPr>
-            <w:tcW w:type="dxa" w:w="1260"/>
-            <w:vAlign w:val="center"/>
-            <w:tcMar>
-              <w:top w:w="80" w:type="dxa"/>
-              <w:bottom w:w="80" w:type="dxa"/>
-              <w:start w:w="120" w:type="dxa"/>
-              <w:end w:w="120" w:type="dxa"/>
-            </w:tcMar>
-          </w:tcPr>
-          <w:p>
-            <w:pPr>
-              <w:spacing w:before="0" w:after="0" w:line="252" w:lineRule="auto"/>
-            </w:pPr>
-            <w:r/>
-            <w:r>
-              <w:rPr>
-                <w:rFonts w:ascii="Calibri" w:hAnsi="Calibri"/>
-                <w:b/>
-                <w:color w:val="1F1F1F"/>
-                <w:sz w:val="16"/>
-              </w:rPr>
-              <w:t>Prior foundation</w:t>
-            </w:r>
-          </w:p>
-        </w:tc>
-        <w:tc>
-          <w:tcPr>
-            <w:tcW w:type="dxa" w:w="1620"/>
-            <w:vAlign w:val="center"/>
-            <w:tcMar>
-              <w:top w:w="80" w:type="dxa"/>
-              <w:bottom w:w="80" w:type="dxa"/>
-              <w:start w:w="120" w:type="dxa"/>
-              <w:end w:w="120" w:type="dxa"/>
-            </w:tcMar>
-          </w:tcPr>
-          <w:p>
-            <w:pPr>
-              <w:spacing w:before="0" w:after="0" w:line="252" w:lineRule="auto"/>
-            </w:pPr>
-            <w:r/>
-            <w:r>
-              <w:rPr>
-                <w:rFonts w:ascii="Calibri" w:hAnsi="Calibri"/>
-                <w:b w:val="0"/>
-                <w:color w:val="1F1F1F"/>
-                <w:sz w:val="16"/>
-              </w:rPr>
-              <w:t>Day 1 to Day 7</w:t>
-            </w:r>
-          </w:p>
-        </w:tc>
-        <w:tc>
-          <w:tcPr>
-            <w:tcW w:type="dxa" w:w="3240"/>
-            <w:vAlign w:val="center"/>
-            <w:tcMar>
-              <w:top w:w="80" w:type="dxa"/>
-              <w:bottom w:w="80" w:type="dxa"/>
-              <w:start w:w="120" w:type="dxa"/>
-              <w:end w:w="120" w:type="dxa"/>
-            </w:tcMar>
-          </w:tcPr>
-          <w:p>
-            <w:pPr>
-              <w:spacing w:before="0" w:after="0" w:line="252" w:lineRule="auto"/>
-            </w:pPr>
-            <w:r/>
-            <w:r>
-              <w:rPr>
-                <w:rFonts w:ascii="Calibri" w:hAnsi="Calibri"/>
-                <w:b w:val="0"/>
-                <w:color w:val="1F1F1F"/>
-                <w:sz w:val="16"/>
-              </w:rPr>
-              <w:t>JavaScript basics, DOM input, array methods, async/API, OOP, data cleaning, callbacks, prototypes, hoisting</w:t>
-            </w:r>
-          </w:p>
-        </w:tc>
-        <w:tc>
-          <w:tcPr>
-            <w:tcW w:type="dxa" w:w="3240"/>
-            <w:vAlign w:val="center"/>
-            <w:tcMar>
-              <w:top w:w="80" w:type="dxa"/>
-              <w:bottom w:w="80" w:type="dxa"/>
-              <w:start w:w="120" w:type="dxa"/>
-              <w:end w:w="120" w:type="dxa"/>
-            </w:tcMar>
-          </w:tcPr>
-          <w:p>
-            <w:pPr>
-              <w:spacing w:before="0" w:after="0" w:line="252" w:lineRule="auto"/>
-            </w:pPr>
-            <w:r/>
-            <w:r>
-              <w:rPr>
-                <w:rFonts w:ascii="Calibri" w:hAnsi="Calibri"/>
-                <w:b w:val="0"/>
-                <w:color w:val="1F1F1F"/>
-                <w:sz w:val="16"/>
-              </w:rPr>
-              <w:t>Already covered in the May 8 synopsis and preserved as the base learning path.</w:t>
-            </w:r>
-          </w:p>
-        </w:tc>
-      </w:tr>
-      <w:tr>
-        <w:trPr/>
-        <w:tc>
-          <w:tcPr>
-            <w:tcW w:type="dxa" w:w="1260"/>
-            <w:shd w:fill="F7F9FC"/>
-            <w:vAlign w:val="center"/>
-            <w:tcMar>
-              <w:top w:w="80" w:type="dxa"/>
-              <w:bottom w:w="80" w:type="dxa"/>
-              <w:start w:w="120" w:type="dxa"/>
-              <w:end w:w="120" w:type="dxa"/>
-            </w:tcMar>
-          </w:tcPr>
-          <w:p>
-            <w:pPr>
-              <w:spacing w:before="0" w:after="0" w:line="252" w:lineRule="auto"/>
-            </w:pPr>
-            <w:r/>
-            <w:r>
-              <w:rPr>
-                <w:rFonts w:ascii="Calibri" w:hAnsi="Calibri"/>
-                <w:b/>
-                <w:color w:val="1F1F1F"/>
-                <w:sz w:val="16"/>
-              </w:rPr>
-              <w:t>Learning JS refresh</w:t>
-            </w:r>
-          </w:p>
-        </w:tc>
-        <w:tc>
-          <w:tcPr>
-            <w:tcW w:type="dxa" w:w="1620"/>
-            <w:shd w:fill="F7F9FC"/>
-            <w:vAlign w:val="center"/>
-            <w:tcMar>
-              <w:top w:w="80" w:type="dxa"/>
-              <w:bottom w:w="80" w:type="dxa"/>
-              <w:start w:w="120" w:type="dxa"/>
-              <w:end w:w="120" w:type="dxa"/>
-            </w:tcMar>
-          </w:tcPr>
-          <w:p>
-            <w:pPr>
-              <w:spacing w:before="0" w:after="0" w:line="252" w:lineRule="auto"/>
-            </w:pPr>
-            <w:r/>
-            <w:r>
-              <w:rPr>
-                <w:rFonts w:ascii="Calibri" w:hAnsi="Calibri"/>
-                <w:b w:val="0"/>
-                <w:color w:val="1F1F1F"/>
-                <w:sz w:val="16"/>
-              </w:rPr>
-              <w:t>Learning Java Script</w:t>
-            </w:r>
-          </w:p>
-        </w:tc>
-        <w:tc>
-          <w:tcPr>
-            <w:tcW w:type="dxa" w:w="3240"/>
-            <w:shd w:fill="F7F9FC"/>
-            <w:vAlign w:val="center"/>
-            <w:tcMar>
-              <w:top w:w="80" w:type="dxa"/>
-              <w:bottom w:w="80" w:type="dxa"/>
-              <w:start w:w="120" w:type="dxa"/>
-              <w:end w:w="120" w:type="dxa"/>
-            </w:tcMar>
-          </w:tcPr>
-          <w:p>
-            <w:pPr>
-              <w:spacing w:before="0" w:after="0" w:line="252" w:lineRule="auto"/>
-            </w:pPr>
-            <w:r/>
-            <w:r>
-              <w:rPr>
-                <w:rFonts w:ascii="Calibri" w:hAnsi="Calibri"/>
-                <w:b w:val="0"/>
-                <w:color w:val="1F1F1F"/>
-                <w:sz w:val="16"/>
-              </w:rPr>
-              <w:t>primitive values, BigInt, object literals, property access, variable updates, script linking, class-note PDFs</w:t>
-            </w:r>
-          </w:p>
-        </w:tc>
-        <w:tc>
-          <w:tcPr>
-            <w:tcW w:type="dxa" w:w="3240"/>
-            <w:shd w:fill="F7F9FC"/>
-            <w:vAlign w:val="center"/>
-            <w:tcMar>
-              <w:top w:w="80" w:type="dxa"/>
-              <w:bottom w:w="80" w:type="dxa"/>
-              <w:start w:w="120" w:type="dxa"/>
-              <w:end w:w="120" w:type="dxa"/>
-            </w:tcMar>
-          </w:tcPr>
-          <w:p>
-            <w:pPr>
-              <w:spacing w:before="0" w:after="0" w:line="252" w:lineRule="auto"/>
-            </w:pPr>
-            <w:r/>
-            <w:r>
-              <w:rPr>
-                <w:rFonts w:ascii="Calibri" w:hAnsi="Calibri"/>
-                <w:b w:val="0"/>
-                <w:color w:val="1F1F1F"/>
-                <w:sz w:val="16"/>
-              </w:rPr>
-              <w:t>Reinforced the earliest JavaScript basics with separate practice files and reference notes.</w:t>
-            </w:r>
-          </w:p>
-        </w:tc>
-      </w:tr>
-      <w:tr>
-        <w:trPr/>
-        <w:tc>
-          <w:tcPr>
-            <w:tcW w:type="dxa" w:w="1260"/>
-            <w:vAlign w:val="center"/>
-            <w:tcMar>
-              <w:top w:w="80" w:type="dxa"/>
-              <w:bottom w:w="80" w:type="dxa"/>
-              <w:start w:w="120" w:type="dxa"/>
-              <w:end w:w="120" w:type="dxa"/>
-            </w:tcMar>
-          </w:tcPr>
-          <w:p>
-            <w:pPr>
-              <w:spacing w:before="0" w:after="0" w:line="252" w:lineRule="auto"/>
-            </w:pPr>
-            <w:r/>
-            <w:r>
-              <w:rPr>
-                <w:rFonts w:ascii="Calibri" w:hAnsi="Calibri"/>
-                <w:b/>
-                <w:color w:val="1F1F1F"/>
-                <w:sz w:val="16"/>
-              </w:rPr>
-              <w:t>Day 9</w:t>
-            </w:r>
-          </w:p>
-        </w:tc>
-        <w:tc>
-          <w:tcPr>
-            <w:tcW w:type="dxa" w:w="1620"/>
-            <w:vAlign w:val="center"/>
-            <w:tcMar>
-              <w:top w:w="80" w:type="dxa"/>
-              <w:bottom w:w="80" w:type="dxa"/>
-              <w:start w:w="120" w:type="dxa"/>
-              <w:end w:w="120" w:type="dxa"/>
-            </w:tcMar>
-          </w:tcPr>
-          <w:p>
-            <w:pPr>
-              <w:spacing w:before="0" w:after="0" w:line="252" w:lineRule="auto"/>
-            </w:pPr>
-            <w:r/>
-            <w:r>
-              <w:rPr>
-                <w:rFonts w:ascii="Calibri" w:hAnsi="Calibri"/>
-                <w:b w:val="0"/>
-                <w:color w:val="1F1F1F"/>
-                <w:sz w:val="16"/>
-              </w:rPr>
-              <w:t>app.js, index.js, index.ts</w:t>
-            </w:r>
-          </w:p>
-        </w:tc>
-        <w:tc>
-          <w:tcPr>
-            <w:tcW w:type="dxa" w:w="3240"/>
-            <w:vAlign w:val="center"/>
-            <w:tcMar>
-              <w:top w:w="80" w:type="dxa"/>
-              <w:bottom w:w="80" w:type="dxa"/>
-              <w:start w:w="120" w:type="dxa"/>
-              <w:end w:w="120" w:type="dxa"/>
-            </w:tcMar>
-          </w:tcPr>
-          <w:p>
-            <w:pPr>
-              <w:spacing w:before="0" w:after="0" w:line="252" w:lineRule="auto"/>
-            </w:pPr>
-            <w:r/>
-            <w:r>
-              <w:rPr>
-                <w:rFonts w:ascii="Calibri" w:hAnsi="Calibri"/>
-                <w:b w:val="0"/>
-                <w:color w:val="1F1F1F"/>
-                <w:sz w:val="16"/>
-              </w:rPr>
-              <w:t>Axios, DOM rendering, default parameters, spread/rest, destructuring, TypeScript basics, interfaces, enums, generics</w:t>
-            </w:r>
-          </w:p>
-        </w:tc>
-        <w:tc>
-          <w:tcPr>
-            <w:tcW w:type="dxa" w:w="3240"/>
-            <w:vAlign w:val="center"/>
-            <w:tcMar>
-              <w:top w:w="80" w:type="dxa"/>
-              <w:bottom w:w="80" w:type="dxa"/>
-              <w:start w:w="120" w:type="dxa"/>
-              <w:end w:w="120" w:type="dxa"/>
-            </w:tcMar>
-          </w:tcPr>
-          <w:p>
-            <w:pPr>
-              <w:spacing w:before="0" w:after="0" w:line="252" w:lineRule="auto"/>
-            </w:pPr>
-            <w:r/>
-            <w:r>
-              <w:rPr>
-                <w:rFonts w:ascii="Calibri" w:hAnsi="Calibri"/>
-                <w:b w:val="0"/>
-                <w:color w:val="1F1F1F"/>
-                <w:sz w:val="16"/>
-              </w:rPr>
-              <w:t>Moved from JavaScript syntax into typed TypeScript and a browser API display example.</w:t>
-            </w:r>
-          </w:p>
-        </w:tc>
-      </w:tr>
-      <w:tr>
-        <w:trPr/>
-        <w:tc>
-          <w:tcPr>
-            <w:tcW w:type="dxa" w:w="1260"/>
-            <w:shd w:fill="F7F9FC"/>
-            <w:vAlign w:val="center"/>
-            <w:tcMar>
-              <w:top w:w="80" w:type="dxa"/>
-              <w:bottom w:w="80" w:type="dxa"/>
-              <w:start w:w="120" w:type="dxa"/>
-              <w:end w:w="120" w:type="dxa"/>
-            </w:tcMar>
-          </w:tcPr>
-          <w:p>
-            <w:pPr>
-              <w:spacing w:before="0" w:after="0" w:line="252" w:lineRule="auto"/>
-            </w:pPr>
-            <w:r/>
-            <w:r>
-              <w:rPr>
-                <w:rFonts w:ascii="Calibri" w:hAnsi="Calibri"/>
-                <w:b/>
-                <w:color w:val="1F1F1F"/>
-                <w:sz w:val="16"/>
-              </w:rPr>
-              <w:t>Day 10</w:t>
-            </w:r>
-          </w:p>
-        </w:tc>
-        <w:tc>
-          <w:tcPr>
-            <w:tcW w:type="dxa" w:w="1620"/>
-            <w:shd w:fill="F7F9FC"/>
-            <w:vAlign w:val="center"/>
-            <w:tcMar>
-              <w:top w:w="80" w:type="dxa"/>
-              <w:bottom w:w="80" w:type="dxa"/>
-              <w:start w:w="120" w:type="dxa"/>
-              <w:end w:w="120" w:type="dxa"/>
-            </w:tcMar>
-          </w:tcPr>
-          <w:p>
-            <w:pPr>
-              <w:spacing w:before="0" w:after="0" w:line="252" w:lineRule="auto"/>
-            </w:pPr>
-            <w:r/>
-            <w:r>
-              <w:rPr>
-                <w:rFonts w:ascii="Calibri" w:hAnsi="Calibri"/>
-                <w:b w:val="0"/>
-                <w:color w:val="1F1F1F"/>
-                <w:sz w:val="16"/>
-              </w:rPr>
-              <w:t>TS files, expr app</w:t>
-            </w:r>
-          </w:p>
-        </w:tc>
-        <w:tc>
-          <w:tcPr>
-            <w:tcW w:type="dxa" w:w="3240"/>
-            <w:shd w:fill="F7F9FC"/>
-            <w:vAlign w:val="center"/>
-            <w:tcMar>
-              <w:top w:w="80" w:type="dxa"/>
-              <w:bottom w:w="80" w:type="dxa"/>
-              <w:start w:w="120" w:type="dxa"/>
-              <w:end w:w="120" w:type="dxa"/>
-            </w:tcMar>
-          </w:tcPr>
-          <w:p>
-            <w:pPr>
-              <w:spacing w:before="0" w:after="0" w:line="252" w:lineRule="auto"/>
-            </w:pPr>
-            <w:r/>
-            <w:r>
-              <w:rPr>
-                <w:rFonts w:ascii="Calibri" w:hAnsi="Calibri"/>
-                <w:b w:val="0"/>
-                <w:color w:val="1F1F1F"/>
-                <w:sz w:val="16"/>
-              </w:rPr>
-              <w:t>utility types, keyof, mapped/deep partial types, narrowing, type predicates, Express routes</w:t>
-            </w:r>
-          </w:p>
-        </w:tc>
-        <w:tc>
-          <w:tcPr>
-            <w:tcW w:type="dxa" w:w="3240"/>
-            <w:shd w:fill="F7F9FC"/>
-            <w:vAlign w:val="center"/>
-            <w:tcMar>
-              <w:top w:w="80" w:type="dxa"/>
-              <w:bottom w:w="80" w:type="dxa"/>
-              <w:start w:w="120" w:type="dxa"/>
-              <w:end w:w="120" w:type="dxa"/>
-            </w:tcMar>
-          </w:tcPr>
-          <w:p>
-            <w:pPr>
-              <w:spacing w:before="0" w:after="0" w:line="252" w:lineRule="auto"/>
-            </w:pPr>
-            <w:r/>
-            <w:r>
-              <w:rPr>
-                <w:rFonts w:ascii="Calibri" w:hAnsi="Calibri"/>
-                <w:b w:val="0"/>
-                <w:color w:val="1F1F1F"/>
-                <w:sz w:val="16"/>
-              </w:rPr>
-              <w:t>Practiced safer TypeScript modeling and built a small Express JSON API.</w:t>
-            </w:r>
-          </w:p>
-        </w:tc>
-      </w:tr>
-      <w:tr>
-        <w:trPr/>
-        <w:tc>
-          <w:tcPr>
-            <w:tcW w:type="dxa" w:w="1260"/>
-            <w:vAlign w:val="center"/>
-            <w:tcMar>
-              <w:top w:w="80" w:type="dxa"/>
-              <w:bottom w:w="80" w:type="dxa"/>
-              <w:start w:w="120" w:type="dxa"/>
-              <w:end w:w="120" w:type="dxa"/>
-            </w:tcMar>
-          </w:tcPr>
-          <w:p>
-            <w:pPr>
-              <w:spacing w:before="0" w:after="0" w:line="252" w:lineRule="auto"/>
-            </w:pPr>
-            <w:r/>
-            <w:r>
-              <w:rPr>
-                <w:rFonts w:ascii="Calibri" w:hAnsi="Calibri"/>
-                <w:b/>
-                <w:color w:val="1F1F1F"/>
-                <w:sz w:val="16"/>
-              </w:rPr>
-              <w:t>Day 11</w:t>
-            </w:r>
-          </w:p>
-        </w:tc>
-        <w:tc>
-          <w:tcPr>
-            <w:tcW w:type="dxa" w:w="1620"/>
-            <w:vAlign w:val="center"/>
-            <w:tcMar>
-              <w:top w:w="80" w:type="dxa"/>
-              <w:bottom w:w="80" w:type="dxa"/>
-              <w:start w:w="120" w:type="dxa"/>
-              <w:end w:w="120" w:type="dxa"/>
-            </w:tcMar>
-          </w:tcPr>
-          <w:p>
-            <w:pPr>
-              <w:spacing w:before="0" w:after="0" w:line="252" w:lineRule="auto"/>
-            </w:pPr>
-            <w:r/>
-            <w:r>
-              <w:rPr>
-                <w:rFonts w:ascii="Calibri" w:hAnsi="Calibri"/>
-                <w:b w:val="0"/>
-                <w:color w:val="1F1F1F"/>
-                <w:sz w:val="16"/>
-              </w:rPr>
-              <w:t>10 TS questions</w:t>
-            </w:r>
-          </w:p>
-        </w:tc>
-        <w:tc>
-          <w:tcPr>
-            <w:tcW w:type="dxa" w:w="3240"/>
-            <w:vAlign w:val="center"/>
-            <w:tcMar>
-              <w:top w:w="80" w:type="dxa"/>
-              <w:bottom w:w="80" w:type="dxa"/>
-              <w:start w:w="120" w:type="dxa"/>
-              <w:end w:w="120" w:type="dxa"/>
-            </w:tcMar>
-          </w:tcPr>
-          <w:p>
-            <w:pPr>
-              <w:spacing w:before="0" w:after="0" w:line="252" w:lineRule="auto"/>
-            </w:pPr>
-            <w:r/>
-            <w:r>
-              <w:rPr>
-                <w:rFonts w:ascii="Calibri" w:hAnsi="Calibri"/>
-                <w:b w:val="0"/>
-                <w:color w:val="1F1F1F"/>
-                <w:sz w:val="16"/>
-              </w:rPr>
-              <w:t>generic wrappers, Record, never, recursive types, template literals, infer, Extract/Exclude, async HOFs, key remapping</w:t>
-            </w:r>
-          </w:p>
-        </w:tc>
-        <w:tc>
-          <w:tcPr>
-            <w:tcW w:type="dxa" w:w="3240"/>
-            <w:vAlign w:val="center"/>
-            <w:tcMar>
-              <w:top w:w="80" w:type="dxa"/>
-              <w:bottom w:w="80" w:type="dxa"/>
-              <w:start w:w="120" w:type="dxa"/>
-              <w:end w:w="120" w:type="dxa"/>
-            </w:tcMar>
-          </w:tcPr>
-          <w:p>
-            <w:pPr>
-              <w:spacing w:before="0" w:after="0" w:line="252" w:lineRule="auto"/>
-            </w:pPr>
-            <w:r/>
-            <w:r>
-              <w:rPr>
-                <w:rFonts w:ascii="Calibri" w:hAnsi="Calibri"/>
-                <w:b w:val="0"/>
-                <w:color w:val="1F1F1F"/>
-                <w:sz w:val="16"/>
-              </w:rPr>
-              <w:t>Solved advanced TypeScript type-system exercises.</w:t>
-            </w:r>
-          </w:p>
-        </w:tc>
-      </w:tr>
-      <w:tr>
-        <w:trPr/>
-        <w:tc>
-          <w:tcPr>
-            <w:tcW w:type="dxa" w:w="1260"/>
-            <w:shd w:fill="F7F9FC"/>
-            <w:vAlign w:val="center"/>
-            <w:tcMar>
-              <w:top w:w="80" w:type="dxa"/>
-              <w:bottom w:w="80" w:type="dxa"/>
-              <w:start w:w="120" w:type="dxa"/>
-              <w:end w:w="120" w:type="dxa"/>
-            </w:tcMar>
-          </w:tcPr>
-          <w:p>
-            <w:pPr>
-              <w:spacing w:before="0" w:after="0" w:line="252" w:lineRule="auto"/>
-            </w:pPr>
-            <w:r/>
-            <w:r>
-              <w:rPr>
-                <w:rFonts w:ascii="Calibri" w:hAnsi="Calibri"/>
-                <w:b/>
-                <w:color w:val="1F1F1F"/>
-                <w:sz w:val="16"/>
-              </w:rPr>
-              <w:t>Day 12 + tests</w:t>
-            </w:r>
-          </w:p>
-        </w:tc>
-        <w:tc>
-          <w:tcPr>
-            <w:tcW w:type="dxa" w:w="1620"/>
-            <w:shd w:fill="F7F9FC"/>
-            <w:vAlign w:val="center"/>
-            <w:tcMar>
-              <w:top w:w="80" w:type="dxa"/>
-              <w:bottom w:w="80" w:type="dxa"/>
-              <w:start w:w="120" w:type="dxa"/>
-              <w:end w:w="120" w:type="dxa"/>
-            </w:tcMar>
-          </w:tcPr>
-          <w:p>
-            <w:pPr>
-              <w:spacing w:before="0" w:after="0" w:line="252" w:lineRule="auto"/>
-            </w:pPr>
-            <w:r/>
-            <w:r>
-              <w:rPr>
-                <w:rFonts w:ascii="Calibri" w:hAnsi="Calibri"/>
-                <w:b w:val="0"/>
-                <w:color w:val="1F1F1F"/>
-                <w:sz w:val="16"/>
-              </w:rPr>
-              <w:t>test.js, tests, config</w:t>
-            </w:r>
-          </w:p>
-        </w:tc>
-        <w:tc>
-          <w:tcPr>
-            <w:tcW w:type="dxa" w:w="3240"/>
-            <w:shd w:fill="F7F9FC"/>
-            <w:vAlign w:val="center"/>
-            <w:tcMar>
-              <w:top w:w="80" w:type="dxa"/>
-              <w:bottom w:w="80" w:type="dxa"/>
-              <w:start w:w="120" w:type="dxa"/>
-              <w:end w:w="120" w:type="dxa"/>
-            </w:tcMar>
-          </w:tcPr>
-          <w:p>
-            <w:pPr>
-              <w:spacing w:before="0" w:after="0" w:line="252" w:lineRule="auto"/>
-            </w:pPr>
-            <w:r/>
-            <w:r>
-              <w:rPr>
-                <w:rFonts w:ascii="Calibri" w:hAnsi="Calibri"/>
-                <w:b w:val="0"/>
-                <w:color w:val="1F1F1F"/>
-                <w:sz w:val="16"/>
-              </w:rPr>
-              <w:t>Playwright browser automation, Playwright Test, locators, assertions, multi-browser config, traces, reports</w:t>
-            </w:r>
-          </w:p>
-        </w:tc>
-        <w:tc>
-          <w:tcPr>
-            <w:tcW w:type="dxa" w:w="3240"/>
-            <w:shd w:fill="F7F9FC"/>
-            <w:vAlign w:val="center"/>
-            <w:tcMar>
-              <w:top w:w="80" w:type="dxa"/>
-              <w:bottom w:w="80" w:type="dxa"/>
-              <w:start w:w="120" w:type="dxa"/>
-              <w:end w:w="120" w:type="dxa"/>
-            </w:tcMar>
-          </w:tcPr>
-          <w:p>
-            <w:pPr>
-              <w:spacing w:before="0" w:after="0" w:line="252" w:lineRule="auto"/>
-            </w:pPr>
-            <w:r/>
-            <w:r>
-              <w:rPr>
-                <w:rFonts w:ascii="Calibri" w:hAnsi="Calibri"/>
-                <w:b w:val="0"/>
-                <w:color w:val="1F1F1F"/>
-                <w:sz w:val="16"/>
-              </w:rPr>
-              <w:t>Started browser automation and test-runner setup for UI testing.</w:t>
-            </w:r>
-          </w:p>
-        </w:tc>
-      </w:tr>
-    </w:tbl>
     <w:p>
       <w:pPr>
         <w:pStyle w:val="Heading1"/>
-        <w:spacing w:before="360" w:after="160" w:line="240" w:lineRule="auto"/>
+        <w:jc w:val="left"/>
       </w:pPr>
       <w:r>
-        <w:rPr>
-          <w:rFonts w:ascii="Calibri" w:hAnsi="Calibri"/>
-          <w:b/>
-          <w:color w:val="2E74B5"/>
-          <w:sz w:val="32"/>
-        </w:rPr>
-        <w:t>Previously Covered Foundation: Day 1 to Day 7</w:t>
+        <w:t>Previously Covered: Day 1 to Day 12</w:t>
       </w:r>
     </w:p>
     <w:p>
@@ -960,87 +820,121 @@
         <w:spacing w:before="0" w:after="120" w:line="300" w:lineRule="auto"/>
       </w:pPr>
       <w:r>
-        <w:rPr>
-          <w:rFonts w:ascii="Calibri" w:hAnsi="Calibri"/>
-          <w:color w:val="1F1F1F"/>
-          <w:sz w:val="22"/>
-        </w:rPr>
-        <w:t>The existing synopsis already covered the first seven stages: JavaScript basics, DOM input, Day 2 browser/login practice, array methods, Promises and timers, API calls, OOP, data cleaning exercises, callbacks, constructor/prototype practice, hoisting, prototype chain behavior, inherited properties, and array ordering.</w:t>
+        <w:t>The existing synopsis already covered the first twelve stages of training: JavaScript fundamentals, DOM input, Day 2 browser and login practice, array methods, Promises and timers, API calls, OOP, data-cleaning exercises, callbacks, constructor/prototype practice, hoisting, prototype chain behavior, TypeScript modeling, Express basics, and early Playwright browser automation.</w:t>
       </w:r>
     </w:p>
     <w:p>
       <w:pPr>
-        <w:pStyle w:val="ListBullet"/>
-        <w:spacing w:before="0" w:after="80" w:line="300" w:lineRule="auto"/>
-        <w:ind/>
-        <w:jc w:val="left"/>
-        <w:numPr>
-          <w:ilvl w:val="0"/>
-          <w:numId w:val="10"/>
-        </w:numPr>
+        <w:spacing w:before="0" w:after="100" w:line="300" w:lineRule="auto"/>
       </w:pPr>
       <w:r>
         <w:rPr>
-          <w:rFonts w:ascii="Calibri" w:hAnsi="Calibri"/>
-          <w:color w:val="1F1F1F"/>
-          <w:sz w:val="21"/>
+          <w:b/>
+          <w:color w:val="0B2545"/>
         </w:rPr>
-        <w:t>Day 1 to Day 3 established variables, strings, operators, conditionals, DOM input, arrays, map/filter/forEach/reduce, object arrays, average calculation, and flattening.</w:t>
+        <w:t xml:space="preserve">Day 1 to Day 3: </w:t>
+      </w:r>
+      <w:r>
+        <w:t>Established variables, strings, operators, conditionals, DOM input, arrays, map/filter/forEach/reduce, object arrays, average calculation, and flattening.</w:t>
       </w:r>
     </w:p>
     <w:p>
       <w:pPr>
-        <w:pStyle w:val="ListBullet"/>
-        <w:spacing w:before="0" w:after="80" w:line="300" w:lineRule="auto"/>
-        <w:ind/>
-        <w:jc w:val="left"/>
-        <w:numPr>
-          <w:ilvl w:val="0"/>
-          <w:numId w:val="10"/>
-        </w:numPr>
+        <w:spacing w:before="0" w:after="100" w:line="300" w:lineRule="auto"/>
       </w:pPr>
       <w:r>
         <w:rPr>
-          <w:rFonts w:ascii="Calibri" w:hAnsi="Calibri"/>
-          <w:color w:val="1F1F1F"/>
-          <w:sz w:val="21"/>
+          <w:b/>
+          <w:color w:val="0B2545"/>
         </w:rPr>
-        <w:t>Day 4 and Day 5 added Promises, fetch, JSON parsing, async/await, JSON.stringify(), JSON.parse(), clearTimeout(), clearInterval(), and OOP pillars.</w:t>
+        <w:t xml:space="preserve">Day 4 and Day 5: </w:t>
+      </w:r>
+      <w:r>
+        <w:t>Added Promises, fetch, JSON parsing, async/await, JSON.stringify(), JSON.parse(), clearTimeout(), clearInterval(), and OOP pillars such as abstraction, encapsulation, inheritance, and polymorphism.</w:t>
       </w:r>
     </w:p>
     <w:p>
       <w:pPr>
-        <w:pStyle w:val="ListBullet"/>
-        <w:spacing w:before="0" w:after="80" w:line="300" w:lineRule="auto"/>
-        <w:ind/>
-        <w:jc w:val="left"/>
-        <w:numPr>
-          <w:ilvl w:val="0"/>
-          <w:numId w:val="10"/>
-        </w:numPr>
+        <w:spacing w:before="0" w:after="100" w:line="300" w:lineRule="auto"/>
       </w:pPr>
       <w:r>
         <w:rPr>
-          <w:rFonts w:ascii="Calibri" w:hAnsi="Calibri"/>
-          <w:color w:val="1F1F1F"/>
-          <w:sz w:val="21"/>
+          <w:b/>
+          <w:color w:val="0B2545"/>
         </w:rPr>
-        <w:t>Day 6 and Day 7 added practical data-cleaning questions, callback-based rules, delayed Promise results, constructor prototypes, Object.create(), hasOwnProperty(), hoisting notes, reverse(), sort(), and for...of iteration.</w:t>
+        <w:t xml:space="preserve">Day 6 and Day 7: </w:t>
+      </w:r>
+      <w:r>
+        <w:t>Added practical data-cleaning questions, callback-based rules, delayed Promise results, constructor prototypes, Object.create(), hasOwnProperty(), hoisting notes, reverse(), sort(), and for...of iteration.</w:t>
+      </w:r>
+    </w:p>
+    <w:p>
+      <w:pPr>
+        <w:spacing w:before="0" w:after="100" w:line="300" w:lineRule="auto"/>
+      </w:pPr>
+      <w:r>
+        <w:rPr>
+          <w:b/>
+          <w:color w:val="0B2545"/>
+        </w:rPr>
+        <w:t xml:space="preserve">Day 9: </w:t>
+      </w:r>
+      <w:r>
+        <w:t>Connected browser API display work with TypeScript basics, including axios.get(), DOM rendering, default parameters, spread/rest syntax, destructuring, typed variables, interfaces, enums, tuples, typed arrays, generics, and generic constraints.</w:t>
+      </w:r>
+    </w:p>
+    <w:p>
+      <w:pPr>
+        <w:spacing w:before="0" w:after="100" w:line="300" w:lineRule="auto"/>
+      </w:pPr>
+      <w:r>
+        <w:rPr>
+          <w:b/>
+          <w:color w:val="0B2545"/>
+        </w:rPr>
+        <w:t xml:space="preserve">Day 10: </w:t>
+      </w:r>
+      <w:r>
+        <w:t>Practiced TypeScript utility types and server basics: enums, intersection types, keyof typeof, safe generic property access, Omit, Partial, recursive DeepPartial, Readonly, ReadonlyArray, type narrowing, and a small Express app.</w:t>
+      </w:r>
+    </w:p>
+    <w:p>
+      <w:pPr>
+        <w:spacing w:before="0" w:after="100" w:line="300" w:lineRule="auto"/>
+      </w:pPr>
+      <w:r>
+        <w:rPr>
+          <w:b/>
+          <w:color w:val="0B2545"/>
+        </w:rPr>
+        <w:t xml:space="preserve">Day 11: </w:t>
+      </w:r>
+      <w:r>
+        <w:t>Solved advanced TypeScript questions covering generic API wrappers, Record maps, never exhaustiveness, recursive navigation types, template literal CSS values, conditional infer, Extract/Exclude, async higher-order wrappers, index signatures, and mapped key remapping.</w:t>
+      </w:r>
+    </w:p>
+    <w:p>
+      <w:pPr>
+        <w:spacing w:before="0" w:after="100" w:line="300" w:lineRule="auto"/>
+      </w:pPr>
+      <w:r>
+        <w:rPr>
+          <w:b/>
+          <w:color w:val="0B2545"/>
+        </w:rPr>
+        <w:t xml:space="preserve">Day 12: </w:t>
+      </w:r>
+      <w:r>
+        <w:t>Installed Playwright tooling, configured test projects for Chromium, Firefox, and WebKit, practiced direct browser launch scripting, ran example tests, and added a TechX navigation/contact-page test.</w:t>
       </w:r>
     </w:p>
     <w:p>
       <w:pPr>
         <w:pStyle w:val="Heading1"/>
-        <w:spacing w:before="360" w:after="160" w:line="240" w:lineRule="auto"/>
+        <w:jc w:val="left"/>
       </w:pPr>
       <w:r>
-        <w:rPr>
-          <w:rFonts w:ascii="Calibri" w:hAnsi="Calibri"/>
-          <w:b/>
-          <w:color w:val="2E74B5"/>
-          <w:sz w:val="32"/>
-        </w:rPr>
-        <w:t>Learning JavaScript Refresh</w:t>
+        <w:t>Learning JavaScript Day 2 Updates</w:t>
       </w:r>
     </w:p>
     <w:p>
@@ -1048,147 +942,106 @@
         <w:spacing w:before="0" w:after="120" w:line="300" w:lineRule="auto"/>
       </w:pPr>
       <w:r>
-        <w:rPr>
-          <w:rFonts w:ascii="Calibri" w:hAnsi="Calibri"/>
-          <w:color w:val="1F1F1F"/>
-          <w:sz w:val="22"/>
-        </w:rPr>
-        <w:t>A new Learning Java Script folder was added after the last synopsis update. It contains small beginner practice files plus class-note PDFs, reinforcing the earliest concepts before the later TypeScript and Playwright work.</w:t>
+        <w:t>The Learning Java Script/Day2 folder now contains refreshed beginner JavaScript practice. The files reinforce console output, browser interaction, operators, conditionals, and simple decision-making logic.</w:t>
       </w:r>
     </w:p>
     <w:p>
       <w:pPr>
-        <w:pStyle w:val="ListBullet"/>
-        <w:spacing w:before="0" w:after="80" w:line="300" w:lineRule="auto"/>
-        <w:ind/>
-        <w:jc w:val="left"/>
-        <w:numPr>
-          <w:ilvl w:val="0"/>
-          <w:numId w:val="10"/>
-        </w:numPr>
+        <w:spacing w:before="0" w:after="100" w:line="300" w:lineRule="auto"/>
       </w:pPr>
       <w:r>
         <w:rPr>
-          <w:rFonts w:ascii="Calibri" w:hAnsi="Calibri"/>
-          <w:color w:val="1F1F1F"/>
-          <w:sz w:val="21"/>
+          <w:b/>
+          <w:color w:val="0B2545"/>
         </w:rPr>
-        <w:t>Practiced primitive values such as string, number, null, undefined, boolean, floating-point numbers, and BigInt.</w:t>
+        <w:t xml:space="preserve">Console and arithmetic practice: </w:t>
+      </w:r>
+      <w:r>
+        <w:t>script.js logs Hello World, creates numeric variables, and practices addition, subtraction, multiplication, division, modulo, exponentiation, post-increment, and post-decrement.</w:t>
       </w:r>
     </w:p>
     <w:p>
       <w:pPr>
-        <w:pStyle w:val="ListBullet"/>
-        <w:spacing w:before="0" w:after="80" w:line="300" w:lineRule="auto"/>
-        <w:ind/>
-        <w:jc w:val="left"/>
-        <w:numPr>
-          <w:ilvl w:val="0"/>
-          <w:numId w:val="10"/>
-        </w:numPr>
+        <w:spacing w:before="0" w:after="100" w:line="300" w:lineRule="auto"/>
       </w:pPr>
       <w:r>
         <w:rPr>
-          <w:rFonts w:ascii="Calibri" w:hAnsi="Calibri"/>
-          <w:color w:val="1F1F1F"/>
-          <w:sz w:val="21"/>
+          <w:b/>
+          <w:color w:val="0B2545"/>
         </w:rPr>
-        <w:t>Linked JavaScript files from HTML using script tags and verified output with console.log().</w:t>
+        <w:t xml:space="preserve">Logical operators: </w:t>
+      </w:r>
+      <w:r>
+        <w:t>The same file compares values and combines conditions with &amp;&amp; and || to understand how compound boolean expressions evaluate.</w:t>
       </w:r>
     </w:p>
     <w:p>
       <w:pPr>
-        <w:pStyle w:val="ListBullet"/>
-        <w:spacing w:before="0" w:after="80" w:line="300" w:lineRule="auto"/>
-        <w:ind/>
-        <w:jc w:val="left"/>
-        <w:numPr>
-          <w:ilvl w:val="0"/>
-          <w:numId w:val="10"/>
-        </w:numPr>
+        <w:spacing w:before="0" w:after="100" w:line="300" w:lineRule="auto"/>
       </w:pPr>
       <w:r>
         <w:rPr>
-          <w:rFonts w:ascii="Calibri" w:hAnsi="Calibri"/>
-          <w:color w:val="1F1F1F"/>
-          <w:sz w:val="21"/>
+          <w:b/>
+          <w:color w:val="0B2545"/>
         </w:rPr>
-        <w:t>Updated variables over time to see reassignment behavior.</w:t>
+        <w:t xml:space="preserve">Conditional statements: </w:t>
+      </w:r>
+      <w:r>
+        <w:t>conditional_statements.js checks voting eligibility with if, selects a color with if/else-if/else based on mode, and prints the result.</w:t>
       </w:r>
     </w:p>
     <w:p>
       <w:pPr>
-        <w:pStyle w:val="ListBullet"/>
-        <w:spacing w:before="0" w:after="80" w:line="300" w:lineRule="auto"/>
-        <w:ind/>
-        <w:jc w:val="left"/>
-        <w:numPr>
-          <w:ilvl w:val="0"/>
-          <w:numId w:val="10"/>
-        </w:numPr>
+        <w:spacing w:before="0" w:after="100" w:line="300" w:lineRule="auto"/>
       </w:pPr>
       <w:r>
         <w:rPr>
-          <w:rFonts w:ascii="Calibri" w:hAnsi="Calibri"/>
-          <w:color w:val="1F1F1F"/>
-          <w:sz w:val="21"/>
+          <w:b/>
+          <w:color w:val="0B2545"/>
         </w:rPr>
-        <w:t>Created a student object with properties such as fullname, cgpa, caste, income, ispass, and age.</w:t>
+        <w:t xml:space="preserve">Ternary operator: </w:t>
+      </w:r>
+      <w:r>
+        <w:t>The cars example uses cars &gt; 2 ? ... : ... to choose between two messages in one expression.</w:t>
       </w:r>
     </w:p>
     <w:p>
       <w:pPr>
-        <w:pStyle w:val="ListBullet"/>
-        <w:spacing w:before="0" w:after="80" w:line="300" w:lineRule="auto"/>
-        <w:ind/>
-        <w:jc w:val="left"/>
-        <w:numPr>
-          <w:ilvl w:val="0"/>
-          <w:numId w:val="10"/>
-        </w:numPr>
+        <w:spacing w:before="0" w:after="100" w:line="300" w:lineRule="auto"/>
       </w:pPr>
       <w:r>
         <w:rPr>
-          <w:rFonts w:ascii="Calibri" w:hAnsi="Calibri"/>
-          <w:color w:val="1F1F1F"/>
-          <w:sz w:val="21"/>
+          <w:b/>
+          <w:color w:val="0B2545"/>
         </w:rPr>
-        <w:t>Accessed and updated object properties with bracket notation, including incrementing student age.</w:t>
+        <w:t xml:space="preserve">Browser input practice: </w:t>
+      </w:r>
+      <w:r>
+        <w:t>practice.js uses alert() and prompt(), stores user input, displays the entered name, asks for a number, and checks whether it is divisible by 5 using the modulo operator.</w:t>
       </w:r>
     </w:p>
     <w:p>
       <w:pPr>
-        <w:pStyle w:val="ListBullet"/>
-        <w:spacing w:before="0" w:after="80" w:line="300" w:lineRule="auto"/>
-        <w:ind/>
-        <w:jc w:val="left"/>
-        <w:numPr>
-          <w:ilvl w:val="0"/>
-          <w:numId w:val="10"/>
-        </w:numPr>
+        <w:spacing w:before="0" w:after="100" w:line="300" w:lineRule="auto"/>
       </w:pPr>
       <w:r>
         <w:rPr>
-          <w:rFonts w:ascii="Calibri" w:hAnsi="Calibri"/>
-          <w:color w:val="1F1F1F"/>
-          <w:sz w:val="21"/>
+          <w:b/>
+          <w:color w:val="0B2545"/>
         </w:rPr>
-        <w:t>Added class-note PDFs for JavaScript reference material, including JS1 through JS7 plus JS11 and JS12 notes.</w:t>
+        <w:t xml:space="preserve">HTML linkage: </w:t>
+      </w:r>
+      <w:r>
+        <w:t>index.html now links the practice file so the browser dialog and number-checking exercise can run from the page.</w:t>
       </w:r>
     </w:p>
     <w:p>
       <w:pPr>
         <w:pStyle w:val="Heading1"/>
-        <w:spacing w:before="360" w:after="160" w:line="240" w:lineRule="auto"/>
+        <w:jc w:val="left"/>
       </w:pPr>
       <w:r>
-        <w:rPr>
-          <w:rFonts w:ascii="Calibri" w:hAnsi="Calibri"/>
-          <w:b/>
-          <w:color w:val="2E74B5"/>
-          <w:sz w:val="32"/>
-        </w:rPr>
-        <w:t>Day 9: Modern JavaScript, Axios, and TypeScript Basics</w:t>
+        <w:t>Day 13 &amp; 14: Express Login Web App</w:t>
       </w:r>
     </w:p>
     <w:p>
@@ -1196,284 +1049,91 @@
         <w:spacing w:before="0" w:after="120" w:line="300" w:lineRule="auto"/>
       </w:pPr>
       <w:r>
-        <w:rPr>
-          <w:rFonts w:ascii="Calibri" w:hAnsi="Calibri"/>
-          <w:color w:val="1F1F1F"/>
-          <w:sz w:val="22"/>
-        </w:rPr>
-        <w:t>Day 9 connects browser API display work with core TypeScript syntax. The JavaScript files practice default parameters, spread/rest operators, and destructuring, while the TypeScript file introduces typed variables, interfaces, enums, tuples, arrays, and generics.</w:t>
+        <w:t>The Day 13 &amp; 14 webapp folder builds a small Express-based login application that can be tested manually in the browser and automatically with Playwright.</w:t>
       </w:r>
     </w:p>
     <w:p>
       <w:pPr>
-        <w:pStyle w:val="ListBullet"/>
-        <w:spacing w:before="0" w:after="80" w:line="300" w:lineRule="auto"/>
-        <w:ind/>
-        <w:jc w:val="left"/>
-        <w:numPr>
-          <w:ilvl w:val="0"/>
-          <w:numId w:val="10"/>
-        </w:numPr>
+        <w:spacing w:before="0" w:after="100" w:line="300" w:lineRule="auto"/>
       </w:pPr>
       <w:r>
         <w:rPr>
-          <w:rFonts w:ascii="Calibri" w:hAnsi="Calibri"/>
-          <w:color w:val="1F1F1F"/>
-          <w:sz w:val="21"/>
+          <w:b/>
+          <w:color w:val="0B2545"/>
         </w:rPr>
-        <w:t>Used axios.get() to call the Open Notify astronauts API and read response.data.</w:t>
+        <w:t xml:space="preserve">Server setup: </w:t>
+      </w:r>
+      <w:r>
+        <w:t>webapp/index.js imports express and path, loads dotenv, reads PORT from environment variables, enables express.json(), enables express.urlencoded(), and serves static files from the public folder.</w:t>
       </w:r>
     </w:p>
     <w:p>
       <w:pPr>
-        <w:pStyle w:val="ListBullet"/>
-        <w:spacing w:before="0" w:after="80" w:line="300" w:lineRule="auto"/>
-        <w:ind/>
-        <w:jc w:val="left"/>
-        <w:numPr>
-          <w:ilvl w:val="0"/>
-          <w:numId w:val="10"/>
-        </w:numPr>
+        <w:spacing w:before="0" w:after="100" w:line="300" w:lineRule="auto"/>
       </w:pPr>
       <w:r>
         <w:rPr>
-          <w:rFonts w:ascii="Calibri" w:hAnsi="Calibri"/>
-          <w:color w:val="1F1F1F"/>
-          <w:sz w:val="21"/>
+          <w:b/>
+          <w:color w:val="0B2545"/>
         </w:rPr>
-        <w:t>Mapped API people data into astronaut names and craft names, then rendered list items with innerHTML and join().</w:t>
+        <w:t xml:space="preserve">Routes: </w:t>
+      </w:r>
+      <w:r>
+        <w:t>The app defines GET / for the home page, GET /login for the login page, and POST /loginwithcreds for processing submitted credentials.</w:t>
       </w:r>
     </w:p>
     <w:p>
       <w:pPr>
-        <w:pStyle w:val="ListBullet"/>
-        <w:spacing w:before="0" w:after="80" w:line="300" w:lineRule="auto"/>
-        <w:ind/>
-        <w:jc w:val="left"/>
-        <w:numPr>
-          <w:ilvl w:val="0"/>
-          <w:numId w:val="10"/>
-        </w:numPr>
+        <w:spacing w:before="0" w:after="100" w:line="300" w:lineRule="auto"/>
       </w:pPr>
       <w:r>
         <w:rPr>
-          <w:rFonts w:ascii="Calibri" w:hAnsi="Calibri"/>
-          <w:color w:val="1F1F1F"/>
-          <w:sz w:val="21"/>
+          <w:b/>
+          <w:color w:val="0B2545"/>
         </w:rPr>
-        <w:t>Updated DOM text with textContent and triggered API loading through a button onclick handler.</w:t>
+        <w:t xml:space="preserve">Validation and login logic: </w:t>
+      </w:r>
+      <w:r>
+        <w:t>The POST route checks username and password length first, returns Login successful only when both username and password are admin123, and returns status 401 with Invalid credentials for wrong valid-length credentials.</w:t>
       </w:r>
     </w:p>
     <w:p>
       <w:pPr>
-        <w:pStyle w:val="ListBullet"/>
-        <w:spacing w:before="0" w:after="80" w:line="300" w:lineRule="auto"/>
-        <w:ind/>
-        <w:jc w:val="left"/>
-        <w:numPr>
-          <w:ilvl w:val="0"/>
-          <w:numId w:val="10"/>
-        </w:numPr>
+        <w:spacing w:before="0" w:after="100" w:line="300" w:lineRule="auto"/>
       </w:pPr>
       <w:r>
         <w:rPr>
-          <w:rFonts w:ascii="Calibri" w:hAnsi="Calibri"/>
-          <w:color w:val="1F1F1F"/>
-          <w:sz w:val="21"/>
+          <w:b/>
+          <w:color w:val="0B2545"/>
         </w:rPr>
-        <w:t>Practiced default parameters with welcome(name = "Guest").</w:t>
+        <w:t xml:space="preserve">Frontend form handling: </w:t>
+      </w:r>
+      <w:r>
+        <w:t>login.html contains username and password inputs, a submit button, and a message area. The script prevents page reload, reads values through FormData, sends a JSON fetch POST request, and updates the message text based on the server response.</w:t>
       </w:r>
     </w:p>
     <w:p>
       <w:pPr>
-        <w:pStyle w:val="ListBullet"/>
-        <w:spacing w:before="0" w:after="80" w:line="300" w:lineRule="auto"/>
-        <w:ind/>
-        <w:jc w:val="left"/>
-        <w:numPr>
-          <w:ilvl w:val="0"/>
-          <w:numId w:val="10"/>
-        </w:numPr>
+        <w:spacing w:before="0" w:after="100" w:line="300" w:lineRule="auto"/>
       </w:pPr>
       <w:r>
         <w:rPr>
-          <w:rFonts w:ascii="Calibri" w:hAnsi="Calibri"/>
-          <w:color w:val="1F1F1F"/>
-          <w:sz w:val="21"/>
+          <w:b/>
+          <w:color w:val="0B2545"/>
         </w:rPr>
-        <w:t>Used spread syntax for arrays and objects, rest parameters with reduce(), array destructuring, rest destructuring, and object destructuring.</w:t>
+        <w:t xml:space="preserve">Visual styling: </w:t>
+      </w:r>
+      <w:r>
+        <w:t>login.css styles the form, inputs, button, heading, and message area so the login page is centered and gives visible success/error feedback.</w:t>
       </w:r>
     </w:p>
     <w:p>
       <w:pPr>
-        <w:pStyle w:val="ListBullet"/>
-        <w:spacing w:before="0" w:after="80" w:line="300" w:lineRule="auto"/>
-        <w:ind/>
+        <w:pStyle w:val="Heading1"/>
         <w:jc w:val="left"/>
-        <w:numPr>
-          <w:ilvl w:val="0"/>
-          <w:numId w:val="10"/>
-        </w:numPr>
       </w:pPr>
       <w:r>
-        <w:rPr>
-          <w:rFonts w:ascii="Calibri" w:hAnsi="Calibri"/>
-          <w:color w:val="1F1F1F"/>
-          <w:sz w:val="21"/>
-        </w:rPr>
-        <w:t>Started TypeScript with string, number, and union types, typed function parameters and returns, interfaces, optional properties, interface merging, enums, tuples, and typed arrays.</w:t>
-      </w:r>
-    </w:p>
-    <w:p>
-      <w:pPr>
-        <w:pStyle w:val="ListBullet"/>
-        <w:spacing w:before="0" w:after="80" w:line="300" w:lineRule="auto"/>
-        <w:ind/>
-        <w:jc w:val="left"/>
-        <w:numPr>
-          <w:ilvl w:val="0"/>
-          <w:numId w:val="10"/>
-        </w:numPr>
-      </w:pPr>
-      <w:r>
-        <w:rPr>
-          <w:rFonts w:ascii="Calibri" w:hAnsi="Calibri"/>
-          <w:color w:val="1F1F1F"/>
-          <w:sz w:val="21"/>
-        </w:rPr>
-        <w:t>Practiced generic functions, generic interfaces, generic classes, private arrays, non-null assertions, and generic constraints with extends HasLength.</w:t>
-      </w:r>
-    </w:p>
-    <w:tbl>
-      <w:tblPr>
-        <w:tblW w:type="dxa" w:w="9360"/>
-        <w:jc w:val="center"/>
-        <w:tblLook w:firstColumn="1" w:firstRow="1" w:lastColumn="0" w:lastRow="0" w:noHBand="0" w:noVBand="1" w:val="04A0"/>
-        <w:tblInd w:w="120" w:type="dxa"/>
-        <w:tblLayout w:type="fixed"/>
-        <w:tblBorders>
-          <w:top w:val="single" w:sz="4" w:space="0" w:color="B8C7D9"/>
-          <w:left w:val="single" w:sz="4" w:space="0" w:color="B8C7D9"/>
-          <w:bottom w:val="single" w:sz="4" w:space="0" w:color="B8C7D9"/>
-          <w:right w:val="single" w:sz="4" w:space="0" w:color="B8C7D9"/>
-          <w:insideH w:val="single" w:sz="4" w:space="0" w:color="B8C7D9"/>
-          <w:insideV w:val="single" w:sz="4" w:space="0" w:color="B8C7D9"/>
-        </w:tblBorders>
-      </w:tblPr>
-      <w:tblGrid>
-        <w:gridCol w:w="9360"/>
-      </w:tblGrid>
-      <w:tr>
-        <w:trPr>
-          <w:tblHeader w:val="true"/>
-        </w:trPr>
-        <w:tc>
-          <w:tcPr>
-            <w:tcW w:type="dxa" w:w="9360"/>
-            <w:vAlign w:val="center"/>
-            <w:tcMar>
-              <w:top w:w="80" w:type="dxa"/>
-              <w:bottom w:w="80" w:type="dxa"/>
-              <w:start w:w="120" w:type="dxa"/>
-              <w:end w:w="120" w:type="dxa"/>
-            </w:tcMar>
-            <w:shd w:fill="F4F6F9"/>
-          </w:tcPr>
-          <w:p>
-            <w:pPr>
-              <w:spacing w:before="0" w:after="0" w:line="240" w:lineRule="auto"/>
-            </w:pPr>
-            <w:r/>
-            <w:r>
-              <w:rPr>
-                <w:rFonts w:ascii="Consolas" w:hAnsi="Consolas"/>
-                <w:color w:val="1F1F1F"/>
-                <w:sz w:val="17"/>
-              </w:rPr>
-              <w:t>async function getAstroData() {</w:t>
-            </w:r>
-          </w:p>
-          <w:p>
-            <w:pPr>
-              <w:spacing w:before="0" w:after="0" w:line="240" w:lineRule="auto"/>
-            </w:pPr>
-            <w:r>
-              <w:rPr>
-                <w:rFonts w:ascii="Consolas" w:hAnsi="Consolas"/>
-                <w:color w:val="1F1F1F"/>
-                <w:sz w:val="17"/>
-              </w:rPr>
-              <w:t xml:space="preserve">  const response = await axios.get("http://api.open-notify.org/astros.json");</w:t>
-            </w:r>
-          </w:p>
-          <w:p>
-            <w:pPr>
-              <w:spacing w:before="0" w:after="0" w:line="240" w:lineRule="auto"/>
-            </w:pPr>
-            <w:r>
-              <w:rPr>
-                <w:rFonts w:ascii="Consolas" w:hAnsi="Consolas"/>
-                <w:color w:val="1F1F1F"/>
-                <w:sz w:val="17"/>
-              </w:rPr>
-              <w:t xml:space="preserve">  astroList.innerHTML = peopleInSpace.map((name, index) =&gt; `&lt;li&gt;${name} (${craftNames[index]})&lt;/li&gt;`).join("");</w:t>
-            </w:r>
-          </w:p>
-          <w:p>
-            <w:pPr>
-              <w:spacing w:before="0" w:after="0" w:line="240" w:lineRule="auto"/>
-            </w:pPr>
-            <w:r>
-              <w:rPr>
-                <w:rFonts w:ascii="Consolas" w:hAnsi="Consolas"/>
-                <w:color w:val="1F1F1F"/>
-                <w:sz w:val="17"/>
-              </w:rPr>
-              <w:t>}</w:t>
-            </w:r>
-          </w:p>
-          <w:p>
-            <w:pPr>
-              <w:spacing w:before="0" w:after="0" w:line="240" w:lineRule="auto"/>
-            </w:pPr>
-            <w:r>
-              <w:rPr>
-                <w:rFonts w:ascii="Consolas" w:hAnsi="Consolas"/>
-                <w:color w:val="1F1F1F"/>
-                <w:sz w:val="17"/>
-              </w:rPr>
-              <w:t>function identity&lt;T&gt;(arg: T): T { return arg; }</w:t>
-            </w:r>
-          </w:p>
-          <w:p>
-            <w:pPr>
-              <w:spacing w:before="0" w:after="0" w:line="240" w:lineRule="auto"/>
-            </w:pPr>
-            <w:r>
-              <w:rPr>
-                <w:rFonts w:ascii="Consolas" w:hAnsi="Consolas"/>
-                <w:color w:val="1F1F1F"/>
-                <w:sz w:val="17"/>
-              </w:rPr>
-              <w:t>function logLength&lt;T extends HasLength&gt;(arg: T): void { console.log(arg.length); }</w:t>
-            </w:r>
-          </w:p>
-        </w:tc>
-      </w:tr>
-    </w:tbl>
-    <w:p>
-      <w:pPr>
-        <w:pStyle w:val="Heading1"/>
-        <w:spacing w:before="360" w:after="160" w:line="240" w:lineRule="auto"/>
-      </w:pPr>
-      <w:r>
-        <w:rPr>
-          <w:rFonts w:ascii="Calibri" w:hAnsi="Calibri"/>
-          <w:b/>
-          <w:color w:val="2E74B5"/>
-          <w:sz w:val="32"/>
-        </w:rPr>
-        <w:t>Day 10: TypeScript Utility Types and Express</w:t>
+        <w:t>Day 13 &amp; 14: Playwright Automation</w:t>
       </w:r>
     </w:p>
     <w:p>
@@ -1481,245 +1141,106 @@
         <w:spacing w:before="0" w:after="120" w:line="300" w:lineRule="auto"/>
       </w:pPr>
       <w:r>
-        <w:rPr>
-          <w:rFonts w:ascii="Calibri" w:hAnsi="Calibri"/>
-          <w:color w:val="1F1F1F"/>
-          <w:sz w:val="22"/>
-        </w:rPr>
-        <w:t>Day 10 moves deeper into TypeScript modeling and also introduces a small Express server. The TypeScript files practice safer object types, utility types, recursive partial updates, readonly collections, type narrowing, and generic property access.</w:t>
+        <w:t>The new Playwright work turns the login page into a repeatable browser-testing exercise. It covers test configuration, automatic server startup, multi-browser projects, and multiple test data cases.</w:t>
       </w:r>
     </w:p>
     <w:p>
       <w:pPr>
-        <w:pStyle w:val="ListBullet"/>
-        <w:spacing w:before="0" w:after="80" w:line="300" w:lineRule="auto"/>
-        <w:ind/>
-        <w:jc w:val="left"/>
-        <w:numPr>
-          <w:ilvl w:val="0"/>
-          <w:numId w:val="10"/>
-        </w:numPr>
+        <w:spacing w:before="0" w:after="100" w:line="300" w:lineRule="auto"/>
       </w:pPr>
       <w:r>
         <w:rPr>
-          <w:rFonts w:ascii="Calibri" w:hAnsi="Calibri"/>
-          <w:color w:val="1F1F1F"/>
-          <w:sz w:val="21"/>
+          <w:b/>
+          <w:color w:val="0B2545"/>
         </w:rPr>
-        <w:t>Defined Role and Priviledge enums, employee/admin types, intersection types, and arrays containing union members.</w:t>
+        <w:t xml:space="preserve">Playwright config: </w:t>
+      </w:r>
+      <w:r>
+        <w:t>playwright.config.js sets testDir to ./tests, enables fullyParallel, uses the HTML reporter, records traces on first retry, captures screenshots only on failure, and defines Chromium, Firefox, and WebKit projects.</w:t>
       </w:r>
     </w:p>
     <w:p>
       <w:pPr>
-        <w:pStyle w:val="ListBullet"/>
-        <w:spacing w:before="0" w:after="80" w:line="300" w:lineRule="auto"/>
-        <w:ind/>
-        <w:jc w:val="left"/>
-        <w:numPr>
-          <w:ilvl w:val="0"/>
-          <w:numId w:val="10"/>
-        </w:numPr>
+        <w:spacing w:before="0" w:after="100" w:line="300" w:lineRule="auto"/>
       </w:pPr>
       <w:r>
         <w:rPr>
-          <w:rFonts w:ascii="Calibri" w:hAnsi="Calibri"/>
-          <w:color w:val="1F1F1F"/>
-          <w:sz w:val="21"/>
+          <w:b/>
+          <w:color w:val="0B2545"/>
         </w:rPr>
-        <w:t>Used keyof typeof and generic getProperty&lt;T, K extends keyof T&gt;() to read properties safely.</w:t>
+        <w:t xml:space="preserve">Automatic web server: </w:t>
+      </w:r>
+      <w:r>
+        <w:t>The config starts the Express app from the webapp folder with node index.js, waits for http://localhost:3000, and reuses an existing server outside CI.</w:t>
       </w:r>
     </w:p>
     <w:p>
       <w:pPr>
-        <w:pStyle w:val="ListBullet"/>
-        <w:spacing w:before="0" w:after="80" w:line="300" w:lineRule="auto"/>
-        <w:ind/>
-        <w:jc w:val="left"/>
-        <w:numPr>
-          <w:ilvl w:val="0"/>
-          <w:numId w:val="10"/>
-        </w:numPr>
+        <w:spacing w:before="0" w:after="100" w:line="300" w:lineRule="auto"/>
       </w:pPr>
       <w:r>
         <w:rPr>
-          <w:rFonts w:ascii="Calibri" w:hAnsi="Calibri"/>
-          <w:color w:val="1F1F1F"/>
-          <w:sz w:val="21"/>
+          <w:b/>
+          <w:color w:val="0B2545"/>
         </w:rPr>
-        <w:t>Practiced Omit&lt;User, ...&gt; to create a safe user preview without email or password.</w:t>
+        <w:t xml:space="preserve">Data-driven tests: </w:t>
+      </w:r>
+      <w:r>
+        <w:t>tests/example.spec.js stores several username/password/expected-message cases in loginData and uses forEach to create a Playwright test for each case.</w:t>
       </w:r>
     </w:p>
     <w:p>
       <w:pPr>
-        <w:pStyle w:val="ListBullet"/>
-        <w:spacing w:before="0" w:after="80" w:line="300" w:lineRule="auto"/>
-        <w:ind/>
-        <w:jc w:val="left"/>
-        <w:numPr>
-          <w:ilvl w:val="0"/>
-          <w:numId w:val="10"/>
-        </w:numPr>
+        <w:spacing w:before="0" w:after="100" w:line="300" w:lineRule="auto"/>
       </w:pPr>
       <w:r>
         <w:rPr>
-          <w:rFonts w:ascii="Calibri" w:hAnsi="Calibri"/>
-          <w:color w:val="1F1F1F"/>
-          <w:sz w:val="21"/>
+          <w:b/>
+          <w:color w:val="0B2545"/>
         </w:rPr>
-        <w:t>Used Partial&lt;Omit&lt;User, "id"&gt;&gt; for controlled user updates and created a recursive DeepPartial&lt;T&gt; mapped type.</w:t>
+        <w:t xml:space="preserve">Locator practice: </w:t>
+      </w:r>
+      <w:r>
+        <w:t>Each test visits /login, locates #username, #password, #loginBtn, and #msg, fills input values, clicks the button, and asserts the displayed message with expect(msg).toHaveText(...).</w:t>
       </w:r>
     </w:p>
     <w:p>
       <w:pPr>
-        <w:pStyle w:val="ListBullet"/>
-        <w:spacing w:before="0" w:after="80" w:line="300" w:lineRule="auto"/>
-        <w:ind/>
-        <w:jc w:val="left"/>
-        <w:numPr>
-          <w:ilvl w:val="0"/>
-          <w:numId w:val="10"/>
-        </w:numPr>
+        <w:spacing w:before="0" w:after="100" w:line="300" w:lineRule="auto"/>
       </w:pPr>
       <w:r>
         <w:rPr>
-          <w:rFonts w:ascii="Calibri" w:hAnsi="Calibri"/>
-          <w:color w:val="1F1F1F"/>
-          <w:sz w:val="21"/>
+          <w:b/>
+          <w:color w:val="0B2545"/>
         </w:rPr>
-        <w:t>Practiced Readonly&lt;T&gt; and ReadonlyArray&lt;number&gt; to prevent mutation.</w:t>
+        <w:t xml:space="preserve">Reusable helper: </w:t>
+      </w:r>
+      <w:r>
+        <w:t>tests/utils.js extracts the repeated login steps into an async testLoginForm(page, user, pass) helper that returns the message text.</w:t>
       </w:r>
     </w:p>
     <w:p>
       <w:pPr>
-        <w:pStyle w:val="ListBullet"/>
-        <w:spacing w:before="0" w:after="80" w:line="300" w:lineRule="auto"/>
-        <w:ind/>
-        <w:jc w:val="left"/>
-        <w:numPr>
-          <w:ilvl w:val="0"/>
-          <w:numId w:val="10"/>
-        </w:numPr>
+        <w:spacing w:before="0" w:after="100" w:line="300" w:lineRule="auto"/>
       </w:pPr>
       <w:r>
         <w:rPr>
-          <w:rFonts w:ascii="Calibri" w:hAnsi="Calibri"/>
-          <w:color w:val="1F1F1F"/>
-          <w:sz w:val="21"/>
+          <w:b/>
+          <w:color w:val="0B2545"/>
         </w:rPr>
-        <w:t>Used typeof checks, the in operator, and a custom type predicate bird is Bird for type narrowing.</w:t>
+        <w:t xml:space="preserve">CI workflow: </w:t>
+      </w:r>
+      <w:r>
+        <w:t>The GitHub Actions workflow installs dependencies with npm ci, installs Playwright browsers, runs npx playwright test, and uploads the Playwright HTML report as an artifact.</w:t>
       </w:r>
     </w:p>
     <w:p>
       <w:pPr>
-        <w:pStyle w:val="ListBullet"/>
-        <w:spacing w:before="0" w:after="80" w:line="300" w:lineRule="auto"/>
-        <w:ind/>
+        <w:pStyle w:val="Heading1"/>
         <w:jc w:val="left"/>
-        <w:numPr>
-          <w:ilvl w:val="0"/>
-          <w:numId w:val="10"/>
-        </w:numPr>
       </w:pPr>
       <w:r>
-        <w:rPr>
-          <w:rFonts w:ascii="Calibri" w:hAnsi="Calibri"/>
-          <w:color w:val="1F1F1F"/>
-          <w:sz w:val="21"/>
-        </w:rPr>
-        <w:t>Created an Express app with app.get("/"), app.get("/:name"), req.params, res.json(), and app.listen().</w:t>
-      </w:r>
-    </w:p>
-    <w:tbl>
-      <w:tblPr>
-        <w:tblW w:type="dxa" w:w="9360"/>
-        <w:jc w:val="center"/>
-        <w:tblLook w:firstColumn="1" w:firstRow="1" w:lastColumn="0" w:lastRow="0" w:noHBand="0" w:noVBand="1" w:val="04A0"/>
-        <w:tblInd w:w="120" w:type="dxa"/>
-        <w:tblLayout w:type="fixed"/>
-        <w:tblBorders>
-          <w:top w:val="single" w:sz="4" w:space="0" w:color="B8C7D9"/>
-          <w:left w:val="single" w:sz="4" w:space="0" w:color="B8C7D9"/>
-          <w:bottom w:val="single" w:sz="4" w:space="0" w:color="B8C7D9"/>
-          <w:right w:val="single" w:sz="4" w:space="0" w:color="B8C7D9"/>
-          <w:insideH w:val="single" w:sz="4" w:space="0" w:color="B8C7D9"/>
-          <w:insideV w:val="single" w:sz="4" w:space="0" w:color="B8C7D9"/>
-        </w:tblBorders>
-      </w:tblPr>
-      <w:tblGrid>
-        <w:gridCol w:w="9360"/>
-      </w:tblGrid>
-      <w:tr>
-        <w:trPr>
-          <w:tblHeader w:val="true"/>
-        </w:trPr>
-        <w:tc>
-          <w:tcPr>
-            <w:tcW w:type="dxa" w:w="9360"/>
-            <w:vAlign w:val="center"/>
-            <w:tcMar>
-              <w:top w:w="80" w:type="dxa"/>
-              <w:bottom w:w="80" w:type="dxa"/>
-              <w:start w:w="120" w:type="dxa"/>
-              <w:end w:w="120" w:type="dxa"/>
-            </w:tcMar>
-            <w:shd w:fill="F4F6F9"/>
-          </w:tcPr>
-          <w:p>
-            <w:pPr>
-              <w:spacing w:before="0" w:after="0" w:line="240" w:lineRule="auto"/>
-            </w:pPr>
-            <w:r/>
-            <w:r>
-              <w:rPr>
-                <w:rFonts w:ascii="Consolas" w:hAnsi="Consolas"/>
-                <w:color w:val="1F1F1F"/>
-                <w:sz w:val="17"/>
-              </w:rPr>
-              <w:t>function getProperty&lt;T, K extends keyof T&gt;(obj: T, key: K) { return obj[key]; }</w:t>
-            </w:r>
-          </w:p>
-          <w:p>
-            <w:pPr>
-              <w:spacing w:before="0" w:after="0" w:line="240" w:lineRule="auto"/>
-            </w:pPr>
-            <w:r>
-              <w:rPr>
-                <w:rFonts w:ascii="Consolas" w:hAnsi="Consolas"/>
-                <w:color w:val="1F1F1F"/>
-                <w:sz w:val="17"/>
-              </w:rPr>
-              <w:t>type DeepPartial&lt;T&gt; = { [P in keyof T]?: T[P] extends object ? DeepPartial&lt;T[P]&gt; : T[P]; }</w:t>
-            </w:r>
-          </w:p>
-          <w:p>
-            <w:pPr>
-              <w:spacing w:before="0" w:after="0" w:line="240" w:lineRule="auto"/>
-            </w:pPr>
-            <w:r>
-              <w:rPr>
-                <w:rFonts w:ascii="Consolas" w:hAnsi="Consolas"/>
-                <w:color w:val="1F1F1F"/>
-                <w:sz w:val="17"/>
-              </w:rPr>
-              <w:t>app.get("/:name", (req, res) =&gt; { res.json({ message: `Hello ${req.params.name}` }); });</w:t>
-            </w:r>
-          </w:p>
-        </w:tc>
-      </w:tr>
-    </w:tbl>
-    <w:p>
-      <w:pPr>
-        <w:pStyle w:val="Heading1"/>
-        <w:spacing w:before="360" w:after="160" w:line="240" w:lineRule="auto"/>
-      </w:pPr>
-      <w:r>
-        <w:rPr>
-          <w:rFonts w:ascii="Calibri" w:hAnsi="Calibri"/>
-          <w:b/>
-          <w:color w:val="2E74B5"/>
-          <w:sz w:val="32"/>
-        </w:rPr>
-        <w:t>Day 11: Advanced TypeScript Questions</w:t>
+        <w:t>Day 13 &amp; 14: Node ES Modules</w:t>
       </w:r>
     </w:p>
     <w:p>
@@ -1727,638 +1248,129 @@
         <w:spacing w:before="0" w:after="120" w:line="300" w:lineRule="auto"/>
       </w:pPr>
       <w:r>
-        <w:rPr>
-          <w:rFonts w:ascii="Calibri" w:hAnsi="Calibri"/>
-          <w:color w:val="1F1F1F"/>
-          <w:sz w:val="22"/>
-        </w:rPr>
-        <w:t>Day 11 contains ten focused advanced TypeScript exercises. These move beyond basic typing into reusable generic wrappers, exact object maps, compile-time exhaustiveness, recursive structures, template literal types, conditional inference, union manipulation, higher-order async wrappers, index signatures, and key remapping.</w:t>
+        <w:t>The tests folder also includes a small ES module practice area that compares older CommonJS habits with modern import/export syntax.</w:t>
       </w:r>
     </w:p>
     <w:p>
       <w:pPr>
-        <w:pStyle w:val="ListBullet"/>
-        <w:spacing w:before="0" w:after="80" w:line="300" w:lineRule="auto"/>
-        <w:ind/>
-        <w:jc w:val="left"/>
-        <w:numPr>
-          <w:ilvl w:val="0"/>
-          <w:numId w:val="10"/>
-        </w:numPr>
+        <w:spacing w:before="0" w:after="100" w:line="300" w:lineRule="auto"/>
       </w:pPr>
       <w:r>
         <w:rPr>
-          <w:rFonts w:ascii="Calibri" w:hAnsi="Calibri"/>
-          <w:color w:val="1F1F1F"/>
-          <w:sz w:val="21"/>
+          <w:b/>
+          <w:color w:val="0B2545"/>
         </w:rPr>
-        <w:t>Built fetchData&lt;T&gt;() as a generic API wrapper that returns typed JSON and throws for non-ok responses.</w:t>
+        <w:t xml:space="preserve">Function export: </w:t>
+      </w:r>
+      <w:r>
+        <w:t>op.mjs defines sum() and sub(), then exports sum as the default export.</w:t>
       </w:r>
     </w:p>
     <w:p>
       <w:pPr>
-        <w:pStyle w:val="ListBullet"/>
-        <w:spacing w:before="0" w:after="80" w:line="300" w:lineRule="auto"/>
-        <w:ind/>
-        <w:jc w:val="left"/>
-        <w:numPr>
-          <w:ilvl w:val="0"/>
-          <w:numId w:val="10"/>
-        </w:numPr>
+        <w:spacing w:before="0" w:after="100" w:line="300" w:lineRule="auto"/>
       </w:pPr>
       <w:r>
         <w:rPr>
-          <w:rFonts w:ascii="Calibri" w:hAnsi="Calibri"/>
-          <w:color w:val="1F1F1F"/>
-          <w:sz w:val="21"/>
+          <w:b/>
+          <w:color w:val="0B2545"/>
         </w:rPr>
-        <w:t>Used Record&lt;Role, boolean&gt; to require a complete permission map for every enum role.</w:t>
+        <w:t xml:space="preserve">Function import: </w:t>
+      </w:r>
+      <w:r>
+        <w:t>cal.mjs imports sum from op.mjs, imports Node path, uses sum inside a calculator function, logs the result of calculator(2, 3), and logs path.resolve(process.cwd()).</w:t>
       </w:r>
     </w:p>
     <w:p>
       <w:pPr>
-        <w:pStyle w:val="ListBullet"/>
-        <w:spacing w:before="0" w:after="80" w:line="300" w:lineRule="auto"/>
-        <w:ind/>
-        <w:jc w:val="left"/>
-        <w:numPr>
-          <w:ilvl w:val="0"/>
-          <w:numId w:val="10"/>
-        </w:numPr>
+        <w:spacing w:before="0" w:after="100" w:line="300" w:lineRule="auto"/>
       </w:pPr>
       <w:r>
         <w:rPr>
-          <w:rFonts w:ascii="Calibri" w:hAnsi="Calibri"/>
-          <w:color w:val="1F1F1F"/>
-          <w:sz w:val="21"/>
+          <w:b/>
+          <w:color w:val="0B2545"/>
         </w:rPr>
-        <w:t>Used a never assignment in a switch default to enforce exhaustive handling of TaskStatus union members.</w:t>
+        <w:t xml:space="preserve">Module syntax notes: </w:t>
       </w:r>
-    </w:p>
-    <w:p>
-      <w:pPr>
-        <w:pStyle w:val="ListBullet"/>
-        <w:spacing w:before="0" w:after="80" w:line="300" w:lineRule="auto"/>
-        <w:ind/>
-        <w:jc w:val="left"/>
-        <w:numPr>
-          <w:ilvl w:val="0"/>
-          <w:numId w:val="10"/>
-        </w:numPr>
-      </w:pPr>
       <w:r>
-        <w:rPr>
-          <w:rFonts w:ascii="Calibri" w:hAnsi="Calibri"/>
-          <w:color w:val="1F1F1F"/>
-          <w:sz w:val="21"/>
-        </w:rPr>
-        <w:t>Modeled nested navigation with a recursive FolderNode type containing optional files and subFolders.</w:t>
-      </w:r>
-    </w:p>
-    <w:p>
-      <w:pPr>
-        <w:pStyle w:val="ListBullet"/>
-        <w:spacing w:before="0" w:after="80" w:line="300" w:lineRule="auto"/>
-        <w:ind/>
-        <w:jc w:val="left"/>
-        <w:numPr>
-          <w:ilvl w:val="0"/>
-          <w:numId w:val="10"/>
-        </w:numPr>
-      </w:pPr>
-      <w:r>
-        <w:rPr>
-          <w:rFonts w:ascii="Calibri" w:hAnsi="Calibri"/>
-          <w:color w:val="1F1F1F"/>
-          <w:sz w:val="21"/>
-        </w:rPr>
-        <w:t>Created template literal CSS value types such as `${number}${CssUnit}`.</w:t>
-      </w:r>
-    </w:p>
-    <w:p>
-      <w:pPr>
-        <w:pStyle w:val="ListBullet"/>
-        <w:spacing w:before="0" w:after="80" w:line="300" w:lineRule="auto"/>
-        <w:ind/>
-        <w:jc w:val="left"/>
-        <w:numPr>
-          <w:ilvl w:val="0"/>
-          <w:numId w:val="10"/>
-        </w:numPr>
-      </w:pPr>
-      <w:r>
-        <w:rPr>
-          <w:rFonts w:ascii="Calibri" w:hAnsi="Calibri"/>
-          <w:color w:val="1F1F1F"/>
-          <w:sz w:val="21"/>
-        </w:rPr>
-        <w:t>Used conditional types with infer to unwrap Promise result types.</w:t>
-      </w:r>
-    </w:p>
-    <w:p>
-      <w:pPr>
-        <w:pStyle w:val="ListBullet"/>
-        <w:spacing w:before="0" w:after="80" w:line="300" w:lineRule="auto"/>
-        <w:ind/>
-        <w:jc w:val="left"/>
-        <w:numPr>
-          <w:ilvl w:val="0"/>
-          <w:numId w:val="10"/>
-        </w:numPr>
-      </w:pPr>
-      <w:r>
-        <w:rPr>
-          <w:rFonts w:ascii="Calibri" w:hAnsi="Calibri"/>
-          <w:color w:val="1F1F1F"/>
-          <w:sz w:val="21"/>
-        </w:rPr>
-        <w:t>Used Extract and Exclude to split event unions into mouse and non-form groups.</w:t>
-      </w:r>
-    </w:p>
-    <w:p>
-      <w:pPr>
-        <w:pStyle w:val="ListBullet"/>
-        <w:spacing w:before="0" w:after="80" w:line="300" w:lineRule="auto"/>
-        <w:ind/>
-        <w:jc w:val="left"/>
-        <w:numPr>
-          <w:ilvl w:val="0"/>
-          <w:numId w:val="10"/>
-        </w:numPr>
-      </w:pPr>
-      <w:r>
-        <w:rPr>
-          <w:rFonts w:ascii="Calibri" w:hAnsi="Calibri"/>
-          <w:color w:val="1F1F1F"/>
-          <w:sz w:val="21"/>
-        </w:rPr>
-        <w:t>Built safeExecute() as a generic async higher-order function that catches failures and returns null.</w:t>
-      </w:r>
-    </w:p>
-    <w:p>
-      <w:pPr>
-        <w:pStyle w:val="ListBullet"/>
-        <w:spacing w:before="0" w:after="80" w:line="300" w:lineRule="auto"/>
-        <w:ind/>
-        <w:jc w:val="left"/>
-        <w:numPr>
-          <w:ilvl w:val="0"/>
-          <w:numId w:val="10"/>
-        </w:numPr>
-      </w:pPr>
-      <w:r>
-        <w:rPr>
-          <w:rFonts w:ascii="Calibri" w:hAnsi="Calibri"/>
-          <w:color w:val="1F1F1F"/>
-          <w:sz w:val="21"/>
-        </w:rPr>
-        <w:t>Used index signatures for dynamic metadata values while keeping createdAt as a required Date.</w:t>
-      </w:r>
-    </w:p>
-    <w:p>
-      <w:pPr>
-        <w:pStyle w:val="ListBullet"/>
-        <w:spacing w:before="0" w:after="80" w:line="300" w:lineRule="auto"/>
-        <w:ind/>
-        <w:jc w:val="left"/>
-        <w:numPr>
-          <w:ilvl w:val="0"/>
-          <w:numId w:val="10"/>
-        </w:numPr>
-      </w:pPr>
-      <w:r>
-        <w:rPr>
-          <w:rFonts w:ascii="Calibri" w:hAnsi="Calibri"/>
-          <w:color w:val="1F1F1F"/>
-          <w:sz w:val="21"/>
-        </w:rPr>
-        <w:t>Used mapped types with key remapping to produce API response keys such as DATA_MAKE and DATA_MODEL.</w:t>
-      </w:r>
-    </w:p>
-    <w:tbl>
-      <w:tblPr>
-        <w:tblW w:type="dxa" w:w="9360"/>
-        <w:jc w:val="center"/>
-        <w:tblLook w:firstColumn="1" w:firstRow="1" w:lastColumn="0" w:lastRow="0" w:noHBand="0" w:noVBand="1" w:val="04A0"/>
-        <w:tblInd w:w="120" w:type="dxa"/>
-        <w:tblLayout w:type="fixed"/>
-        <w:tblBorders>
-          <w:top w:val="single" w:sz="4" w:space="0" w:color="B8C7D9"/>
-          <w:left w:val="single" w:sz="4" w:space="0" w:color="B8C7D9"/>
-          <w:bottom w:val="single" w:sz="4" w:space="0" w:color="B8C7D9"/>
-          <w:right w:val="single" w:sz="4" w:space="0" w:color="B8C7D9"/>
-          <w:insideH w:val="single" w:sz="4" w:space="0" w:color="B8C7D9"/>
-          <w:insideV w:val="single" w:sz="4" w:space="0" w:color="B8C7D9"/>
-        </w:tblBorders>
-      </w:tblPr>
-      <w:tblGrid>
-        <w:gridCol w:w="9360"/>
-      </w:tblGrid>
-      <w:tr>
-        <w:trPr>
-          <w:tblHeader w:val="true"/>
-        </w:trPr>
-        <w:tc>
-          <w:tcPr>
-            <w:tcW w:type="dxa" w:w="9360"/>
-            <w:vAlign w:val="center"/>
-            <w:tcMar>
-              <w:top w:w="80" w:type="dxa"/>
-              <w:bottom w:w="80" w:type="dxa"/>
-              <w:start w:w="120" w:type="dxa"/>
-              <w:end w:w="120" w:type="dxa"/>
-            </w:tcMar>
-            <w:shd w:fill="F4F6F9"/>
-          </w:tcPr>
-          <w:p>
-            <w:pPr>
-              <w:spacing w:before="0" w:after="0" w:line="240" w:lineRule="auto"/>
-            </w:pPr>
-            <w:r/>
-            <w:r>
-              <w:rPr>
-                <w:rFonts w:ascii="Consolas" w:hAnsi="Consolas"/>
-                <w:color w:val="1F1F1F"/>
-                <w:sz w:val="17"/>
-              </w:rPr>
-              <w:t>async function fetchData&lt;T&gt;(url: string): Promise&lt;T&gt; { return (await response.json()) as T; }</w:t>
-            </w:r>
-          </w:p>
-          <w:p>
-            <w:pPr>
-              <w:spacing w:before="0" w:after="0" w:line="240" w:lineRule="auto"/>
-            </w:pPr>
-            <w:r>
-              <w:rPr>
-                <w:rFonts w:ascii="Consolas" w:hAnsi="Consolas"/>
-                <w:color w:val="1F1F1F"/>
-                <w:sz w:val="17"/>
-              </w:rPr>
-              <w:t>type UnwrapPromise&lt;T&gt; = T extends Promise&lt;infer ResolvedType&gt; ? ResolvedType : T;</w:t>
-            </w:r>
-          </w:p>
-          <w:p>
-            <w:pPr>
-              <w:spacing w:before="0" w:after="0" w:line="240" w:lineRule="auto"/>
-            </w:pPr>
-            <w:r>
-              <w:rPr>
-                <w:rFonts w:ascii="Consolas" w:hAnsi="Consolas"/>
-                <w:color w:val="1F1F1F"/>
-                <w:sz w:val="17"/>
-              </w:rPr>
-              <w:t>type ApiResponse&lt;T&gt; = { [Key in keyof T as `DATA_${Uppercase&lt;string &amp; Key&gt;}`]: T[Key]; };</w:t>
-            </w:r>
-          </w:p>
-        </w:tc>
-      </w:tr>
-    </w:tbl>
-    <w:p>
-      <w:pPr>
-        <w:pStyle w:val="Heading1"/>
-        <w:spacing w:before="360" w:after="160" w:line="240" w:lineRule="auto"/>
-      </w:pPr>
-      <w:r>
-        <w:rPr>
-          <w:rFonts w:ascii="Calibri" w:hAnsi="Calibri"/>
-          <w:b/>
-          <w:color w:val="2E74B5"/>
-          <w:sz w:val="32"/>
-        </w:rPr>
-        <w:t>Day 12 and Playwright Testing Setup</w:t>
-      </w:r>
-    </w:p>
-    <w:p>
-      <w:pPr>
-        <w:spacing w:before="0" w:after="120" w:line="300" w:lineRule="auto"/>
-      </w:pPr>
-      <w:r>
-        <w:rPr>
-          <w:rFonts w:ascii="Calibri" w:hAnsi="Calibri"/>
-          <w:color w:val="1F1F1F"/>
-          <w:sz w:val="22"/>
-        </w:rPr>
-        <w:t>The newest work adds Playwright tooling and browser automation practice. The root project now has Playwright and TypeScript-related dependencies, a Playwright configuration file, a gitignore for generated artifacts, and test files under tests.</w:t>
-      </w:r>
-    </w:p>
-    <w:p>
-      <w:pPr>
-        <w:pStyle w:val="ListBullet"/>
-        <w:spacing w:before="0" w:after="80" w:line="300" w:lineRule="auto"/>
-        <w:ind/>
-        <w:jc w:val="left"/>
-        <w:numPr>
-          <w:ilvl w:val="0"/>
-          <w:numId w:val="10"/>
-        </w:numPr>
-      </w:pPr>
-      <w:r>
-        <w:rPr>
-          <w:rFonts w:ascii="Calibri" w:hAnsi="Calibri"/>
-          <w:color w:val="1F1F1F"/>
-          <w:sz w:val="21"/>
-        </w:rPr>
-        <w:t>Installed Playwright-related packages, TypeScript tooling, ts-node, tsx, @types/node, and supporting package-lock metadata.</w:t>
-      </w:r>
-    </w:p>
-    <w:p>
-      <w:pPr>
-        <w:pStyle w:val="ListBullet"/>
-        <w:spacing w:before="0" w:after="80" w:line="300" w:lineRule="auto"/>
-        <w:ind/>
-        <w:jc w:val="left"/>
-        <w:numPr>
-          <w:ilvl w:val="0"/>
-          <w:numId w:val="10"/>
-        </w:numPr>
-      </w:pPr>
-      <w:r>
-        <w:rPr>
-          <w:rFonts w:ascii="Calibri" w:hAnsi="Calibri"/>
-          <w:color w:val="1F1F1F"/>
-          <w:sz w:val="21"/>
-        </w:rPr>
-        <w:t>Added Playwright config with testDir set to ./tests, fullyParallel enabled, html reporter, trace on first retry, and projects for Chromium, Firefox, and WebKit.</w:t>
-      </w:r>
-    </w:p>
-    <w:p>
-      <w:pPr>
-        <w:pStyle w:val="ListBullet"/>
-        <w:spacing w:before="0" w:after="80" w:line="300" w:lineRule="auto"/>
-        <w:ind/>
-        <w:jc w:val="left"/>
-        <w:numPr>
-          <w:ilvl w:val="0"/>
-          <w:numId w:val="10"/>
-        </w:numPr>
-      </w:pPr>
-      <w:r>
-        <w:rPr>
-          <w:rFonts w:ascii="Calibri" w:hAnsi="Calibri"/>
-          <w:color w:val="1F1F1F"/>
-          <w:sz w:val="21"/>
-        </w:rPr>
-        <w:t>Configured tsconfig with nodenext modules, esnext target, source maps, declarations, strict mode, exact optional property checks, and noUncheckedIndexedAccess.</w:t>
-      </w:r>
-    </w:p>
-    <w:p>
-      <w:pPr>
-        <w:pStyle w:val="ListBullet"/>
-        <w:spacing w:before="0" w:after="80" w:line="300" w:lineRule="auto"/>
-        <w:ind/>
-        <w:jc w:val="left"/>
-        <w:numPr>
-          <w:ilvl w:val="0"/>
-          <w:numId w:val="10"/>
-        </w:numPr>
-      </w:pPr>
-      <w:r>
-        <w:rPr>
-          <w:rFonts w:ascii="Calibri" w:hAnsi="Calibri"/>
-          <w:color w:val="1F1F1F"/>
-          <w:sz w:val="21"/>
-        </w:rPr>
-        <w:t>Created a direct Playwright script that launches Chromium, opens a page, navigates to Google, prints the title, waits, and closes the browser.</w:t>
-      </w:r>
-    </w:p>
-    <w:p>
-      <w:pPr>
-        <w:pStyle w:val="ListBullet"/>
-        <w:spacing w:before="0" w:after="80" w:line="300" w:lineRule="auto"/>
-        <w:ind/>
-        <w:jc w:val="left"/>
-        <w:numPr>
-          <w:ilvl w:val="0"/>
-          <w:numId w:val="10"/>
-        </w:numPr>
-      </w:pPr>
-      <w:r>
-        <w:rPr>
-          <w:rFonts w:ascii="Calibri" w:hAnsi="Calibri"/>
-          <w:color w:val="1F1F1F"/>
-          <w:sz w:val="21"/>
-        </w:rPr>
-        <w:t>Added the default Playwright example tests for title assertion and Get Started navigation on playwright.dev.</w:t>
-      </w:r>
-    </w:p>
-    <w:p>
-      <w:pPr>
-        <w:pStyle w:val="ListBullet"/>
-        <w:spacing w:before="0" w:after="80" w:line="300" w:lineRule="auto"/>
-        <w:ind/>
-        <w:jc w:val="left"/>
-        <w:numPr>
-          <w:ilvl w:val="0"/>
-          <w:numId w:val="10"/>
-        </w:numPr>
-      </w:pPr>
-      <w:r>
-        <w:rPr>
-          <w:rFonts w:ascii="Calibri" w:hAnsi="Calibri"/>
-          <w:color w:val="1F1F1F"/>
-          <w:sz w:val="21"/>
-        </w:rPr>
-        <w:t>Added a TechX test that opens techxincorporation.com, locates a Request link with getByRole().nth(1), clicks it, and asserts the contact-page URL.</w:t>
-      </w:r>
-    </w:p>
-    <w:p>
-      <w:pPr>
-        <w:pStyle w:val="ListBullet"/>
-        <w:spacing w:before="0" w:after="80" w:line="300" w:lineRule="auto"/>
-        <w:ind/>
-        <w:jc w:val="left"/>
-        <w:numPr>
-          <w:ilvl w:val="0"/>
-          <w:numId w:val="10"/>
-        </w:numPr>
-      </w:pPr>
-      <w:r>
-        <w:rPr>
-          <w:rFonts w:ascii="Calibri" w:hAnsi="Calibri"/>
-          <w:color w:val="1F1F1F"/>
-          <w:sz w:val="21"/>
-        </w:rPr>
-        <w:t>Added .gitignore entries for node_modules, test-results, playwright-report, blob-report, Playwright cache, and auth storage.</w:t>
-      </w:r>
-    </w:p>
-    <w:tbl>
-      <w:tblPr>
-        <w:tblW w:type="dxa" w:w="9360"/>
-        <w:jc w:val="center"/>
-        <w:tblLook w:firstColumn="1" w:firstRow="1" w:lastColumn="0" w:lastRow="0" w:noHBand="0" w:noVBand="1" w:val="04A0"/>
-        <w:tblInd w:w="120" w:type="dxa"/>
-        <w:tblLayout w:type="fixed"/>
-        <w:tblBorders>
-          <w:top w:val="single" w:sz="4" w:space="0" w:color="B8C7D9"/>
-          <w:left w:val="single" w:sz="4" w:space="0" w:color="B8C7D9"/>
-          <w:bottom w:val="single" w:sz="4" w:space="0" w:color="B8C7D9"/>
-          <w:right w:val="single" w:sz="4" w:space="0" w:color="B8C7D9"/>
-          <w:insideH w:val="single" w:sz="4" w:space="0" w:color="B8C7D9"/>
-          <w:insideV w:val="single" w:sz="4" w:space="0" w:color="B8C7D9"/>
-        </w:tblBorders>
-      </w:tblPr>
-      <w:tblGrid>
-        <w:gridCol w:w="9360"/>
-      </w:tblGrid>
-      <w:tr>
-        <w:trPr>
-          <w:tblHeader w:val="true"/>
-        </w:trPr>
-        <w:tc>
-          <w:tcPr>
-            <w:tcW w:type="dxa" w:w="9360"/>
-            <w:vAlign w:val="center"/>
-            <w:tcMar>
-              <w:top w:w="80" w:type="dxa"/>
-              <w:bottom w:w="80" w:type="dxa"/>
-              <w:start w:w="120" w:type="dxa"/>
-              <w:end w:w="120" w:type="dxa"/>
-            </w:tcMar>
-            <w:shd w:fill="F4F6F9"/>
-          </w:tcPr>
-          <w:p>
-            <w:pPr>
-              <w:spacing w:before="0" w:after="0" w:line="240" w:lineRule="auto"/>
-            </w:pPr>
-            <w:r/>
-            <w:r>
-              <w:rPr>
-                <w:rFonts w:ascii="Consolas" w:hAnsi="Consolas"/>
-                <w:color w:val="1F1F1F"/>
-                <w:sz w:val="17"/>
-              </w:rPr>
-              <w:t>test("has title", async ({ page }) =&gt; { await page.goto("https://playwright.dev/"); await expect(page).toHaveTitle(/Playwright/); });</w:t>
-            </w:r>
-          </w:p>
-          <w:p>
-            <w:pPr>
-              <w:spacing w:before="0" w:after="0" w:line="240" w:lineRule="auto"/>
-            </w:pPr>
-            <w:r>
-              <w:rPr>
-                <w:rFonts w:ascii="Consolas" w:hAnsi="Consolas"/>
-                <w:color w:val="1F1F1F"/>
-                <w:sz w:val="17"/>
-              </w:rPr>
-              <w:t>const consultBtn = page.getByRole("link", { name: /Request/ }).nth(1);</w:t>
-            </w:r>
-          </w:p>
-          <w:p>
-            <w:pPr>
-              <w:spacing w:before="0" w:after="0" w:line="240" w:lineRule="auto"/>
-            </w:pPr>
-            <w:r>
-              <w:rPr>
-                <w:rFonts w:ascii="Consolas" w:hAnsi="Consolas"/>
-                <w:color w:val="1F1F1F"/>
-                <w:sz w:val="17"/>
-              </w:rPr>
-              <w:t>await consultBtn.click();</w:t>
-            </w:r>
-          </w:p>
-          <w:p>
-            <w:pPr>
-              <w:spacing w:before="0" w:after="0" w:line="240" w:lineRule="auto"/>
-            </w:pPr>
-            <w:r>
-              <w:rPr>
-                <w:rFonts w:ascii="Consolas" w:hAnsi="Consolas"/>
-                <w:color w:val="1F1F1F"/>
-                <w:sz w:val="17"/>
-              </w:rPr>
-              <w:t>expect(page.url()).toBe("https://www.techxincorporation.com/contact");</w:t>
-            </w:r>
-          </w:p>
-        </w:tc>
-      </w:tr>
-    </w:tbl>
-    <w:p>
-      <w:pPr>
-        <w:pStyle w:val="Heading1"/>
-        <w:spacing w:before="360" w:after="160" w:line="240" w:lineRule="auto"/>
-      </w:pPr>
-      <w:r>
-        <w:rPr>
-          <w:rFonts w:ascii="Calibri" w:hAnsi="Calibri"/>
-          <w:b/>
-          <w:color w:val="2E74B5"/>
-          <w:sz w:val="32"/>
-        </w:rPr>
-        <w:t>Command and Workflow Notes</w:t>
-      </w:r>
-    </w:p>
-    <w:p>
-      <w:pPr>
-        <w:pStyle w:val="ListBullet"/>
-        <w:spacing w:before="0" w:after="80" w:line="300" w:lineRule="auto"/>
-        <w:ind/>
-        <w:jc w:val="left"/>
-        <w:numPr>
-          <w:ilvl w:val="0"/>
-          <w:numId w:val="10"/>
-        </w:numPr>
-      </w:pPr>
-      <w:r>
-        <w:rPr>
-          <w:rFonts w:ascii="Calibri" w:hAnsi="Calibri"/>
-          <w:color w:val="1F1F1F"/>
-          <w:sz w:val="21"/>
-        </w:rPr>
-        <w:t>TypeScript files can be run with commands such as npx ts-node "Day 9/index.ts" or npx tsx index.ts.</w:t>
-      </w:r>
-    </w:p>
-    <w:p>
-      <w:pPr>
-        <w:pStyle w:val="ListBullet"/>
-        <w:spacing w:before="0" w:after="80" w:line="300" w:lineRule="auto"/>
-        <w:ind/>
-        <w:jc w:val="left"/>
-        <w:numPr>
-          <w:ilvl w:val="0"/>
-          <w:numId w:val="10"/>
-        </w:numPr>
-      </w:pPr>
-      <w:r>
-        <w:rPr>
-          <w:rFonts w:ascii="Calibri" w:hAnsi="Calibri"/>
-          <w:color w:val="1F1F1F"/>
-          <w:sz w:val="21"/>
-        </w:rPr>
-        <w:t>Generated folders such as node_modules, playwright-report, and test-results are tooling output and should not be treated as hand-written learning code.</w:t>
-      </w:r>
-    </w:p>
-    <w:p>
-      <w:pPr>
-        <w:pStyle w:val="ListBullet"/>
-        <w:spacing w:before="0" w:after="80" w:line="300" w:lineRule="auto"/>
-        <w:ind/>
-        <w:jc w:val="left"/>
-        <w:numPr>
-          <w:ilvl w:val="0"/>
-          <w:numId w:val="10"/>
-        </w:numPr>
-      </w:pPr>
-      <w:r>
-        <w:rPr>
-          <w:rFonts w:ascii="Calibri" w:hAnsi="Calibri"/>
-          <w:color w:val="1F1F1F"/>
-          <w:sz w:val="21"/>
-        </w:rPr>
-        <w:t>The update window covered May 8 to May 14, 2026; no Day 8 folder was found, so the synopsis intentionally jumps from Day 7 to Day 9.</w:t>
+        <w:t>Comments in the module files compare require()/module.exports with .mjs import/export syntax, showing the difference between CommonJS and ES modules.</w:t>
       </w:r>
     </w:p>
     <w:p>
       <w:pPr>
         <w:pStyle w:val="Heading1"/>
-        <w:spacing w:before="360" w:after="160" w:line="240" w:lineRule="auto"/>
+        <w:jc w:val="left"/>
+      </w:pPr>
+      <w:r>
+        <w:t>Dependency and Workflow Notes</w:t>
+      </w:r>
+    </w:p>
+    <w:p>
+      <w:pPr>
+        <w:spacing w:before="0" w:after="100" w:line="300" w:lineRule="auto"/>
       </w:pPr>
       <w:r>
         <w:rPr>
-          <w:rFonts w:ascii="Calibri" w:hAnsi="Calibri"/>
           <w:b/>
-          <w:color w:val="2E74B5"/>
-          <w:sz w:val="32"/>
+          <w:color w:val="0B2545"/>
         </w:rPr>
+        <w:t xml:space="preserve">Generated dependency files: </w:t>
+      </w:r>
+      <w:r>
+        <w:t>package-lock.json files changed because dependencies were installed or synchronized. They support reproducible installs but are not treated as separate learning exercises.</w:t>
+      </w:r>
+    </w:p>
+    <w:p>
+      <w:pPr>
+        <w:spacing w:before="0" w:after="100" w:line="300" w:lineRule="auto"/>
+      </w:pPr>
+      <w:r>
+        <w:rPr>
+          <w:b/>
+          <w:color w:val="0B2545"/>
+        </w:rPr>
+        <w:t xml:space="preserve">Ignored artifacts: </w:t>
+      </w:r>
+      <w:r>
+        <w:t>The gitignore files exclude node_modules, test-results, playwright-report, blob-report, Playwright cache/auth files, and environment files such as .env.</w:t>
+      </w:r>
+    </w:p>
+    <w:p>
+      <w:pPr>
+        <w:spacing w:before="0" w:after="100" w:line="300" w:lineRule="auto"/>
+      </w:pPr>
+      <w:r>
+        <w:rPr>
+          <w:b/>
+          <w:color w:val="0B2545"/>
+        </w:rPr>
+        <w:t xml:space="preserve">Current folder state: </w:t>
+      </w:r>
+      <w:r>
+        <w:t>The synopsis follows the current visible workspace, where the newest project is stored under Day 13 &amp; 14 and includes both the web app and Playwright tests.</w:t>
+      </w:r>
+    </w:p>
+    <w:p>
+      <w:pPr>
+        <w:spacing w:before="0" w:after="100" w:line="300" w:lineRule="auto"/>
+      </w:pPr>
+      <w:r>
+        <w:rPr>
+          <w:b/>
+          <w:color w:val="0B2545"/>
+        </w:rPr>
+        <w:t xml:space="preserve">No Day 8 folder: </w:t>
+      </w:r>
+      <w:r>
+        <w:t>The workspace still does not show a Day 8 folder, so the training path intentionally moves from Day 7 to Day 9 in the preserved history.</w:t>
+      </w:r>
+    </w:p>
+    <w:p>
+      <w:pPr>
+        <w:pStyle w:val="Heading1"/>
+        <w:jc w:val="left"/>
+      </w:pPr>
+      <w:r>
         <w:t>Conclusion</w:t>
       </w:r>
     </w:p>
@@ -2367,12 +1379,7 @@
         <w:spacing w:before="0" w:after="120" w:line="300" w:lineRule="auto"/>
       </w:pPr>
       <w:r>
-        <w:rPr>
-          <w:rFonts w:ascii="Calibri" w:hAnsi="Calibri"/>
-          <w:color w:val="1F1F1F"/>
-          <w:sz w:val="22"/>
-        </w:rPr>
-        <w:t>The updated synopsis now covers the complete visible training path through May 14, 2026. Since the last synopsis, the work advanced from JavaScript internals into TypeScript, Express, API-driven DOM updates, advanced type-system exercises, and Playwright browser testing. These additions are directly aligned with SDET preparation because they combine language fundamentals, typed programming, API handling, server basics, and end-to-end UI automation.</w:t>
+        <w:t>The synopsis now covers the complete visible training path through May 16, 2026. Since the last update, the work expanded from the earlier JavaScript, TypeScript, API, Express, and Playwright foundations into a more complete end-to-end testing setup: a live Express login application, browser-side form submission, Playwright data-driven tests, automatic local server startup, multi-browser configuration, CI execution, and ES module practice. These additions strengthen SDET preparation because they connect programming fundamentals with real browser automation and test workflow habits.</w:t>
       </w:r>
     </w:p>
     <w:sectPr>
@@ -2392,15 +1399,14 @@
     <w:pPr>
       <w:pStyle w:val="Footer"/>
       <w:spacing w:before="0" w:after="0" w:line="240" w:lineRule="auto"/>
-      <w:jc w:val="center"/>
+      <w:jc w:val="right"/>
     </w:pPr>
     <w:r>
       <w:rPr>
-        <w:rFonts w:ascii="Calibri" w:hAnsi="Calibri"/>
         <w:color w:val="555555"/>
         <w:sz w:val="18"/>
       </w:rPr>
-      <w:t>Synopsis | Updated through May 14, 2026</w:t>
+      <w:t>Training Synopsis | Updated May 16, 2026</w:t>
     </w:r>
   </w:p>
 </w:ftr>
@@ -2605,24 +1611,6 @@
   </w:num>
   <w:num w:numId="9">
     <w:abstractNumId w:val="0"/>
-  </w:num>
-  <w:abstractNum w:abstractNumId="9">
-    <w:multiLevelType w:val="singleLevel"/>
-    <w:lvl w:ilvl="0">
-      <w:start w:val="1"/>
-      <w:numFmt w:val="bullet"/>
-      <w:lvlText w:val="•"/>
-      <w:lvlJc w:val="left"/>
-      <w:pPr>
-        <w:ind w:left="540" w:hanging="270"/>
-      </w:pPr>
-      <w:rPr>
-        <w:rFonts w:ascii="Symbol" w:hAnsi="Symbol"/>
-      </w:rPr>
-    </w:lvl>
-  </w:abstractNum>
-  <w:num w:numId="10">
-    <w:abstractNumId w:val="9"/>
   </w:num>
 </w:numbering>
 </file>
@@ -2788,10 +1776,11 @@
     <w:qFormat/>
     <w:rsid w:val="00FC693F"/>
     <w:pPr>
-      <w:spacing w:after="120" w:line="300" w:lineRule="auto"/>
+      <w:spacing w:before="0" w:after="120" w:line="300" w:lineRule="auto"/>
     </w:pPr>
     <w:rPr>
-      <w:rFonts w:ascii="Calibri" w:hAnsi="Calibri"/>
+      <w:rFonts w:ascii="Calibri" w:hAnsi="Calibri" w:eastAsia="Calibri"/>
+      <w:color w:val="000000"/>
       <w:sz w:val="22"/>
     </w:rPr>
   </w:style>
@@ -2850,15 +1839,15 @@
     <w:pPr>
       <w:keepNext/>
       <w:keepLines/>
-      <w:spacing w:before="480" w:after="0"/>
+      <w:spacing w:before="360" w:after="200" w:line="300" w:lineRule="auto"/>
       <w:outlineLvl w:val="0"/>
     </w:pPr>
     <w:rPr>
-      <w:rFonts w:asciiTheme="majorHAnsi" w:eastAsiaTheme="majorEastAsia" w:hAnsiTheme="majorHAnsi" w:cstheme="majorBidi"/>
+      <w:rFonts w:asciiTheme="majorHAnsi" w:eastAsiaTheme="majorEastAsia" w:hAnsiTheme="majorHAnsi" w:cstheme="majorBidi" w:ascii="Calibri" w:hAnsi="Calibri" w:eastAsia="Calibri"/>
       <w:b/>
       <w:bCs/>
-      <w:color w:val="365F91" w:themeColor="accent1" w:themeShade="BF"/>
-      <w:sz w:val="28"/>
+      <w:color w:val="2E74B5"/>
+      <w:sz w:val="32"/>
       <w:szCs w:val="28"/>
     </w:rPr>
   </w:style>
@@ -2874,14 +1863,14 @@
     <w:pPr>
       <w:keepNext/>
       <w:keepLines/>
-      <w:spacing w:before="200" w:after="0"/>
+      <w:spacing w:before="280" w:after="140" w:line="300" w:lineRule="auto"/>
       <w:outlineLvl w:val="1"/>
     </w:pPr>
     <w:rPr>
-      <w:rFonts w:asciiTheme="majorHAnsi" w:eastAsiaTheme="majorEastAsia" w:hAnsiTheme="majorHAnsi" w:cstheme="majorBidi"/>
+      <w:rFonts w:asciiTheme="majorHAnsi" w:eastAsiaTheme="majorEastAsia" w:hAnsiTheme="majorHAnsi" w:cstheme="majorBidi" w:ascii="Calibri" w:hAnsi="Calibri" w:eastAsia="Calibri"/>
       <w:b/>
       <w:bCs/>
-      <w:color w:val="4F81BD" w:themeColor="accent1"/>
+      <w:color w:val="2E74B5"/>
       <w:sz w:val="26"/>
       <w:szCs w:val="26"/>
     </w:rPr>
@@ -2898,14 +1887,15 @@
     <w:pPr>
       <w:keepNext/>
       <w:keepLines/>
-      <w:spacing w:before="200" w:after="0"/>
+      <w:spacing w:before="200" w:after="100" w:line="300" w:lineRule="auto"/>
       <w:outlineLvl w:val="2"/>
     </w:pPr>
     <w:rPr>
-      <w:rFonts w:asciiTheme="majorHAnsi" w:eastAsiaTheme="majorEastAsia" w:hAnsiTheme="majorHAnsi" w:cstheme="majorBidi"/>
+      <w:rFonts w:asciiTheme="majorHAnsi" w:eastAsiaTheme="majorEastAsia" w:hAnsiTheme="majorHAnsi" w:cstheme="majorBidi" w:ascii="Calibri" w:hAnsi="Calibri" w:eastAsia="Calibri"/>
       <w:b/>
       <w:bCs/>
-      <w:color w:val="4F81BD" w:themeColor="accent1"/>
+      <w:color w:val="1F4D78"/>
+      <w:sz w:val="24"/>
     </w:rPr>
   </w:style>
   <w:style w:type="paragraph" w:styleId="Heading4">
@@ -3139,15 +2129,16 @@
       <w:pBdr>
         <w:bottom w:val="single" w:sz="8" w:space="4" w:color="4F81BD" w:themeColor="accent1"/>
       </w:pBdr>
-      <w:spacing w:after="300" w:line="240" w:lineRule="auto"/>
+      <w:spacing w:after="160" w:line="240" w:lineRule="auto" w:before="0"/>
       <w:contextualSpacing/>
     </w:pPr>
     <w:rPr>
-      <w:rFonts w:asciiTheme="majorHAnsi" w:eastAsiaTheme="majorEastAsia" w:hAnsiTheme="majorHAnsi" w:cstheme="majorBidi"/>
-      <w:color w:val="17365D" w:themeColor="text2" w:themeShade="BF"/>
+      <w:rFonts w:asciiTheme="majorHAnsi" w:eastAsiaTheme="majorEastAsia" w:hAnsiTheme="majorHAnsi" w:cstheme="majorBidi" w:ascii="Calibri" w:hAnsi="Calibri" w:eastAsia="Calibri"/>
+      <w:b/>
+      <w:color w:val="0B2545"/>
       <w:spacing w:val="5"/>
       <w:kern w:val="28"/>
-      <w:sz w:val="52"/>
+      <w:sz w:val="48"/>
       <w:szCs w:val="52"/>
     </w:rPr>
   </w:style>
@@ -3178,12 +2169,13 @@
       <w:numPr>
         <w:ilvl w:val="1"/>
       </w:numPr>
+      <w:spacing w:after="120"/>
     </w:pPr>
     <w:rPr>
-      <w:rFonts w:asciiTheme="majorHAnsi" w:eastAsiaTheme="majorEastAsia" w:hAnsiTheme="majorHAnsi" w:cstheme="majorBidi"/>
+      <w:rFonts w:asciiTheme="majorHAnsi" w:eastAsiaTheme="majorEastAsia" w:hAnsiTheme="majorHAnsi" w:cstheme="majorBidi" w:ascii="Calibri" w:hAnsi="Calibri" w:eastAsia="Calibri"/>
       <w:i/>
       <w:iCs/>
-      <w:color w:val="4F81BD" w:themeColor="accent1"/>
+      <w:color w:val="555555"/>
       <w:spacing w:val="15"/>
       <w:sz w:val="24"/>
       <w:szCs w:val="24"/>
